--- a/Task1_AllDesigns_721242_Chukwudolue_T.docx
+++ b/Task1_AllDesigns_721242_Chukwudolue_T.docx
@@ -1793,10 +1793,4414 @@
       <w:bookmarkEnd w:id="3"/>
     </w:p>
     <w:p>
-      <w:r>
-        <w:t>ASP USERS</w:t>
-      </w:r>
+      <w:pPr>
+        <w:shd w:val="clear" w:color="auto" w:fill="1E1E1E"/>
+        <w:spacing w:after="240" w:line="285" w:lineRule="atLeast"/>
+        <w:rPr>
+          <w:rFonts w:ascii="Consolas" w:eastAsia="Times New Roman" w:hAnsi="Consolas" w:cs="Times New Roman"/>
+          <w:color w:val="D4D4D4"/>
+          <w:sz w:val="21"/>
+          <w:szCs w:val="21"/>
+          <w:lang w:eastAsia="en-GB"/>
+        </w:rPr>
+      </w:pPr>
     </w:p>
+    <w:p>
+      <w:pPr>
+        <w:shd w:val="clear" w:color="auto" w:fill="1E1E1E"/>
+        <w:spacing w:after="0" w:line="285" w:lineRule="atLeast"/>
+        <w:rPr>
+          <w:rFonts w:ascii="Consolas" w:eastAsia="Times New Roman" w:hAnsi="Consolas" w:cs="Times New Roman"/>
+          <w:color w:val="D4D4D4"/>
+          <w:sz w:val="21"/>
+          <w:szCs w:val="21"/>
+          <w:lang w:eastAsia="en-GB"/>
+        </w:rPr>
+      </w:pPr>
+      <w:r>
+        <w:rPr>
+          <w:rFonts w:ascii="Consolas" w:eastAsia="Times New Roman" w:hAnsi="Consolas" w:cs="Times New Roman"/>
+          <w:color w:val="569CD6"/>
+          <w:sz w:val="21"/>
+          <w:szCs w:val="21"/>
+          <w:lang w:eastAsia="en-GB"/>
+        </w:rPr>
+        <w:t>Table</w:t>
+      </w:r>
+      <w:r>
+        <w:rPr>
+          <w:rFonts w:ascii="Consolas" w:eastAsia="Times New Roman" w:hAnsi="Consolas" w:cs="Times New Roman"/>
+          <w:color w:val="D4D4D4"/>
+          <w:sz w:val="21"/>
+          <w:szCs w:val="21"/>
+          <w:lang w:eastAsia="en-GB"/>
+        </w:rPr>
+        <w:t xml:space="preserve"> </w:t>
+      </w:r>
+      <w:r>
+        <w:rPr>
+          <w:rFonts w:ascii="Consolas" w:eastAsia="Times New Roman" w:hAnsi="Consolas" w:cs="Times New Roman"/>
+          <w:color w:val="CE9178"/>
+          <w:sz w:val="21"/>
+          <w:szCs w:val="21"/>
+          <w:lang w:eastAsia="en-GB"/>
+        </w:rPr>
+        <w:t>"</w:t>
+      </w:r>
+      <w:proofErr w:type="spellStart"/>
+      <w:r>
+        <w:rPr>
+          <w:rFonts w:ascii="Consolas" w:eastAsia="Times New Roman" w:hAnsi="Consolas" w:cs="Times New Roman"/>
+          <w:color w:val="CE9178"/>
+          <w:sz w:val="21"/>
+          <w:szCs w:val="21"/>
+          <w:lang w:eastAsia="en-GB"/>
+        </w:rPr>
+        <w:t>AspNetRoles</w:t>
+      </w:r>
+      <w:proofErr w:type="spellEnd"/>
+      <w:r>
+        <w:rPr>
+          <w:rFonts w:ascii="Consolas" w:eastAsia="Times New Roman" w:hAnsi="Consolas" w:cs="Times New Roman"/>
+          <w:color w:val="CE9178"/>
+          <w:sz w:val="21"/>
+          <w:szCs w:val="21"/>
+          <w:lang w:eastAsia="en-GB"/>
+        </w:rPr>
+        <w:t>"</w:t>
+      </w:r>
+      <w:r>
+        <w:rPr>
+          <w:rFonts w:ascii="Consolas" w:eastAsia="Times New Roman" w:hAnsi="Consolas" w:cs="Times New Roman"/>
+          <w:color w:val="D4D4D4"/>
+          <w:sz w:val="21"/>
+          <w:szCs w:val="21"/>
+          <w:lang w:eastAsia="en-GB"/>
+        </w:rPr>
+        <w:t xml:space="preserve"> {</w:t>
+      </w:r>
+    </w:p>
+    <w:p>
+      <w:pPr>
+        <w:shd w:val="clear" w:color="auto" w:fill="1E1E1E"/>
+        <w:spacing w:after="0" w:line="285" w:lineRule="atLeast"/>
+        <w:rPr>
+          <w:rFonts w:ascii="Consolas" w:eastAsia="Times New Roman" w:hAnsi="Consolas" w:cs="Times New Roman"/>
+          <w:color w:val="D4D4D4"/>
+          <w:sz w:val="21"/>
+          <w:szCs w:val="21"/>
+          <w:lang w:eastAsia="en-GB"/>
+        </w:rPr>
+      </w:pPr>
+      <w:r>
+        <w:rPr>
+          <w:rFonts w:ascii="Consolas" w:eastAsia="Times New Roman" w:hAnsi="Consolas" w:cs="Times New Roman"/>
+          <w:color w:val="D4D4D4"/>
+          <w:sz w:val="21"/>
+          <w:szCs w:val="21"/>
+          <w:lang w:eastAsia="en-GB"/>
+        </w:rPr>
+        <w:t xml:space="preserve">  </w:t>
+      </w:r>
+      <w:r>
+        <w:rPr>
+          <w:rFonts w:ascii="Consolas" w:eastAsia="Times New Roman" w:hAnsi="Consolas" w:cs="Times New Roman"/>
+          <w:color w:val="CE9178"/>
+          <w:sz w:val="21"/>
+          <w:szCs w:val="21"/>
+          <w:lang w:eastAsia="en-GB"/>
+        </w:rPr>
+        <w:t>"Id"</w:t>
+      </w:r>
+      <w:r>
+        <w:rPr>
+          <w:rFonts w:ascii="Consolas" w:eastAsia="Times New Roman" w:hAnsi="Consolas" w:cs="Times New Roman"/>
+          <w:color w:val="D4D4D4"/>
+          <w:sz w:val="21"/>
+          <w:szCs w:val="21"/>
+          <w:lang w:eastAsia="en-GB"/>
+        </w:rPr>
+        <w:t xml:space="preserve"> </w:t>
+      </w:r>
+      <w:proofErr w:type="spellStart"/>
+      <w:proofErr w:type="gramStart"/>
+      <w:r>
+        <w:rPr>
+          <w:rFonts w:ascii="Consolas" w:eastAsia="Times New Roman" w:hAnsi="Consolas" w:cs="Times New Roman"/>
+          <w:color w:val="569CD6"/>
+          <w:sz w:val="21"/>
+          <w:szCs w:val="21"/>
+          <w:lang w:eastAsia="en-GB"/>
+        </w:rPr>
+        <w:t>nvarchar</w:t>
+      </w:r>
+      <w:proofErr w:type="spellEnd"/>
+      <w:r>
+        <w:rPr>
+          <w:rFonts w:ascii="Consolas" w:eastAsia="Times New Roman" w:hAnsi="Consolas" w:cs="Times New Roman"/>
+          <w:color w:val="D4D4D4"/>
+          <w:sz w:val="21"/>
+          <w:szCs w:val="21"/>
+          <w:lang w:eastAsia="en-GB"/>
+        </w:rPr>
+        <w:t>(</w:t>
+      </w:r>
+      <w:proofErr w:type="gramEnd"/>
+      <w:r>
+        <w:rPr>
+          <w:rFonts w:ascii="Consolas" w:eastAsia="Times New Roman" w:hAnsi="Consolas" w:cs="Times New Roman"/>
+          <w:color w:val="B5CEA8"/>
+          <w:sz w:val="21"/>
+          <w:szCs w:val="21"/>
+          <w:lang w:eastAsia="en-GB"/>
+        </w:rPr>
+        <w:t>450</w:t>
+      </w:r>
+      <w:r>
+        <w:rPr>
+          <w:rFonts w:ascii="Consolas" w:eastAsia="Times New Roman" w:hAnsi="Consolas" w:cs="Times New Roman"/>
+          <w:color w:val="D4D4D4"/>
+          <w:sz w:val="21"/>
+          <w:szCs w:val="21"/>
+          <w:lang w:eastAsia="en-GB"/>
+        </w:rPr>
+        <w:t>) [</w:t>
+      </w:r>
+      <w:r>
+        <w:rPr>
+          <w:rFonts w:ascii="Consolas" w:eastAsia="Times New Roman" w:hAnsi="Consolas" w:cs="Times New Roman"/>
+          <w:color w:val="569CD6"/>
+          <w:sz w:val="21"/>
+          <w:szCs w:val="21"/>
+          <w:lang w:eastAsia="en-GB"/>
+        </w:rPr>
+        <w:t>not</w:t>
+      </w:r>
+      <w:r>
+        <w:rPr>
+          <w:rFonts w:ascii="Consolas" w:eastAsia="Times New Roman" w:hAnsi="Consolas" w:cs="Times New Roman"/>
+          <w:color w:val="D4D4D4"/>
+          <w:sz w:val="21"/>
+          <w:szCs w:val="21"/>
+          <w:lang w:eastAsia="en-GB"/>
+        </w:rPr>
+        <w:t xml:space="preserve"> </w:t>
+      </w:r>
+      <w:r>
+        <w:rPr>
+          <w:rFonts w:ascii="Consolas" w:eastAsia="Times New Roman" w:hAnsi="Consolas" w:cs="Times New Roman"/>
+          <w:color w:val="569CD6"/>
+          <w:sz w:val="21"/>
+          <w:szCs w:val="21"/>
+          <w:lang w:eastAsia="en-GB"/>
+        </w:rPr>
+        <w:t>null</w:t>
+      </w:r>
+      <w:r>
+        <w:rPr>
+          <w:rFonts w:ascii="Consolas" w:eastAsia="Times New Roman" w:hAnsi="Consolas" w:cs="Times New Roman"/>
+          <w:color w:val="D4D4D4"/>
+          <w:sz w:val="21"/>
+          <w:szCs w:val="21"/>
+          <w:lang w:eastAsia="en-GB"/>
+        </w:rPr>
+        <w:t>]</w:t>
+      </w:r>
+    </w:p>
+    <w:p>
+      <w:pPr>
+        <w:shd w:val="clear" w:color="auto" w:fill="1E1E1E"/>
+        <w:spacing w:after="0" w:line="285" w:lineRule="atLeast"/>
+        <w:rPr>
+          <w:rFonts w:ascii="Consolas" w:eastAsia="Times New Roman" w:hAnsi="Consolas" w:cs="Times New Roman"/>
+          <w:color w:val="D4D4D4"/>
+          <w:sz w:val="21"/>
+          <w:szCs w:val="21"/>
+          <w:lang w:eastAsia="en-GB"/>
+        </w:rPr>
+      </w:pPr>
+      <w:r>
+        <w:rPr>
+          <w:rFonts w:ascii="Consolas" w:eastAsia="Times New Roman" w:hAnsi="Consolas" w:cs="Times New Roman"/>
+          <w:color w:val="D4D4D4"/>
+          <w:sz w:val="21"/>
+          <w:szCs w:val="21"/>
+          <w:lang w:eastAsia="en-GB"/>
+        </w:rPr>
+        <w:t xml:space="preserve">  </w:t>
+      </w:r>
+      <w:r>
+        <w:rPr>
+          <w:rFonts w:ascii="Consolas" w:eastAsia="Times New Roman" w:hAnsi="Consolas" w:cs="Times New Roman"/>
+          <w:color w:val="CE9178"/>
+          <w:sz w:val="21"/>
+          <w:szCs w:val="21"/>
+          <w:lang w:eastAsia="en-GB"/>
+        </w:rPr>
+        <w:t>"Name"</w:t>
+      </w:r>
+      <w:r>
+        <w:rPr>
+          <w:rFonts w:ascii="Consolas" w:eastAsia="Times New Roman" w:hAnsi="Consolas" w:cs="Times New Roman"/>
+          <w:color w:val="D4D4D4"/>
+          <w:sz w:val="21"/>
+          <w:szCs w:val="21"/>
+          <w:lang w:eastAsia="en-GB"/>
+        </w:rPr>
+        <w:t xml:space="preserve"> </w:t>
+      </w:r>
+      <w:proofErr w:type="spellStart"/>
+      <w:proofErr w:type="gramStart"/>
+      <w:r>
+        <w:rPr>
+          <w:rFonts w:ascii="Consolas" w:eastAsia="Times New Roman" w:hAnsi="Consolas" w:cs="Times New Roman"/>
+          <w:color w:val="569CD6"/>
+          <w:sz w:val="21"/>
+          <w:szCs w:val="21"/>
+          <w:lang w:eastAsia="en-GB"/>
+        </w:rPr>
+        <w:t>nvarchar</w:t>
+      </w:r>
+      <w:proofErr w:type="spellEnd"/>
+      <w:r>
+        <w:rPr>
+          <w:rFonts w:ascii="Consolas" w:eastAsia="Times New Roman" w:hAnsi="Consolas" w:cs="Times New Roman"/>
+          <w:color w:val="D4D4D4"/>
+          <w:sz w:val="21"/>
+          <w:szCs w:val="21"/>
+          <w:lang w:eastAsia="en-GB"/>
+        </w:rPr>
+        <w:t>(</w:t>
+      </w:r>
+      <w:proofErr w:type="gramEnd"/>
+      <w:r>
+        <w:rPr>
+          <w:rFonts w:ascii="Consolas" w:eastAsia="Times New Roman" w:hAnsi="Consolas" w:cs="Times New Roman"/>
+          <w:color w:val="B5CEA8"/>
+          <w:sz w:val="21"/>
+          <w:szCs w:val="21"/>
+          <w:lang w:eastAsia="en-GB"/>
+        </w:rPr>
+        <w:t>256</w:t>
+      </w:r>
+      <w:r>
+        <w:rPr>
+          <w:rFonts w:ascii="Consolas" w:eastAsia="Times New Roman" w:hAnsi="Consolas" w:cs="Times New Roman"/>
+          <w:color w:val="D4D4D4"/>
+          <w:sz w:val="21"/>
+          <w:szCs w:val="21"/>
+          <w:lang w:eastAsia="en-GB"/>
+        </w:rPr>
+        <w:t>)</w:t>
+      </w:r>
+    </w:p>
+    <w:p>
+      <w:pPr>
+        <w:shd w:val="clear" w:color="auto" w:fill="1E1E1E"/>
+        <w:spacing w:after="0" w:line="285" w:lineRule="atLeast"/>
+        <w:rPr>
+          <w:rFonts w:ascii="Consolas" w:eastAsia="Times New Roman" w:hAnsi="Consolas" w:cs="Times New Roman"/>
+          <w:color w:val="D4D4D4"/>
+          <w:sz w:val="21"/>
+          <w:szCs w:val="21"/>
+          <w:lang w:eastAsia="en-GB"/>
+        </w:rPr>
+      </w:pPr>
+      <w:r>
+        <w:rPr>
+          <w:rFonts w:ascii="Consolas" w:eastAsia="Times New Roman" w:hAnsi="Consolas" w:cs="Times New Roman"/>
+          <w:color w:val="D4D4D4"/>
+          <w:sz w:val="21"/>
+          <w:szCs w:val="21"/>
+          <w:lang w:eastAsia="en-GB"/>
+        </w:rPr>
+        <w:t xml:space="preserve">  </w:t>
+      </w:r>
+      <w:r>
+        <w:rPr>
+          <w:rFonts w:ascii="Consolas" w:eastAsia="Times New Roman" w:hAnsi="Consolas" w:cs="Times New Roman"/>
+          <w:color w:val="CE9178"/>
+          <w:sz w:val="21"/>
+          <w:szCs w:val="21"/>
+          <w:lang w:eastAsia="en-GB"/>
+        </w:rPr>
+        <w:t>"</w:t>
+      </w:r>
+      <w:proofErr w:type="spellStart"/>
+      <w:r>
+        <w:rPr>
+          <w:rFonts w:ascii="Consolas" w:eastAsia="Times New Roman" w:hAnsi="Consolas" w:cs="Times New Roman"/>
+          <w:color w:val="CE9178"/>
+          <w:sz w:val="21"/>
+          <w:szCs w:val="21"/>
+          <w:lang w:eastAsia="en-GB"/>
+        </w:rPr>
+        <w:t>NormalizedName</w:t>
+      </w:r>
+      <w:proofErr w:type="spellEnd"/>
+      <w:r>
+        <w:rPr>
+          <w:rFonts w:ascii="Consolas" w:eastAsia="Times New Roman" w:hAnsi="Consolas" w:cs="Times New Roman"/>
+          <w:color w:val="CE9178"/>
+          <w:sz w:val="21"/>
+          <w:szCs w:val="21"/>
+          <w:lang w:eastAsia="en-GB"/>
+        </w:rPr>
+        <w:t>"</w:t>
+      </w:r>
+      <w:r>
+        <w:rPr>
+          <w:rFonts w:ascii="Consolas" w:eastAsia="Times New Roman" w:hAnsi="Consolas" w:cs="Times New Roman"/>
+          <w:color w:val="D4D4D4"/>
+          <w:sz w:val="21"/>
+          <w:szCs w:val="21"/>
+          <w:lang w:eastAsia="en-GB"/>
+        </w:rPr>
+        <w:t xml:space="preserve"> </w:t>
+      </w:r>
+      <w:proofErr w:type="spellStart"/>
+      <w:proofErr w:type="gramStart"/>
+      <w:r>
+        <w:rPr>
+          <w:rFonts w:ascii="Consolas" w:eastAsia="Times New Roman" w:hAnsi="Consolas" w:cs="Times New Roman"/>
+          <w:color w:val="569CD6"/>
+          <w:sz w:val="21"/>
+          <w:szCs w:val="21"/>
+          <w:lang w:eastAsia="en-GB"/>
+        </w:rPr>
+        <w:t>nvarchar</w:t>
+      </w:r>
+      <w:proofErr w:type="spellEnd"/>
+      <w:r>
+        <w:rPr>
+          <w:rFonts w:ascii="Consolas" w:eastAsia="Times New Roman" w:hAnsi="Consolas" w:cs="Times New Roman"/>
+          <w:color w:val="D4D4D4"/>
+          <w:sz w:val="21"/>
+          <w:szCs w:val="21"/>
+          <w:lang w:eastAsia="en-GB"/>
+        </w:rPr>
+        <w:t>(</w:t>
+      </w:r>
+      <w:proofErr w:type="gramEnd"/>
+      <w:r>
+        <w:rPr>
+          <w:rFonts w:ascii="Consolas" w:eastAsia="Times New Roman" w:hAnsi="Consolas" w:cs="Times New Roman"/>
+          <w:color w:val="B5CEA8"/>
+          <w:sz w:val="21"/>
+          <w:szCs w:val="21"/>
+          <w:lang w:eastAsia="en-GB"/>
+        </w:rPr>
+        <w:t>256</w:t>
+      </w:r>
+      <w:r>
+        <w:rPr>
+          <w:rFonts w:ascii="Consolas" w:eastAsia="Times New Roman" w:hAnsi="Consolas" w:cs="Times New Roman"/>
+          <w:color w:val="D4D4D4"/>
+          <w:sz w:val="21"/>
+          <w:szCs w:val="21"/>
+          <w:lang w:eastAsia="en-GB"/>
+        </w:rPr>
+        <w:t>)</w:t>
+      </w:r>
+    </w:p>
+    <w:p>
+      <w:pPr>
+        <w:shd w:val="clear" w:color="auto" w:fill="1E1E1E"/>
+        <w:spacing w:after="0" w:line="285" w:lineRule="atLeast"/>
+        <w:rPr>
+          <w:rFonts w:ascii="Consolas" w:eastAsia="Times New Roman" w:hAnsi="Consolas" w:cs="Times New Roman"/>
+          <w:color w:val="D4D4D4"/>
+          <w:sz w:val="21"/>
+          <w:szCs w:val="21"/>
+          <w:lang w:eastAsia="en-GB"/>
+        </w:rPr>
+      </w:pPr>
+      <w:r>
+        <w:rPr>
+          <w:rFonts w:ascii="Consolas" w:eastAsia="Times New Roman" w:hAnsi="Consolas" w:cs="Times New Roman"/>
+          <w:color w:val="D4D4D4"/>
+          <w:sz w:val="21"/>
+          <w:szCs w:val="21"/>
+          <w:lang w:eastAsia="en-GB"/>
+        </w:rPr>
+        <w:t xml:space="preserve">  </w:t>
+      </w:r>
+      <w:r>
+        <w:rPr>
+          <w:rFonts w:ascii="Consolas" w:eastAsia="Times New Roman" w:hAnsi="Consolas" w:cs="Times New Roman"/>
+          <w:color w:val="CE9178"/>
+          <w:sz w:val="21"/>
+          <w:szCs w:val="21"/>
+          <w:lang w:eastAsia="en-GB"/>
+        </w:rPr>
+        <w:t>"</w:t>
+      </w:r>
+      <w:proofErr w:type="spellStart"/>
+      <w:r>
+        <w:rPr>
+          <w:rFonts w:ascii="Consolas" w:eastAsia="Times New Roman" w:hAnsi="Consolas" w:cs="Times New Roman"/>
+          <w:color w:val="CE9178"/>
+          <w:sz w:val="21"/>
+          <w:szCs w:val="21"/>
+          <w:lang w:eastAsia="en-GB"/>
+        </w:rPr>
+        <w:t>ConcurrencyStamp</w:t>
+      </w:r>
+      <w:proofErr w:type="spellEnd"/>
+      <w:r>
+        <w:rPr>
+          <w:rFonts w:ascii="Consolas" w:eastAsia="Times New Roman" w:hAnsi="Consolas" w:cs="Times New Roman"/>
+          <w:color w:val="CE9178"/>
+          <w:sz w:val="21"/>
+          <w:szCs w:val="21"/>
+          <w:lang w:eastAsia="en-GB"/>
+        </w:rPr>
+        <w:t>"</w:t>
+      </w:r>
+      <w:r>
+        <w:rPr>
+          <w:rFonts w:ascii="Consolas" w:eastAsia="Times New Roman" w:hAnsi="Consolas" w:cs="Times New Roman"/>
+          <w:color w:val="D4D4D4"/>
+          <w:sz w:val="21"/>
+          <w:szCs w:val="21"/>
+          <w:lang w:eastAsia="en-GB"/>
+        </w:rPr>
+        <w:t xml:space="preserve"> </w:t>
+      </w:r>
+      <w:proofErr w:type="spellStart"/>
+      <w:proofErr w:type="gramStart"/>
+      <w:r>
+        <w:rPr>
+          <w:rFonts w:ascii="Consolas" w:eastAsia="Times New Roman" w:hAnsi="Consolas" w:cs="Times New Roman"/>
+          <w:color w:val="569CD6"/>
+          <w:sz w:val="21"/>
+          <w:szCs w:val="21"/>
+          <w:lang w:eastAsia="en-GB"/>
+        </w:rPr>
+        <w:t>nvarchar</w:t>
+      </w:r>
+      <w:proofErr w:type="spellEnd"/>
+      <w:r>
+        <w:rPr>
+          <w:rFonts w:ascii="Consolas" w:eastAsia="Times New Roman" w:hAnsi="Consolas" w:cs="Times New Roman"/>
+          <w:color w:val="D4D4D4"/>
+          <w:sz w:val="21"/>
+          <w:szCs w:val="21"/>
+          <w:lang w:eastAsia="en-GB"/>
+        </w:rPr>
+        <w:t>(</w:t>
+      </w:r>
+      <w:proofErr w:type="gramEnd"/>
+      <w:r>
+        <w:rPr>
+          <w:rFonts w:ascii="Consolas" w:eastAsia="Times New Roman" w:hAnsi="Consolas" w:cs="Times New Roman"/>
+          <w:color w:val="D4D4D4"/>
+          <w:sz w:val="21"/>
+          <w:szCs w:val="21"/>
+          <w:lang w:eastAsia="en-GB"/>
+        </w:rPr>
+        <w:t>MAX)</w:t>
+      </w:r>
+    </w:p>
+    <w:p>
+      <w:pPr>
+        <w:shd w:val="clear" w:color="auto" w:fill="1E1E1E"/>
+        <w:spacing w:after="0" w:line="285" w:lineRule="atLeast"/>
+        <w:rPr>
+          <w:rFonts w:ascii="Consolas" w:eastAsia="Times New Roman" w:hAnsi="Consolas" w:cs="Times New Roman"/>
+          <w:color w:val="D4D4D4"/>
+          <w:sz w:val="21"/>
+          <w:szCs w:val="21"/>
+          <w:lang w:eastAsia="en-GB"/>
+        </w:rPr>
+      </w:pPr>
+    </w:p>
+    <w:p>
+      <w:pPr>
+        <w:shd w:val="clear" w:color="auto" w:fill="1E1E1E"/>
+        <w:spacing w:after="0" w:line="285" w:lineRule="atLeast"/>
+        <w:rPr>
+          <w:rFonts w:ascii="Consolas" w:eastAsia="Times New Roman" w:hAnsi="Consolas" w:cs="Times New Roman"/>
+          <w:color w:val="D4D4D4"/>
+          <w:sz w:val="21"/>
+          <w:szCs w:val="21"/>
+          <w:lang w:eastAsia="en-GB"/>
+        </w:rPr>
+      </w:pPr>
+      <w:r>
+        <w:rPr>
+          <w:rFonts w:ascii="Consolas" w:eastAsia="Times New Roman" w:hAnsi="Consolas" w:cs="Times New Roman"/>
+          <w:color w:val="D4D4D4"/>
+          <w:sz w:val="21"/>
+          <w:szCs w:val="21"/>
+          <w:lang w:eastAsia="en-GB"/>
+        </w:rPr>
+        <w:t xml:space="preserve">  </w:t>
+      </w:r>
+      <w:r>
+        <w:rPr>
+          <w:rFonts w:ascii="Consolas" w:eastAsia="Times New Roman" w:hAnsi="Consolas" w:cs="Times New Roman"/>
+          <w:color w:val="569CD6"/>
+          <w:sz w:val="21"/>
+          <w:szCs w:val="21"/>
+          <w:lang w:eastAsia="en-GB"/>
+        </w:rPr>
+        <w:t>Indexes</w:t>
+      </w:r>
+      <w:r>
+        <w:rPr>
+          <w:rFonts w:ascii="Consolas" w:eastAsia="Times New Roman" w:hAnsi="Consolas" w:cs="Times New Roman"/>
+          <w:color w:val="D4D4D4"/>
+          <w:sz w:val="21"/>
+          <w:szCs w:val="21"/>
+          <w:lang w:eastAsia="en-GB"/>
+        </w:rPr>
+        <w:t xml:space="preserve"> {</w:t>
+      </w:r>
+    </w:p>
+    <w:p>
+      <w:pPr>
+        <w:shd w:val="clear" w:color="auto" w:fill="1E1E1E"/>
+        <w:spacing w:after="0" w:line="285" w:lineRule="atLeast"/>
+        <w:rPr>
+          <w:rFonts w:ascii="Consolas" w:eastAsia="Times New Roman" w:hAnsi="Consolas" w:cs="Times New Roman"/>
+          <w:color w:val="D4D4D4"/>
+          <w:sz w:val="21"/>
+          <w:szCs w:val="21"/>
+          <w:lang w:eastAsia="en-GB"/>
+        </w:rPr>
+      </w:pPr>
+      <w:r>
+        <w:rPr>
+          <w:rFonts w:ascii="Consolas" w:eastAsia="Times New Roman" w:hAnsi="Consolas" w:cs="Times New Roman"/>
+          <w:color w:val="D4D4D4"/>
+          <w:sz w:val="21"/>
+          <w:szCs w:val="21"/>
+          <w:lang w:eastAsia="en-GB"/>
+        </w:rPr>
+        <w:t>    Id [</w:t>
+      </w:r>
+      <w:r>
+        <w:rPr>
+          <w:rFonts w:ascii="Consolas" w:eastAsia="Times New Roman" w:hAnsi="Consolas" w:cs="Times New Roman"/>
+          <w:color w:val="569CD6"/>
+          <w:sz w:val="21"/>
+          <w:szCs w:val="21"/>
+          <w:lang w:eastAsia="en-GB"/>
+        </w:rPr>
+        <w:t>pk</w:t>
+      </w:r>
+      <w:r>
+        <w:rPr>
+          <w:rFonts w:ascii="Consolas" w:eastAsia="Times New Roman" w:hAnsi="Consolas" w:cs="Times New Roman"/>
+          <w:color w:val="DCDCDC"/>
+          <w:sz w:val="21"/>
+          <w:szCs w:val="21"/>
+          <w:lang w:eastAsia="en-GB"/>
+        </w:rPr>
+        <w:t>,</w:t>
+      </w:r>
+      <w:r>
+        <w:rPr>
+          <w:rFonts w:ascii="Consolas" w:eastAsia="Times New Roman" w:hAnsi="Consolas" w:cs="Times New Roman"/>
+          <w:color w:val="D4D4D4"/>
+          <w:sz w:val="21"/>
+          <w:szCs w:val="21"/>
+          <w:lang w:eastAsia="en-GB"/>
+        </w:rPr>
+        <w:t xml:space="preserve"> </w:t>
+      </w:r>
+      <w:r>
+        <w:rPr>
+          <w:rFonts w:ascii="Consolas" w:eastAsia="Times New Roman" w:hAnsi="Consolas" w:cs="Times New Roman"/>
+          <w:color w:val="569CD6"/>
+          <w:sz w:val="21"/>
+          <w:szCs w:val="21"/>
+          <w:lang w:eastAsia="en-GB"/>
+        </w:rPr>
+        <w:t>name</w:t>
+      </w:r>
+      <w:r>
+        <w:rPr>
+          <w:rFonts w:ascii="Consolas" w:eastAsia="Times New Roman" w:hAnsi="Consolas" w:cs="Times New Roman"/>
+          <w:color w:val="DCDCDC"/>
+          <w:sz w:val="21"/>
+          <w:szCs w:val="21"/>
+          <w:lang w:eastAsia="en-GB"/>
+        </w:rPr>
+        <w:t>:</w:t>
+      </w:r>
+      <w:r>
+        <w:rPr>
+          <w:rFonts w:ascii="Consolas" w:eastAsia="Times New Roman" w:hAnsi="Consolas" w:cs="Times New Roman"/>
+          <w:color w:val="D4D4D4"/>
+          <w:sz w:val="21"/>
+          <w:szCs w:val="21"/>
+          <w:lang w:eastAsia="en-GB"/>
+        </w:rPr>
+        <w:t xml:space="preserve"> </w:t>
+      </w:r>
+      <w:r>
+        <w:rPr>
+          <w:rFonts w:ascii="Consolas" w:eastAsia="Times New Roman" w:hAnsi="Consolas" w:cs="Times New Roman"/>
+          <w:color w:val="CE9178"/>
+          <w:sz w:val="21"/>
+          <w:szCs w:val="21"/>
+          <w:lang w:eastAsia="en-GB"/>
+        </w:rPr>
+        <w:t>"</w:t>
+      </w:r>
+      <w:proofErr w:type="spellStart"/>
+      <w:r>
+        <w:rPr>
+          <w:rFonts w:ascii="Consolas" w:eastAsia="Times New Roman" w:hAnsi="Consolas" w:cs="Times New Roman"/>
+          <w:color w:val="CE9178"/>
+          <w:sz w:val="21"/>
+          <w:szCs w:val="21"/>
+          <w:lang w:eastAsia="en-GB"/>
+        </w:rPr>
+        <w:t>PK_AspNetRoles</w:t>
+      </w:r>
+      <w:proofErr w:type="spellEnd"/>
+      <w:r>
+        <w:rPr>
+          <w:rFonts w:ascii="Consolas" w:eastAsia="Times New Roman" w:hAnsi="Consolas" w:cs="Times New Roman"/>
+          <w:color w:val="CE9178"/>
+          <w:sz w:val="21"/>
+          <w:szCs w:val="21"/>
+          <w:lang w:eastAsia="en-GB"/>
+        </w:rPr>
+        <w:t>"</w:t>
+      </w:r>
+      <w:r>
+        <w:rPr>
+          <w:rFonts w:ascii="Consolas" w:eastAsia="Times New Roman" w:hAnsi="Consolas" w:cs="Times New Roman"/>
+          <w:color w:val="D4D4D4"/>
+          <w:sz w:val="21"/>
+          <w:szCs w:val="21"/>
+          <w:lang w:eastAsia="en-GB"/>
+        </w:rPr>
+        <w:t>]</w:t>
+      </w:r>
+    </w:p>
+    <w:p>
+      <w:pPr>
+        <w:shd w:val="clear" w:color="auto" w:fill="1E1E1E"/>
+        <w:spacing w:after="0" w:line="285" w:lineRule="atLeast"/>
+        <w:rPr>
+          <w:rFonts w:ascii="Consolas" w:eastAsia="Times New Roman" w:hAnsi="Consolas" w:cs="Times New Roman"/>
+          <w:color w:val="D4D4D4"/>
+          <w:sz w:val="21"/>
+          <w:szCs w:val="21"/>
+          <w:lang w:eastAsia="en-GB"/>
+        </w:rPr>
+      </w:pPr>
+      <w:r>
+        <w:rPr>
+          <w:rFonts w:ascii="Consolas" w:eastAsia="Times New Roman" w:hAnsi="Consolas" w:cs="Times New Roman"/>
+          <w:color w:val="D4D4D4"/>
+          <w:sz w:val="21"/>
+          <w:szCs w:val="21"/>
+          <w:lang w:eastAsia="en-GB"/>
+        </w:rPr>
+        <w:t xml:space="preserve">    </w:t>
+      </w:r>
+      <w:proofErr w:type="spellStart"/>
+      <w:r>
+        <w:rPr>
+          <w:rFonts w:ascii="Consolas" w:eastAsia="Times New Roman" w:hAnsi="Consolas" w:cs="Times New Roman"/>
+          <w:color w:val="D4D4D4"/>
+          <w:sz w:val="21"/>
+          <w:szCs w:val="21"/>
+          <w:lang w:eastAsia="en-GB"/>
+        </w:rPr>
+        <w:t>NormalizedName</w:t>
+      </w:r>
+      <w:proofErr w:type="spellEnd"/>
+      <w:r>
+        <w:rPr>
+          <w:rFonts w:ascii="Consolas" w:eastAsia="Times New Roman" w:hAnsi="Consolas" w:cs="Times New Roman"/>
+          <w:color w:val="D4D4D4"/>
+          <w:sz w:val="21"/>
+          <w:szCs w:val="21"/>
+          <w:lang w:eastAsia="en-GB"/>
+        </w:rPr>
+        <w:t xml:space="preserve"> [</w:t>
+      </w:r>
+      <w:r>
+        <w:rPr>
+          <w:rFonts w:ascii="Consolas" w:eastAsia="Times New Roman" w:hAnsi="Consolas" w:cs="Times New Roman"/>
+          <w:color w:val="569CD6"/>
+          <w:sz w:val="21"/>
+          <w:szCs w:val="21"/>
+          <w:lang w:eastAsia="en-GB"/>
+        </w:rPr>
+        <w:t>unique</w:t>
+      </w:r>
+      <w:r>
+        <w:rPr>
+          <w:rFonts w:ascii="Consolas" w:eastAsia="Times New Roman" w:hAnsi="Consolas" w:cs="Times New Roman"/>
+          <w:color w:val="DCDCDC"/>
+          <w:sz w:val="21"/>
+          <w:szCs w:val="21"/>
+          <w:lang w:eastAsia="en-GB"/>
+        </w:rPr>
+        <w:t>,</w:t>
+      </w:r>
+      <w:r>
+        <w:rPr>
+          <w:rFonts w:ascii="Consolas" w:eastAsia="Times New Roman" w:hAnsi="Consolas" w:cs="Times New Roman"/>
+          <w:color w:val="D4D4D4"/>
+          <w:sz w:val="21"/>
+          <w:szCs w:val="21"/>
+          <w:lang w:eastAsia="en-GB"/>
+        </w:rPr>
+        <w:t xml:space="preserve"> </w:t>
+      </w:r>
+      <w:r>
+        <w:rPr>
+          <w:rFonts w:ascii="Consolas" w:eastAsia="Times New Roman" w:hAnsi="Consolas" w:cs="Times New Roman"/>
+          <w:color w:val="569CD6"/>
+          <w:sz w:val="21"/>
+          <w:szCs w:val="21"/>
+          <w:lang w:eastAsia="en-GB"/>
+        </w:rPr>
+        <w:t>name</w:t>
+      </w:r>
+      <w:r>
+        <w:rPr>
+          <w:rFonts w:ascii="Consolas" w:eastAsia="Times New Roman" w:hAnsi="Consolas" w:cs="Times New Roman"/>
+          <w:color w:val="DCDCDC"/>
+          <w:sz w:val="21"/>
+          <w:szCs w:val="21"/>
+          <w:lang w:eastAsia="en-GB"/>
+        </w:rPr>
+        <w:t>:</w:t>
+      </w:r>
+      <w:r>
+        <w:rPr>
+          <w:rFonts w:ascii="Consolas" w:eastAsia="Times New Roman" w:hAnsi="Consolas" w:cs="Times New Roman"/>
+          <w:color w:val="D4D4D4"/>
+          <w:sz w:val="21"/>
+          <w:szCs w:val="21"/>
+          <w:lang w:eastAsia="en-GB"/>
+        </w:rPr>
+        <w:t xml:space="preserve"> </w:t>
+      </w:r>
+      <w:r>
+        <w:rPr>
+          <w:rFonts w:ascii="Consolas" w:eastAsia="Times New Roman" w:hAnsi="Consolas" w:cs="Times New Roman"/>
+          <w:color w:val="CE9178"/>
+          <w:sz w:val="21"/>
+          <w:szCs w:val="21"/>
+          <w:lang w:eastAsia="en-GB"/>
+        </w:rPr>
+        <w:t>"</w:t>
+      </w:r>
+      <w:proofErr w:type="spellStart"/>
+      <w:r>
+        <w:rPr>
+          <w:rFonts w:ascii="Consolas" w:eastAsia="Times New Roman" w:hAnsi="Consolas" w:cs="Times New Roman"/>
+          <w:color w:val="CE9178"/>
+          <w:sz w:val="21"/>
+          <w:szCs w:val="21"/>
+          <w:lang w:eastAsia="en-GB"/>
+        </w:rPr>
+        <w:t>RoleNameIndex</w:t>
+      </w:r>
+      <w:proofErr w:type="spellEnd"/>
+      <w:r>
+        <w:rPr>
+          <w:rFonts w:ascii="Consolas" w:eastAsia="Times New Roman" w:hAnsi="Consolas" w:cs="Times New Roman"/>
+          <w:color w:val="CE9178"/>
+          <w:sz w:val="21"/>
+          <w:szCs w:val="21"/>
+          <w:lang w:eastAsia="en-GB"/>
+        </w:rPr>
+        <w:t>"</w:t>
+      </w:r>
+      <w:r>
+        <w:rPr>
+          <w:rFonts w:ascii="Consolas" w:eastAsia="Times New Roman" w:hAnsi="Consolas" w:cs="Times New Roman"/>
+          <w:color w:val="D4D4D4"/>
+          <w:sz w:val="21"/>
+          <w:szCs w:val="21"/>
+          <w:lang w:eastAsia="en-GB"/>
+        </w:rPr>
+        <w:t>]</w:t>
+      </w:r>
+    </w:p>
+    <w:p>
+      <w:pPr>
+        <w:shd w:val="clear" w:color="auto" w:fill="1E1E1E"/>
+        <w:spacing w:after="0" w:line="285" w:lineRule="atLeast"/>
+        <w:rPr>
+          <w:rFonts w:ascii="Consolas" w:eastAsia="Times New Roman" w:hAnsi="Consolas" w:cs="Times New Roman"/>
+          <w:color w:val="D4D4D4"/>
+          <w:sz w:val="21"/>
+          <w:szCs w:val="21"/>
+          <w:lang w:eastAsia="en-GB"/>
+        </w:rPr>
+      </w:pPr>
+      <w:r>
+        <w:rPr>
+          <w:rFonts w:ascii="Consolas" w:eastAsia="Times New Roman" w:hAnsi="Consolas" w:cs="Times New Roman"/>
+          <w:color w:val="D4D4D4"/>
+          <w:sz w:val="21"/>
+          <w:szCs w:val="21"/>
+          <w:lang w:eastAsia="en-GB"/>
+        </w:rPr>
+        <w:t>  }</w:t>
+      </w:r>
+    </w:p>
+    <w:p>
+      <w:pPr>
+        <w:shd w:val="clear" w:color="auto" w:fill="1E1E1E"/>
+        <w:spacing w:after="0" w:line="285" w:lineRule="atLeast"/>
+        <w:rPr>
+          <w:rFonts w:ascii="Consolas" w:eastAsia="Times New Roman" w:hAnsi="Consolas" w:cs="Times New Roman"/>
+          <w:color w:val="D4D4D4"/>
+          <w:sz w:val="21"/>
+          <w:szCs w:val="21"/>
+          <w:lang w:eastAsia="en-GB"/>
+        </w:rPr>
+      </w:pPr>
+      <w:r>
+        <w:rPr>
+          <w:rFonts w:ascii="Consolas" w:eastAsia="Times New Roman" w:hAnsi="Consolas" w:cs="Times New Roman"/>
+          <w:color w:val="D4D4D4"/>
+          <w:sz w:val="21"/>
+          <w:szCs w:val="21"/>
+          <w:lang w:eastAsia="en-GB"/>
+        </w:rPr>
+        <w:t>}</w:t>
+      </w:r>
+    </w:p>
+    <w:p>
+      <w:pPr>
+        <w:shd w:val="clear" w:color="auto" w:fill="1E1E1E"/>
+        <w:spacing w:after="0" w:line="285" w:lineRule="atLeast"/>
+        <w:rPr>
+          <w:rFonts w:ascii="Consolas" w:eastAsia="Times New Roman" w:hAnsi="Consolas" w:cs="Times New Roman"/>
+          <w:color w:val="D4D4D4"/>
+          <w:sz w:val="21"/>
+          <w:szCs w:val="21"/>
+          <w:lang w:eastAsia="en-GB"/>
+        </w:rPr>
+      </w:pPr>
+    </w:p>
+    <w:p>
+      <w:pPr>
+        <w:shd w:val="clear" w:color="auto" w:fill="1E1E1E"/>
+        <w:spacing w:after="0" w:line="285" w:lineRule="atLeast"/>
+        <w:rPr>
+          <w:rFonts w:ascii="Consolas" w:eastAsia="Times New Roman" w:hAnsi="Consolas" w:cs="Times New Roman"/>
+          <w:color w:val="D4D4D4"/>
+          <w:sz w:val="21"/>
+          <w:szCs w:val="21"/>
+          <w:lang w:eastAsia="en-GB"/>
+        </w:rPr>
+      </w:pPr>
+      <w:r>
+        <w:rPr>
+          <w:rFonts w:ascii="Consolas" w:eastAsia="Times New Roman" w:hAnsi="Consolas" w:cs="Times New Roman"/>
+          <w:color w:val="569CD6"/>
+          <w:sz w:val="21"/>
+          <w:szCs w:val="21"/>
+          <w:lang w:eastAsia="en-GB"/>
+        </w:rPr>
+        <w:t>Table</w:t>
+      </w:r>
+      <w:r>
+        <w:rPr>
+          <w:rFonts w:ascii="Consolas" w:eastAsia="Times New Roman" w:hAnsi="Consolas" w:cs="Times New Roman"/>
+          <w:color w:val="D4D4D4"/>
+          <w:sz w:val="21"/>
+          <w:szCs w:val="21"/>
+          <w:lang w:eastAsia="en-GB"/>
+        </w:rPr>
+        <w:t xml:space="preserve"> </w:t>
+      </w:r>
+      <w:r>
+        <w:rPr>
+          <w:rFonts w:ascii="Consolas" w:eastAsia="Times New Roman" w:hAnsi="Consolas" w:cs="Times New Roman"/>
+          <w:color w:val="CE9178"/>
+          <w:sz w:val="21"/>
+          <w:szCs w:val="21"/>
+          <w:lang w:eastAsia="en-GB"/>
+        </w:rPr>
+        <w:t>"</w:t>
+      </w:r>
+      <w:proofErr w:type="spellStart"/>
+      <w:r>
+        <w:rPr>
+          <w:rFonts w:ascii="Consolas" w:eastAsia="Times New Roman" w:hAnsi="Consolas" w:cs="Times New Roman"/>
+          <w:color w:val="CE9178"/>
+          <w:sz w:val="21"/>
+          <w:szCs w:val="21"/>
+          <w:lang w:eastAsia="en-GB"/>
+        </w:rPr>
+        <w:t>AspNetUsers</w:t>
+      </w:r>
+      <w:proofErr w:type="spellEnd"/>
+      <w:r>
+        <w:rPr>
+          <w:rFonts w:ascii="Consolas" w:eastAsia="Times New Roman" w:hAnsi="Consolas" w:cs="Times New Roman"/>
+          <w:color w:val="CE9178"/>
+          <w:sz w:val="21"/>
+          <w:szCs w:val="21"/>
+          <w:lang w:eastAsia="en-GB"/>
+        </w:rPr>
+        <w:t>"</w:t>
+      </w:r>
+      <w:r>
+        <w:rPr>
+          <w:rFonts w:ascii="Consolas" w:eastAsia="Times New Roman" w:hAnsi="Consolas" w:cs="Times New Roman"/>
+          <w:color w:val="D4D4D4"/>
+          <w:sz w:val="21"/>
+          <w:szCs w:val="21"/>
+          <w:lang w:eastAsia="en-GB"/>
+        </w:rPr>
+        <w:t xml:space="preserve"> {</w:t>
+      </w:r>
+    </w:p>
+    <w:p>
+      <w:pPr>
+        <w:shd w:val="clear" w:color="auto" w:fill="1E1E1E"/>
+        <w:spacing w:after="0" w:line="285" w:lineRule="atLeast"/>
+        <w:rPr>
+          <w:rFonts w:ascii="Consolas" w:eastAsia="Times New Roman" w:hAnsi="Consolas" w:cs="Times New Roman"/>
+          <w:color w:val="D4D4D4"/>
+          <w:sz w:val="21"/>
+          <w:szCs w:val="21"/>
+          <w:lang w:eastAsia="en-GB"/>
+        </w:rPr>
+      </w:pPr>
+      <w:r>
+        <w:rPr>
+          <w:rFonts w:ascii="Consolas" w:eastAsia="Times New Roman" w:hAnsi="Consolas" w:cs="Times New Roman"/>
+          <w:color w:val="D4D4D4"/>
+          <w:sz w:val="21"/>
+          <w:szCs w:val="21"/>
+          <w:lang w:eastAsia="en-GB"/>
+        </w:rPr>
+        <w:t xml:space="preserve">  </w:t>
+      </w:r>
+      <w:r>
+        <w:rPr>
+          <w:rFonts w:ascii="Consolas" w:eastAsia="Times New Roman" w:hAnsi="Consolas" w:cs="Times New Roman"/>
+          <w:color w:val="CE9178"/>
+          <w:sz w:val="21"/>
+          <w:szCs w:val="21"/>
+          <w:lang w:eastAsia="en-GB"/>
+        </w:rPr>
+        <w:t>"Id"</w:t>
+      </w:r>
+      <w:r>
+        <w:rPr>
+          <w:rFonts w:ascii="Consolas" w:eastAsia="Times New Roman" w:hAnsi="Consolas" w:cs="Times New Roman"/>
+          <w:color w:val="D4D4D4"/>
+          <w:sz w:val="21"/>
+          <w:szCs w:val="21"/>
+          <w:lang w:eastAsia="en-GB"/>
+        </w:rPr>
+        <w:t xml:space="preserve"> </w:t>
+      </w:r>
+      <w:proofErr w:type="spellStart"/>
+      <w:proofErr w:type="gramStart"/>
+      <w:r>
+        <w:rPr>
+          <w:rFonts w:ascii="Consolas" w:eastAsia="Times New Roman" w:hAnsi="Consolas" w:cs="Times New Roman"/>
+          <w:color w:val="569CD6"/>
+          <w:sz w:val="21"/>
+          <w:szCs w:val="21"/>
+          <w:lang w:eastAsia="en-GB"/>
+        </w:rPr>
+        <w:t>nvarchar</w:t>
+      </w:r>
+      <w:proofErr w:type="spellEnd"/>
+      <w:r>
+        <w:rPr>
+          <w:rFonts w:ascii="Consolas" w:eastAsia="Times New Roman" w:hAnsi="Consolas" w:cs="Times New Roman"/>
+          <w:color w:val="D4D4D4"/>
+          <w:sz w:val="21"/>
+          <w:szCs w:val="21"/>
+          <w:lang w:eastAsia="en-GB"/>
+        </w:rPr>
+        <w:t>(</w:t>
+      </w:r>
+      <w:proofErr w:type="gramEnd"/>
+      <w:r>
+        <w:rPr>
+          <w:rFonts w:ascii="Consolas" w:eastAsia="Times New Roman" w:hAnsi="Consolas" w:cs="Times New Roman"/>
+          <w:color w:val="B5CEA8"/>
+          <w:sz w:val="21"/>
+          <w:szCs w:val="21"/>
+          <w:lang w:eastAsia="en-GB"/>
+        </w:rPr>
+        <w:t>450</w:t>
+      </w:r>
+      <w:r>
+        <w:rPr>
+          <w:rFonts w:ascii="Consolas" w:eastAsia="Times New Roman" w:hAnsi="Consolas" w:cs="Times New Roman"/>
+          <w:color w:val="D4D4D4"/>
+          <w:sz w:val="21"/>
+          <w:szCs w:val="21"/>
+          <w:lang w:eastAsia="en-GB"/>
+        </w:rPr>
+        <w:t>) [</w:t>
+      </w:r>
+      <w:r>
+        <w:rPr>
+          <w:rFonts w:ascii="Consolas" w:eastAsia="Times New Roman" w:hAnsi="Consolas" w:cs="Times New Roman"/>
+          <w:color w:val="569CD6"/>
+          <w:sz w:val="21"/>
+          <w:szCs w:val="21"/>
+          <w:lang w:eastAsia="en-GB"/>
+        </w:rPr>
+        <w:t>not</w:t>
+      </w:r>
+      <w:r>
+        <w:rPr>
+          <w:rFonts w:ascii="Consolas" w:eastAsia="Times New Roman" w:hAnsi="Consolas" w:cs="Times New Roman"/>
+          <w:color w:val="D4D4D4"/>
+          <w:sz w:val="21"/>
+          <w:szCs w:val="21"/>
+          <w:lang w:eastAsia="en-GB"/>
+        </w:rPr>
+        <w:t xml:space="preserve"> </w:t>
+      </w:r>
+      <w:r>
+        <w:rPr>
+          <w:rFonts w:ascii="Consolas" w:eastAsia="Times New Roman" w:hAnsi="Consolas" w:cs="Times New Roman"/>
+          <w:color w:val="569CD6"/>
+          <w:sz w:val="21"/>
+          <w:szCs w:val="21"/>
+          <w:lang w:eastAsia="en-GB"/>
+        </w:rPr>
+        <w:t>null</w:t>
+      </w:r>
+      <w:r>
+        <w:rPr>
+          <w:rFonts w:ascii="Consolas" w:eastAsia="Times New Roman" w:hAnsi="Consolas" w:cs="Times New Roman"/>
+          <w:color w:val="D4D4D4"/>
+          <w:sz w:val="21"/>
+          <w:szCs w:val="21"/>
+          <w:lang w:eastAsia="en-GB"/>
+        </w:rPr>
+        <w:t>]</w:t>
+      </w:r>
+    </w:p>
+    <w:p>
+      <w:pPr>
+        <w:shd w:val="clear" w:color="auto" w:fill="1E1E1E"/>
+        <w:spacing w:after="0" w:line="285" w:lineRule="atLeast"/>
+        <w:rPr>
+          <w:rFonts w:ascii="Consolas" w:eastAsia="Times New Roman" w:hAnsi="Consolas" w:cs="Times New Roman"/>
+          <w:color w:val="D4D4D4"/>
+          <w:sz w:val="21"/>
+          <w:szCs w:val="21"/>
+          <w:lang w:eastAsia="en-GB"/>
+        </w:rPr>
+      </w:pPr>
+      <w:r>
+        <w:rPr>
+          <w:rFonts w:ascii="Consolas" w:eastAsia="Times New Roman" w:hAnsi="Consolas" w:cs="Times New Roman"/>
+          <w:color w:val="D4D4D4"/>
+          <w:sz w:val="21"/>
+          <w:szCs w:val="21"/>
+          <w:lang w:eastAsia="en-GB"/>
+        </w:rPr>
+        <w:t xml:space="preserve">  </w:t>
+      </w:r>
+      <w:r>
+        <w:rPr>
+          <w:rFonts w:ascii="Consolas" w:eastAsia="Times New Roman" w:hAnsi="Consolas" w:cs="Times New Roman"/>
+          <w:color w:val="CE9178"/>
+          <w:sz w:val="21"/>
+          <w:szCs w:val="21"/>
+          <w:lang w:eastAsia="en-GB"/>
+        </w:rPr>
+        <w:t>"</w:t>
+      </w:r>
+      <w:proofErr w:type="spellStart"/>
+      <w:r>
+        <w:rPr>
+          <w:rFonts w:ascii="Consolas" w:eastAsia="Times New Roman" w:hAnsi="Consolas" w:cs="Times New Roman"/>
+          <w:color w:val="CE9178"/>
+          <w:sz w:val="21"/>
+          <w:szCs w:val="21"/>
+          <w:lang w:eastAsia="en-GB"/>
+        </w:rPr>
+        <w:t>UserName</w:t>
+      </w:r>
+      <w:proofErr w:type="spellEnd"/>
+      <w:r>
+        <w:rPr>
+          <w:rFonts w:ascii="Consolas" w:eastAsia="Times New Roman" w:hAnsi="Consolas" w:cs="Times New Roman"/>
+          <w:color w:val="CE9178"/>
+          <w:sz w:val="21"/>
+          <w:szCs w:val="21"/>
+          <w:lang w:eastAsia="en-GB"/>
+        </w:rPr>
+        <w:t>"</w:t>
+      </w:r>
+      <w:r>
+        <w:rPr>
+          <w:rFonts w:ascii="Consolas" w:eastAsia="Times New Roman" w:hAnsi="Consolas" w:cs="Times New Roman"/>
+          <w:color w:val="D4D4D4"/>
+          <w:sz w:val="21"/>
+          <w:szCs w:val="21"/>
+          <w:lang w:eastAsia="en-GB"/>
+        </w:rPr>
+        <w:t xml:space="preserve"> </w:t>
+      </w:r>
+      <w:proofErr w:type="spellStart"/>
+      <w:proofErr w:type="gramStart"/>
+      <w:r>
+        <w:rPr>
+          <w:rFonts w:ascii="Consolas" w:eastAsia="Times New Roman" w:hAnsi="Consolas" w:cs="Times New Roman"/>
+          <w:color w:val="569CD6"/>
+          <w:sz w:val="21"/>
+          <w:szCs w:val="21"/>
+          <w:lang w:eastAsia="en-GB"/>
+        </w:rPr>
+        <w:t>nvarchar</w:t>
+      </w:r>
+      <w:proofErr w:type="spellEnd"/>
+      <w:r>
+        <w:rPr>
+          <w:rFonts w:ascii="Consolas" w:eastAsia="Times New Roman" w:hAnsi="Consolas" w:cs="Times New Roman"/>
+          <w:color w:val="D4D4D4"/>
+          <w:sz w:val="21"/>
+          <w:szCs w:val="21"/>
+          <w:lang w:eastAsia="en-GB"/>
+        </w:rPr>
+        <w:t>(</w:t>
+      </w:r>
+      <w:proofErr w:type="gramEnd"/>
+      <w:r>
+        <w:rPr>
+          <w:rFonts w:ascii="Consolas" w:eastAsia="Times New Roman" w:hAnsi="Consolas" w:cs="Times New Roman"/>
+          <w:color w:val="B5CEA8"/>
+          <w:sz w:val="21"/>
+          <w:szCs w:val="21"/>
+          <w:lang w:eastAsia="en-GB"/>
+        </w:rPr>
+        <w:t>256</w:t>
+      </w:r>
+      <w:r>
+        <w:rPr>
+          <w:rFonts w:ascii="Consolas" w:eastAsia="Times New Roman" w:hAnsi="Consolas" w:cs="Times New Roman"/>
+          <w:color w:val="D4D4D4"/>
+          <w:sz w:val="21"/>
+          <w:szCs w:val="21"/>
+          <w:lang w:eastAsia="en-GB"/>
+        </w:rPr>
+        <w:t>)</w:t>
+      </w:r>
+    </w:p>
+    <w:p>
+      <w:pPr>
+        <w:shd w:val="clear" w:color="auto" w:fill="1E1E1E"/>
+        <w:spacing w:after="0" w:line="285" w:lineRule="atLeast"/>
+        <w:rPr>
+          <w:rFonts w:ascii="Consolas" w:eastAsia="Times New Roman" w:hAnsi="Consolas" w:cs="Times New Roman"/>
+          <w:color w:val="D4D4D4"/>
+          <w:sz w:val="21"/>
+          <w:szCs w:val="21"/>
+          <w:lang w:eastAsia="en-GB"/>
+        </w:rPr>
+      </w:pPr>
+      <w:r>
+        <w:rPr>
+          <w:rFonts w:ascii="Consolas" w:eastAsia="Times New Roman" w:hAnsi="Consolas" w:cs="Times New Roman"/>
+          <w:color w:val="D4D4D4"/>
+          <w:sz w:val="21"/>
+          <w:szCs w:val="21"/>
+          <w:lang w:eastAsia="en-GB"/>
+        </w:rPr>
+        <w:t xml:space="preserve">  </w:t>
+      </w:r>
+      <w:r>
+        <w:rPr>
+          <w:rFonts w:ascii="Consolas" w:eastAsia="Times New Roman" w:hAnsi="Consolas" w:cs="Times New Roman"/>
+          <w:color w:val="CE9178"/>
+          <w:sz w:val="21"/>
+          <w:szCs w:val="21"/>
+          <w:lang w:eastAsia="en-GB"/>
+        </w:rPr>
+        <w:t>"</w:t>
+      </w:r>
+      <w:proofErr w:type="spellStart"/>
+      <w:r>
+        <w:rPr>
+          <w:rFonts w:ascii="Consolas" w:eastAsia="Times New Roman" w:hAnsi="Consolas" w:cs="Times New Roman"/>
+          <w:color w:val="CE9178"/>
+          <w:sz w:val="21"/>
+          <w:szCs w:val="21"/>
+          <w:lang w:eastAsia="en-GB"/>
+        </w:rPr>
+        <w:t>NormalizedUserName</w:t>
+      </w:r>
+      <w:proofErr w:type="spellEnd"/>
+      <w:r>
+        <w:rPr>
+          <w:rFonts w:ascii="Consolas" w:eastAsia="Times New Roman" w:hAnsi="Consolas" w:cs="Times New Roman"/>
+          <w:color w:val="CE9178"/>
+          <w:sz w:val="21"/>
+          <w:szCs w:val="21"/>
+          <w:lang w:eastAsia="en-GB"/>
+        </w:rPr>
+        <w:t>"</w:t>
+      </w:r>
+      <w:r>
+        <w:rPr>
+          <w:rFonts w:ascii="Consolas" w:eastAsia="Times New Roman" w:hAnsi="Consolas" w:cs="Times New Roman"/>
+          <w:color w:val="D4D4D4"/>
+          <w:sz w:val="21"/>
+          <w:szCs w:val="21"/>
+          <w:lang w:eastAsia="en-GB"/>
+        </w:rPr>
+        <w:t xml:space="preserve"> </w:t>
+      </w:r>
+      <w:proofErr w:type="spellStart"/>
+      <w:proofErr w:type="gramStart"/>
+      <w:r>
+        <w:rPr>
+          <w:rFonts w:ascii="Consolas" w:eastAsia="Times New Roman" w:hAnsi="Consolas" w:cs="Times New Roman"/>
+          <w:color w:val="569CD6"/>
+          <w:sz w:val="21"/>
+          <w:szCs w:val="21"/>
+          <w:lang w:eastAsia="en-GB"/>
+        </w:rPr>
+        <w:t>nvarchar</w:t>
+      </w:r>
+      <w:proofErr w:type="spellEnd"/>
+      <w:r>
+        <w:rPr>
+          <w:rFonts w:ascii="Consolas" w:eastAsia="Times New Roman" w:hAnsi="Consolas" w:cs="Times New Roman"/>
+          <w:color w:val="D4D4D4"/>
+          <w:sz w:val="21"/>
+          <w:szCs w:val="21"/>
+          <w:lang w:eastAsia="en-GB"/>
+        </w:rPr>
+        <w:t>(</w:t>
+      </w:r>
+      <w:proofErr w:type="gramEnd"/>
+      <w:r>
+        <w:rPr>
+          <w:rFonts w:ascii="Consolas" w:eastAsia="Times New Roman" w:hAnsi="Consolas" w:cs="Times New Roman"/>
+          <w:color w:val="B5CEA8"/>
+          <w:sz w:val="21"/>
+          <w:szCs w:val="21"/>
+          <w:lang w:eastAsia="en-GB"/>
+        </w:rPr>
+        <w:t>256</w:t>
+      </w:r>
+      <w:r>
+        <w:rPr>
+          <w:rFonts w:ascii="Consolas" w:eastAsia="Times New Roman" w:hAnsi="Consolas" w:cs="Times New Roman"/>
+          <w:color w:val="D4D4D4"/>
+          <w:sz w:val="21"/>
+          <w:szCs w:val="21"/>
+          <w:lang w:eastAsia="en-GB"/>
+        </w:rPr>
+        <w:t>)</w:t>
+      </w:r>
+    </w:p>
+    <w:p>
+      <w:pPr>
+        <w:shd w:val="clear" w:color="auto" w:fill="1E1E1E"/>
+        <w:spacing w:after="0" w:line="285" w:lineRule="atLeast"/>
+        <w:rPr>
+          <w:rFonts w:ascii="Consolas" w:eastAsia="Times New Roman" w:hAnsi="Consolas" w:cs="Times New Roman"/>
+          <w:color w:val="D4D4D4"/>
+          <w:sz w:val="21"/>
+          <w:szCs w:val="21"/>
+          <w:lang w:eastAsia="en-GB"/>
+        </w:rPr>
+      </w:pPr>
+      <w:r>
+        <w:rPr>
+          <w:rFonts w:ascii="Consolas" w:eastAsia="Times New Roman" w:hAnsi="Consolas" w:cs="Times New Roman"/>
+          <w:color w:val="D4D4D4"/>
+          <w:sz w:val="21"/>
+          <w:szCs w:val="21"/>
+          <w:lang w:eastAsia="en-GB"/>
+        </w:rPr>
+        <w:t xml:space="preserve">  </w:t>
+      </w:r>
+      <w:r>
+        <w:rPr>
+          <w:rFonts w:ascii="Consolas" w:eastAsia="Times New Roman" w:hAnsi="Consolas" w:cs="Times New Roman"/>
+          <w:color w:val="CE9178"/>
+          <w:sz w:val="21"/>
+          <w:szCs w:val="21"/>
+          <w:lang w:eastAsia="en-GB"/>
+        </w:rPr>
+        <w:t>"Email"</w:t>
+      </w:r>
+      <w:r>
+        <w:rPr>
+          <w:rFonts w:ascii="Consolas" w:eastAsia="Times New Roman" w:hAnsi="Consolas" w:cs="Times New Roman"/>
+          <w:color w:val="D4D4D4"/>
+          <w:sz w:val="21"/>
+          <w:szCs w:val="21"/>
+          <w:lang w:eastAsia="en-GB"/>
+        </w:rPr>
+        <w:t xml:space="preserve"> </w:t>
+      </w:r>
+      <w:proofErr w:type="spellStart"/>
+      <w:proofErr w:type="gramStart"/>
+      <w:r>
+        <w:rPr>
+          <w:rFonts w:ascii="Consolas" w:eastAsia="Times New Roman" w:hAnsi="Consolas" w:cs="Times New Roman"/>
+          <w:color w:val="569CD6"/>
+          <w:sz w:val="21"/>
+          <w:szCs w:val="21"/>
+          <w:lang w:eastAsia="en-GB"/>
+        </w:rPr>
+        <w:t>nvarchar</w:t>
+      </w:r>
+      <w:proofErr w:type="spellEnd"/>
+      <w:r>
+        <w:rPr>
+          <w:rFonts w:ascii="Consolas" w:eastAsia="Times New Roman" w:hAnsi="Consolas" w:cs="Times New Roman"/>
+          <w:color w:val="D4D4D4"/>
+          <w:sz w:val="21"/>
+          <w:szCs w:val="21"/>
+          <w:lang w:eastAsia="en-GB"/>
+        </w:rPr>
+        <w:t>(</w:t>
+      </w:r>
+      <w:proofErr w:type="gramEnd"/>
+      <w:r>
+        <w:rPr>
+          <w:rFonts w:ascii="Consolas" w:eastAsia="Times New Roman" w:hAnsi="Consolas" w:cs="Times New Roman"/>
+          <w:color w:val="B5CEA8"/>
+          <w:sz w:val="21"/>
+          <w:szCs w:val="21"/>
+          <w:lang w:eastAsia="en-GB"/>
+        </w:rPr>
+        <w:t>256</w:t>
+      </w:r>
+      <w:r>
+        <w:rPr>
+          <w:rFonts w:ascii="Consolas" w:eastAsia="Times New Roman" w:hAnsi="Consolas" w:cs="Times New Roman"/>
+          <w:color w:val="D4D4D4"/>
+          <w:sz w:val="21"/>
+          <w:szCs w:val="21"/>
+          <w:lang w:eastAsia="en-GB"/>
+        </w:rPr>
+        <w:t>)</w:t>
+      </w:r>
+    </w:p>
+    <w:p>
+      <w:pPr>
+        <w:shd w:val="clear" w:color="auto" w:fill="1E1E1E"/>
+        <w:spacing w:after="0" w:line="285" w:lineRule="atLeast"/>
+        <w:rPr>
+          <w:rFonts w:ascii="Consolas" w:eastAsia="Times New Roman" w:hAnsi="Consolas" w:cs="Times New Roman"/>
+          <w:color w:val="D4D4D4"/>
+          <w:sz w:val="21"/>
+          <w:szCs w:val="21"/>
+          <w:lang w:eastAsia="en-GB"/>
+        </w:rPr>
+      </w:pPr>
+      <w:r>
+        <w:rPr>
+          <w:rFonts w:ascii="Consolas" w:eastAsia="Times New Roman" w:hAnsi="Consolas" w:cs="Times New Roman"/>
+          <w:color w:val="D4D4D4"/>
+          <w:sz w:val="21"/>
+          <w:szCs w:val="21"/>
+          <w:lang w:eastAsia="en-GB"/>
+        </w:rPr>
+        <w:t xml:space="preserve">  </w:t>
+      </w:r>
+      <w:r>
+        <w:rPr>
+          <w:rFonts w:ascii="Consolas" w:eastAsia="Times New Roman" w:hAnsi="Consolas" w:cs="Times New Roman"/>
+          <w:color w:val="CE9178"/>
+          <w:sz w:val="21"/>
+          <w:szCs w:val="21"/>
+          <w:lang w:eastAsia="en-GB"/>
+        </w:rPr>
+        <w:t>"</w:t>
+      </w:r>
+      <w:proofErr w:type="spellStart"/>
+      <w:r>
+        <w:rPr>
+          <w:rFonts w:ascii="Consolas" w:eastAsia="Times New Roman" w:hAnsi="Consolas" w:cs="Times New Roman"/>
+          <w:color w:val="CE9178"/>
+          <w:sz w:val="21"/>
+          <w:szCs w:val="21"/>
+          <w:lang w:eastAsia="en-GB"/>
+        </w:rPr>
+        <w:t>NormalizedEmail</w:t>
+      </w:r>
+      <w:proofErr w:type="spellEnd"/>
+      <w:r>
+        <w:rPr>
+          <w:rFonts w:ascii="Consolas" w:eastAsia="Times New Roman" w:hAnsi="Consolas" w:cs="Times New Roman"/>
+          <w:color w:val="CE9178"/>
+          <w:sz w:val="21"/>
+          <w:szCs w:val="21"/>
+          <w:lang w:eastAsia="en-GB"/>
+        </w:rPr>
+        <w:t>"</w:t>
+      </w:r>
+      <w:r>
+        <w:rPr>
+          <w:rFonts w:ascii="Consolas" w:eastAsia="Times New Roman" w:hAnsi="Consolas" w:cs="Times New Roman"/>
+          <w:color w:val="D4D4D4"/>
+          <w:sz w:val="21"/>
+          <w:szCs w:val="21"/>
+          <w:lang w:eastAsia="en-GB"/>
+        </w:rPr>
+        <w:t xml:space="preserve"> </w:t>
+      </w:r>
+      <w:proofErr w:type="spellStart"/>
+      <w:proofErr w:type="gramStart"/>
+      <w:r>
+        <w:rPr>
+          <w:rFonts w:ascii="Consolas" w:eastAsia="Times New Roman" w:hAnsi="Consolas" w:cs="Times New Roman"/>
+          <w:color w:val="569CD6"/>
+          <w:sz w:val="21"/>
+          <w:szCs w:val="21"/>
+          <w:lang w:eastAsia="en-GB"/>
+        </w:rPr>
+        <w:t>nvarchar</w:t>
+      </w:r>
+      <w:proofErr w:type="spellEnd"/>
+      <w:r>
+        <w:rPr>
+          <w:rFonts w:ascii="Consolas" w:eastAsia="Times New Roman" w:hAnsi="Consolas" w:cs="Times New Roman"/>
+          <w:color w:val="D4D4D4"/>
+          <w:sz w:val="21"/>
+          <w:szCs w:val="21"/>
+          <w:lang w:eastAsia="en-GB"/>
+        </w:rPr>
+        <w:t>(</w:t>
+      </w:r>
+      <w:proofErr w:type="gramEnd"/>
+      <w:r>
+        <w:rPr>
+          <w:rFonts w:ascii="Consolas" w:eastAsia="Times New Roman" w:hAnsi="Consolas" w:cs="Times New Roman"/>
+          <w:color w:val="B5CEA8"/>
+          <w:sz w:val="21"/>
+          <w:szCs w:val="21"/>
+          <w:lang w:eastAsia="en-GB"/>
+        </w:rPr>
+        <w:t>256</w:t>
+      </w:r>
+      <w:r>
+        <w:rPr>
+          <w:rFonts w:ascii="Consolas" w:eastAsia="Times New Roman" w:hAnsi="Consolas" w:cs="Times New Roman"/>
+          <w:color w:val="D4D4D4"/>
+          <w:sz w:val="21"/>
+          <w:szCs w:val="21"/>
+          <w:lang w:eastAsia="en-GB"/>
+        </w:rPr>
+        <w:t>)</w:t>
+      </w:r>
+    </w:p>
+    <w:p>
+      <w:pPr>
+        <w:shd w:val="clear" w:color="auto" w:fill="1E1E1E"/>
+        <w:spacing w:after="0" w:line="285" w:lineRule="atLeast"/>
+        <w:rPr>
+          <w:rFonts w:ascii="Consolas" w:eastAsia="Times New Roman" w:hAnsi="Consolas" w:cs="Times New Roman"/>
+          <w:color w:val="D4D4D4"/>
+          <w:sz w:val="21"/>
+          <w:szCs w:val="21"/>
+          <w:lang w:eastAsia="en-GB"/>
+        </w:rPr>
+      </w:pPr>
+      <w:r>
+        <w:rPr>
+          <w:rFonts w:ascii="Consolas" w:eastAsia="Times New Roman" w:hAnsi="Consolas" w:cs="Times New Roman"/>
+          <w:color w:val="D4D4D4"/>
+          <w:sz w:val="21"/>
+          <w:szCs w:val="21"/>
+          <w:lang w:eastAsia="en-GB"/>
+        </w:rPr>
+        <w:t xml:space="preserve">  </w:t>
+      </w:r>
+      <w:r>
+        <w:rPr>
+          <w:rFonts w:ascii="Consolas" w:eastAsia="Times New Roman" w:hAnsi="Consolas" w:cs="Times New Roman"/>
+          <w:color w:val="CE9178"/>
+          <w:sz w:val="21"/>
+          <w:szCs w:val="21"/>
+          <w:lang w:eastAsia="en-GB"/>
+        </w:rPr>
+        <w:t>"</w:t>
+      </w:r>
+      <w:proofErr w:type="spellStart"/>
+      <w:r>
+        <w:rPr>
+          <w:rFonts w:ascii="Consolas" w:eastAsia="Times New Roman" w:hAnsi="Consolas" w:cs="Times New Roman"/>
+          <w:color w:val="CE9178"/>
+          <w:sz w:val="21"/>
+          <w:szCs w:val="21"/>
+          <w:lang w:eastAsia="en-GB"/>
+        </w:rPr>
+        <w:t>EmailConfirmed</w:t>
+      </w:r>
+      <w:proofErr w:type="spellEnd"/>
+      <w:r>
+        <w:rPr>
+          <w:rFonts w:ascii="Consolas" w:eastAsia="Times New Roman" w:hAnsi="Consolas" w:cs="Times New Roman"/>
+          <w:color w:val="CE9178"/>
+          <w:sz w:val="21"/>
+          <w:szCs w:val="21"/>
+          <w:lang w:eastAsia="en-GB"/>
+        </w:rPr>
+        <w:t>"</w:t>
+      </w:r>
+      <w:r>
+        <w:rPr>
+          <w:rFonts w:ascii="Consolas" w:eastAsia="Times New Roman" w:hAnsi="Consolas" w:cs="Times New Roman"/>
+          <w:color w:val="D4D4D4"/>
+          <w:sz w:val="21"/>
+          <w:szCs w:val="21"/>
+          <w:lang w:eastAsia="en-GB"/>
+        </w:rPr>
+        <w:t xml:space="preserve"> </w:t>
+      </w:r>
+      <w:r>
+        <w:rPr>
+          <w:rFonts w:ascii="Consolas" w:eastAsia="Times New Roman" w:hAnsi="Consolas" w:cs="Times New Roman"/>
+          <w:color w:val="569CD6"/>
+          <w:sz w:val="21"/>
+          <w:szCs w:val="21"/>
+          <w:lang w:eastAsia="en-GB"/>
+        </w:rPr>
+        <w:t>bit</w:t>
+      </w:r>
+      <w:r>
+        <w:rPr>
+          <w:rFonts w:ascii="Consolas" w:eastAsia="Times New Roman" w:hAnsi="Consolas" w:cs="Times New Roman"/>
+          <w:color w:val="D4D4D4"/>
+          <w:sz w:val="21"/>
+          <w:szCs w:val="21"/>
+          <w:lang w:eastAsia="en-GB"/>
+        </w:rPr>
+        <w:t xml:space="preserve"> [</w:t>
+      </w:r>
+      <w:r>
+        <w:rPr>
+          <w:rFonts w:ascii="Consolas" w:eastAsia="Times New Roman" w:hAnsi="Consolas" w:cs="Times New Roman"/>
+          <w:color w:val="569CD6"/>
+          <w:sz w:val="21"/>
+          <w:szCs w:val="21"/>
+          <w:lang w:eastAsia="en-GB"/>
+        </w:rPr>
+        <w:t>not</w:t>
+      </w:r>
+      <w:r>
+        <w:rPr>
+          <w:rFonts w:ascii="Consolas" w:eastAsia="Times New Roman" w:hAnsi="Consolas" w:cs="Times New Roman"/>
+          <w:color w:val="D4D4D4"/>
+          <w:sz w:val="21"/>
+          <w:szCs w:val="21"/>
+          <w:lang w:eastAsia="en-GB"/>
+        </w:rPr>
+        <w:t xml:space="preserve"> </w:t>
+      </w:r>
+      <w:r>
+        <w:rPr>
+          <w:rFonts w:ascii="Consolas" w:eastAsia="Times New Roman" w:hAnsi="Consolas" w:cs="Times New Roman"/>
+          <w:color w:val="569CD6"/>
+          <w:sz w:val="21"/>
+          <w:szCs w:val="21"/>
+          <w:lang w:eastAsia="en-GB"/>
+        </w:rPr>
+        <w:t>null</w:t>
+      </w:r>
+      <w:r>
+        <w:rPr>
+          <w:rFonts w:ascii="Consolas" w:eastAsia="Times New Roman" w:hAnsi="Consolas" w:cs="Times New Roman"/>
+          <w:color w:val="D4D4D4"/>
+          <w:sz w:val="21"/>
+          <w:szCs w:val="21"/>
+          <w:lang w:eastAsia="en-GB"/>
+        </w:rPr>
+        <w:t>]</w:t>
+      </w:r>
+    </w:p>
+    <w:p>
+      <w:pPr>
+        <w:shd w:val="clear" w:color="auto" w:fill="1E1E1E"/>
+        <w:spacing w:after="0" w:line="285" w:lineRule="atLeast"/>
+        <w:rPr>
+          <w:rFonts w:ascii="Consolas" w:eastAsia="Times New Roman" w:hAnsi="Consolas" w:cs="Times New Roman"/>
+          <w:color w:val="D4D4D4"/>
+          <w:sz w:val="21"/>
+          <w:szCs w:val="21"/>
+          <w:lang w:eastAsia="en-GB"/>
+        </w:rPr>
+      </w:pPr>
+      <w:r>
+        <w:rPr>
+          <w:rFonts w:ascii="Consolas" w:eastAsia="Times New Roman" w:hAnsi="Consolas" w:cs="Times New Roman"/>
+          <w:color w:val="D4D4D4"/>
+          <w:sz w:val="21"/>
+          <w:szCs w:val="21"/>
+          <w:lang w:eastAsia="en-GB"/>
+        </w:rPr>
+        <w:t xml:space="preserve">  </w:t>
+      </w:r>
+      <w:r>
+        <w:rPr>
+          <w:rFonts w:ascii="Consolas" w:eastAsia="Times New Roman" w:hAnsi="Consolas" w:cs="Times New Roman"/>
+          <w:color w:val="CE9178"/>
+          <w:sz w:val="21"/>
+          <w:szCs w:val="21"/>
+          <w:lang w:eastAsia="en-GB"/>
+        </w:rPr>
+        <w:t>"</w:t>
+      </w:r>
+      <w:proofErr w:type="spellStart"/>
+      <w:r>
+        <w:rPr>
+          <w:rFonts w:ascii="Consolas" w:eastAsia="Times New Roman" w:hAnsi="Consolas" w:cs="Times New Roman"/>
+          <w:color w:val="CE9178"/>
+          <w:sz w:val="21"/>
+          <w:szCs w:val="21"/>
+          <w:lang w:eastAsia="en-GB"/>
+        </w:rPr>
+        <w:t>PasswordHash</w:t>
+      </w:r>
+      <w:proofErr w:type="spellEnd"/>
+      <w:r>
+        <w:rPr>
+          <w:rFonts w:ascii="Consolas" w:eastAsia="Times New Roman" w:hAnsi="Consolas" w:cs="Times New Roman"/>
+          <w:color w:val="CE9178"/>
+          <w:sz w:val="21"/>
+          <w:szCs w:val="21"/>
+          <w:lang w:eastAsia="en-GB"/>
+        </w:rPr>
+        <w:t>"</w:t>
+      </w:r>
+      <w:r>
+        <w:rPr>
+          <w:rFonts w:ascii="Consolas" w:eastAsia="Times New Roman" w:hAnsi="Consolas" w:cs="Times New Roman"/>
+          <w:color w:val="D4D4D4"/>
+          <w:sz w:val="21"/>
+          <w:szCs w:val="21"/>
+          <w:lang w:eastAsia="en-GB"/>
+        </w:rPr>
+        <w:t xml:space="preserve"> </w:t>
+      </w:r>
+      <w:proofErr w:type="spellStart"/>
+      <w:proofErr w:type="gramStart"/>
+      <w:r>
+        <w:rPr>
+          <w:rFonts w:ascii="Consolas" w:eastAsia="Times New Roman" w:hAnsi="Consolas" w:cs="Times New Roman"/>
+          <w:color w:val="569CD6"/>
+          <w:sz w:val="21"/>
+          <w:szCs w:val="21"/>
+          <w:lang w:eastAsia="en-GB"/>
+        </w:rPr>
+        <w:t>nvarchar</w:t>
+      </w:r>
+      <w:proofErr w:type="spellEnd"/>
+      <w:r>
+        <w:rPr>
+          <w:rFonts w:ascii="Consolas" w:eastAsia="Times New Roman" w:hAnsi="Consolas" w:cs="Times New Roman"/>
+          <w:color w:val="D4D4D4"/>
+          <w:sz w:val="21"/>
+          <w:szCs w:val="21"/>
+          <w:lang w:eastAsia="en-GB"/>
+        </w:rPr>
+        <w:t>(</w:t>
+      </w:r>
+      <w:proofErr w:type="gramEnd"/>
+      <w:r>
+        <w:rPr>
+          <w:rFonts w:ascii="Consolas" w:eastAsia="Times New Roman" w:hAnsi="Consolas" w:cs="Times New Roman"/>
+          <w:color w:val="D4D4D4"/>
+          <w:sz w:val="21"/>
+          <w:szCs w:val="21"/>
+          <w:lang w:eastAsia="en-GB"/>
+        </w:rPr>
+        <w:t>MAX)</w:t>
+      </w:r>
+    </w:p>
+    <w:p>
+      <w:pPr>
+        <w:shd w:val="clear" w:color="auto" w:fill="1E1E1E"/>
+        <w:spacing w:after="0" w:line="285" w:lineRule="atLeast"/>
+        <w:rPr>
+          <w:rFonts w:ascii="Consolas" w:eastAsia="Times New Roman" w:hAnsi="Consolas" w:cs="Times New Roman"/>
+          <w:color w:val="D4D4D4"/>
+          <w:sz w:val="21"/>
+          <w:szCs w:val="21"/>
+          <w:lang w:eastAsia="en-GB"/>
+        </w:rPr>
+      </w:pPr>
+      <w:r>
+        <w:rPr>
+          <w:rFonts w:ascii="Consolas" w:eastAsia="Times New Roman" w:hAnsi="Consolas" w:cs="Times New Roman"/>
+          <w:color w:val="D4D4D4"/>
+          <w:sz w:val="21"/>
+          <w:szCs w:val="21"/>
+          <w:lang w:eastAsia="en-GB"/>
+        </w:rPr>
+        <w:t xml:space="preserve">  </w:t>
+      </w:r>
+      <w:r>
+        <w:rPr>
+          <w:rFonts w:ascii="Consolas" w:eastAsia="Times New Roman" w:hAnsi="Consolas" w:cs="Times New Roman"/>
+          <w:color w:val="CE9178"/>
+          <w:sz w:val="21"/>
+          <w:szCs w:val="21"/>
+          <w:lang w:eastAsia="en-GB"/>
+        </w:rPr>
+        <w:t>"</w:t>
+      </w:r>
+      <w:proofErr w:type="spellStart"/>
+      <w:r>
+        <w:rPr>
+          <w:rFonts w:ascii="Consolas" w:eastAsia="Times New Roman" w:hAnsi="Consolas" w:cs="Times New Roman"/>
+          <w:color w:val="CE9178"/>
+          <w:sz w:val="21"/>
+          <w:szCs w:val="21"/>
+          <w:lang w:eastAsia="en-GB"/>
+        </w:rPr>
+        <w:t>SecurityStamp</w:t>
+      </w:r>
+      <w:proofErr w:type="spellEnd"/>
+      <w:r>
+        <w:rPr>
+          <w:rFonts w:ascii="Consolas" w:eastAsia="Times New Roman" w:hAnsi="Consolas" w:cs="Times New Roman"/>
+          <w:color w:val="CE9178"/>
+          <w:sz w:val="21"/>
+          <w:szCs w:val="21"/>
+          <w:lang w:eastAsia="en-GB"/>
+        </w:rPr>
+        <w:t>"</w:t>
+      </w:r>
+      <w:r>
+        <w:rPr>
+          <w:rFonts w:ascii="Consolas" w:eastAsia="Times New Roman" w:hAnsi="Consolas" w:cs="Times New Roman"/>
+          <w:color w:val="D4D4D4"/>
+          <w:sz w:val="21"/>
+          <w:szCs w:val="21"/>
+          <w:lang w:eastAsia="en-GB"/>
+        </w:rPr>
+        <w:t xml:space="preserve"> </w:t>
+      </w:r>
+      <w:proofErr w:type="spellStart"/>
+      <w:proofErr w:type="gramStart"/>
+      <w:r>
+        <w:rPr>
+          <w:rFonts w:ascii="Consolas" w:eastAsia="Times New Roman" w:hAnsi="Consolas" w:cs="Times New Roman"/>
+          <w:color w:val="569CD6"/>
+          <w:sz w:val="21"/>
+          <w:szCs w:val="21"/>
+          <w:lang w:eastAsia="en-GB"/>
+        </w:rPr>
+        <w:t>nvarchar</w:t>
+      </w:r>
+      <w:proofErr w:type="spellEnd"/>
+      <w:r>
+        <w:rPr>
+          <w:rFonts w:ascii="Consolas" w:eastAsia="Times New Roman" w:hAnsi="Consolas" w:cs="Times New Roman"/>
+          <w:color w:val="D4D4D4"/>
+          <w:sz w:val="21"/>
+          <w:szCs w:val="21"/>
+          <w:lang w:eastAsia="en-GB"/>
+        </w:rPr>
+        <w:t>(</w:t>
+      </w:r>
+      <w:proofErr w:type="gramEnd"/>
+      <w:r>
+        <w:rPr>
+          <w:rFonts w:ascii="Consolas" w:eastAsia="Times New Roman" w:hAnsi="Consolas" w:cs="Times New Roman"/>
+          <w:color w:val="D4D4D4"/>
+          <w:sz w:val="21"/>
+          <w:szCs w:val="21"/>
+          <w:lang w:eastAsia="en-GB"/>
+        </w:rPr>
+        <w:t>MAX)</w:t>
+      </w:r>
+    </w:p>
+    <w:p>
+      <w:pPr>
+        <w:shd w:val="clear" w:color="auto" w:fill="1E1E1E"/>
+        <w:spacing w:after="0" w:line="285" w:lineRule="atLeast"/>
+        <w:rPr>
+          <w:rFonts w:ascii="Consolas" w:eastAsia="Times New Roman" w:hAnsi="Consolas" w:cs="Times New Roman"/>
+          <w:color w:val="D4D4D4"/>
+          <w:sz w:val="21"/>
+          <w:szCs w:val="21"/>
+          <w:lang w:eastAsia="en-GB"/>
+        </w:rPr>
+      </w:pPr>
+      <w:r>
+        <w:rPr>
+          <w:rFonts w:ascii="Consolas" w:eastAsia="Times New Roman" w:hAnsi="Consolas" w:cs="Times New Roman"/>
+          <w:color w:val="D4D4D4"/>
+          <w:sz w:val="21"/>
+          <w:szCs w:val="21"/>
+          <w:lang w:eastAsia="en-GB"/>
+        </w:rPr>
+        <w:t xml:space="preserve">  </w:t>
+      </w:r>
+      <w:r>
+        <w:rPr>
+          <w:rFonts w:ascii="Consolas" w:eastAsia="Times New Roman" w:hAnsi="Consolas" w:cs="Times New Roman"/>
+          <w:color w:val="CE9178"/>
+          <w:sz w:val="21"/>
+          <w:szCs w:val="21"/>
+          <w:lang w:eastAsia="en-GB"/>
+        </w:rPr>
+        <w:t>"</w:t>
+      </w:r>
+      <w:proofErr w:type="spellStart"/>
+      <w:r>
+        <w:rPr>
+          <w:rFonts w:ascii="Consolas" w:eastAsia="Times New Roman" w:hAnsi="Consolas" w:cs="Times New Roman"/>
+          <w:color w:val="CE9178"/>
+          <w:sz w:val="21"/>
+          <w:szCs w:val="21"/>
+          <w:lang w:eastAsia="en-GB"/>
+        </w:rPr>
+        <w:t>ConcurrencyStamp</w:t>
+      </w:r>
+      <w:proofErr w:type="spellEnd"/>
+      <w:r>
+        <w:rPr>
+          <w:rFonts w:ascii="Consolas" w:eastAsia="Times New Roman" w:hAnsi="Consolas" w:cs="Times New Roman"/>
+          <w:color w:val="CE9178"/>
+          <w:sz w:val="21"/>
+          <w:szCs w:val="21"/>
+          <w:lang w:eastAsia="en-GB"/>
+        </w:rPr>
+        <w:t>"</w:t>
+      </w:r>
+      <w:r>
+        <w:rPr>
+          <w:rFonts w:ascii="Consolas" w:eastAsia="Times New Roman" w:hAnsi="Consolas" w:cs="Times New Roman"/>
+          <w:color w:val="D4D4D4"/>
+          <w:sz w:val="21"/>
+          <w:szCs w:val="21"/>
+          <w:lang w:eastAsia="en-GB"/>
+        </w:rPr>
+        <w:t xml:space="preserve"> </w:t>
+      </w:r>
+      <w:proofErr w:type="spellStart"/>
+      <w:proofErr w:type="gramStart"/>
+      <w:r>
+        <w:rPr>
+          <w:rFonts w:ascii="Consolas" w:eastAsia="Times New Roman" w:hAnsi="Consolas" w:cs="Times New Roman"/>
+          <w:color w:val="569CD6"/>
+          <w:sz w:val="21"/>
+          <w:szCs w:val="21"/>
+          <w:lang w:eastAsia="en-GB"/>
+        </w:rPr>
+        <w:t>nvarchar</w:t>
+      </w:r>
+      <w:proofErr w:type="spellEnd"/>
+      <w:r>
+        <w:rPr>
+          <w:rFonts w:ascii="Consolas" w:eastAsia="Times New Roman" w:hAnsi="Consolas" w:cs="Times New Roman"/>
+          <w:color w:val="D4D4D4"/>
+          <w:sz w:val="21"/>
+          <w:szCs w:val="21"/>
+          <w:lang w:eastAsia="en-GB"/>
+        </w:rPr>
+        <w:t>(</w:t>
+      </w:r>
+      <w:proofErr w:type="gramEnd"/>
+      <w:r>
+        <w:rPr>
+          <w:rFonts w:ascii="Consolas" w:eastAsia="Times New Roman" w:hAnsi="Consolas" w:cs="Times New Roman"/>
+          <w:color w:val="D4D4D4"/>
+          <w:sz w:val="21"/>
+          <w:szCs w:val="21"/>
+          <w:lang w:eastAsia="en-GB"/>
+        </w:rPr>
+        <w:t>MAX)</w:t>
+      </w:r>
+    </w:p>
+    <w:p>
+      <w:pPr>
+        <w:shd w:val="clear" w:color="auto" w:fill="1E1E1E"/>
+        <w:spacing w:after="0" w:line="285" w:lineRule="atLeast"/>
+        <w:rPr>
+          <w:rFonts w:ascii="Consolas" w:eastAsia="Times New Roman" w:hAnsi="Consolas" w:cs="Times New Roman"/>
+          <w:color w:val="D4D4D4"/>
+          <w:sz w:val="21"/>
+          <w:szCs w:val="21"/>
+          <w:lang w:eastAsia="en-GB"/>
+        </w:rPr>
+      </w:pPr>
+      <w:r>
+        <w:rPr>
+          <w:rFonts w:ascii="Consolas" w:eastAsia="Times New Roman" w:hAnsi="Consolas" w:cs="Times New Roman"/>
+          <w:color w:val="D4D4D4"/>
+          <w:sz w:val="21"/>
+          <w:szCs w:val="21"/>
+          <w:lang w:eastAsia="en-GB"/>
+        </w:rPr>
+        <w:t xml:space="preserve">  </w:t>
+      </w:r>
+      <w:r>
+        <w:rPr>
+          <w:rFonts w:ascii="Consolas" w:eastAsia="Times New Roman" w:hAnsi="Consolas" w:cs="Times New Roman"/>
+          <w:color w:val="CE9178"/>
+          <w:sz w:val="21"/>
+          <w:szCs w:val="21"/>
+          <w:lang w:eastAsia="en-GB"/>
+        </w:rPr>
+        <w:t>"</w:t>
+      </w:r>
+      <w:proofErr w:type="spellStart"/>
+      <w:r>
+        <w:rPr>
+          <w:rFonts w:ascii="Consolas" w:eastAsia="Times New Roman" w:hAnsi="Consolas" w:cs="Times New Roman"/>
+          <w:color w:val="CE9178"/>
+          <w:sz w:val="21"/>
+          <w:szCs w:val="21"/>
+          <w:lang w:eastAsia="en-GB"/>
+        </w:rPr>
+        <w:t>PhoneNumber</w:t>
+      </w:r>
+      <w:proofErr w:type="spellEnd"/>
+      <w:r>
+        <w:rPr>
+          <w:rFonts w:ascii="Consolas" w:eastAsia="Times New Roman" w:hAnsi="Consolas" w:cs="Times New Roman"/>
+          <w:color w:val="CE9178"/>
+          <w:sz w:val="21"/>
+          <w:szCs w:val="21"/>
+          <w:lang w:eastAsia="en-GB"/>
+        </w:rPr>
+        <w:t>"</w:t>
+      </w:r>
+      <w:r>
+        <w:rPr>
+          <w:rFonts w:ascii="Consolas" w:eastAsia="Times New Roman" w:hAnsi="Consolas" w:cs="Times New Roman"/>
+          <w:color w:val="D4D4D4"/>
+          <w:sz w:val="21"/>
+          <w:szCs w:val="21"/>
+          <w:lang w:eastAsia="en-GB"/>
+        </w:rPr>
+        <w:t xml:space="preserve"> </w:t>
+      </w:r>
+      <w:proofErr w:type="spellStart"/>
+      <w:proofErr w:type="gramStart"/>
+      <w:r>
+        <w:rPr>
+          <w:rFonts w:ascii="Consolas" w:eastAsia="Times New Roman" w:hAnsi="Consolas" w:cs="Times New Roman"/>
+          <w:color w:val="569CD6"/>
+          <w:sz w:val="21"/>
+          <w:szCs w:val="21"/>
+          <w:lang w:eastAsia="en-GB"/>
+        </w:rPr>
+        <w:t>nvarchar</w:t>
+      </w:r>
+      <w:proofErr w:type="spellEnd"/>
+      <w:r>
+        <w:rPr>
+          <w:rFonts w:ascii="Consolas" w:eastAsia="Times New Roman" w:hAnsi="Consolas" w:cs="Times New Roman"/>
+          <w:color w:val="D4D4D4"/>
+          <w:sz w:val="21"/>
+          <w:szCs w:val="21"/>
+          <w:lang w:eastAsia="en-GB"/>
+        </w:rPr>
+        <w:t>(</w:t>
+      </w:r>
+      <w:proofErr w:type="gramEnd"/>
+      <w:r>
+        <w:rPr>
+          <w:rFonts w:ascii="Consolas" w:eastAsia="Times New Roman" w:hAnsi="Consolas" w:cs="Times New Roman"/>
+          <w:color w:val="D4D4D4"/>
+          <w:sz w:val="21"/>
+          <w:szCs w:val="21"/>
+          <w:lang w:eastAsia="en-GB"/>
+        </w:rPr>
+        <w:t>MAX)</w:t>
+      </w:r>
+    </w:p>
+    <w:p>
+      <w:pPr>
+        <w:shd w:val="clear" w:color="auto" w:fill="1E1E1E"/>
+        <w:spacing w:after="0" w:line="285" w:lineRule="atLeast"/>
+        <w:rPr>
+          <w:rFonts w:ascii="Consolas" w:eastAsia="Times New Roman" w:hAnsi="Consolas" w:cs="Times New Roman"/>
+          <w:color w:val="D4D4D4"/>
+          <w:sz w:val="21"/>
+          <w:szCs w:val="21"/>
+          <w:lang w:eastAsia="en-GB"/>
+        </w:rPr>
+      </w:pPr>
+      <w:r>
+        <w:rPr>
+          <w:rFonts w:ascii="Consolas" w:eastAsia="Times New Roman" w:hAnsi="Consolas" w:cs="Times New Roman"/>
+          <w:color w:val="D4D4D4"/>
+          <w:sz w:val="21"/>
+          <w:szCs w:val="21"/>
+          <w:lang w:eastAsia="en-GB"/>
+        </w:rPr>
+        <w:t xml:space="preserve">  </w:t>
+      </w:r>
+      <w:r>
+        <w:rPr>
+          <w:rFonts w:ascii="Consolas" w:eastAsia="Times New Roman" w:hAnsi="Consolas" w:cs="Times New Roman"/>
+          <w:color w:val="CE9178"/>
+          <w:sz w:val="21"/>
+          <w:szCs w:val="21"/>
+          <w:lang w:eastAsia="en-GB"/>
+        </w:rPr>
+        <w:t>"</w:t>
+      </w:r>
+      <w:proofErr w:type="spellStart"/>
+      <w:r>
+        <w:rPr>
+          <w:rFonts w:ascii="Consolas" w:eastAsia="Times New Roman" w:hAnsi="Consolas" w:cs="Times New Roman"/>
+          <w:color w:val="CE9178"/>
+          <w:sz w:val="21"/>
+          <w:szCs w:val="21"/>
+          <w:lang w:eastAsia="en-GB"/>
+        </w:rPr>
+        <w:t>PhoneNumberConfirmed</w:t>
+      </w:r>
+      <w:proofErr w:type="spellEnd"/>
+      <w:r>
+        <w:rPr>
+          <w:rFonts w:ascii="Consolas" w:eastAsia="Times New Roman" w:hAnsi="Consolas" w:cs="Times New Roman"/>
+          <w:color w:val="CE9178"/>
+          <w:sz w:val="21"/>
+          <w:szCs w:val="21"/>
+          <w:lang w:eastAsia="en-GB"/>
+        </w:rPr>
+        <w:t>"</w:t>
+      </w:r>
+      <w:r>
+        <w:rPr>
+          <w:rFonts w:ascii="Consolas" w:eastAsia="Times New Roman" w:hAnsi="Consolas" w:cs="Times New Roman"/>
+          <w:color w:val="D4D4D4"/>
+          <w:sz w:val="21"/>
+          <w:szCs w:val="21"/>
+          <w:lang w:eastAsia="en-GB"/>
+        </w:rPr>
+        <w:t xml:space="preserve"> </w:t>
+      </w:r>
+      <w:r>
+        <w:rPr>
+          <w:rFonts w:ascii="Consolas" w:eastAsia="Times New Roman" w:hAnsi="Consolas" w:cs="Times New Roman"/>
+          <w:color w:val="569CD6"/>
+          <w:sz w:val="21"/>
+          <w:szCs w:val="21"/>
+          <w:lang w:eastAsia="en-GB"/>
+        </w:rPr>
+        <w:t>bit</w:t>
+      </w:r>
+      <w:r>
+        <w:rPr>
+          <w:rFonts w:ascii="Consolas" w:eastAsia="Times New Roman" w:hAnsi="Consolas" w:cs="Times New Roman"/>
+          <w:color w:val="D4D4D4"/>
+          <w:sz w:val="21"/>
+          <w:szCs w:val="21"/>
+          <w:lang w:eastAsia="en-GB"/>
+        </w:rPr>
+        <w:t xml:space="preserve"> [</w:t>
+      </w:r>
+      <w:r>
+        <w:rPr>
+          <w:rFonts w:ascii="Consolas" w:eastAsia="Times New Roman" w:hAnsi="Consolas" w:cs="Times New Roman"/>
+          <w:color w:val="569CD6"/>
+          <w:sz w:val="21"/>
+          <w:szCs w:val="21"/>
+          <w:lang w:eastAsia="en-GB"/>
+        </w:rPr>
+        <w:t>not</w:t>
+      </w:r>
+      <w:r>
+        <w:rPr>
+          <w:rFonts w:ascii="Consolas" w:eastAsia="Times New Roman" w:hAnsi="Consolas" w:cs="Times New Roman"/>
+          <w:color w:val="D4D4D4"/>
+          <w:sz w:val="21"/>
+          <w:szCs w:val="21"/>
+          <w:lang w:eastAsia="en-GB"/>
+        </w:rPr>
+        <w:t xml:space="preserve"> </w:t>
+      </w:r>
+      <w:r>
+        <w:rPr>
+          <w:rFonts w:ascii="Consolas" w:eastAsia="Times New Roman" w:hAnsi="Consolas" w:cs="Times New Roman"/>
+          <w:color w:val="569CD6"/>
+          <w:sz w:val="21"/>
+          <w:szCs w:val="21"/>
+          <w:lang w:eastAsia="en-GB"/>
+        </w:rPr>
+        <w:t>null</w:t>
+      </w:r>
+      <w:r>
+        <w:rPr>
+          <w:rFonts w:ascii="Consolas" w:eastAsia="Times New Roman" w:hAnsi="Consolas" w:cs="Times New Roman"/>
+          <w:color w:val="D4D4D4"/>
+          <w:sz w:val="21"/>
+          <w:szCs w:val="21"/>
+          <w:lang w:eastAsia="en-GB"/>
+        </w:rPr>
+        <w:t>]</w:t>
+      </w:r>
+    </w:p>
+    <w:p>
+      <w:pPr>
+        <w:shd w:val="clear" w:color="auto" w:fill="1E1E1E"/>
+        <w:spacing w:after="0" w:line="285" w:lineRule="atLeast"/>
+        <w:rPr>
+          <w:rFonts w:ascii="Consolas" w:eastAsia="Times New Roman" w:hAnsi="Consolas" w:cs="Times New Roman"/>
+          <w:color w:val="D4D4D4"/>
+          <w:sz w:val="21"/>
+          <w:szCs w:val="21"/>
+          <w:lang w:eastAsia="en-GB"/>
+        </w:rPr>
+      </w:pPr>
+      <w:r>
+        <w:rPr>
+          <w:rFonts w:ascii="Consolas" w:eastAsia="Times New Roman" w:hAnsi="Consolas" w:cs="Times New Roman"/>
+          <w:color w:val="D4D4D4"/>
+          <w:sz w:val="21"/>
+          <w:szCs w:val="21"/>
+          <w:lang w:eastAsia="en-GB"/>
+        </w:rPr>
+        <w:t xml:space="preserve">  </w:t>
+      </w:r>
+      <w:r>
+        <w:rPr>
+          <w:rFonts w:ascii="Consolas" w:eastAsia="Times New Roman" w:hAnsi="Consolas" w:cs="Times New Roman"/>
+          <w:color w:val="CE9178"/>
+          <w:sz w:val="21"/>
+          <w:szCs w:val="21"/>
+          <w:lang w:eastAsia="en-GB"/>
+        </w:rPr>
+        <w:t>"</w:t>
+      </w:r>
+      <w:proofErr w:type="spellStart"/>
+      <w:r>
+        <w:rPr>
+          <w:rFonts w:ascii="Consolas" w:eastAsia="Times New Roman" w:hAnsi="Consolas" w:cs="Times New Roman"/>
+          <w:color w:val="CE9178"/>
+          <w:sz w:val="21"/>
+          <w:szCs w:val="21"/>
+          <w:lang w:eastAsia="en-GB"/>
+        </w:rPr>
+        <w:t>TwoFactorEnabled</w:t>
+      </w:r>
+      <w:proofErr w:type="spellEnd"/>
+      <w:r>
+        <w:rPr>
+          <w:rFonts w:ascii="Consolas" w:eastAsia="Times New Roman" w:hAnsi="Consolas" w:cs="Times New Roman"/>
+          <w:color w:val="CE9178"/>
+          <w:sz w:val="21"/>
+          <w:szCs w:val="21"/>
+          <w:lang w:eastAsia="en-GB"/>
+        </w:rPr>
+        <w:t>"</w:t>
+      </w:r>
+      <w:r>
+        <w:rPr>
+          <w:rFonts w:ascii="Consolas" w:eastAsia="Times New Roman" w:hAnsi="Consolas" w:cs="Times New Roman"/>
+          <w:color w:val="D4D4D4"/>
+          <w:sz w:val="21"/>
+          <w:szCs w:val="21"/>
+          <w:lang w:eastAsia="en-GB"/>
+        </w:rPr>
+        <w:t xml:space="preserve"> </w:t>
+      </w:r>
+      <w:r>
+        <w:rPr>
+          <w:rFonts w:ascii="Consolas" w:eastAsia="Times New Roman" w:hAnsi="Consolas" w:cs="Times New Roman"/>
+          <w:color w:val="569CD6"/>
+          <w:sz w:val="21"/>
+          <w:szCs w:val="21"/>
+          <w:lang w:eastAsia="en-GB"/>
+        </w:rPr>
+        <w:t>bit</w:t>
+      </w:r>
+      <w:r>
+        <w:rPr>
+          <w:rFonts w:ascii="Consolas" w:eastAsia="Times New Roman" w:hAnsi="Consolas" w:cs="Times New Roman"/>
+          <w:color w:val="D4D4D4"/>
+          <w:sz w:val="21"/>
+          <w:szCs w:val="21"/>
+          <w:lang w:eastAsia="en-GB"/>
+        </w:rPr>
+        <w:t xml:space="preserve"> [</w:t>
+      </w:r>
+      <w:r>
+        <w:rPr>
+          <w:rFonts w:ascii="Consolas" w:eastAsia="Times New Roman" w:hAnsi="Consolas" w:cs="Times New Roman"/>
+          <w:color w:val="569CD6"/>
+          <w:sz w:val="21"/>
+          <w:szCs w:val="21"/>
+          <w:lang w:eastAsia="en-GB"/>
+        </w:rPr>
+        <w:t>not</w:t>
+      </w:r>
+      <w:r>
+        <w:rPr>
+          <w:rFonts w:ascii="Consolas" w:eastAsia="Times New Roman" w:hAnsi="Consolas" w:cs="Times New Roman"/>
+          <w:color w:val="D4D4D4"/>
+          <w:sz w:val="21"/>
+          <w:szCs w:val="21"/>
+          <w:lang w:eastAsia="en-GB"/>
+        </w:rPr>
+        <w:t xml:space="preserve"> </w:t>
+      </w:r>
+      <w:r>
+        <w:rPr>
+          <w:rFonts w:ascii="Consolas" w:eastAsia="Times New Roman" w:hAnsi="Consolas" w:cs="Times New Roman"/>
+          <w:color w:val="569CD6"/>
+          <w:sz w:val="21"/>
+          <w:szCs w:val="21"/>
+          <w:lang w:eastAsia="en-GB"/>
+        </w:rPr>
+        <w:t>null</w:t>
+      </w:r>
+      <w:r>
+        <w:rPr>
+          <w:rFonts w:ascii="Consolas" w:eastAsia="Times New Roman" w:hAnsi="Consolas" w:cs="Times New Roman"/>
+          <w:color w:val="D4D4D4"/>
+          <w:sz w:val="21"/>
+          <w:szCs w:val="21"/>
+          <w:lang w:eastAsia="en-GB"/>
+        </w:rPr>
+        <w:t>]</w:t>
+      </w:r>
+    </w:p>
+    <w:p>
+      <w:pPr>
+        <w:shd w:val="clear" w:color="auto" w:fill="1E1E1E"/>
+        <w:spacing w:after="0" w:line="285" w:lineRule="atLeast"/>
+        <w:rPr>
+          <w:rFonts w:ascii="Consolas" w:eastAsia="Times New Roman" w:hAnsi="Consolas" w:cs="Times New Roman"/>
+          <w:color w:val="D4D4D4"/>
+          <w:sz w:val="21"/>
+          <w:szCs w:val="21"/>
+          <w:lang w:eastAsia="en-GB"/>
+        </w:rPr>
+      </w:pPr>
+      <w:r>
+        <w:rPr>
+          <w:rFonts w:ascii="Consolas" w:eastAsia="Times New Roman" w:hAnsi="Consolas" w:cs="Times New Roman"/>
+          <w:color w:val="D4D4D4"/>
+          <w:sz w:val="21"/>
+          <w:szCs w:val="21"/>
+          <w:lang w:eastAsia="en-GB"/>
+        </w:rPr>
+        <w:t xml:space="preserve">  </w:t>
+      </w:r>
+      <w:r>
+        <w:rPr>
+          <w:rFonts w:ascii="Consolas" w:eastAsia="Times New Roman" w:hAnsi="Consolas" w:cs="Times New Roman"/>
+          <w:color w:val="CE9178"/>
+          <w:sz w:val="21"/>
+          <w:szCs w:val="21"/>
+          <w:lang w:eastAsia="en-GB"/>
+        </w:rPr>
+        <w:t>"</w:t>
+      </w:r>
+      <w:proofErr w:type="spellStart"/>
+      <w:r>
+        <w:rPr>
+          <w:rFonts w:ascii="Consolas" w:eastAsia="Times New Roman" w:hAnsi="Consolas" w:cs="Times New Roman"/>
+          <w:color w:val="CE9178"/>
+          <w:sz w:val="21"/>
+          <w:szCs w:val="21"/>
+          <w:lang w:eastAsia="en-GB"/>
+        </w:rPr>
+        <w:t>LockoutEnd</w:t>
+      </w:r>
+      <w:proofErr w:type="spellEnd"/>
+      <w:r>
+        <w:rPr>
+          <w:rFonts w:ascii="Consolas" w:eastAsia="Times New Roman" w:hAnsi="Consolas" w:cs="Times New Roman"/>
+          <w:color w:val="CE9178"/>
+          <w:sz w:val="21"/>
+          <w:szCs w:val="21"/>
+          <w:lang w:eastAsia="en-GB"/>
+        </w:rPr>
+        <w:t>"</w:t>
+      </w:r>
+      <w:r>
+        <w:rPr>
+          <w:rFonts w:ascii="Consolas" w:eastAsia="Times New Roman" w:hAnsi="Consolas" w:cs="Times New Roman"/>
+          <w:color w:val="D4D4D4"/>
+          <w:sz w:val="21"/>
+          <w:szCs w:val="21"/>
+          <w:lang w:eastAsia="en-GB"/>
+        </w:rPr>
+        <w:t xml:space="preserve"> </w:t>
+      </w:r>
+      <w:proofErr w:type="spellStart"/>
+      <w:r>
+        <w:rPr>
+          <w:rFonts w:ascii="Consolas" w:eastAsia="Times New Roman" w:hAnsi="Consolas" w:cs="Times New Roman"/>
+          <w:color w:val="569CD6"/>
+          <w:sz w:val="21"/>
+          <w:szCs w:val="21"/>
+          <w:lang w:eastAsia="en-GB"/>
+        </w:rPr>
+        <w:t>datetimeoffset</w:t>
+      </w:r>
+      <w:proofErr w:type="spellEnd"/>
+    </w:p>
+    <w:p>
+      <w:pPr>
+        <w:shd w:val="clear" w:color="auto" w:fill="1E1E1E"/>
+        <w:spacing w:after="0" w:line="285" w:lineRule="atLeast"/>
+        <w:rPr>
+          <w:rFonts w:ascii="Consolas" w:eastAsia="Times New Roman" w:hAnsi="Consolas" w:cs="Times New Roman"/>
+          <w:color w:val="D4D4D4"/>
+          <w:sz w:val="21"/>
+          <w:szCs w:val="21"/>
+          <w:lang w:eastAsia="en-GB"/>
+        </w:rPr>
+      </w:pPr>
+      <w:r>
+        <w:rPr>
+          <w:rFonts w:ascii="Consolas" w:eastAsia="Times New Roman" w:hAnsi="Consolas" w:cs="Times New Roman"/>
+          <w:color w:val="D4D4D4"/>
+          <w:sz w:val="21"/>
+          <w:szCs w:val="21"/>
+          <w:lang w:eastAsia="en-GB"/>
+        </w:rPr>
+        <w:t xml:space="preserve">  </w:t>
+      </w:r>
+      <w:r>
+        <w:rPr>
+          <w:rFonts w:ascii="Consolas" w:eastAsia="Times New Roman" w:hAnsi="Consolas" w:cs="Times New Roman"/>
+          <w:color w:val="CE9178"/>
+          <w:sz w:val="21"/>
+          <w:szCs w:val="21"/>
+          <w:lang w:eastAsia="en-GB"/>
+        </w:rPr>
+        <w:t>"</w:t>
+      </w:r>
+      <w:proofErr w:type="spellStart"/>
+      <w:r>
+        <w:rPr>
+          <w:rFonts w:ascii="Consolas" w:eastAsia="Times New Roman" w:hAnsi="Consolas" w:cs="Times New Roman"/>
+          <w:color w:val="CE9178"/>
+          <w:sz w:val="21"/>
+          <w:szCs w:val="21"/>
+          <w:lang w:eastAsia="en-GB"/>
+        </w:rPr>
+        <w:t>LockoutEnabled</w:t>
+      </w:r>
+      <w:proofErr w:type="spellEnd"/>
+      <w:r>
+        <w:rPr>
+          <w:rFonts w:ascii="Consolas" w:eastAsia="Times New Roman" w:hAnsi="Consolas" w:cs="Times New Roman"/>
+          <w:color w:val="CE9178"/>
+          <w:sz w:val="21"/>
+          <w:szCs w:val="21"/>
+          <w:lang w:eastAsia="en-GB"/>
+        </w:rPr>
+        <w:t>"</w:t>
+      </w:r>
+      <w:r>
+        <w:rPr>
+          <w:rFonts w:ascii="Consolas" w:eastAsia="Times New Roman" w:hAnsi="Consolas" w:cs="Times New Roman"/>
+          <w:color w:val="D4D4D4"/>
+          <w:sz w:val="21"/>
+          <w:szCs w:val="21"/>
+          <w:lang w:eastAsia="en-GB"/>
+        </w:rPr>
+        <w:t xml:space="preserve"> </w:t>
+      </w:r>
+      <w:r>
+        <w:rPr>
+          <w:rFonts w:ascii="Consolas" w:eastAsia="Times New Roman" w:hAnsi="Consolas" w:cs="Times New Roman"/>
+          <w:color w:val="569CD6"/>
+          <w:sz w:val="21"/>
+          <w:szCs w:val="21"/>
+          <w:lang w:eastAsia="en-GB"/>
+        </w:rPr>
+        <w:t>bit</w:t>
+      </w:r>
+      <w:r>
+        <w:rPr>
+          <w:rFonts w:ascii="Consolas" w:eastAsia="Times New Roman" w:hAnsi="Consolas" w:cs="Times New Roman"/>
+          <w:color w:val="D4D4D4"/>
+          <w:sz w:val="21"/>
+          <w:szCs w:val="21"/>
+          <w:lang w:eastAsia="en-GB"/>
+        </w:rPr>
+        <w:t xml:space="preserve"> [</w:t>
+      </w:r>
+      <w:r>
+        <w:rPr>
+          <w:rFonts w:ascii="Consolas" w:eastAsia="Times New Roman" w:hAnsi="Consolas" w:cs="Times New Roman"/>
+          <w:color w:val="569CD6"/>
+          <w:sz w:val="21"/>
+          <w:szCs w:val="21"/>
+          <w:lang w:eastAsia="en-GB"/>
+        </w:rPr>
+        <w:t>not</w:t>
+      </w:r>
+      <w:r>
+        <w:rPr>
+          <w:rFonts w:ascii="Consolas" w:eastAsia="Times New Roman" w:hAnsi="Consolas" w:cs="Times New Roman"/>
+          <w:color w:val="D4D4D4"/>
+          <w:sz w:val="21"/>
+          <w:szCs w:val="21"/>
+          <w:lang w:eastAsia="en-GB"/>
+        </w:rPr>
+        <w:t xml:space="preserve"> </w:t>
+      </w:r>
+      <w:r>
+        <w:rPr>
+          <w:rFonts w:ascii="Consolas" w:eastAsia="Times New Roman" w:hAnsi="Consolas" w:cs="Times New Roman"/>
+          <w:color w:val="569CD6"/>
+          <w:sz w:val="21"/>
+          <w:szCs w:val="21"/>
+          <w:lang w:eastAsia="en-GB"/>
+        </w:rPr>
+        <w:t>null</w:t>
+      </w:r>
+      <w:r>
+        <w:rPr>
+          <w:rFonts w:ascii="Consolas" w:eastAsia="Times New Roman" w:hAnsi="Consolas" w:cs="Times New Roman"/>
+          <w:color w:val="D4D4D4"/>
+          <w:sz w:val="21"/>
+          <w:szCs w:val="21"/>
+          <w:lang w:eastAsia="en-GB"/>
+        </w:rPr>
+        <w:t>]</w:t>
+      </w:r>
+    </w:p>
+    <w:p>
+      <w:pPr>
+        <w:shd w:val="clear" w:color="auto" w:fill="1E1E1E"/>
+        <w:spacing w:after="0" w:line="285" w:lineRule="atLeast"/>
+        <w:rPr>
+          <w:rFonts w:ascii="Consolas" w:eastAsia="Times New Roman" w:hAnsi="Consolas" w:cs="Times New Roman"/>
+          <w:color w:val="D4D4D4"/>
+          <w:sz w:val="21"/>
+          <w:szCs w:val="21"/>
+          <w:lang w:eastAsia="en-GB"/>
+        </w:rPr>
+      </w:pPr>
+      <w:r>
+        <w:rPr>
+          <w:rFonts w:ascii="Consolas" w:eastAsia="Times New Roman" w:hAnsi="Consolas" w:cs="Times New Roman"/>
+          <w:color w:val="D4D4D4"/>
+          <w:sz w:val="21"/>
+          <w:szCs w:val="21"/>
+          <w:lang w:eastAsia="en-GB"/>
+        </w:rPr>
+        <w:t xml:space="preserve">  </w:t>
+      </w:r>
+      <w:r>
+        <w:rPr>
+          <w:rFonts w:ascii="Consolas" w:eastAsia="Times New Roman" w:hAnsi="Consolas" w:cs="Times New Roman"/>
+          <w:color w:val="CE9178"/>
+          <w:sz w:val="21"/>
+          <w:szCs w:val="21"/>
+          <w:lang w:eastAsia="en-GB"/>
+        </w:rPr>
+        <w:t>"</w:t>
+      </w:r>
+      <w:proofErr w:type="spellStart"/>
+      <w:r>
+        <w:rPr>
+          <w:rFonts w:ascii="Consolas" w:eastAsia="Times New Roman" w:hAnsi="Consolas" w:cs="Times New Roman"/>
+          <w:color w:val="CE9178"/>
+          <w:sz w:val="21"/>
+          <w:szCs w:val="21"/>
+          <w:lang w:eastAsia="en-GB"/>
+        </w:rPr>
+        <w:t>AccessFailedCount</w:t>
+      </w:r>
+      <w:proofErr w:type="spellEnd"/>
+      <w:r>
+        <w:rPr>
+          <w:rFonts w:ascii="Consolas" w:eastAsia="Times New Roman" w:hAnsi="Consolas" w:cs="Times New Roman"/>
+          <w:color w:val="CE9178"/>
+          <w:sz w:val="21"/>
+          <w:szCs w:val="21"/>
+          <w:lang w:eastAsia="en-GB"/>
+        </w:rPr>
+        <w:t>"</w:t>
+      </w:r>
+      <w:r>
+        <w:rPr>
+          <w:rFonts w:ascii="Consolas" w:eastAsia="Times New Roman" w:hAnsi="Consolas" w:cs="Times New Roman"/>
+          <w:color w:val="D4D4D4"/>
+          <w:sz w:val="21"/>
+          <w:szCs w:val="21"/>
+          <w:lang w:eastAsia="en-GB"/>
+        </w:rPr>
+        <w:t xml:space="preserve"> </w:t>
+      </w:r>
+      <w:r>
+        <w:rPr>
+          <w:rFonts w:ascii="Consolas" w:eastAsia="Times New Roman" w:hAnsi="Consolas" w:cs="Times New Roman"/>
+          <w:color w:val="569CD6"/>
+          <w:sz w:val="21"/>
+          <w:szCs w:val="21"/>
+          <w:lang w:eastAsia="en-GB"/>
+        </w:rPr>
+        <w:t>int</w:t>
+      </w:r>
+      <w:r>
+        <w:rPr>
+          <w:rFonts w:ascii="Consolas" w:eastAsia="Times New Roman" w:hAnsi="Consolas" w:cs="Times New Roman"/>
+          <w:color w:val="D4D4D4"/>
+          <w:sz w:val="21"/>
+          <w:szCs w:val="21"/>
+          <w:lang w:eastAsia="en-GB"/>
+        </w:rPr>
+        <w:t xml:space="preserve"> [</w:t>
+      </w:r>
+      <w:r>
+        <w:rPr>
+          <w:rFonts w:ascii="Consolas" w:eastAsia="Times New Roman" w:hAnsi="Consolas" w:cs="Times New Roman"/>
+          <w:color w:val="569CD6"/>
+          <w:sz w:val="21"/>
+          <w:szCs w:val="21"/>
+          <w:lang w:eastAsia="en-GB"/>
+        </w:rPr>
+        <w:t>not</w:t>
+      </w:r>
+      <w:r>
+        <w:rPr>
+          <w:rFonts w:ascii="Consolas" w:eastAsia="Times New Roman" w:hAnsi="Consolas" w:cs="Times New Roman"/>
+          <w:color w:val="D4D4D4"/>
+          <w:sz w:val="21"/>
+          <w:szCs w:val="21"/>
+          <w:lang w:eastAsia="en-GB"/>
+        </w:rPr>
+        <w:t xml:space="preserve"> </w:t>
+      </w:r>
+      <w:r>
+        <w:rPr>
+          <w:rFonts w:ascii="Consolas" w:eastAsia="Times New Roman" w:hAnsi="Consolas" w:cs="Times New Roman"/>
+          <w:color w:val="569CD6"/>
+          <w:sz w:val="21"/>
+          <w:szCs w:val="21"/>
+          <w:lang w:eastAsia="en-GB"/>
+        </w:rPr>
+        <w:t>null</w:t>
+      </w:r>
+      <w:r>
+        <w:rPr>
+          <w:rFonts w:ascii="Consolas" w:eastAsia="Times New Roman" w:hAnsi="Consolas" w:cs="Times New Roman"/>
+          <w:color w:val="D4D4D4"/>
+          <w:sz w:val="21"/>
+          <w:szCs w:val="21"/>
+          <w:lang w:eastAsia="en-GB"/>
+        </w:rPr>
+        <w:t>]</w:t>
+      </w:r>
+    </w:p>
+    <w:p>
+      <w:pPr>
+        <w:shd w:val="clear" w:color="auto" w:fill="1E1E1E"/>
+        <w:spacing w:after="0" w:line="285" w:lineRule="atLeast"/>
+        <w:rPr>
+          <w:rFonts w:ascii="Consolas" w:eastAsia="Times New Roman" w:hAnsi="Consolas" w:cs="Times New Roman"/>
+          <w:color w:val="D4D4D4"/>
+          <w:sz w:val="21"/>
+          <w:szCs w:val="21"/>
+          <w:lang w:eastAsia="en-GB"/>
+        </w:rPr>
+      </w:pPr>
+    </w:p>
+    <w:p>
+      <w:pPr>
+        <w:shd w:val="clear" w:color="auto" w:fill="1E1E1E"/>
+        <w:spacing w:after="0" w:line="285" w:lineRule="atLeast"/>
+        <w:rPr>
+          <w:rFonts w:ascii="Consolas" w:eastAsia="Times New Roman" w:hAnsi="Consolas" w:cs="Times New Roman"/>
+          <w:color w:val="D4D4D4"/>
+          <w:sz w:val="21"/>
+          <w:szCs w:val="21"/>
+          <w:lang w:eastAsia="en-GB"/>
+        </w:rPr>
+      </w:pPr>
+      <w:r>
+        <w:rPr>
+          <w:rFonts w:ascii="Consolas" w:eastAsia="Times New Roman" w:hAnsi="Consolas" w:cs="Times New Roman"/>
+          <w:color w:val="D4D4D4"/>
+          <w:sz w:val="21"/>
+          <w:szCs w:val="21"/>
+          <w:lang w:eastAsia="en-GB"/>
+        </w:rPr>
+        <w:t xml:space="preserve">  </w:t>
+      </w:r>
+      <w:r>
+        <w:rPr>
+          <w:rFonts w:ascii="Consolas" w:eastAsia="Times New Roman" w:hAnsi="Consolas" w:cs="Times New Roman"/>
+          <w:color w:val="569CD6"/>
+          <w:sz w:val="21"/>
+          <w:szCs w:val="21"/>
+          <w:lang w:eastAsia="en-GB"/>
+        </w:rPr>
+        <w:t>Indexes</w:t>
+      </w:r>
+      <w:r>
+        <w:rPr>
+          <w:rFonts w:ascii="Consolas" w:eastAsia="Times New Roman" w:hAnsi="Consolas" w:cs="Times New Roman"/>
+          <w:color w:val="D4D4D4"/>
+          <w:sz w:val="21"/>
+          <w:szCs w:val="21"/>
+          <w:lang w:eastAsia="en-GB"/>
+        </w:rPr>
+        <w:t xml:space="preserve"> {</w:t>
+      </w:r>
+    </w:p>
+    <w:p>
+      <w:pPr>
+        <w:shd w:val="clear" w:color="auto" w:fill="1E1E1E"/>
+        <w:spacing w:after="0" w:line="285" w:lineRule="atLeast"/>
+        <w:rPr>
+          <w:rFonts w:ascii="Consolas" w:eastAsia="Times New Roman" w:hAnsi="Consolas" w:cs="Times New Roman"/>
+          <w:color w:val="D4D4D4"/>
+          <w:sz w:val="21"/>
+          <w:szCs w:val="21"/>
+          <w:lang w:eastAsia="en-GB"/>
+        </w:rPr>
+      </w:pPr>
+      <w:r>
+        <w:rPr>
+          <w:rFonts w:ascii="Consolas" w:eastAsia="Times New Roman" w:hAnsi="Consolas" w:cs="Times New Roman"/>
+          <w:color w:val="D4D4D4"/>
+          <w:sz w:val="21"/>
+          <w:szCs w:val="21"/>
+          <w:lang w:eastAsia="en-GB"/>
+        </w:rPr>
+        <w:t>    Id [</w:t>
+      </w:r>
+      <w:r>
+        <w:rPr>
+          <w:rFonts w:ascii="Consolas" w:eastAsia="Times New Roman" w:hAnsi="Consolas" w:cs="Times New Roman"/>
+          <w:color w:val="569CD6"/>
+          <w:sz w:val="21"/>
+          <w:szCs w:val="21"/>
+          <w:lang w:eastAsia="en-GB"/>
+        </w:rPr>
+        <w:t>pk</w:t>
+      </w:r>
+      <w:r>
+        <w:rPr>
+          <w:rFonts w:ascii="Consolas" w:eastAsia="Times New Roman" w:hAnsi="Consolas" w:cs="Times New Roman"/>
+          <w:color w:val="DCDCDC"/>
+          <w:sz w:val="21"/>
+          <w:szCs w:val="21"/>
+          <w:lang w:eastAsia="en-GB"/>
+        </w:rPr>
+        <w:t>,</w:t>
+      </w:r>
+      <w:r>
+        <w:rPr>
+          <w:rFonts w:ascii="Consolas" w:eastAsia="Times New Roman" w:hAnsi="Consolas" w:cs="Times New Roman"/>
+          <w:color w:val="D4D4D4"/>
+          <w:sz w:val="21"/>
+          <w:szCs w:val="21"/>
+          <w:lang w:eastAsia="en-GB"/>
+        </w:rPr>
+        <w:t xml:space="preserve"> </w:t>
+      </w:r>
+      <w:r>
+        <w:rPr>
+          <w:rFonts w:ascii="Consolas" w:eastAsia="Times New Roman" w:hAnsi="Consolas" w:cs="Times New Roman"/>
+          <w:color w:val="569CD6"/>
+          <w:sz w:val="21"/>
+          <w:szCs w:val="21"/>
+          <w:lang w:eastAsia="en-GB"/>
+        </w:rPr>
+        <w:t>name</w:t>
+      </w:r>
+      <w:r>
+        <w:rPr>
+          <w:rFonts w:ascii="Consolas" w:eastAsia="Times New Roman" w:hAnsi="Consolas" w:cs="Times New Roman"/>
+          <w:color w:val="DCDCDC"/>
+          <w:sz w:val="21"/>
+          <w:szCs w:val="21"/>
+          <w:lang w:eastAsia="en-GB"/>
+        </w:rPr>
+        <w:t>:</w:t>
+      </w:r>
+      <w:r>
+        <w:rPr>
+          <w:rFonts w:ascii="Consolas" w:eastAsia="Times New Roman" w:hAnsi="Consolas" w:cs="Times New Roman"/>
+          <w:color w:val="D4D4D4"/>
+          <w:sz w:val="21"/>
+          <w:szCs w:val="21"/>
+          <w:lang w:eastAsia="en-GB"/>
+        </w:rPr>
+        <w:t xml:space="preserve"> </w:t>
+      </w:r>
+      <w:r>
+        <w:rPr>
+          <w:rFonts w:ascii="Consolas" w:eastAsia="Times New Roman" w:hAnsi="Consolas" w:cs="Times New Roman"/>
+          <w:color w:val="CE9178"/>
+          <w:sz w:val="21"/>
+          <w:szCs w:val="21"/>
+          <w:lang w:eastAsia="en-GB"/>
+        </w:rPr>
+        <w:t>"</w:t>
+      </w:r>
+      <w:proofErr w:type="spellStart"/>
+      <w:r>
+        <w:rPr>
+          <w:rFonts w:ascii="Consolas" w:eastAsia="Times New Roman" w:hAnsi="Consolas" w:cs="Times New Roman"/>
+          <w:color w:val="CE9178"/>
+          <w:sz w:val="21"/>
+          <w:szCs w:val="21"/>
+          <w:lang w:eastAsia="en-GB"/>
+        </w:rPr>
+        <w:t>PK_AspNetUsers</w:t>
+      </w:r>
+      <w:proofErr w:type="spellEnd"/>
+      <w:r>
+        <w:rPr>
+          <w:rFonts w:ascii="Consolas" w:eastAsia="Times New Roman" w:hAnsi="Consolas" w:cs="Times New Roman"/>
+          <w:color w:val="CE9178"/>
+          <w:sz w:val="21"/>
+          <w:szCs w:val="21"/>
+          <w:lang w:eastAsia="en-GB"/>
+        </w:rPr>
+        <w:t>"</w:t>
+      </w:r>
+      <w:r>
+        <w:rPr>
+          <w:rFonts w:ascii="Consolas" w:eastAsia="Times New Roman" w:hAnsi="Consolas" w:cs="Times New Roman"/>
+          <w:color w:val="D4D4D4"/>
+          <w:sz w:val="21"/>
+          <w:szCs w:val="21"/>
+          <w:lang w:eastAsia="en-GB"/>
+        </w:rPr>
+        <w:t>]</w:t>
+      </w:r>
+    </w:p>
+    <w:p>
+      <w:pPr>
+        <w:shd w:val="clear" w:color="auto" w:fill="1E1E1E"/>
+        <w:spacing w:after="0" w:line="285" w:lineRule="atLeast"/>
+        <w:rPr>
+          <w:rFonts w:ascii="Consolas" w:eastAsia="Times New Roman" w:hAnsi="Consolas" w:cs="Times New Roman"/>
+          <w:color w:val="D4D4D4"/>
+          <w:sz w:val="21"/>
+          <w:szCs w:val="21"/>
+          <w:lang w:eastAsia="en-GB"/>
+        </w:rPr>
+      </w:pPr>
+      <w:r>
+        <w:rPr>
+          <w:rFonts w:ascii="Consolas" w:eastAsia="Times New Roman" w:hAnsi="Consolas" w:cs="Times New Roman"/>
+          <w:color w:val="D4D4D4"/>
+          <w:sz w:val="21"/>
+          <w:szCs w:val="21"/>
+          <w:lang w:eastAsia="en-GB"/>
+        </w:rPr>
+        <w:t xml:space="preserve">    </w:t>
+      </w:r>
+      <w:proofErr w:type="spellStart"/>
+      <w:r>
+        <w:rPr>
+          <w:rFonts w:ascii="Consolas" w:eastAsia="Times New Roman" w:hAnsi="Consolas" w:cs="Times New Roman"/>
+          <w:color w:val="D4D4D4"/>
+          <w:sz w:val="21"/>
+          <w:szCs w:val="21"/>
+          <w:lang w:eastAsia="en-GB"/>
+        </w:rPr>
+        <w:t>NormalizedEmail</w:t>
+      </w:r>
+      <w:proofErr w:type="spellEnd"/>
+      <w:r>
+        <w:rPr>
+          <w:rFonts w:ascii="Consolas" w:eastAsia="Times New Roman" w:hAnsi="Consolas" w:cs="Times New Roman"/>
+          <w:color w:val="D4D4D4"/>
+          <w:sz w:val="21"/>
+          <w:szCs w:val="21"/>
+          <w:lang w:eastAsia="en-GB"/>
+        </w:rPr>
+        <w:t xml:space="preserve"> [</w:t>
+      </w:r>
+      <w:r>
+        <w:rPr>
+          <w:rFonts w:ascii="Consolas" w:eastAsia="Times New Roman" w:hAnsi="Consolas" w:cs="Times New Roman"/>
+          <w:color w:val="569CD6"/>
+          <w:sz w:val="21"/>
+          <w:szCs w:val="21"/>
+          <w:lang w:eastAsia="en-GB"/>
+        </w:rPr>
+        <w:t>name</w:t>
+      </w:r>
+      <w:r>
+        <w:rPr>
+          <w:rFonts w:ascii="Consolas" w:eastAsia="Times New Roman" w:hAnsi="Consolas" w:cs="Times New Roman"/>
+          <w:color w:val="DCDCDC"/>
+          <w:sz w:val="21"/>
+          <w:szCs w:val="21"/>
+          <w:lang w:eastAsia="en-GB"/>
+        </w:rPr>
+        <w:t>:</w:t>
+      </w:r>
+      <w:r>
+        <w:rPr>
+          <w:rFonts w:ascii="Consolas" w:eastAsia="Times New Roman" w:hAnsi="Consolas" w:cs="Times New Roman"/>
+          <w:color w:val="D4D4D4"/>
+          <w:sz w:val="21"/>
+          <w:szCs w:val="21"/>
+          <w:lang w:eastAsia="en-GB"/>
+        </w:rPr>
+        <w:t xml:space="preserve"> </w:t>
+      </w:r>
+      <w:r>
+        <w:rPr>
+          <w:rFonts w:ascii="Consolas" w:eastAsia="Times New Roman" w:hAnsi="Consolas" w:cs="Times New Roman"/>
+          <w:color w:val="CE9178"/>
+          <w:sz w:val="21"/>
+          <w:szCs w:val="21"/>
+          <w:lang w:eastAsia="en-GB"/>
+        </w:rPr>
+        <w:t>"</w:t>
+      </w:r>
+      <w:proofErr w:type="spellStart"/>
+      <w:r>
+        <w:rPr>
+          <w:rFonts w:ascii="Consolas" w:eastAsia="Times New Roman" w:hAnsi="Consolas" w:cs="Times New Roman"/>
+          <w:color w:val="CE9178"/>
+          <w:sz w:val="21"/>
+          <w:szCs w:val="21"/>
+          <w:lang w:eastAsia="en-GB"/>
+        </w:rPr>
+        <w:t>EmailIndex</w:t>
+      </w:r>
+      <w:proofErr w:type="spellEnd"/>
+      <w:r>
+        <w:rPr>
+          <w:rFonts w:ascii="Consolas" w:eastAsia="Times New Roman" w:hAnsi="Consolas" w:cs="Times New Roman"/>
+          <w:color w:val="CE9178"/>
+          <w:sz w:val="21"/>
+          <w:szCs w:val="21"/>
+          <w:lang w:eastAsia="en-GB"/>
+        </w:rPr>
+        <w:t>"</w:t>
+      </w:r>
+      <w:r>
+        <w:rPr>
+          <w:rFonts w:ascii="Consolas" w:eastAsia="Times New Roman" w:hAnsi="Consolas" w:cs="Times New Roman"/>
+          <w:color w:val="D4D4D4"/>
+          <w:sz w:val="21"/>
+          <w:szCs w:val="21"/>
+          <w:lang w:eastAsia="en-GB"/>
+        </w:rPr>
+        <w:t>]</w:t>
+      </w:r>
+    </w:p>
+    <w:p>
+      <w:pPr>
+        <w:shd w:val="clear" w:color="auto" w:fill="1E1E1E"/>
+        <w:spacing w:after="0" w:line="285" w:lineRule="atLeast"/>
+        <w:rPr>
+          <w:rFonts w:ascii="Consolas" w:eastAsia="Times New Roman" w:hAnsi="Consolas" w:cs="Times New Roman"/>
+          <w:color w:val="D4D4D4"/>
+          <w:sz w:val="21"/>
+          <w:szCs w:val="21"/>
+          <w:lang w:eastAsia="en-GB"/>
+        </w:rPr>
+      </w:pPr>
+      <w:r>
+        <w:rPr>
+          <w:rFonts w:ascii="Consolas" w:eastAsia="Times New Roman" w:hAnsi="Consolas" w:cs="Times New Roman"/>
+          <w:color w:val="D4D4D4"/>
+          <w:sz w:val="21"/>
+          <w:szCs w:val="21"/>
+          <w:lang w:eastAsia="en-GB"/>
+        </w:rPr>
+        <w:t xml:space="preserve">    </w:t>
+      </w:r>
+      <w:proofErr w:type="spellStart"/>
+      <w:r>
+        <w:rPr>
+          <w:rFonts w:ascii="Consolas" w:eastAsia="Times New Roman" w:hAnsi="Consolas" w:cs="Times New Roman"/>
+          <w:color w:val="D4D4D4"/>
+          <w:sz w:val="21"/>
+          <w:szCs w:val="21"/>
+          <w:lang w:eastAsia="en-GB"/>
+        </w:rPr>
+        <w:t>NormalizedUserName</w:t>
+      </w:r>
+      <w:proofErr w:type="spellEnd"/>
+      <w:r>
+        <w:rPr>
+          <w:rFonts w:ascii="Consolas" w:eastAsia="Times New Roman" w:hAnsi="Consolas" w:cs="Times New Roman"/>
+          <w:color w:val="D4D4D4"/>
+          <w:sz w:val="21"/>
+          <w:szCs w:val="21"/>
+          <w:lang w:eastAsia="en-GB"/>
+        </w:rPr>
+        <w:t xml:space="preserve"> [</w:t>
+      </w:r>
+      <w:r>
+        <w:rPr>
+          <w:rFonts w:ascii="Consolas" w:eastAsia="Times New Roman" w:hAnsi="Consolas" w:cs="Times New Roman"/>
+          <w:color w:val="569CD6"/>
+          <w:sz w:val="21"/>
+          <w:szCs w:val="21"/>
+          <w:lang w:eastAsia="en-GB"/>
+        </w:rPr>
+        <w:t>unique</w:t>
+      </w:r>
+      <w:r>
+        <w:rPr>
+          <w:rFonts w:ascii="Consolas" w:eastAsia="Times New Roman" w:hAnsi="Consolas" w:cs="Times New Roman"/>
+          <w:color w:val="DCDCDC"/>
+          <w:sz w:val="21"/>
+          <w:szCs w:val="21"/>
+          <w:lang w:eastAsia="en-GB"/>
+        </w:rPr>
+        <w:t>,</w:t>
+      </w:r>
+      <w:r>
+        <w:rPr>
+          <w:rFonts w:ascii="Consolas" w:eastAsia="Times New Roman" w:hAnsi="Consolas" w:cs="Times New Roman"/>
+          <w:color w:val="D4D4D4"/>
+          <w:sz w:val="21"/>
+          <w:szCs w:val="21"/>
+          <w:lang w:eastAsia="en-GB"/>
+        </w:rPr>
+        <w:t xml:space="preserve"> </w:t>
+      </w:r>
+      <w:r>
+        <w:rPr>
+          <w:rFonts w:ascii="Consolas" w:eastAsia="Times New Roman" w:hAnsi="Consolas" w:cs="Times New Roman"/>
+          <w:color w:val="569CD6"/>
+          <w:sz w:val="21"/>
+          <w:szCs w:val="21"/>
+          <w:lang w:eastAsia="en-GB"/>
+        </w:rPr>
+        <w:t>name</w:t>
+      </w:r>
+      <w:r>
+        <w:rPr>
+          <w:rFonts w:ascii="Consolas" w:eastAsia="Times New Roman" w:hAnsi="Consolas" w:cs="Times New Roman"/>
+          <w:color w:val="DCDCDC"/>
+          <w:sz w:val="21"/>
+          <w:szCs w:val="21"/>
+          <w:lang w:eastAsia="en-GB"/>
+        </w:rPr>
+        <w:t>:</w:t>
+      </w:r>
+      <w:r>
+        <w:rPr>
+          <w:rFonts w:ascii="Consolas" w:eastAsia="Times New Roman" w:hAnsi="Consolas" w:cs="Times New Roman"/>
+          <w:color w:val="D4D4D4"/>
+          <w:sz w:val="21"/>
+          <w:szCs w:val="21"/>
+          <w:lang w:eastAsia="en-GB"/>
+        </w:rPr>
+        <w:t xml:space="preserve"> </w:t>
+      </w:r>
+      <w:r>
+        <w:rPr>
+          <w:rFonts w:ascii="Consolas" w:eastAsia="Times New Roman" w:hAnsi="Consolas" w:cs="Times New Roman"/>
+          <w:color w:val="CE9178"/>
+          <w:sz w:val="21"/>
+          <w:szCs w:val="21"/>
+          <w:lang w:eastAsia="en-GB"/>
+        </w:rPr>
+        <w:t>"</w:t>
+      </w:r>
+      <w:proofErr w:type="spellStart"/>
+      <w:r>
+        <w:rPr>
+          <w:rFonts w:ascii="Consolas" w:eastAsia="Times New Roman" w:hAnsi="Consolas" w:cs="Times New Roman"/>
+          <w:color w:val="CE9178"/>
+          <w:sz w:val="21"/>
+          <w:szCs w:val="21"/>
+          <w:lang w:eastAsia="en-GB"/>
+        </w:rPr>
+        <w:t>UserNameIndex</w:t>
+      </w:r>
+      <w:proofErr w:type="spellEnd"/>
+      <w:r>
+        <w:rPr>
+          <w:rFonts w:ascii="Consolas" w:eastAsia="Times New Roman" w:hAnsi="Consolas" w:cs="Times New Roman"/>
+          <w:color w:val="CE9178"/>
+          <w:sz w:val="21"/>
+          <w:szCs w:val="21"/>
+          <w:lang w:eastAsia="en-GB"/>
+        </w:rPr>
+        <w:t>"</w:t>
+      </w:r>
+      <w:r>
+        <w:rPr>
+          <w:rFonts w:ascii="Consolas" w:eastAsia="Times New Roman" w:hAnsi="Consolas" w:cs="Times New Roman"/>
+          <w:color w:val="D4D4D4"/>
+          <w:sz w:val="21"/>
+          <w:szCs w:val="21"/>
+          <w:lang w:eastAsia="en-GB"/>
+        </w:rPr>
+        <w:t>]</w:t>
+      </w:r>
+    </w:p>
+    <w:p>
+      <w:pPr>
+        <w:shd w:val="clear" w:color="auto" w:fill="1E1E1E"/>
+        <w:spacing w:after="0" w:line="285" w:lineRule="atLeast"/>
+        <w:rPr>
+          <w:rFonts w:ascii="Consolas" w:eastAsia="Times New Roman" w:hAnsi="Consolas" w:cs="Times New Roman"/>
+          <w:color w:val="D4D4D4"/>
+          <w:sz w:val="21"/>
+          <w:szCs w:val="21"/>
+          <w:lang w:eastAsia="en-GB"/>
+        </w:rPr>
+      </w:pPr>
+      <w:r>
+        <w:rPr>
+          <w:rFonts w:ascii="Consolas" w:eastAsia="Times New Roman" w:hAnsi="Consolas" w:cs="Times New Roman"/>
+          <w:color w:val="D4D4D4"/>
+          <w:sz w:val="21"/>
+          <w:szCs w:val="21"/>
+          <w:lang w:eastAsia="en-GB"/>
+        </w:rPr>
+        <w:t>  }</w:t>
+      </w:r>
+    </w:p>
+    <w:p>
+      <w:pPr>
+        <w:shd w:val="clear" w:color="auto" w:fill="1E1E1E"/>
+        <w:spacing w:after="0" w:line="285" w:lineRule="atLeast"/>
+        <w:rPr>
+          <w:rFonts w:ascii="Consolas" w:eastAsia="Times New Roman" w:hAnsi="Consolas" w:cs="Times New Roman"/>
+          <w:color w:val="D4D4D4"/>
+          <w:sz w:val="21"/>
+          <w:szCs w:val="21"/>
+          <w:lang w:eastAsia="en-GB"/>
+        </w:rPr>
+      </w:pPr>
+      <w:r>
+        <w:rPr>
+          <w:rFonts w:ascii="Consolas" w:eastAsia="Times New Roman" w:hAnsi="Consolas" w:cs="Times New Roman"/>
+          <w:color w:val="D4D4D4"/>
+          <w:sz w:val="21"/>
+          <w:szCs w:val="21"/>
+          <w:lang w:eastAsia="en-GB"/>
+        </w:rPr>
+        <w:t>}</w:t>
+      </w:r>
+    </w:p>
+    <w:p>
+      <w:pPr>
+        <w:shd w:val="clear" w:color="auto" w:fill="1E1E1E"/>
+        <w:spacing w:after="0" w:line="285" w:lineRule="atLeast"/>
+        <w:rPr>
+          <w:rFonts w:ascii="Consolas" w:eastAsia="Times New Roman" w:hAnsi="Consolas" w:cs="Times New Roman"/>
+          <w:color w:val="D4D4D4"/>
+          <w:sz w:val="21"/>
+          <w:szCs w:val="21"/>
+          <w:lang w:eastAsia="en-GB"/>
+        </w:rPr>
+      </w:pPr>
+    </w:p>
+    <w:p>
+      <w:pPr>
+        <w:shd w:val="clear" w:color="auto" w:fill="1E1E1E"/>
+        <w:spacing w:after="0" w:line="285" w:lineRule="atLeast"/>
+        <w:rPr>
+          <w:rFonts w:ascii="Consolas" w:eastAsia="Times New Roman" w:hAnsi="Consolas" w:cs="Times New Roman"/>
+          <w:color w:val="D4D4D4"/>
+          <w:sz w:val="21"/>
+          <w:szCs w:val="21"/>
+          <w:lang w:eastAsia="en-GB"/>
+        </w:rPr>
+      </w:pPr>
+      <w:r>
+        <w:rPr>
+          <w:rFonts w:ascii="Consolas" w:eastAsia="Times New Roman" w:hAnsi="Consolas" w:cs="Times New Roman"/>
+          <w:color w:val="569CD6"/>
+          <w:sz w:val="21"/>
+          <w:szCs w:val="21"/>
+          <w:lang w:eastAsia="en-GB"/>
+        </w:rPr>
+        <w:t>Table</w:t>
+      </w:r>
+      <w:r>
+        <w:rPr>
+          <w:rFonts w:ascii="Consolas" w:eastAsia="Times New Roman" w:hAnsi="Consolas" w:cs="Times New Roman"/>
+          <w:color w:val="D4D4D4"/>
+          <w:sz w:val="21"/>
+          <w:szCs w:val="21"/>
+          <w:lang w:eastAsia="en-GB"/>
+        </w:rPr>
+        <w:t xml:space="preserve"> </w:t>
+      </w:r>
+      <w:r>
+        <w:rPr>
+          <w:rFonts w:ascii="Consolas" w:eastAsia="Times New Roman" w:hAnsi="Consolas" w:cs="Times New Roman"/>
+          <w:color w:val="CE9178"/>
+          <w:sz w:val="21"/>
+          <w:szCs w:val="21"/>
+          <w:lang w:eastAsia="en-GB"/>
+        </w:rPr>
+        <w:t>"</w:t>
+      </w:r>
+      <w:proofErr w:type="spellStart"/>
+      <w:r>
+        <w:rPr>
+          <w:rFonts w:ascii="Consolas" w:eastAsia="Times New Roman" w:hAnsi="Consolas" w:cs="Times New Roman"/>
+          <w:color w:val="CE9178"/>
+          <w:sz w:val="21"/>
+          <w:szCs w:val="21"/>
+          <w:lang w:eastAsia="en-GB"/>
+        </w:rPr>
+        <w:t>AspNetUserRoles</w:t>
+      </w:r>
+      <w:proofErr w:type="spellEnd"/>
+      <w:r>
+        <w:rPr>
+          <w:rFonts w:ascii="Consolas" w:eastAsia="Times New Roman" w:hAnsi="Consolas" w:cs="Times New Roman"/>
+          <w:color w:val="CE9178"/>
+          <w:sz w:val="21"/>
+          <w:szCs w:val="21"/>
+          <w:lang w:eastAsia="en-GB"/>
+        </w:rPr>
+        <w:t>"</w:t>
+      </w:r>
+      <w:r>
+        <w:rPr>
+          <w:rFonts w:ascii="Consolas" w:eastAsia="Times New Roman" w:hAnsi="Consolas" w:cs="Times New Roman"/>
+          <w:color w:val="D4D4D4"/>
+          <w:sz w:val="21"/>
+          <w:szCs w:val="21"/>
+          <w:lang w:eastAsia="en-GB"/>
+        </w:rPr>
+        <w:t xml:space="preserve"> {</w:t>
+      </w:r>
+    </w:p>
+    <w:p>
+      <w:pPr>
+        <w:shd w:val="clear" w:color="auto" w:fill="1E1E1E"/>
+        <w:spacing w:after="0" w:line="285" w:lineRule="atLeast"/>
+        <w:rPr>
+          <w:rFonts w:ascii="Consolas" w:eastAsia="Times New Roman" w:hAnsi="Consolas" w:cs="Times New Roman"/>
+          <w:color w:val="D4D4D4"/>
+          <w:sz w:val="21"/>
+          <w:szCs w:val="21"/>
+          <w:lang w:eastAsia="en-GB"/>
+        </w:rPr>
+      </w:pPr>
+      <w:r>
+        <w:rPr>
+          <w:rFonts w:ascii="Consolas" w:eastAsia="Times New Roman" w:hAnsi="Consolas" w:cs="Times New Roman"/>
+          <w:color w:val="D4D4D4"/>
+          <w:sz w:val="21"/>
+          <w:szCs w:val="21"/>
+          <w:lang w:eastAsia="en-GB"/>
+        </w:rPr>
+        <w:t xml:space="preserve">  </w:t>
+      </w:r>
+      <w:r>
+        <w:rPr>
+          <w:rFonts w:ascii="Consolas" w:eastAsia="Times New Roman" w:hAnsi="Consolas" w:cs="Times New Roman"/>
+          <w:color w:val="CE9178"/>
+          <w:sz w:val="21"/>
+          <w:szCs w:val="21"/>
+          <w:lang w:eastAsia="en-GB"/>
+        </w:rPr>
+        <w:t>"</w:t>
+      </w:r>
+      <w:proofErr w:type="spellStart"/>
+      <w:r>
+        <w:rPr>
+          <w:rFonts w:ascii="Consolas" w:eastAsia="Times New Roman" w:hAnsi="Consolas" w:cs="Times New Roman"/>
+          <w:color w:val="CE9178"/>
+          <w:sz w:val="21"/>
+          <w:szCs w:val="21"/>
+          <w:lang w:eastAsia="en-GB"/>
+        </w:rPr>
+        <w:t>UserId</w:t>
+      </w:r>
+      <w:proofErr w:type="spellEnd"/>
+      <w:r>
+        <w:rPr>
+          <w:rFonts w:ascii="Consolas" w:eastAsia="Times New Roman" w:hAnsi="Consolas" w:cs="Times New Roman"/>
+          <w:color w:val="CE9178"/>
+          <w:sz w:val="21"/>
+          <w:szCs w:val="21"/>
+          <w:lang w:eastAsia="en-GB"/>
+        </w:rPr>
+        <w:t>"</w:t>
+      </w:r>
+      <w:r>
+        <w:rPr>
+          <w:rFonts w:ascii="Consolas" w:eastAsia="Times New Roman" w:hAnsi="Consolas" w:cs="Times New Roman"/>
+          <w:color w:val="D4D4D4"/>
+          <w:sz w:val="21"/>
+          <w:szCs w:val="21"/>
+          <w:lang w:eastAsia="en-GB"/>
+        </w:rPr>
+        <w:t xml:space="preserve"> </w:t>
+      </w:r>
+      <w:proofErr w:type="spellStart"/>
+      <w:proofErr w:type="gramStart"/>
+      <w:r>
+        <w:rPr>
+          <w:rFonts w:ascii="Consolas" w:eastAsia="Times New Roman" w:hAnsi="Consolas" w:cs="Times New Roman"/>
+          <w:color w:val="569CD6"/>
+          <w:sz w:val="21"/>
+          <w:szCs w:val="21"/>
+          <w:lang w:eastAsia="en-GB"/>
+        </w:rPr>
+        <w:t>nvarchar</w:t>
+      </w:r>
+      <w:proofErr w:type="spellEnd"/>
+      <w:r>
+        <w:rPr>
+          <w:rFonts w:ascii="Consolas" w:eastAsia="Times New Roman" w:hAnsi="Consolas" w:cs="Times New Roman"/>
+          <w:color w:val="D4D4D4"/>
+          <w:sz w:val="21"/>
+          <w:szCs w:val="21"/>
+          <w:lang w:eastAsia="en-GB"/>
+        </w:rPr>
+        <w:t>(</w:t>
+      </w:r>
+      <w:proofErr w:type="gramEnd"/>
+      <w:r>
+        <w:rPr>
+          <w:rFonts w:ascii="Consolas" w:eastAsia="Times New Roman" w:hAnsi="Consolas" w:cs="Times New Roman"/>
+          <w:color w:val="B5CEA8"/>
+          <w:sz w:val="21"/>
+          <w:szCs w:val="21"/>
+          <w:lang w:eastAsia="en-GB"/>
+        </w:rPr>
+        <w:t>450</w:t>
+      </w:r>
+      <w:r>
+        <w:rPr>
+          <w:rFonts w:ascii="Consolas" w:eastAsia="Times New Roman" w:hAnsi="Consolas" w:cs="Times New Roman"/>
+          <w:color w:val="D4D4D4"/>
+          <w:sz w:val="21"/>
+          <w:szCs w:val="21"/>
+          <w:lang w:eastAsia="en-GB"/>
+        </w:rPr>
+        <w:t>) [</w:t>
+      </w:r>
+      <w:r>
+        <w:rPr>
+          <w:rFonts w:ascii="Consolas" w:eastAsia="Times New Roman" w:hAnsi="Consolas" w:cs="Times New Roman"/>
+          <w:color w:val="569CD6"/>
+          <w:sz w:val="21"/>
+          <w:szCs w:val="21"/>
+          <w:lang w:eastAsia="en-GB"/>
+        </w:rPr>
+        <w:t>not</w:t>
+      </w:r>
+      <w:r>
+        <w:rPr>
+          <w:rFonts w:ascii="Consolas" w:eastAsia="Times New Roman" w:hAnsi="Consolas" w:cs="Times New Roman"/>
+          <w:color w:val="D4D4D4"/>
+          <w:sz w:val="21"/>
+          <w:szCs w:val="21"/>
+          <w:lang w:eastAsia="en-GB"/>
+        </w:rPr>
+        <w:t xml:space="preserve"> </w:t>
+      </w:r>
+      <w:r>
+        <w:rPr>
+          <w:rFonts w:ascii="Consolas" w:eastAsia="Times New Roman" w:hAnsi="Consolas" w:cs="Times New Roman"/>
+          <w:color w:val="569CD6"/>
+          <w:sz w:val="21"/>
+          <w:szCs w:val="21"/>
+          <w:lang w:eastAsia="en-GB"/>
+        </w:rPr>
+        <w:t>null</w:t>
+      </w:r>
+      <w:r>
+        <w:rPr>
+          <w:rFonts w:ascii="Consolas" w:eastAsia="Times New Roman" w:hAnsi="Consolas" w:cs="Times New Roman"/>
+          <w:color w:val="D4D4D4"/>
+          <w:sz w:val="21"/>
+          <w:szCs w:val="21"/>
+          <w:lang w:eastAsia="en-GB"/>
+        </w:rPr>
+        <w:t>]</w:t>
+      </w:r>
+    </w:p>
+    <w:p>
+      <w:pPr>
+        <w:shd w:val="clear" w:color="auto" w:fill="1E1E1E"/>
+        <w:spacing w:after="0" w:line="285" w:lineRule="atLeast"/>
+        <w:rPr>
+          <w:rFonts w:ascii="Consolas" w:eastAsia="Times New Roman" w:hAnsi="Consolas" w:cs="Times New Roman"/>
+          <w:color w:val="D4D4D4"/>
+          <w:sz w:val="21"/>
+          <w:szCs w:val="21"/>
+          <w:lang w:eastAsia="en-GB"/>
+        </w:rPr>
+      </w:pPr>
+      <w:r>
+        <w:rPr>
+          <w:rFonts w:ascii="Consolas" w:eastAsia="Times New Roman" w:hAnsi="Consolas" w:cs="Times New Roman"/>
+          <w:color w:val="D4D4D4"/>
+          <w:sz w:val="21"/>
+          <w:szCs w:val="21"/>
+          <w:lang w:eastAsia="en-GB"/>
+        </w:rPr>
+        <w:t xml:space="preserve">  </w:t>
+      </w:r>
+      <w:r>
+        <w:rPr>
+          <w:rFonts w:ascii="Consolas" w:eastAsia="Times New Roman" w:hAnsi="Consolas" w:cs="Times New Roman"/>
+          <w:color w:val="CE9178"/>
+          <w:sz w:val="21"/>
+          <w:szCs w:val="21"/>
+          <w:lang w:eastAsia="en-GB"/>
+        </w:rPr>
+        <w:t>"</w:t>
+      </w:r>
+      <w:proofErr w:type="spellStart"/>
+      <w:r>
+        <w:rPr>
+          <w:rFonts w:ascii="Consolas" w:eastAsia="Times New Roman" w:hAnsi="Consolas" w:cs="Times New Roman"/>
+          <w:color w:val="CE9178"/>
+          <w:sz w:val="21"/>
+          <w:szCs w:val="21"/>
+          <w:lang w:eastAsia="en-GB"/>
+        </w:rPr>
+        <w:t>RoleId</w:t>
+      </w:r>
+      <w:proofErr w:type="spellEnd"/>
+      <w:r>
+        <w:rPr>
+          <w:rFonts w:ascii="Consolas" w:eastAsia="Times New Roman" w:hAnsi="Consolas" w:cs="Times New Roman"/>
+          <w:color w:val="CE9178"/>
+          <w:sz w:val="21"/>
+          <w:szCs w:val="21"/>
+          <w:lang w:eastAsia="en-GB"/>
+        </w:rPr>
+        <w:t>"</w:t>
+      </w:r>
+      <w:r>
+        <w:rPr>
+          <w:rFonts w:ascii="Consolas" w:eastAsia="Times New Roman" w:hAnsi="Consolas" w:cs="Times New Roman"/>
+          <w:color w:val="D4D4D4"/>
+          <w:sz w:val="21"/>
+          <w:szCs w:val="21"/>
+          <w:lang w:eastAsia="en-GB"/>
+        </w:rPr>
+        <w:t xml:space="preserve"> </w:t>
+      </w:r>
+      <w:proofErr w:type="spellStart"/>
+      <w:proofErr w:type="gramStart"/>
+      <w:r>
+        <w:rPr>
+          <w:rFonts w:ascii="Consolas" w:eastAsia="Times New Roman" w:hAnsi="Consolas" w:cs="Times New Roman"/>
+          <w:color w:val="569CD6"/>
+          <w:sz w:val="21"/>
+          <w:szCs w:val="21"/>
+          <w:lang w:eastAsia="en-GB"/>
+        </w:rPr>
+        <w:t>nvarchar</w:t>
+      </w:r>
+      <w:proofErr w:type="spellEnd"/>
+      <w:r>
+        <w:rPr>
+          <w:rFonts w:ascii="Consolas" w:eastAsia="Times New Roman" w:hAnsi="Consolas" w:cs="Times New Roman"/>
+          <w:color w:val="D4D4D4"/>
+          <w:sz w:val="21"/>
+          <w:szCs w:val="21"/>
+          <w:lang w:eastAsia="en-GB"/>
+        </w:rPr>
+        <w:t>(</w:t>
+      </w:r>
+      <w:proofErr w:type="gramEnd"/>
+      <w:r>
+        <w:rPr>
+          <w:rFonts w:ascii="Consolas" w:eastAsia="Times New Roman" w:hAnsi="Consolas" w:cs="Times New Roman"/>
+          <w:color w:val="B5CEA8"/>
+          <w:sz w:val="21"/>
+          <w:szCs w:val="21"/>
+          <w:lang w:eastAsia="en-GB"/>
+        </w:rPr>
+        <w:t>450</w:t>
+      </w:r>
+      <w:r>
+        <w:rPr>
+          <w:rFonts w:ascii="Consolas" w:eastAsia="Times New Roman" w:hAnsi="Consolas" w:cs="Times New Roman"/>
+          <w:color w:val="D4D4D4"/>
+          <w:sz w:val="21"/>
+          <w:szCs w:val="21"/>
+          <w:lang w:eastAsia="en-GB"/>
+        </w:rPr>
+        <w:t>) [</w:t>
+      </w:r>
+      <w:r>
+        <w:rPr>
+          <w:rFonts w:ascii="Consolas" w:eastAsia="Times New Roman" w:hAnsi="Consolas" w:cs="Times New Roman"/>
+          <w:color w:val="569CD6"/>
+          <w:sz w:val="21"/>
+          <w:szCs w:val="21"/>
+          <w:lang w:eastAsia="en-GB"/>
+        </w:rPr>
+        <w:t>not</w:t>
+      </w:r>
+      <w:r>
+        <w:rPr>
+          <w:rFonts w:ascii="Consolas" w:eastAsia="Times New Roman" w:hAnsi="Consolas" w:cs="Times New Roman"/>
+          <w:color w:val="D4D4D4"/>
+          <w:sz w:val="21"/>
+          <w:szCs w:val="21"/>
+          <w:lang w:eastAsia="en-GB"/>
+        </w:rPr>
+        <w:t xml:space="preserve"> </w:t>
+      </w:r>
+      <w:r>
+        <w:rPr>
+          <w:rFonts w:ascii="Consolas" w:eastAsia="Times New Roman" w:hAnsi="Consolas" w:cs="Times New Roman"/>
+          <w:color w:val="569CD6"/>
+          <w:sz w:val="21"/>
+          <w:szCs w:val="21"/>
+          <w:lang w:eastAsia="en-GB"/>
+        </w:rPr>
+        <w:t>null</w:t>
+      </w:r>
+      <w:r>
+        <w:rPr>
+          <w:rFonts w:ascii="Consolas" w:eastAsia="Times New Roman" w:hAnsi="Consolas" w:cs="Times New Roman"/>
+          <w:color w:val="D4D4D4"/>
+          <w:sz w:val="21"/>
+          <w:szCs w:val="21"/>
+          <w:lang w:eastAsia="en-GB"/>
+        </w:rPr>
+        <w:t>]</w:t>
+      </w:r>
+    </w:p>
+    <w:p>
+      <w:pPr>
+        <w:shd w:val="clear" w:color="auto" w:fill="1E1E1E"/>
+        <w:spacing w:after="0" w:line="285" w:lineRule="atLeast"/>
+        <w:rPr>
+          <w:rFonts w:ascii="Consolas" w:eastAsia="Times New Roman" w:hAnsi="Consolas" w:cs="Times New Roman"/>
+          <w:color w:val="D4D4D4"/>
+          <w:sz w:val="21"/>
+          <w:szCs w:val="21"/>
+          <w:lang w:eastAsia="en-GB"/>
+        </w:rPr>
+      </w:pPr>
+    </w:p>
+    <w:p>
+      <w:pPr>
+        <w:shd w:val="clear" w:color="auto" w:fill="1E1E1E"/>
+        <w:spacing w:after="0" w:line="285" w:lineRule="atLeast"/>
+        <w:rPr>
+          <w:rFonts w:ascii="Consolas" w:eastAsia="Times New Roman" w:hAnsi="Consolas" w:cs="Times New Roman"/>
+          <w:color w:val="D4D4D4"/>
+          <w:sz w:val="21"/>
+          <w:szCs w:val="21"/>
+          <w:lang w:eastAsia="en-GB"/>
+        </w:rPr>
+      </w:pPr>
+      <w:r>
+        <w:rPr>
+          <w:rFonts w:ascii="Consolas" w:eastAsia="Times New Roman" w:hAnsi="Consolas" w:cs="Times New Roman"/>
+          <w:color w:val="D4D4D4"/>
+          <w:sz w:val="21"/>
+          <w:szCs w:val="21"/>
+          <w:lang w:eastAsia="en-GB"/>
+        </w:rPr>
+        <w:lastRenderedPageBreak/>
+        <w:t xml:space="preserve">  </w:t>
+      </w:r>
+      <w:r>
+        <w:rPr>
+          <w:rFonts w:ascii="Consolas" w:eastAsia="Times New Roman" w:hAnsi="Consolas" w:cs="Times New Roman"/>
+          <w:color w:val="569CD6"/>
+          <w:sz w:val="21"/>
+          <w:szCs w:val="21"/>
+          <w:lang w:eastAsia="en-GB"/>
+        </w:rPr>
+        <w:t>Indexes</w:t>
+      </w:r>
+      <w:r>
+        <w:rPr>
+          <w:rFonts w:ascii="Consolas" w:eastAsia="Times New Roman" w:hAnsi="Consolas" w:cs="Times New Roman"/>
+          <w:color w:val="D4D4D4"/>
+          <w:sz w:val="21"/>
+          <w:szCs w:val="21"/>
+          <w:lang w:eastAsia="en-GB"/>
+        </w:rPr>
+        <w:t xml:space="preserve"> {</w:t>
+      </w:r>
+    </w:p>
+    <w:p>
+      <w:pPr>
+        <w:shd w:val="clear" w:color="auto" w:fill="1E1E1E"/>
+        <w:spacing w:after="0" w:line="285" w:lineRule="atLeast"/>
+        <w:rPr>
+          <w:rFonts w:ascii="Consolas" w:eastAsia="Times New Roman" w:hAnsi="Consolas" w:cs="Times New Roman"/>
+          <w:color w:val="D4D4D4"/>
+          <w:sz w:val="21"/>
+          <w:szCs w:val="21"/>
+          <w:lang w:eastAsia="en-GB"/>
+        </w:rPr>
+      </w:pPr>
+      <w:r>
+        <w:rPr>
+          <w:rFonts w:ascii="Consolas" w:eastAsia="Times New Roman" w:hAnsi="Consolas" w:cs="Times New Roman"/>
+          <w:color w:val="D4D4D4"/>
+          <w:sz w:val="21"/>
+          <w:szCs w:val="21"/>
+          <w:lang w:eastAsia="en-GB"/>
+        </w:rPr>
+        <w:t>    (</w:t>
+      </w:r>
+      <w:proofErr w:type="spellStart"/>
+      <w:r>
+        <w:rPr>
+          <w:rFonts w:ascii="Consolas" w:eastAsia="Times New Roman" w:hAnsi="Consolas" w:cs="Times New Roman"/>
+          <w:color w:val="D4D4D4"/>
+          <w:sz w:val="21"/>
+          <w:szCs w:val="21"/>
+          <w:lang w:eastAsia="en-GB"/>
+        </w:rPr>
+        <w:t>UserId</w:t>
+      </w:r>
+      <w:proofErr w:type="spellEnd"/>
+      <w:r>
+        <w:rPr>
+          <w:rFonts w:ascii="Consolas" w:eastAsia="Times New Roman" w:hAnsi="Consolas" w:cs="Times New Roman"/>
+          <w:color w:val="DCDCDC"/>
+          <w:sz w:val="21"/>
+          <w:szCs w:val="21"/>
+          <w:lang w:eastAsia="en-GB"/>
+        </w:rPr>
+        <w:t>,</w:t>
+      </w:r>
+      <w:r>
+        <w:rPr>
+          <w:rFonts w:ascii="Consolas" w:eastAsia="Times New Roman" w:hAnsi="Consolas" w:cs="Times New Roman"/>
+          <w:color w:val="D4D4D4"/>
+          <w:sz w:val="21"/>
+          <w:szCs w:val="21"/>
+          <w:lang w:eastAsia="en-GB"/>
+        </w:rPr>
+        <w:t xml:space="preserve"> </w:t>
+      </w:r>
+      <w:proofErr w:type="spellStart"/>
+      <w:r>
+        <w:rPr>
+          <w:rFonts w:ascii="Consolas" w:eastAsia="Times New Roman" w:hAnsi="Consolas" w:cs="Times New Roman"/>
+          <w:color w:val="D4D4D4"/>
+          <w:sz w:val="21"/>
+          <w:szCs w:val="21"/>
+          <w:lang w:eastAsia="en-GB"/>
+        </w:rPr>
+        <w:t>RoleId</w:t>
+      </w:r>
+      <w:proofErr w:type="spellEnd"/>
+      <w:r>
+        <w:rPr>
+          <w:rFonts w:ascii="Consolas" w:eastAsia="Times New Roman" w:hAnsi="Consolas" w:cs="Times New Roman"/>
+          <w:color w:val="D4D4D4"/>
+          <w:sz w:val="21"/>
+          <w:szCs w:val="21"/>
+          <w:lang w:eastAsia="en-GB"/>
+        </w:rPr>
+        <w:t>) [</w:t>
+      </w:r>
+      <w:r>
+        <w:rPr>
+          <w:rFonts w:ascii="Consolas" w:eastAsia="Times New Roman" w:hAnsi="Consolas" w:cs="Times New Roman"/>
+          <w:color w:val="569CD6"/>
+          <w:sz w:val="21"/>
+          <w:szCs w:val="21"/>
+          <w:lang w:eastAsia="en-GB"/>
+        </w:rPr>
+        <w:t>pk</w:t>
+      </w:r>
+      <w:r>
+        <w:rPr>
+          <w:rFonts w:ascii="Consolas" w:eastAsia="Times New Roman" w:hAnsi="Consolas" w:cs="Times New Roman"/>
+          <w:color w:val="DCDCDC"/>
+          <w:sz w:val="21"/>
+          <w:szCs w:val="21"/>
+          <w:lang w:eastAsia="en-GB"/>
+        </w:rPr>
+        <w:t>,</w:t>
+      </w:r>
+      <w:r>
+        <w:rPr>
+          <w:rFonts w:ascii="Consolas" w:eastAsia="Times New Roman" w:hAnsi="Consolas" w:cs="Times New Roman"/>
+          <w:color w:val="D4D4D4"/>
+          <w:sz w:val="21"/>
+          <w:szCs w:val="21"/>
+          <w:lang w:eastAsia="en-GB"/>
+        </w:rPr>
+        <w:t xml:space="preserve"> </w:t>
+      </w:r>
+      <w:r>
+        <w:rPr>
+          <w:rFonts w:ascii="Consolas" w:eastAsia="Times New Roman" w:hAnsi="Consolas" w:cs="Times New Roman"/>
+          <w:color w:val="569CD6"/>
+          <w:sz w:val="21"/>
+          <w:szCs w:val="21"/>
+          <w:lang w:eastAsia="en-GB"/>
+        </w:rPr>
+        <w:t>name</w:t>
+      </w:r>
+      <w:r>
+        <w:rPr>
+          <w:rFonts w:ascii="Consolas" w:eastAsia="Times New Roman" w:hAnsi="Consolas" w:cs="Times New Roman"/>
+          <w:color w:val="DCDCDC"/>
+          <w:sz w:val="21"/>
+          <w:szCs w:val="21"/>
+          <w:lang w:eastAsia="en-GB"/>
+        </w:rPr>
+        <w:t>:</w:t>
+      </w:r>
+      <w:r>
+        <w:rPr>
+          <w:rFonts w:ascii="Consolas" w:eastAsia="Times New Roman" w:hAnsi="Consolas" w:cs="Times New Roman"/>
+          <w:color w:val="D4D4D4"/>
+          <w:sz w:val="21"/>
+          <w:szCs w:val="21"/>
+          <w:lang w:eastAsia="en-GB"/>
+        </w:rPr>
+        <w:t xml:space="preserve"> </w:t>
+      </w:r>
+      <w:r>
+        <w:rPr>
+          <w:rFonts w:ascii="Consolas" w:eastAsia="Times New Roman" w:hAnsi="Consolas" w:cs="Times New Roman"/>
+          <w:color w:val="CE9178"/>
+          <w:sz w:val="21"/>
+          <w:szCs w:val="21"/>
+          <w:lang w:eastAsia="en-GB"/>
+        </w:rPr>
+        <w:t>"</w:t>
+      </w:r>
+      <w:proofErr w:type="spellStart"/>
+      <w:r>
+        <w:rPr>
+          <w:rFonts w:ascii="Consolas" w:eastAsia="Times New Roman" w:hAnsi="Consolas" w:cs="Times New Roman"/>
+          <w:color w:val="CE9178"/>
+          <w:sz w:val="21"/>
+          <w:szCs w:val="21"/>
+          <w:lang w:eastAsia="en-GB"/>
+        </w:rPr>
+        <w:t>PK_AspNetUserRoles</w:t>
+      </w:r>
+      <w:proofErr w:type="spellEnd"/>
+      <w:r>
+        <w:rPr>
+          <w:rFonts w:ascii="Consolas" w:eastAsia="Times New Roman" w:hAnsi="Consolas" w:cs="Times New Roman"/>
+          <w:color w:val="CE9178"/>
+          <w:sz w:val="21"/>
+          <w:szCs w:val="21"/>
+          <w:lang w:eastAsia="en-GB"/>
+        </w:rPr>
+        <w:t>"</w:t>
+      </w:r>
+      <w:r>
+        <w:rPr>
+          <w:rFonts w:ascii="Consolas" w:eastAsia="Times New Roman" w:hAnsi="Consolas" w:cs="Times New Roman"/>
+          <w:color w:val="D4D4D4"/>
+          <w:sz w:val="21"/>
+          <w:szCs w:val="21"/>
+          <w:lang w:eastAsia="en-GB"/>
+        </w:rPr>
+        <w:t>]</w:t>
+      </w:r>
+    </w:p>
+    <w:p>
+      <w:pPr>
+        <w:shd w:val="clear" w:color="auto" w:fill="1E1E1E"/>
+        <w:spacing w:after="0" w:line="285" w:lineRule="atLeast"/>
+        <w:rPr>
+          <w:rFonts w:ascii="Consolas" w:eastAsia="Times New Roman" w:hAnsi="Consolas" w:cs="Times New Roman"/>
+          <w:color w:val="D4D4D4"/>
+          <w:sz w:val="21"/>
+          <w:szCs w:val="21"/>
+          <w:lang w:eastAsia="en-GB"/>
+        </w:rPr>
+      </w:pPr>
+      <w:r>
+        <w:rPr>
+          <w:rFonts w:ascii="Consolas" w:eastAsia="Times New Roman" w:hAnsi="Consolas" w:cs="Times New Roman"/>
+          <w:color w:val="D4D4D4"/>
+          <w:sz w:val="21"/>
+          <w:szCs w:val="21"/>
+          <w:lang w:eastAsia="en-GB"/>
+        </w:rPr>
+        <w:t xml:space="preserve">    </w:t>
+      </w:r>
+      <w:proofErr w:type="spellStart"/>
+      <w:r>
+        <w:rPr>
+          <w:rFonts w:ascii="Consolas" w:eastAsia="Times New Roman" w:hAnsi="Consolas" w:cs="Times New Roman"/>
+          <w:color w:val="D4D4D4"/>
+          <w:sz w:val="21"/>
+          <w:szCs w:val="21"/>
+          <w:lang w:eastAsia="en-GB"/>
+        </w:rPr>
+        <w:t>RoleId</w:t>
+      </w:r>
+      <w:proofErr w:type="spellEnd"/>
+      <w:r>
+        <w:rPr>
+          <w:rFonts w:ascii="Consolas" w:eastAsia="Times New Roman" w:hAnsi="Consolas" w:cs="Times New Roman"/>
+          <w:color w:val="D4D4D4"/>
+          <w:sz w:val="21"/>
+          <w:szCs w:val="21"/>
+          <w:lang w:eastAsia="en-GB"/>
+        </w:rPr>
+        <w:t xml:space="preserve"> [</w:t>
+      </w:r>
+      <w:r>
+        <w:rPr>
+          <w:rFonts w:ascii="Consolas" w:eastAsia="Times New Roman" w:hAnsi="Consolas" w:cs="Times New Roman"/>
+          <w:color w:val="569CD6"/>
+          <w:sz w:val="21"/>
+          <w:szCs w:val="21"/>
+          <w:lang w:eastAsia="en-GB"/>
+        </w:rPr>
+        <w:t>name</w:t>
+      </w:r>
+      <w:r>
+        <w:rPr>
+          <w:rFonts w:ascii="Consolas" w:eastAsia="Times New Roman" w:hAnsi="Consolas" w:cs="Times New Roman"/>
+          <w:color w:val="DCDCDC"/>
+          <w:sz w:val="21"/>
+          <w:szCs w:val="21"/>
+          <w:lang w:eastAsia="en-GB"/>
+        </w:rPr>
+        <w:t>:</w:t>
+      </w:r>
+      <w:r>
+        <w:rPr>
+          <w:rFonts w:ascii="Consolas" w:eastAsia="Times New Roman" w:hAnsi="Consolas" w:cs="Times New Roman"/>
+          <w:color w:val="D4D4D4"/>
+          <w:sz w:val="21"/>
+          <w:szCs w:val="21"/>
+          <w:lang w:eastAsia="en-GB"/>
+        </w:rPr>
+        <w:t xml:space="preserve"> </w:t>
+      </w:r>
+      <w:r>
+        <w:rPr>
+          <w:rFonts w:ascii="Consolas" w:eastAsia="Times New Roman" w:hAnsi="Consolas" w:cs="Times New Roman"/>
+          <w:color w:val="CE9178"/>
+          <w:sz w:val="21"/>
+          <w:szCs w:val="21"/>
+          <w:lang w:eastAsia="en-GB"/>
+        </w:rPr>
+        <w:t>"</w:t>
+      </w:r>
+      <w:proofErr w:type="spellStart"/>
+      <w:r>
+        <w:rPr>
+          <w:rFonts w:ascii="Consolas" w:eastAsia="Times New Roman" w:hAnsi="Consolas" w:cs="Times New Roman"/>
+          <w:color w:val="CE9178"/>
+          <w:sz w:val="21"/>
+          <w:szCs w:val="21"/>
+          <w:lang w:eastAsia="en-GB"/>
+        </w:rPr>
+        <w:t>IX_AspNetUserRoles_RoleId</w:t>
+      </w:r>
+      <w:proofErr w:type="spellEnd"/>
+      <w:r>
+        <w:rPr>
+          <w:rFonts w:ascii="Consolas" w:eastAsia="Times New Roman" w:hAnsi="Consolas" w:cs="Times New Roman"/>
+          <w:color w:val="CE9178"/>
+          <w:sz w:val="21"/>
+          <w:szCs w:val="21"/>
+          <w:lang w:eastAsia="en-GB"/>
+        </w:rPr>
+        <w:t>"</w:t>
+      </w:r>
+      <w:r>
+        <w:rPr>
+          <w:rFonts w:ascii="Consolas" w:eastAsia="Times New Roman" w:hAnsi="Consolas" w:cs="Times New Roman"/>
+          <w:color w:val="D4D4D4"/>
+          <w:sz w:val="21"/>
+          <w:szCs w:val="21"/>
+          <w:lang w:eastAsia="en-GB"/>
+        </w:rPr>
+        <w:t>]</w:t>
+      </w:r>
+    </w:p>
+    <w:p>
+      <w:pPr>
+        <w:shd w:val="clear" w:color="auto" w:fill="1E1E1E"/>
+        <w:spacing w:after="0" w:line="285" w:lineRule="atLeast"/>
+        <w:rPr>
+          <w:rFonts w:ascii="Consolas" w:eastAsia="Times New Roman" w:hAnsi="Consolas" w:cs="Times New Roman"/>
+          <w:color w:val="D4D4D4"/>
+          <w:sz w:val="21"/>
+          <w:szCs w:val="21"/>
+          <w:lang w:eastAsia="en-GB"/>
+        </w:rPr>
+      </w:pPr>
+      <w:r>
+        <w:rPr>
+          <w:rFonts w:ascii="Consolas" w:eastAsia="Times New Roman" w:hAnsi="Consolas" w:cs="Times New Roman"/>
+          <w:color w:val="D4D4D4"/>
+          <w:sz w:val="21"/>
+          <w:szCs w:val="21"/>
+          <w:lang w:eastAsia="en-GB"/>
+        </w:rPr>
+        <w:t>  }</w:t>
+      </w:r>
+    </w:p>
+    <w:p>
+      <w:pPr>
+        <w:shd w:val="clear" w:color="auto" w:fill="1E1E1E"/>
+        <w:spacing w:after="0" w:line="285" w:lineRule="atLeast"/>
+        <w:rPr>
+          <w:rFonts w:ascii="Consolas" w:eastAsia="Times New Roman" w:hAnsi="Consolas" w:cs="Times New Roman"/>
+          <w:color w:val="D4D4D4"/>
+          <w:sz w:val="21"/>
+          <w:szCs w:val="21"/>
+          <w:lang w:eastAsia="en-GB"/>
+        </w:rPr>
+      </w:pPr>
+      <w:r>
+        <w:rPr>
+          <w:rFonts w:ascii="Consolas" w:eastAsia="Times New Roman" w:hAnsi="Consolas" w:cs="Times New Roman"/>
+          <w:color w:val="D4D4D4"/>
+          <w:sz w:val="21"/>
+          <w:szCs w:val="21"/>
+          <w:lang w:eastAsia="en-GB"/>
+        </w:rPr>
+        <w:t>}</w:t>
+      </w:r>
+    </w:p>
+    <w:p>
+      <w:pPr>
+        <w:shd w:val="clear" w:color="auto" w:fill="1E1E1E"/>
+        <w:spacing w:after="240" w:line="285" w:lineRule="atLeast"/>
+        <w:rPr>
+          <w:rFonts w:ascii="Consolas" w:eastAsia="Times New Roman" w:hAnsi="Consolas" w:cs="Times New Roman"/>
+          <w:color w:val="D4D4D4"/>
+          <w:sz w:val="21"/>
+          <w:szCs w:val="21"/>
+          <w:lang w:eastAsia="en-GB"/>
+        </w:rPr>
+      </w:pPr>
+    </w:p>
+    <w:p>
+      <w:pPr>
+        <w:shd w:val="clear" w:color="auto" w:fill="1E1E1E"/>
+        <w:spacing w:after="0" w:line="285" w:lineRule="atLeast"/>
+        <w:rPr>
+          <w:rFonts w:ascii="Consolas" w:eastAsia="Times New Roman" w:hAnsi="Consolas" w:cs="Times New Roman"/>
+          <w:color w:val="D4D4D4"/>
+          <w:sz w:val="21"/>
+          <w:szCs w:val="21"/>
+          <w:lang w:eastAsia="en-GB"/>
+        </w:rPr>
+      </w:pPr>
+      <w:r>
+        <w:rPr>
+          <w:rFonts w:ascii="Consolas" w:eastAsia="Times New Roman" w:hAnsi="Consolas" w:cs="Times New Roman"/>
+          <w:color w:val="569CD6"/>
+          <w:sz w:val="21"/>
+          <w:szCs w:val="21"/>
+          <w:lang w:eastAsia="en-GB"/>
+        </w:rPr>
+        <w:t>Ref</w:t>
+      </w:r>
+      <w:r>
+        <w:rPr>
+          <w:rFonts w:ascii="Consolas" w:eastAsia="Times New Roman" w:hAnsi="Consolas" w:cs="Times New Roman"/>
+          <w:color w:val="D4D4D4"/>
+          <w:sz w:val="21"/>
+          <w:szCs w:val="21"/>
+          <w:lang w:eastAsia="en-GB"/>
+        </w:rPr>
+        <w:t xml:space="preserve"> </w:t>
+      </w:r>
+      <w:r>
+        <w:rPr>
+          <w:rFonts w:ascii="Consolas" w:eastAsia="Times New Roman" w:hAnsi="Consolas" w:cs="Times New Roman"/>
+          <w:color w:val="CE9178"/>
+          <w:sz w:val="21"/>
+          <w:szCs w:val="21"/>
+          <w:lang w:eastAsia="en-GB"/>
+        </w:rPr>
+        <w:t>"FK_AspNetUserRoles_AspNetRoles_</w:t>
+      </w:r>
+      <w:proofErr w:type="spellStart"/>
+      <w:r>
+        <w:rPr>
+          <w:rFonts w:ascii="Consolas" w:eastAsia="Times New Roman" w:hAnsi="Consolas" w:cs="Times New Roman"/>
+          <w:color w:val="CE9178"/>
+          <w:sz w:val="21"/>
+          <w:szCs w:val="21"/>
+          <w:lang w:eastAsia="en-GB"/>
+        </w:rPr>
+        <w:t>RoleId</w:t>
+      </w:r>
+      <w:proofErr w:type="spellEnd"/>
+      <w:r>
+        <w:rPr>
+          <w:rFonts w:ascii="Consolas" w:eastAsia="Times New Roman" w:hAnsi="Consolas" w:cs="Times New Roman"/>
+          <w:color w:val="CE9178"/>
+          <w:sz w:val="21"/>
+          <w:szCs w:val="21"/>
+          <w:lang w:eastAsia="en-GB"/>
+        </w:rPr>
+        <w:t>"</w:t>
+      </w:r>
+      <w:r>
+        <w:rPr>
+          <w:rFonts w:ascii="Consolas" w:eastAsia="Times New Roman" w:hAnsi="Consolas" w:cs="Times New Roman"/>
+          <w:color w:val="DCDCDC"/>
+          <w:sz w:val="21"/>
+          <w:szCs w:val="21"/>
+          <w:lang w:eastAsia="en-GB"/>
+        </w:rPr>
+        <w:t>:</w:t>
+      </w:r>
+      <w:r>
+        <w:rPr>
+          <w:rFonts w:ascii="Consolas" w:eastAsia="Times New Roman" w:hAnsi="Consolas" w:cs="Times New Roman"/>
+          <w:color w:val="CE9178"/>
+          <w:sz w:val="21"/>
+          <w:szCs w:val="21"/>
+          <w:lang w:eastAsia="en-GB"/>
+        </w:rPr>
+        <w:t>"</w:t>
+      </w:r>
+      <w:proofErr w:type="spellStart"/>
+      <w:r>
+        <w:rPr>
+          <w:rFonts w:ascii="Consolas" w:eastAsia="Times New Roman" w:hAnsi="Consolas" w:cs="Times New Roman"/>
+          <w:color w:val="CE9178"/>
+          <w:sz w:val="21"/>
+          <w:szCs w:val="21"/>
+          <w:lang w:eastAsia="en-GB"/>
+        </w:rPr>
+        <w:t>AspNetRoles</w:t>
+      </w:r>
+      <w:proofErr w:type="spellEnd"/>
+      <w:r>
+        <w:rPr>
+          <w:rFonts w:ascii="Consolas" w:eastAsia="Times New Roman" w:hAnsi="Consolas" w:cs="Times New Roman"/>
+          <w:color w:val="CE9178"/>
+          <w:sz w:val="21"/>
+          <w:szCs w:val="21"/>
+          <w:lang w:eastAsia="en-GB"/>
+        </w:rPr>
+        <w:t>"</w:t>
+      </w:r>
+      <w:r>
+        <w:rPr>
+          <w:rFonts w:ascii="Consolas" w:eastAsia="Times New Roman" w:hAnsi="Consolas" w:cs="Times New Roman"/>
+          <w:color w:val="DCDCDC"/>
+          <w:sz w:val="21"/>
+          <w:szCs w:val="21"/>
+          <w:lang w:eastAsia="en-GB"/>
+        </w:rPr>
+        <w:t>.</w:t>
+      </w:r>
+      <w:r>
+        <w:rPr>
+          <w:rFonts w:ascii="Consolas" w:eastAsia="Times New Roman" w:hAnsi="Consolas" w:cs="Times New Roman"/>
+          <w:color w:val="CE9178"/>
+          <w:sz w:val="21"/>
+          <w:szCs w:val="21"/>
+          <w:lang w:eastAsia="en-GB"/>
+        </w:rPr>
+        <w:t>"Id"</w:t>
+      </w:r>
+      <w:r>
+        <w:rPr>
+          <w:rFonts w:ascii="Consolas" w:eastAsia="Times New Roman" w:hAnsi="Consolas" w:cs="Times New Roman"/>
+          <w:color w:val="D4D4D4"/>
+          <w:sz w:val="21"/>
+          <w:szCs w:val="21"/>
+          <w:lang w:eastAsia="en-GB"/>
+        </w:rPr>
+        <w:t xml:space="preserve"> &lt; </w:t>
+      </w:r>
+      <w:r>
+        <w:rPr>
+          <w:rFonts w:ascii="Consolas" w:eastAsia="Times New Roman" w:hAnsi="Consolas" w:cs="Times New Roman"/>
+          <w:color w:val="CE9178"/>
+          <w:sz w:val="21"/>
+          <w:szCs w:val="21"/>
+          <w:lang w:eastAsia="en-GB"/>
+        </w:rPr>
+        <w:t>"</w:t>
+      </w:r>
+      <w:proofErr w:type="spellStart"/>
+      <w:r>
+        <w:rPr>
+          <w:rFonts w:ascii="Consolas" w:eastAsia="Times New Roman" w:hAnsi="Consolas" w:cs="Times New Roman"/>
+          <w:color w:val="CE9178"/>
+          <w:sz w:val="21"/>
+          <w:szCs w:val="21"/>
+          <w:lang w:eastAsia="en-GB"/>
+        </w:rPr>
+        <w:t>AspNetUserRoles</w:t>
+      </w:r>
+      <w:proofErr w:type="spellEnd"/>
+      <w:r>
+        <w:rPr>
+          <w:rFonts w:ascii="Consolas" w:eastAsia="Times New Roman" w:hAnsi="Consolas" w:cs="Times New Roman"/>
+          <w:color w:val="CE9178"/>
+          <w:sz w:val="21"/>
+          <w:szCs w:val="21"/>
+          <w:lang w:eastAsia="en-GB"/>
+        </w:rPr>
+        <w:t>"</w:t>
+      </w:r>
+      <w:r>
+        <w:rPr>
+          <w:rFonts w:ascii="Consolas" w:eastAsia="Times New Roman" w:hAnsi="Consolas" w:cs="Times New Roman"/>
+          <w:color w:val="DCDCDC"/>
+          <w:sz w:val="21"/>
+          <w:szCs w:val="21"/>
+          <w:lang w:eastAsia="en-GB"/>
+        </w:rPr>
+        <w:t>.</w:t>
+      </w:r>
+      <w:r>
+        <w:rPr>
+          <w:rFonts w:ascii="Consolas" w:eastAsia="Times New Roman" w:hAnsi="Consolas" w:cs="Times New Roman"/>
+          <w:color w:val="CE9178"/>
+          <w:sz w:val="21"/>
+          <w:szCs w:val="21"/>
+          <w:lang w:eastAsia="en-GB"/>
+        </w:rPr>
+        <w:t>"</w:t>
+      </w:r>
+      <w:proofErr w:type="spellStart"/>
+      <w:r>
+        <w:rPr>
+          <w:rFonts w:ascii="Consolas" w:eastAsia="Times New Roman" w:hAnsi="Consolas" w:cs="Times New Roman"/>
+          <w:color w:val="CE9178"/>
+          <w:sz w:val="21"/>
+          <w:szCs w:val="21"/>
+          <w:lang w:eastAsia="en-GB"/>
+        </w:rPr>
+        <w:t>RoleId</w:t>
+      </w:r>
+      <w:proofErr w:type="spellEnd"/>
+      <w:r>
+        <w:rPr>
+          <w:rFonts w:ascii="Consolas" w:eastAsia="Times New Roman" w:hAnsi="Consolas" w:cs="Times New Roman"/>
+          <w:color w:val="CE9178"/>
+          <w:sz w:val="21"/>
+          <w:szCs w:val="21"/>
+          <w:lang w:eastAsia="en-GB"/>
+        </w:rPr>
+        <w:t>"</w:t>
+      </w:r>
+      <w:r>
+        <w:rPr>
+          <w:rFonts w:ascii="Consolas" w:eastAsia="Times New Roman" w:hAnsi="Consolas" w:cs="Times New Roman"/>
+          <w:color w:val="D4D4D4"/>
+          <w:sz w:val="21"/>
+          <w:szCs w:val="21"/>
+          <w:lang w:eastAsia="en-GB"/>
+        </w:rPr>
+        <w:t xml:space="preserve"> [delete</w:t>
+      </w:r>
+      <w:r>
+        <w:rPr>
+          <w:rFonts w:ascii="Consolas" w:eastAsia="Times New Roman" w:hAnsi="Consolas" w:cs="Times New Roman"/>
+          <w:color w:val="DCDCDC"/>
+          <w:sz w:val="21"/>
+          <w:szCs w:val="21"/>
+          <w:lang w:eastAsia="en-GB"/>
+        </w:rPr>
+        <w:t>:</w:t>
+      </w:r>
+      <w:r>
+        <w:rPr>
+          <w:rFonts w:ascii="Consolas" w:eastAsia="Times New Roman" w:hAnsi="Consolas" w:cs="Times New Roman"/>
+          <w:color w:val="D4D4D4"/>
+          <w:sz w:val="21"/>
+          <w:szCs w:val="21"/>
+          <w:lang w:eastAsia="en-GB"/>
+        </w:rPr>
+        <w:t xml:space="preserve"> cascade]</w:t>
+      </w:r>
+    </w:p>
+    <w:p>
+      <w:pPr>
+        <w:shd w:val="clear" w:color="auto" w:fill="1E1E1E"/>
+        <w:spacing w:after="0" w:line="285" w:lineRule="atLeast"/>
+        <w:rPr>
+          <w:rFonts w:ascii="Consolas" w:eastAsia="Times New Roman" w:hAnsi="Consolas" w:cs="Times New Roman"/>
+          <w:color w:val="D4D4D4"/>
+          <w:sz w:val="21"/>
+          <w:szCs w:val="21"/>
+          <w:lang w:eastAsia="en-GB"/>
+        </w:rPr>
+      </w:pPr>
+    </w:p>
+    <w:p>
+      <w:pPr>
+        <w:shd w:val="clear" w:color="auto" w:fill="1E1E1E"/>
+        <w:spacing w:after="0" w:line="285" w:lineRule="atLeast"/>
+        <w:rPr>
+          <w:rFonts w:ascii="Consolas" w:eastAsia="Times New Roman" w:hAnsi="Consolas" w:cs="Times New Roman"/>
+          <w:color w:val="D4D4D4"/>
+          <w:sz w:val="21"/>
+          <w:szCs w:val="21"/>
+          <w:lang w:eastAsia="en-GB"/>
+        </w:rPr>
+      </w:pPr>
+      <w:r>
+        <w:rPr>
+          <w:rFonts w:ascii="Consolas" w:eastAsia="Times New Roman" w:hAnsi="Consolas" w:cs="Times New Roman"/>
+          <w:color w:val="569CD6"/>
+          <w:sz w:val="21"/>
+          <w:szCs w:val="21"/>
+          <w:lang w:eastAsia="en-GB"/>
+        </w:rPr>
+        <w:t>Ref</w:t>
+      </w:r>
+      <w:r>
+        <w:rPr>
+          <w:rFonts w:ascii="Consolas" w:eastAsia="Times New Roman" w:hAnsi="Consolas" w:cs="Times New Roman"/>
+          <w:color w:val="D4D4D4"/>
+          <w:sz w:val="21"/>
+          <w:szCs w:val="21"/>
+          <w:lang w:eastAsia="en-GB"/>
+        </w:rPr>
+        <w:t xml:space="preserve"> </w:t>
+      </w:r>
+      <w:r>
+        <w:rPr>
+          <w:rFonts w:ascii="Consolas" w:eastAsia="Times New Roman" w:hAnsi="Consolas" w:cs="Times New Roman"/>
+          <w:color w:val="CE9178"/>
+          <w:sz w:val="21"/>
+          <w:szCs w:val="21"/>
+          <w:lang w:eastAsia="en-GB"/>
+        </w:rPr>
+        <w:t>"FK_AspNetUserRoles_AspNetUsers_</w:t>
+      </w:r>
+      <w:proofErr w:type="spellStart"/>
+      <w:r>
+        <w:rPr>
+          <w:rFonts w:ascii="Consolas" w:eastAsia="Times New Roman" w:hAnsi="Consolas" w:cs="Times New Roman"/>
+          <w:color w:val="CE9178"/>
+          <w:sz w:val="21"/>
+          <w:szCs w:val="21"/>
+          <w:lang w:eastAsia="en-GB"/>
+        </w:rPr>
+        <w:t>UserId</w:t>
+      </w:r>
+      <w:proofErr w:type="spellEnd"/>
+      <w:r>
+        <w:rPr>
+          <w:rFonts w:ascii="Consolas" w:eastAsia="Times New Roman" w:hAnsi="Consolas" w:cs="Times New Roman"/>
+          <w:color w:val="CE9178"/>
+          <w:sz w:val="21"/>
+          <w:szCs w:val="21"/>
+          <w:lang w:eastAsia="en-GB"/>
+        </w:rPr>
+        <w:t>"</w:t>
+      </w:r>
+      <w:r>
+        <w:rPr>
+          <w:rFonts w:ascii="Consolas" w:eastAsia="Times New Roman" w:hAnsi="Consolas" w:cs="Times New Roman"/>
+          <w:color w:val="DCDCDC"/>
+          <w:sz w:val="21"/>
+          <w:szCs w:val="21"/>
+          <w:lang w:eastAsia="en-GB"/>
+        </w:rPr>
+        <w:t>:</w:t>
+      </w:r>
+      <w:r>
+        <w:rPr>
+          <w:rFonts w:ascii="Consolas" w:eastAsia="Times New Roman" w:hAnsi="Consolas" w:cs="Times New Roman"/>
+          <w:color w:val="CE9178"/>
+          <w:sz w:val="21"/>
+          <w:szCs w:val="21"/>
+          <w:lang w:eastAsia="en-GB"/>
+        </w:rPr>
+        <w:t>"</w:t>
+      </w:r>
+      <w:proofErr w:type="spellStart"/>
+      <w:r>
+        <w:rPr>
+          <w:rFonts w:ascii="Consolas" w:eastAsia="Times New Roman" w:hAnsi="Consolas" w:cs="Times New Roman"/>
+          <w:color w:val="CE9178"/>
+          <w:sz w:val="21"/>
+          <w:szCs w:val="21"/>
+          <w:lang w:eastAsia="en-GB"/>
+        </w:rPr>
+        <w:t>AspNetUsers</w:t>
+      </w:r>
+      <w:proofErr w:type="spellEnd"/>
+      <w:r>
+        <w:rPr>
+          <w:rFonts w:ascii="Consolas" w:eastAsia="Times New Roman" w:hAnsi="Consolas" w:cs="Times New Roman"/>
+          <w:color w:val="CE9178"/>
+          <w:sz w:val="21"/>
+          <w:szCs w:val="21"/>
+          <w:lang w:eastAsia="en-GB"/>
+        </w:rPr>
+        <w:t>"</w:t>
+      </w:r>
+      <w:r>
+        <w:rPr>
+          <w:rFonts w:ascii="Consolas" w:eastAsia="Times New Roman" w:hAnsi="Consolas" w:cs="Times New Roman"/>
+          <w:color w:val="DCDCDC"/>
+          <w:sz w:val="21"/>
+          <w:szCs w:val="21"/>
+          <w:lang w:eastAsia="en-GB"/>
+        </w:rPr>
+        <w:t>.</w:t>
+      </w:r>
+      <w:r>
+        <w:rPr>
+          <w:rFonts w:ascii="Consolas" w:eastAsia="Times New Roman" w:hAnsi="Consolas" w:cs="Times New Roman"/>
+          <w:color w:val="CE9178"/>
+          <w:sz w:val="21"/>
+          <w:szCs w:val="21"/>
+          <w:lang w:eastAsia="en-GB"/>
+        </w:rPr>
+        <w:t>"Id"</w:t>
+      </w:r>
+      <w:r>
+        <w:rPr>
+          <w:rFonts w:ascii="Consolas" w:eastAsia="Times New Roman" w:hAnsi="Consolas" w:cs="Times New Roman"/>
+          <w:color w:val="D4D4D4"/>
+          <w:sz w:val="21"/>
+          <w:szCs w:val="21"/>
+          <w:lang w:eastAsia="en-GB"/>
+        </w:rPr>
+        <w:t xml:space="preserve"> &lt; </w:t>
+      </w:r>
+      <w:r>
+        <w:rPr>
+          <w:rFonts w:ascii="Consolas" w:eastAsia="Times New Roman" w:hAnsi="Consolas" w:cs="Times New Roman"/>
+          <w:color w:val="CE9178"/>
+          <w:sz w:val="21"/>
+          <w:szCs w:val="21"/>
+          <w:lang w:eastAsia="en-GB"/>
+        </w:rPr>
+        <w:t>"</w:t>
+      </w:r>
+      <w:proofErr w:type="spellStart"/>
+      <w:r>
+        <w:rPr>
+          <w:rFonts w:ascii="Consolas" w:eastAsia="Times New Roman" w:hAnsi="Consolas" w:cs="Times New Roman"/>
+          <w:color w:val="CE9178"/>
+          <w:sz w:val="21"/>
+          <w:szCs w:val="21"/>
+          <w:lang w:eastAsia="en-GB"/>
+        </w:rPr>
+        <w:t>AspNetUserRoles</w:t>
+      </w:r>
+      <w:proofErr w:type="spellEnd"/>
+      <w:r>
+        <w:rPr>
+          <w:rFonts w:ascii="Consolas" w:eastAsia="Times New Roman" w:hAnsi="Consolas" w:cs="Times New Roman"/>
+          <w:color w:val="CE9178"/>
+          <w:sz w:val="21"/>
+          <w:szCs w:val="21"/>
+          <w:lang w:eastAsia="en-GB"/>
+        </w:rPr>
+        <w:t>"</w:t>
+      </w:r>
+      <w:r>
+        <w:rPr>
+          <w:rFonts w:ascii="Consolas" w:eastAsia="Times New Roman" w:hAnsi="Consolas" w:cs="Times New Roman"/>
+          <w:color w:val="DCDCDC"/>
+          <w:sz w:val="21"/>
+          <w:szCs w:val="21"/>
+          <w:lang w:eastAsia="en-GB"/>
+        </w:rPr>
+        <w:t>.</w:t>
+      </w:r>
+      <w:r>
+        <w:rPr>
+          <w:rFonts w:ascii="Consolas" w:eastAsia="Times New Roman" w:hAnsi="Consolas" w:cs="Times New Roman"/>
+          <w:color w:val="CE9178"/>
+          <w:sz w:val="21"/>
+          <w:szCs w:val="21"/>
+          <w:lang w:eastAsia="en-GB"/>
+        </w:rPr>
+        <w:t>"</w:t>
+      </w:r>
+      <w:proofErr w:type="spellStart"/>
+      <w:r>
+        <w:rPr>
+          <w:rFonts w:ascii="Consolas" w:eastAsia="Times New Roman" w:hAnsi="Consolas" w:cs="Times New Roman"/>
+          <w:color w:val="CE9178"/>
+          <w:sz w:val="21"/>
+          <w:szCs w:val="21"/>
+          <w:lang w:eastAsia="en-GB"/>
+        </w:rPr>
+        <w:t>UserId</w:t>
+      </w:r>
+      <w:proofErr w:type="spellEnd"/>
+      <w:r>
+        <w:rPr>
+          <w:rFonts w:ascii="Consolas" w:eastAsia="Times New Roman" w:hAnsi="Consolas" w:cs="Times New Roman"/>
+          <w:color w:val="CE9178"/>
+          <w:sz w:val="21"/>
+          <w:szCs w:val="21"/>
+          <w:lang w:eastAsia="en-GB"/>
+        </w:rPr>
+        <w:t>"</w:t>
+      </w:r>
+      <w:r>
+        <w:rPr>
+          <w:rFonts w:ascii="Consolas" w:eastAsia="Times New Roman" w:hAnsi="Consolas" w:cs="Times New Roman"/>
+          <w:color w:val="D4D4D4"/>
+          <w:sz w:val="21"/>
+          <w:szCs w:val="21"/>
+          <w:lang w:eastAsia="en-GB"/>
+        </w:rPr>
+        <w:t xml:space="preserve"> [delete</w:t>
+      </w:r>
+      <w:r>
+        <w:rPr>
+          <w:rFonts w:ascii="Consolas" w:eastAsia="Times New Roman" w:hAnsi="Consolas" w:cs="Times New Roman"/>
+          <w:color w:val="DCDCDC"/>
+          <w:sz w:val="21"/>
+          <w:szCs w:val="21"/>
+          <w:lang w:eastAsia="en-GB"/>
+        </w:rPr>
+        <w:t>:</w:t>
+      </w:r>
+      <w:r>
+        <w:rPr>
+          <w:rFonts w:ascii="Consolas" w:eastAsia="Times New Roman" w:hAnsi="Consolas" w:cs="Times New Roman"/>
+          <w:color w:val="D4D4D4"/>
+          <w:sz w:val="21"/>
+          <w:szCs w:val="21"/>
+          <w:lang w:eastAsia="en-GB"/>
+        </w:rPr>
+        <w:t xml:space="preserve"> cascade]</w:t>
+      </w:r>
+    </w:p>
+    <w:p>
+      <w:pPr>
+        <w:shd w:val="clear" w:color="auto" w:fill="1E1E1E"/>
+        <w:spacing w:after="240" w:line="285" w:lineRule="atLeast"/>
+        <w:rPr>
+          <w:rFonts w:ascii="Consolas" w:eastAsia="Times New Roman" w:hAnsi="Consolas" w:cs="Times New Roman"/>
+          <w:color w:val="D4D4D4"/>
+          <w:sz w:val="21"/>
+          <w:szCs w:val="21"/>
+          <w:lang w:eastAsia="en-GB"/>
+        </w:rPr>
+      </w:pPr>
+    </w:p>
+    <w:p/>
     <w:p>
       <w:r>
         <w:t>ORDERS</w:t>

--- a/Task1_AllDesigns_721242_Chukwudolue_T.docx
+++ b/Task1_AllDesigns_721242_Chukwudolue_T.docx
@@ -3020,6 +3020,7 @@
       <w:pPr>
         <w:pStyle w:val="Heading2"/>
         <w:rPr>
+          <w:rFonts w:asciiTheme="minorHAnsi" w:hAnsiTheme="minorHAnsi" w:cstheme="minorHAnsi"/>
           <w:sz w:val="24"/>
           <w:szCs w:val="24"/>
         </w:rPr>
@@ -3027,6 +3028,7 @@
       <w:bookmarkStart w:id="3" w:name="_Toc224633700"/>
       <w:r>
         <w:rPr>
+          <w:rFonts w:asciiTheme="minorHAnsi" w:hAnsiTheme="minorHAnsi" w:cstheme="minorHAnsi"/>
           <w:sz w:val="24"/>
           <w:szCs w:val="24"/>
         </w:rPr>
@@ -3037,8 +3039,8 @@
     <w:p>
       <w:r>
         <w:drawing>
-          <wp:inline distT="0" distB="0" distL="0" distR="0" wp14:anchorId="19FFFAD1" wp14:editId="6B88EC17">
-            <wp:extent cx="5430741" cy="7414378"/>
+          <wp:inline distT="0" distB="0" distL="0" distR="0" wp14:anchorId="19FFFAD1" wp14:editId="36D3C517">
+            <wp:extent cx="5430520" cy="6800850"/>
             <wp:effectExtent l="0" t="0" r="0" b="0"/>
             <wp:docPr id="5" name="Picture 5"/>
             <wp:cNvGraphicFramePr>
@@ -3060,7 +3062,7 @@
                   <pic:spPr>
                     <a:xfrm>
                       <a:off x="0" y="0"/>
-                      <a:ext cx="5438556" cy="7425048"/>
+                      <a:ext cx="5438560" cy="6810919"/>
                     </a:xfrm>
                     <a:prstGeom prst="rect">
                       <a:avLst/>
@@ -3075,14 +3077,25 @@
     </w:p>
     <w:p>
       <w:r>
-        <w:lastRenderedPageBreak/>
         <w:t xml:space="preserve">When the user selects a product, the system checks whether the user is logged in or not. If they are not logged in, they are redirected to the log in page where they would enter their </w:t>
       </w:r>
       <w:r>
         <w:t>detail</w:t>
       </w:r>
       <w:r>
-        <w:t xml:space="preserve">s. If they are logged in, the system takes then user to the products page and checks the products database whether the selected product is in stock or out of stock.  If it is out of stock, an appropriate </w:t>
+        <w:t xml:space="preserve">s. If they are logged in, the system </w:t>
+      </w:r>
+      <w:r>
+        <w:t xml:space="preserve">then </w:t>
+      </w:r>
+      <w:r>
+        <w:t xml:space="preserve">takes </w:t>
+      </w:r>
+      <w:r>
+        <w:t xml:space="preserve">the </w:t>
+      </w:r>
+      <w:r>
+        <w:t xml:space="preserve">user to the products page and checks the products database whether the selected product is in stock or out of stock.  If it is out of stock, an appropriate </w:t>
       </w:r>
       <w:r>
         <w:t xml:space="preserve">“product not available” </w:t>
@@ -3091,7 +3104,11 @@
         <w:t xml:space="preserve">message is displayed. If it is in stock, the </w:t>
       </w:r>
       <w:r>
-        <w:t>system displays the basket page where the item would be added. If the selected product is already in the basket, then the system increases the quantity by 1 but if it is not then the system adds the new product. The basket database is updated and a successful item has been added message would be displayed.</w:t>
+        <w:t xml:space="preserve">system displays the basket page where the </w:t>
+      </w:r>
+      <w:r>
+        <w:lastRenderedPageBreak/>
+        <w:t>item would be added. If the selected product is already in the basket, then the system increases the quantity by 1 but if it is not then the system adds the new product. The basket database is updated and a successful item has been added message would be displayed.</w:t>
       </w:r>
     </w:p>
     <w:p/>
@@ -3099,6 +3116,7 @@
       <w:pPr>
         <w:pStyle w:val="Heading2"/>
         <w:rPr>
+          <w:rFonts w:asciiTheme="minorHAnsi" w:hAnsiTheme="minorHAnsi" w:cstheme="minorHAnsi"/>
           <w:sz w:val="24"/>
           <w:szCs w:val="24"/>
         </w:rPr>
@@ -3106,6 +3124,7 @@
       <w:bookmarkStart w:id="4" w:name="_Toc224633701"/>
       <w:r>
         <w:rPr>
+          <w:rFonts w:asciiTheme="minorHAnsi" w:hAnsiTheme="minorHAnsi" w:cstheme="minorHAnsi"/>
           <w:sz w:val="24"/>
           <w:szCs w:val="24"/>
         </w:rPr>
@@ -3113,48 +3132,13 @@
       </w:r>
       <w:bookmarkEnd w:id="4"/>
     </w:p>
-    <w:p/>
-    <w:p>
-      <w:pPr>
-        <w:pStyle w:val="Heading2"/>
-        <w:rPr>
-          <w:sz w:val="24"/>
-          <w:szCs w:val="24"/>
-        </w:rPr>
-      </w:pPr>
-      <w:bookmarkStart w:id="5" w:name="_Toc224633702"/>
-      <w:r>
-        <w:rPr>
-          <w:sz w:val="24"/>
-          <w:szCs w:val="24"/>
-        </w:rPr>
-        <w:t>Filter Products</w:t>
-      </w:r>
-      <w:bookmarkEnd w:id="5"/>
-    </w:p>
-    <w:p/>
-    <w:p>
-      <w:bookmarkStart w:id="6" w:name="_Toc224633703"/>
-      <w:r>
-        <w:rPr>
-          <w:rStyle w:val="Heading2Char"/>
-          <w:sz w:val="22"/>
-          <w:szCs w:val="22"/>
-        </w:rPr>
-        <w:t>Key</w:t>
-      </w:r>
-      <w:bookmarkEnd w:id="6"/>
-      <w:r>
-        <w:t xml:space="preserve">: </w:t>
-      </w:r>
-    </w:p>
     <w:p>
       <w:r>
         <w:drawing>
-          <wp:inline distT="0" distB="0" distL="0" distR="0" wp14:anchorId="411C04F0" wp14:editId="0C9BD827">
-            <wp:extent cx="1674318" cy="1574359"/>
-            <wp:effectExtent l="0" t="0" r="2540" b="6985"/>
-            <wp:docPr id="2" name="Picture 2"/>
+          <wp:inline distT="0" distB="0" distL="0" distR="0" wp14:anchorId="06314A9A" wp14:editId="2C07AEF8">
+            <wp:extent cx="5153744" cy="7649643"/>
+            <wp:effectExtent l="0" t="0" r="8890" b="8890"/>
+            <wp:docPr id="7" name="Picture 7"/>
             <wp:cNvGraphicFramePr>
               <a:graphicFrameLocks xmlns:a="http://schemas.openxmlformats.org/drawingml/2006/main" noChangeAspect="1"/>
             </wp:cNvGraphicFramePr>
@@ -3174,7 +3158,161 @@
                   <pic:spPr>
                     <a:xfrm>
                       <a:off x="0" y="0"/>
-                      <a:ext cx="1682143" cy="1581717"/>
+                      <a:ext cx="5153744" cy="7649643"/>
+                    </a:xfrm>
+                    <a:prstGeom prst="rect">
+                      <a:avLst/>
+                    </a:prstGeom>
+                  </pic:spPr>
+                </pic:pic>
+              </a:graphicData>
+            </a:graphic>
+          </wp:inline>
+        </w:drawing>
+      </w:r>
+    </w:p>
+    <w:p>
+      <w:r>
+        <w:lastRenderedPageBreak/>
+        <w:t>The system firstly validates whether the user is logged in or not</w:t>
+      </w:r>
+      <w:r>
+        <w:t>. If they are not logged in, they are redirected to the log in page where they would enter their details. If they are logged in</w:t>
+      </w:r>
+      <w:r>
+        <w:t>, they would be able to select the checkout button. The system validates whether there are products in the basket and if they</w:t>
+      </w:r>
+      <w:r>
+        <w:t>’</w:t>
+      </w:r>
+      <w:r>
+        <w:t>re</w:t>
+      </w:r>
+      <w:r>
+        <w:t xml:space="preserve"> still in stock. If both of there are false, then appropriate error messages are displayed, but if they are true, the system calculates the order total in the basket and takes the user to the payment portal where they would be able to add a discount code if they have one, then pay. If payment was unsuccessful, an error message is displayed, however if it is successful, the system creates the order, clears the baskets, updates all databases and outputs a successful order message.</w:t>
+      </w:r>
+    </w:p>
+    <w:p/>
+    <w:p>
+      <w:pPr>
+        <w:pStyle w:val="Heading2"/>
+        <w:rPr>
+          <w:rFonts w:asciiTheme="minorHAnsi" w:hAnsiTheme="minorHAnsi" w:cstheme="minorHAnsi"/>
+          <w:sz w:val="24"/>
+          <w:szCs w:val="24"/>
+        </w:rPr>
+      </w:pPr>
+      <w:bookmarkStart w:id="5" w:name="_Toc224633702"/>
+      <w:r>
+        <w:rPr>
+          <w:rFonts w:asciiTheme="minorHAnsi" w:hAnsiTheme="minorHAnsi" w:cstheme="minorHAnsi"/>
+          <w:sz w:val="24"/>
+          <w:szCs w:val="24"/>
+        </w:rPr>
+        <w:t>Filter Products</w:t>
+      </w:r>
+      <w:bookmarkEnd w:id="5"/>
+    </w:p>
+    <w:p>
+      <w:r>
+        <w:drawing>
+          <wp:inline distT="0" distB="0" distL="0" distR="0" wp14:anchorId="428BE0BC" wp14:editId="0B397281">
+            <wp:extent cx="5487166" cy="6020640"/>
+            <wp:effectExtent l="0" t="0" r="0" b="0"/>
+            <wp:docPr id="8" name="Picture 8"/>
+            <wp:cNvGraphicFramePr>
+              <a:graphicFrameLocks xmlns:a="http://schemas.openxmlformats.org/drawingml/2006/main" noChangeAspect="1"/>
+            </wp:cNvGraphicFramePr>
+            <a:graphic xmlns:a="http://schemas.openxmlformats.org/drawingml/2006/main">
+              <a:graphicData uri="http://schemas.openxmlformats.org/drawingml/2006/picture">
+                <pic:pic xmlns:pic="http://schemas.openxmlformats.org/drawingml/2006/picture">
+                  <pic:nvPicPr>
+                    <pic:cNvPr id="1" name=""/>
+                    <pic:cNvPicPr/>
+                  </pic:nvPicPr>
+                  <pic:blipFill>
+                    <a:blip r:embed="rId11"/>
+                    <a:stretch>
+                      <a:fillRect/>
+                    </a:stretch>
+                  </pic:blipFill>
+                  <pic:spPr>
+                    <a:xfrm>
+                      <a:off x="0" y="0"/>
+                      <a:ext cx="5487166" cy="6020640"/>
+                    </a:xfrm>
+                    <a:prstGeom prst="rect">
+                      <a:avLst/>
+                    </a:prstGeom>
+                  </pic:spPr>
+                </pic:pic>
+              </a:graphicData>
+            </a:graphic>
+          </wp:inline>
+        </w:drawing>
+      </w:r>
+    </w:p>
+    <w:p>
+      <w:r>
+        <w:t xml:space="preserve">When the user taps the search bar, selects the product category, and inputs key words, the system receives the search input. If all input entries are valid, the it searches for the product in the product database, however if the entries are invalid, it displays an error message. Whilst the system is </w:t>
+      </w:r>
+      <w:r>
+        <w:lastRenderedPageBreak/>
+        <w:t xml:space="preserve">searching, it checks the database whether the product being searched for exists or not. If it is not in the database, the system displays a “No products found” message. If it is found, the system retrieves the page and displays all the matching products to the search input. </w:t>
+      </w:r>
+    </w:p>
+    <w:p/>
+    <w:p>
+      <w:pPr>
+        <w:rPr>
+          <w:rFonts w:cstheme="minorHAnsi"/>
+        </w:rPr>
+      </w:pPr>
+      <w:bookmarkStart w:id="6" w:name="_Toc224633703"/>
+      <w:r>
+        <w:rPr>
+          <w:rStyle w:val="Heading2Char"/>
+          <w:rFonts w:asciiTheme="minorHAnsi" w:hAnsiTheme="minorHAnsi" w:cstheme="minorHAnsi"/>
+          <w:sz w:val="22"/>
+          <w:szCs w:val="22"/>
+        </w:rPr>
+        <w:t>Key</w:t>
+      </w:r>
+      <w:bookmarkEnd w:id="6"/>
+      <w:r>
+        <w:rPr>
+          <w:rFonts w:cstheme="minorHAnsi"/>
+        </w:rPr>
+        <w:t xml:space="preserve">: </w:t>
+      </w:r>
+    </w:p>
+    <w:p>
+      <w:r>
+        <w:drawing>
+          <wp:inline distT="0" distB="0" distL="0" distR="0" wp14:anchorId="14ED0115" wp14:editId="60725B37">
+            <wp:extent cx="4389226" cy="747423"/>
+            <wp:effectExtent l="0" t="0" r="0" b="0"/>
+            <wp:docPr id="6" name="Picture 6"/>
+            <wp:cNvGraphicFramePr>
+              <a:graphicFrameLocks xmlns:a="http://schemas.openxmlformats.org/drawingml/2006/main" noChangeAspect="1"/>
+            </wp:cNvGraphicFramePr>
+            <a:graphic xmlns:a="http://schemas.openxmlformats.org/drawingml/2006/main">
+              <a:graphicData uri="http://schemas.openxmlformats.org/drawingml/2006/picture">
+                <pic:pic xmlns:pic="http://schemas.openxmlformats.org/drawingml/2006/picture">
+                  <pic:nvPicPr>
+                    <pic:cNvPr id="1" name=""/>
+                    <pic:cNvPicPr/>
+                  </pic:nvPicPr>
+                  <pic:blipFill>
+                    <a:blip r:embed="rId12"/>
+                    <a:stretch>
+                      <a:fillRect/>
+                    </a:stretch>
+                  </pic:blipFill>
+                  <pic:spPr>
+                    <a:xfrm>
+                      <a:off x="0" y="0"/>
+                      <a:ext cx="4442597" cy="756511"/>
                     </a:xfrm>
                     <a:prstGeom prst="rect">
                       <a:avLst/>
@@ -3202,7 +3340,6 @@
           <w:b/>
           <w:bCs/>
         </w:rPr>
-        <w:lastRenderedPageBreak/>
         <w:t>Entity Framework Diagram</w:t>
       </w:r>
       <w:bookmarkEnd w:id="7"/>
@@ -3213,9 +3350,9 @@
           <w:noProof/>
         </w:rPr>
         <w:drawing>
-          <wp:inline distT="0" distB="0" distL="0" distR="0" wp14:anchorId="3707B3F5" wp14:editId="019EC421">
-            <wp:extent cx="6324810" cy="4195217"/>
-            <wp:effectExtent l="0" t="0" r="0" b="0"/>
+          <wp:inline distT="0" distB="0" distL="0" distR="0" wp14:anchorId="3707B3F5" wp14:editId="7BB7FAED">
+            <wp:extent cx="6093608" cy="4041862"/>
+            <wp:effectExtent l="0" t="0" r="2540" b="0"/>
             <wp:docPr id="1" name="Picture 1"/>
             <wp:cNvGraphicFramePr>
               <a:graphicFrameLocks xmlns:a="http://schemas.openxmlformats.org/drawingml/2006/main" noChangeAspect="1"/>
@@ -3228,7 +3365,7 @@
                     <pic:cNvPicPr/>
                   </pic:nvPicPr>
                   <pic:blipFill>
-                    <a:blip r:embed="rId11"/>
+                    <a:blip r:embed="rId13"/>
                     <a:stretch>
                       <a:fillRect/>
                     </a:stretch>
@@ -3236,7 +3373,7 @@
                   <pic:spPr>
                     <a:xfrm>
                       <a:off x="0" y="0"/>
-                      <a:ext cx="6385442" cy="4235434"/>
+                      <a:ext cx="6171764" cy="4093702"/>
                     </a:xfrm>
                     <a:prstGeom prst="rect">
                       <a:avLst/>
@@ -3249,6 +3386,7 @@
         </w:drawing>
       </w:r>
     </w:p>
+    <w:p/>
     <w:p>
       <w:pPr>
         <w:pStyle w:val="Heading1"/>
@@ -3534,7 +3672,11 @@
               <w:spacing w:after="158"/>
             </w:pPr>
             <w:r>
-              <w:t>It must be a Combination of characters</w:t>
+              <w:t xml:space="preserve">It must be a Combination </w:t>
+            </w:r>
+            <w:r>
+              <w:lastRenderedPageBreak/>
+              <w:t>of characters</w:t>
             </w:r>
           </w:p>
         </w:tc>
@@ -3724,7 +3866,6 @@
               <w:spacing w:after="158"/>
             </w:pPr>
             <w:r>
-              <w:lastRenderedPageBreak/>
               <w:t xml:space="preserve">Normalised Email </w:t>
             </w:r>
           </w:p>
@@ -4393,7 +4534,11 @@
               <w:spacing w:after="158"/>
             </w:pPr>
             <w:r>
-              <w:t xml:space="preserve">It must be a valid date set in the future from the current day </w:t>
+              <w:t xml:space="preserve">It must be a valid date set in the </w:t>
+            </w:r>
+            <w:r>
+              <w:lastRenderedPageBreak/>
+              <w:t xml:space="preserve">future from the current day </w:t>
             </w:r>
           </w:p>
         </w:tc>
@@ -4591,7 +4736,6 @@
           <w:sz w:val="24"/>
           <w:szCs w:val="24"/>
         </w:rPr>
-        <w:lastRenderedPageBreak/>
         <w:t>AspNetUserRoles</w:t>
       </w:r>
       <w:bookmarkEnd w:id="12"/>
@@ -6714,6 +6858,7 @@
           <w:sz w:val="24"/>
           <w:szCs w:val="24"/>
         </w:rPr>
+        <w:lastRenderedPageBreak/>
         <w:t>AspNetUserClaims</w:t>
       </w:r>
       <w:bookmarkEnd w:id="17"/>
@@ -7284,7 +7429,6 @@
           <w:sz w:val="24"/>
           <w:szCs w:val="24"/>
         </w:rPr>
-        <w:lastRenderedPageBreak/>
         <w:t>AspNetUserTokens</w:t>
       </w:r>
       <w:bookmarkEnd w:id="18"/>
@@ -8626,6 +8770,7 @@
           </w:tcPr>
           <w:p>
             <w:r>
+              <w:lastRenderedPageBreak/>
               <w:t>Delivery Address</w:t>
             </w:r>
           </w:p>
@@ -8927,7 +9072,6 @@
           <w:sz w:val="24"/>
           <w:szCs w:val="24"/>
         </w:rPr>
-        <w:lastRenderedPageBreak/>
         <w:t>Product</w:t>
       </w:r>
       <w:bookmarkEnd w:id="20"/>
@@ -9844,7 +9988,11 @@
           </w:tcPr>
           <w:p>
             <w:r>
-              <w:t xml:space="preserve"> It must be a valid calendar date and match the exact day which it was added. It also cannot be null.</w:t>
+              <w:t xml:space="preserve"> It must be a valid calendar date and match the exact day which it was added. It also </w:t>
+            </w:r>
+            <w:r>
+              <w:lastRenderedPageBreak/>
+              <w:t>cannot be null.</w:t>
             </w:r>
           </w:p>
         </w:tc>
@@ -10239,7 +10387,6 @@
           </w:tcPr>
           <w:p>
             <w:r>
-              <w:lastRenderedPageBreak/>
               <w:t xml:space="preserve">User Id </w:t>
             </w:r>
           </w:p>
@@ -11040,6 +11187,7 @@
           </w:tcPr>
           <w:p>
             <w:r>
+              <w:lastRenderedPageBreak/>
               <w:t>IsVerified</w:t>
             </w:r>
           </w:p>
@@ -11509,7 +11657,6 @@
           </w:tcPr>
           <w:p>
             <w:r>
-              <w:lastRenderedPageBreak/>
               <w:t>DateCreated</w:t>
             </w:r>
           </w:p>
@@ -12448,6 +12595,7 @@
           </w:tcPr>
           <w:p>
             <w:r>
+              <w:lastRenderedPageBreak/>
               <w:t xml:space="preserve">Id </w:t>
             </w:r>
           </w:p>
@@ -12875,7 +13023,6 @@
           <w:sz w:val="24"/>
           <w:szCs w:val="24"/>
         </w:rPr>
-        <w:lastRenderedPageBreak/>
         <w:t>Discount</w:t>
       </w:r>
       <w:bookmarkEnd w:id="25"/>

--- a/Task1_AllDesigns_721242_Chukwudolue_T.docx
+++ b/Task1_AllDesigns_721242_Chukwudolue_T.docx
@@ -1006,7 +1006,7 @@
           <w:r>
             <w:fldChar w:fldCharType="separate"/>
           </w:r>
-          <w:hyperlink w:anchor="_Toc224633697" w:history="1">
+          <w:hyperlink w:anchor="_Toc224642390" w:history="1">
             <w:r>
               <w:rPr>
                 <w:rStyle w:val="Hyperlink"/>
@@ -1035,7 +1035,7 @@
                 <w:noProof/>
                 <w:webHidden/>
               </w:rPr>
-              <w:instrText xml:space="preserve"> PAGEREF _Toc224633697 \h </w:instrText>
+              <w:instrText xml:space="preserve"> PAGEREF _Toc224642390 \h </w:instrText>
             </w:r>
             <w:r>
               <w:rPr>
@@ -1078,7 +1078,7 @@
               <w:lang w:eastAsia="en-GB"/>
             </w:rPr>
           </w:pPr>
-          <w:hyperlink w:anchor="_Toc224633698" w:history="1">
+          <w:hyperlink w:anchor="_Toc224642391" w:history="1">
             <w:r>
               <w:rPr>
                 <w:rStyle w:val="Hyperlink"/>
@@ -1105,7 +1105,7 @@
                 <w:noProof/>
                 <w:webHidden/>
               </w:rPr>
-              <w:instrText xml:space="preserve"> PAGEREF _Toc224633698 \h </w:instrText>
+              <w:instrText xml:space="preserve"> PAGEREF _Toc224642391 \h </w:instrText>
             </w:r>
             <w:r>
               <w:rPr>
@@ -1148,7 +1148,7 @@
               <w:lang w:eastAsia="en-GB"/>
             </w:rPr>
           </w:pPr>
-          <w:hyperlink w:anchor="_Toc224633699" w:history="1">
+          <w:hyperlink w:anchor="_Toc224642392" w:history="1">
             <w:r>
               <w:rPr>
                 <w:rStyle w:val="Hyperlink"/>
@@ -1175,7 +1175,7 @@
                 <w:noProof/>
                 <w:webHidden/>
               </w:rPr>
-              <w:instrText xml:space="preserve"> PAGEREF _Toc224633699 \h </w:instrText>
+              <w:instrText xml:space="preserve"> PAGEREF _Toc224642392 \h </w:instrText>
             </w:r>
             <w:r>
               <w:rPr>
@@ -1218,10 +1218,11 @@
               <w:lang w:eastAsia="en-GB"/>
             </w:rPr>
           </w:pPr>
-          <w:hyperlink w:anchor="_Toc224633700" w:history="1">
+          <w:hyperlink w:anchor="_Toc224642393" w:history="1">
             <w:r>
               <w:rPr>
                 <w:rStyle w:val="Hyperlink"/>
+                <w:rFonts w:cstheme="minorHAnsi"/>
                 <w:noProof/>
               </w:rPr>
               <w:t>Add-to-Basket</w:t>
@@ -1245,7 +1246,7 @@
                 <w:noProof/>
                 <w:webHidden/>
               </w:rPr>
-              <w:instrText xml:space="preserve"> PAGEREF _Toc224633700 \h </w:instrText>
+              <w:instrText xml:space="preserve"> PAGEREF _Toc224642393 \h </w:instrText>
             </w:r>
             <w:r>
               <w:rPr>
@@ -1288,10 +1289,11 @@
               <w:lang w:eastAsia="en-GB"/>
             </w:rPr>
           </w:pPr>
-          <w:hyperlink w:anchor="_Toc224633701" w:history="1">
+          <w:hyperlink w:anchor="_Toc224642394" w:history="1">
             <w:r>
               <w:rPr>
                 <w:rStyle w:val="Hyperlink"/>
+                <w:rFonts w:cstheme="minorHAnsi"/>
                 <w:noProof/>
               </w:rPr>
               <w:t>Place Order (Checkout)</w:t>
@@ -1315,7 +1317,7 @@
                 <w:noProof/>
                 <w:webHidden/>
               </w:rPr>
-              <w:instrText xml:space="preserve"> PAGEREF _Toc224633701 \h </w:instrText>
+              <w:instrText xml:space="preserve"> PAGEREF _Toc224642394 \h </w:instrText>
             </w:r>
             <w:r>
               <w:rPr>
@@ -1335,7 +1337,7 @@
                 <w:noProof/>
                 <w:webHidden/>
               </w:rPr>
-              <w:t>4</w:t>
+              <w:t>5</w:t>
             </w:r>
             <w:r>
               <w:rPr>
@@ -1358,10 +1360,11 @@
               <w:lang w:eastAsia="en-GB"/>
             </w:rPr>
           </w:pPr>
-          <w:hyperlink w:anchor="_Toc224633702" w:history="1">
+          <w:hyperlink w:anchor="_Toc224642395" w:history="1">
             <w:r>
               <w:rPr>
                 <w:rStyle w:val="Hyperlink"/>
+                <w:rFonts w:cstheme="minorHAnsi"/>
                 <w:noProof/>
               </w:rPr>
               <w:t>Filter Products</w:t>
@@ -1385,7 +1388,7 @@
                 <w:noProof/>
                 <w:webHidden/>
               </w:rPr>
-              <w:instrText xml:space="preserve"> PAGEREF _Toc224633702 \h </w:instrText>
+              <w:instrText xml:space="preserve"> PAGEREF _Toc224642395 \h </w:instrText>
             </w:r>
             <w:r>
               <w:rPr>
@@ -1405,7 +1408,7 @@
                 <w:noProof/>
                 <w:webHidden/>
               </w:rPr>
-              <w:t>4</w:t>
+              <w:t>6</w:t>
             </w:r>
             <w:r>
               <w:rPr>
@@ -1428,10 +1431,11 @@
               <w:lang w:eastAsia="en-GB"/>
             </w:rPr>
           </w:pPr>
-          <w:hyperlink w:anchor="_Toc224633703" w:history="1">
+          <w:hyperlink w:anchor="_Toc224642396" w:history="1">
             <w:r>
               <w:rPr>
                 <w:rStyle w:val="Hyperlink"/>
+                <w:rFonts w:cstheme="minorHAnsi"/>
                 <w:noProof/>
               </w:rPr>
               <w:t>Key</w:t>
@@ -1455,7 +1459,7 @@
                 <w:noProof/>
                 <w:webHidden/>
               </w:rPr>
-              <w:instrText xml:space="preserve"> PAGEREF _Toc224633703 \h </w:instrText>
+              <w:instrText xml:space="preserve"> PAGEREF _Toc224642396 \h </w:instrText>
             </w:r>
             <w:r>
               <w:rPr>
@@ -1475,7 +1479,7 @@
                 <w:noProof/>
                 <w:webHidden/>
               </w:rPr>
-              <w:t>4</w:t>
+              <w:t>7</w:t>
             </w:r>
             <w:r>
               <w:rPr>
@@ -1498,7 +1502,7 @@
               <w:lang w:eastAsia="en-GB"/>
             </w:rPr>
           </w:pPr>
-          <w:hyperlink w:anchor="_Toc224633704" w:history="1">
+          <w:hyperlink w:anchor="_Toc224642397" w:history="1">
             <w:r>
               <w:rPr>
                 <w:rStyle w:val="Hyperlink"/>
@@ -1527,7 +1531,7 @@
                 <w:noProof/>
                 <w:webHidden/>
               </w:rPr>
-              <w:instrText xml:space="preserve"> PAGEREF _Toc224633704 \h </w:instrText>
+              <w:instrText xml:space="preserve"> PAGEREF _Toc224642397 \h </w:instrText>
             </w:r>
             <w:r>
               <w:rPr>
@@ -1547,7 +1551,7 @@
                 <w:noProof/>
                 <w:webHidden/>
               </w:rPr>
-              <w:t>5</w:t>
+              <w:t>7</w:t>
             </w:r>
             <w:r>
               <w:rPr>
@@ -1570,7 +1574,7 @@
               <w:lang w:eastAsia="en-GB"/>
             </w:rPr>
           </w:pPr>
-          <w:hyperlink w:anchor="_Toc224633705" w:history="1">
+          <w:hyperlink w:anchor="_Toc224642398" w:history="1">
             <w:r>
               <w:rPr>
                 <w:rStyle w:val="Hyperlink"/>
@@ -1599,7 +1603,7 @@
                 <w:noProof/>
                 <w:webHidden/>
               </w:rPr>
-              <w:instrText xml:space="preserve"> PAGEREF _Toc224633705 \h </w:instrText>
+              <w:instrText xml:space="preserve"> PAGEREF _Toc224642398 \h </w:instrText>
             </w:r>
             <w:r>
               <w:rPr>
@@ -1619,7 +1623,7 @@
                 <w:noProof/>
                 <w:webHidden/>
               </w:rPr>
-              <w:t>5</w:t>
+              <w:t>7</w:t>
             </w:r>
             <w:r>
               <w:rPr>
@@ -1642,7 +1646,7 @@
               <w:lang w:eastAsia="en-GB"/>
             </w:rPr>
           </w:pPr>
-          <w:hyperlink w:anchor="_Toc224633706" w:history="1">
+          <w:hyperlink w:anchor="_Toc224642399" w:history="1">
             <w:r>
               <w:rPr>
                 <w:rStyle w:val="Hyperlink"/>
@@ -1669,7 +1673,7 @@
                 <w:noProof/>
                 <w:webHidden/>
               </w:rPr>
-              <w:instrText xml:space="preserve"> PAGEREF _Toc224633706 \h </w:instrText>
+              <w:instrText xml:space="preserve"> PAGEREF _Toc224642399 \h </w:instrText>
             </w:r>
             <w:r>
               <w:rPr>
@@ -1689,7 +1693,7 @@
                 <w:noProof/>
                 <w:webHidden/>
               </w:rPr>
-              <w:t>5</w:t>
+              <w:t>7</w:t>
             </w:r>
             <w:r>
               <w:rPr>
@@ -1712,7 +1716,7 @@
               <w:lang w:eastAsia="en-GB"/>
             </w:rPr>
           </w:pPr>
-          <w:hyperlink w:anchor="_Toc224633707" w:history="1">
+          <w:hyperlink w:anchor="_Toc224642400" w:history="1">
             <w:r>
               <w:rPr>
                 <w:rStyle w:val="Hyperlink"/>
@@ -1739,7 +1743,7 @@
                 <w:noProof/>
                 <w:webHidden/>
               </w:rPr>
-              <w:instrText xml:space="preserve"> PAGEREF _Toc224633707 \h </w:instrText>
+              <w:instrText xml:space="preserve"> PAGEREF _Toc224642400 \h </w:instrText>
             </w:r>
             <w:r>
               <w:rPr>
@@ -1759,7 +1763,7 @@
                 <w:noProof/>
                 <w:webHidden/>
               </w:rPr>
-              <w:t>7</w:t>
+              <w:t>9</w:t>
             </w:r>
             <w:r>
               <w:rPr>
@@ -1782,7 +1786,7 @@
               <w:lang w:eastAsia="en-GB"/>
             </w:rPr>
           </w:pPr>
-          <w:hyperlink w:anchor="_Toc224633708" w:history="1">
+          <w:hyperlink w:anchor="_Toc224642401" w:history="1">
             <w:r>
               <w:rPr>
                 <w:rStyle w:val="Hyperlink"/>
@@ -1809,7 +1813,7 @@
                 <w:noProof/>
                 <w:webHidden/>
               </w:rPr>
-              <w:instrText xml:space="preserve"> PAGEREF _Toc224633708 \h </w:instrText>
+              <w:instrText xml:space="preserve"> PAGEREF _Toc224642401 \h </w:instrText>
             </w:r>
             <w:r>
               <w:rPr>
@@ -1829,7 +1833,7 @@
                 <w:noProof/>
                 <w:webHidden/>
               </w:rPr>
-              <w:t>7</w:t>
+              <w:t>9</w:t>
             </w:r>
             <w:r>
               <w:rPr>
@@ -1852,7 +1856,7 @@
               <w:lang w:eastAsia="en-GB"/>
             </w:rPr>
           </w:pPr>
-          <w:hyperlink w:anchor="_Toc224633709" w:history="1">
+          <w:hyperlink w:anchor="_Toc224642402" w:history="1">
             <w:r>
               <w:rPr>
                 <w:rStyle w:val="Hyperlink"/>
@@ -1879,7 +1883,7 @@
                 <w:noProof/>
                 <w:webHidden/>
               </w:rPr>
-              <w:instrText xml:space="preserve"> PAGEREF _Toc224633709 \h </w:instrText>
+              <w:instrText xml:space="preserve"> PAGEREF _Toc224642402 \h </w:instrText>
             </w:r>
             <w:r>
               <w:rPr>
@@ -1899,7 +1903,7 @@
                 <w:noProof/>
                 <w:webHidden/>
               </w:rPr>
-              <w:t>7</w:t>
+              <w:t>9</w:t>
             </w:r>
             <w:r>
               <w:rPr>
@@ -1922,7 +1926,7 @@
               <w:lang w:eastAsia="en-GB"/>
             </w:rPr>
           </w:pPr>
-          <w:hyperlink w:anchor="_Toc224633710" w:history="1">
+          <w:hyperlink w:anchor="_Toc224642403" w:history="1">
             <w:r>
               <w:rPr>
                 <w:rStyle w:val="Hyperlink"/>
@@ -1949,7 +1953,7 @@
                 <w:noProof/>
                 <w:webHidden/>
               </w:rPr>
-              <w:instrText xml:space="preserve"> PAGEREF _Toc224633710 \h </w:instrText>
+              <w:instrText xml:space="preserve"> PAGEREF _Toc224642403 \h </w:instrText>
             </w:r>
             <w:r>
               <w:rPr>
@@ -1969,7 +1973,7 @@
                 <w:noProof/>
                 <w:webHidden/>
               </w:rPr>
-              <w:t>7</w:t>
+              <w:t>9</w:t>
             </w:r>
             <w:r>
               <w:rPr>
@@ -1992,7 +1996,7 @@
               <w:lang w:eastAsia="en-GB"/>
             </w:rPr>
           </w:pPr>
-          <w:hyperlink w:anchor="_Toc224633711" w:history="1">
+          <w:hyperlink w:anchor="_Toc224642404" w:history="1">
             <w:r>
               <w:rPr>
                 <w:rStyle w:val="Hyperlink"/>
@@ -2019,7 +2023,7 @@
                 <w:noProof/>
                 <w:webHidden/>
               </w:rPr>
-              <w:instrText xml:space="preserve"> PAGEREF _Toc224633711 \h </w:instrText>
+              <w:instrText xml:space="preserve"> PAGEREF _Toc224642404 \h </w:instrText>
             </w:r>
             <w:r>
               <w:rPr>
@@ -2039,7 +2043,7 @@
                 <w:noProof/>
                 <w:webHidden/>
               </w:rPr>
-              <w:t>7</w:t>
+              <w:t>10</w:t>
             </w:r>
             <w:r>
               <w:rPr>
@@ -2062,7 +2066,7 @@
               <w:lang w:eastAsia="en-GB"/>
             </w:rPr>
           </w:pPr>
-          <w:hyperlink w:anchor="_Toc224633712" w:history="1">
+          <w:hyperlink w:anchor="_Toc224642405" w:history="1">
             <w:r>
               <w:rPr>
                 <w:rStyle w:val="Hyperlink"/>
@@ -2089,7 +2093,7 @@
                 <w:noProof/>
                 <w:webHidden/>
               </w:rPr>
-              <w:instrText xml:space="preserve"> PAGEREF _Toc224633712 \h </w:instrText>
+              <w:instrText xml:space="preserve"> PAGEREF _Toc224642405 \h </w:instrText>
             </w:r>
             <w:r>
               <w:rPr>
@@ -2109,7 +2113,7 @@
                 <w:noProof/>
                 <w:webHidden/>
               </w:rPr>
-              <w:t>8</w:t>
+              <w:t>10</w:t>
             </w:r>
             <w:r>
               <w:rPr>
@@ -2132,7 +2136,7 @@
               <w:lang w:eastAsia="en-GB"/>
             </w:rPr>
           </w:pPr>
-          <w:hyperlink w:anchor="_Toc224633713" w:history="1">
+          <w:hyperlink w:anchor="_Toc224642406" w:history="1">
             <w:r>
               <w:rPr>
                 <w:rStyle w:val="Hyperlink"/>
@@ -2159,7 +2163,7 @@
                 <w:noProof/>
                 <w:webHidden/>
               </w:rPr>
-              <w:instrText xml:space="preserve"> PAGEREF _Toc224633713 \h </w:instrText>
+              <w:instrText xml:space="preserve"> PAGEREF _Toc224642406 \h </w:instrText>
             </w:r>
             <w:r>
               <w:rPr>
@@ -2179,7 +2183,7 @@
                 <w:noProof/>
                 <w:webHidden/>
               </w:rPr>
-              <w:t>8</w:t>
+              <w:t>10</w:t>
             </w:r>
             <w:r>
               <w:rPr>
@@ -2202,7 +2206,7 @@
               <w:lang w:eastAsia="en-GB"/>
             </w:rPr>
           </w:pPr>
-          <w:hyperlink w:anchor="_Toc224633714" w:history="1">
+          <w:hyperlink w:anchor="_Toc224642407" w:history="1">
             <w:r>
               <w:rPr>
                 <w:rStyle w:val="Hyperlink"/>
@@ -2229,7 +2233,7 @@
                 <w:noProof/>
                 <w:webHidden/>
               </w:rPr>
-              <w:instrText xml:space="preserve"> PAGEREF _Toc224633714 \h </w:instrText>
+              <w:instrText xml:space="preserve"> PAGEREF _Toc224642407 \h </w:instrText>
             </w:r>
             <w:r>
               <w:rPr>
@@ -2249,7 +2253,7 @@
                 <w:noProof/>
                 <w:webHidden/>
               </w:rPr>
-              <w:t>9</w:t>
+              <w:t>11</w:t>
             </w:r>
             <w:r>
               <w:rPr>
@@ -2272,7 +2276,7 @@
               <w:lang w:eastAsia="en-GB"/>
             </w:rPr>
           </w:pPr>
-          <w:hyperlink w:anchor="_Toc224633715" w:history="1">
+          <w:hyperlink w:anchor="_Toc224642408" w:history="1">
             <w:r>
               <w:rPr>
                 <w:rStyle w:val="Hyperlink"/>
@@ -2299,7 +2303,7 @@
                 <w:noProof/>
                 <w:webHidden/>
               </w:rPr>
-              <w:instrText xml:space="preserve"> PAGEREF _Toc224633715 \h </w:instrText>
+              <w:instrText xml:space="preserve"> PAGEREF _Toc224642408 \h </w:instrText>
             </w:r>
             <w:r>
               <w:rPr>
@@ -2319,7 +2323,7 @@
                 <w:noProof/>
                 <w:webHidden/>
               </w:rPr>
-              <w:t>9</w:t>
+              <w:t>12</w:t>
             </w:r>
             <w:r>
               <w:rPr>
@@ -2342,7 +2346,7 @@
               <w:lang w:eastAsia="en-GB"/>
             </w:rPr>
           </w:pPr>
-          <w:hyperlink w:anchor="_Toc224633716" w:history="1">
+          <w:hyperlink w:anchor="_Toc224642409" w:history="1">
             <w:r>
               <w:rPr>
                 <w:rStyle w:val="Hyperlink"/>
@@ -2369,7 +2373,7 @@
                 <w:noProof/>
                 <w:webHidden/>
               </w:rPr>
-              <w:instrText xml:space="preserve"> PAGEREF _Toc224633716 \h </w:instrText>
+              <w:instrText xml:space="preserve"> PAGEREF _Toc224642409 \h </w:instrText>
             </w:r>
             <w:r>
               <w:rPr>
@@ -2389,7 +2393,7 @@
                 <w:noProof/>
                 <w:webHidden/>
               </w:rPr>
-              <w:t>10</w:t>
+              <w:t>13</w:t>
             </w:r>
             <w:r>
               <w:rPr>
@@ -2412,7 +2416,7 @@
               <w:lang w:eastAsia="en-GB"/>
             </w:rPr>
           </w:pPr>
-          <w:hyperlink w:anchor="_Toc224633717" w:history="1">
+          <w:hyperlink w:anchor="_Toc224642410" w:history="1">
             <w:r>
               <w:rPr>
                 <w:rStyle w:val="Hyperlink"/>
@@ -2439,7 +2443,7 @@
                 <w:noProof/>
                 <w:webHidden/>
               </w:rPr>
-              <w:instrText xml:space="preserve"> PAGEREF _Toc224633717 \h </w:instrText>
+              <w:instrText xml:space="preserve"> PAGEREF _Toc224642410 \h </w:instrText>
             </w:r>
             <w:r>
               <w:rPr>
@@ -2459,7 +2463,7 @@
                 <w:noProof/>
                 <w:webHidden/>
               </w:rPr>
-              <w:t>11</w:t>
+              <w:t>13</w:t>
             </w:r>
             <w:r>
               <w:rPr>
@@ -2482,7 +2486,7 @@
               <w:lang w:eastAsia="en-GB"/>
             </w:rPr>
           </w:pPr>
-          <w:hyperlink w:anchor="_Toc224633718" w:history="1">
+          <w:hyperlink w:anchor="_Toc224642411" w:history="1">
             <w:r>
               <w:rPr>
                 <w:rStyle w:val="Hyperlink"/>
@@ -2509,7 +2513,7 @@
                 <w:noProof/>
                 <w:webHidden/>
               </w:rPr>
-              <w:instrText xml:space="preserve"> PAGEREF _Toc224633718 \h </w:instrText>
+              <w:instrText xml:space="preserve"> PAGEREF _Toc224642411 \h </w:instrText>
             </w:r>
             <w:r>
               <w:rPr>
@@ -2529,7 +2533,7 @@
                 <w:noProof/>
                 <w:webHidden/>
               </w:rPr>
-              <w:t>11</w:t>
+              <w:t>13</w:t>
             </w:r>
             <w:r>
               <w:rPr>
@@ -2552,7 +2556,7 @@
               <w:lang w:eastAsia="en-GB"/>
             </w:rPr>
           </w:pPr>
-          <w:hyperlink w:anchor="_Toc224633719" w:history="1">
+          <w:hyperlink w:anchor="_Toc224642412" w:history="1">
             <w:r>
               <w:rPr>
                 <w:rStyle w:val="Hyperlink"/>
@@ -2579,7 +2583,7 @@
                 <w:noProof/>
                 <w:webHidden/>
               </w:rPr>
-              <w:instrText xml:space="preserve"> PAGEREF _Toc224633719 \h </w:instrText>
+              <w:instrText xml:space="preserve"> PAGEREF _Toc224642412 \h </w:instrText>
             </w:r>
             <w:r>
               <w:rPr>
@@ -2599,7 +2603,7 @@
                 <w:noProof/>
                 <w:webHidden/>
               </w:rPr>
-              <w:t>12</w:t>
+              <w:t>14</w:t>
             </w:r>
             <w:r>
               <w:rPr>
@@ -2622,7 +2626,7 @@
               <w:lang w:eastAsia="en-GB"/>
             </w:rPr>
           </w:pPr>
-          <w:hyperlink w:anchor="_Toc224633720" w:history="1">
+          <w:hyperlink w:anchor="_Toc224642413" w:history="1">
             <w:r>
               <w:rPr>
                 <w:rStyle w:val="Hyperlink"/>
@@ -2651,7 +2655,7 @@
                 <w:noProof/>
                 <w:webHidden/>
               </w:rPr>
-              <w:instrText xml:space="preserve"> PAGEREF _Toc224633720 \h </w:instrText>
+              <w:instrText xml:space="preserve"> PAGEREF _Toc224642413 \h </w:instrText>
             </w:r>
             <w:r>
               <w:rPr>
@@ -2671,7 +2675,7 @@
                 <w:noProof/>
                 <w:webHidden/>
               </w:rPr>
-              <w:t>12</w:t>
+              <w:t>14</w:t>
             </w:r>
             <w:r>
               <w:rPr>
@@ -2694,7 +2698,7 @@
               <w:lang w:eastAsia="en-GB"/>
             </w:rPr>
           </w:pPr>
-          <w:hyperlink w:anchor="_Toc224633721" w:history="1">
+          <w:hyperlink w:anchor="_Toc224642414" w:history="1">
             <w:r>
               <w:rPr>
                 <w:rStyle w:val="Hyperlink"/>
@@ -2723,7 +2727,7 @@
                 <w:noProof/>
                 <w:webHidden/>
               </w:rPr>
-              <w:instrText xml:space="preserve"> PAGEREF _Toc224633721 \h </w:instrText>
+              <w:instrText xml:space="preserve"> PAGEREF _Toc224642414 \h </w:instrText>
             </w:r>
             <w:r>
               <w:rPr>
@@ -2743,7 +2747,7 @@
                 <w:noProof/>
                 <w:webHidden/>
               </w:rPr>
-              <w:t>12</w:t>
+              <w:t>14</w:t>
             </w:r>
             <w:r>
               <w:rPr>
@@ -2779,7 +2783,7 @@
           <w:bCs/>
         </w:rPr>
       </w:pPr>
-      <w:bookmarkStart w:id="0" w:name="_Toc224633697"/>
+      <w:bookmarkStart w:id="0" w:name="_Toc224642390"/>
       <w:r>
         <w:rPr>
           <w:b/>
@@ -2805,7 +2809,7 @@
           <w:szCs w:val="24"/>
         </w:rPr>
       </w:pPr>
-      <w:bookmarkStart w:id="1" w:name="_Toc224633698"/>
+      <w:bookmarkStart w:id="1" w:name="_Toc224642391"/>
       <w:r>
         <w:rPr>
           <w:sz w:val="24"/>
@@ -2908,7 +2912,7 @@
           <w:szCs w:val="24"/>
         </w:rPr>
       </w:pPr>
-      <w:bookmarkStart w:id="2" w:name="_Toc224633699"/>
+      <w:bookmarkStart w:id="2" w:name="_Toc224642392"/>
       <w:r>
         <w:rPr>
           <w:sz w:val="24"/>
@@ -3025,7 +3029,7 @@
           <w:szCs w:val="24"/>
         </w:rPr>
       </w:pPr>
-      <w:bookmarkStart w:id="3" w:name="_Toc224633700"/>
+      <w:bookmarkStart w:id="3" w:name="_Toc224642393"/>
       <w:r>
         <w:rPr>
           <w:rFonts w:asciiTheme="minorHAnsi" w:hAnsiTheme="minorHAnsi" w:cstheme="minorHAnsi"/>
@@ -3121,7 +3125,7 @@
           <w:szCs w:val="24"/>
         </w:rPr>
       </w:pPr>
-      <w:bookmarkStart w:id="4" w:name="_Toc224633701"/>
+      <w:bookmarkStart w:id="4" w:name="_Toc224642394"/>
       <w:r>
         <w:rPr>
           <w:rFonts w:asciiTheme="minorHAnsi" w:hAnsiTheme="minorHAnsi" w:cstheme="minorHAnsi"/>
@@ -3202,7 +3206,7 @@
           <w:szCs w:val="24"/>
         </w:rPr>
       </w:pPr>
-      <w:bookmarkStart w:id="5" w:name="_Toc224633702"/>
+      <w:bookmarkStart w:id="5" w:name="_Toc224642395"/>
       <w:r>
         <w:rPr>
           <w:rFonts w:asciiTheme="minorHAnsi" w:hAnsiTheme="minorHAnsi" w:cstheme="minorHAnsi"/>
@@ -3268,7 +3272,7 @@
           <w:rFonts w:cstheme="minorHAnsi"/>
         </w:rPr>
       </w:pPr>
-      <w:bookmarkStart w:id="6" w:name="_Toc224633703"/>
+      <w:bookmarkStart w:id="6" w:name="_Toc224642396"/>
       <w:r>
         <w:rPr>
           <w:rStyle w:val="Heading2Char"/>
@@ -3334,7 +3338,7 @@
           <w:bCs/>
         </w:rPr>
       </w:pPr>
-      <w:bookmarkStart w:id="7" w:name="_Toc224633704"/>
+      <w:bookmarkStart w:id="7" w:name="_Toc224642397"/>
       <w:r>
         <w:rPr>
           <w:b/>
@@ -3395,7 +3399,7 @@
           <w:bCs/>
         </w:rPr>
       </w:pPr>
-      <w:bookmarkStart w:id="8" w:name="_Toc224633705"/>
+      <w:bookmarkStart w:id="8" w:name="_Toc224642398"/>
       <w:r>
         <w:rPr>
           <w:b/>
@@ -3410,14 +3414,16 @@
         <w:pStyle w:val="Heading2"/>
         <w:ind w:left="-5"/>
         <w:rPr>
+          <w:rFonts w:asciiTheme="minorHAnsi" w:hAnsiTheme="minorHAnsi" w:cstheme="minorHAnsi"/>
           <w:sz w:val="24"/>
           <w:szCs w:val="24"/>
         </w:rPr>
       </w:pPr>
       <w:bookmarkStart w:id="9" w:name="_Toc30396"/>
-      <w:bookmarkStart w:id="10" w:name="_Toc224633706"/>
+      <w:bookmarkStart w:id="10" w:name="_Toc224642399"/>
       <w:r>
         <w:rPr>
+          <w:rFonts w:asciiTheme="minorHAnsi" w:hAnsiTheme="minorHAnsi" w:cstheme="minorHAnsi"/>
           <w:sz w:val="24"/>
           <w:szCs w:val="24"/>
         </w:rPr>
@@ -3426,6 +3432,7 @@
       <w:bookmarkEnd w:id="10"/>
       <w:r>
         <w:rPr>
+          <w:rFonts w:asciiTheme="minorHAnsi" w:hAnsiTheme="minorHAnsi" w:cstheme="minorHAnsi"/>
           <w:sz w:val="24"/>
           <w:szCs w:val="24"/>
         </w:rPr>
@@ -4725,14 +4732,16 @@
         <w:pStyle w:val="Heading2"/>
         <w:ind w:left="-5"/>
         <w:rPr>
+          <w:rFonts w:asciiTheme="minorHAnsi" w:hAnsiTheme="minorHAnsi" w:cstheme="minorHAnsi"/>
           <w:sz w:val="24"/>
           <w:szCs w:val="24"/>
         </w:rPr>
       </w:pPr>
       <w:bookmarkStart w:id="11" w:name="_Toc30397"/>
-      <w:bookmarkStart w:id="12" w:name="_Toc224633707"/>
+      <w:bookmarkStart w:id="12" w:name="_Toc224642400"/>
       <w:r>
         <w:rPr>
+          <w:rFonts w:asciiTheme="minorHAnsi" w:hAnsiTheme="minorHAnsi" w:cstheme="minorHAnsi"/>
           <w:sz w:val="24"/>
           <w:szCs w:val="24"/>
         </w:rPr>
@@ -4741,6 +4750,7 @@
       <w:bookmarkEnd w:id="12"/>
       <w:r>
         <w:rPr>
+          <w:rFonts w:asciiTheme="minorHAnsi" w:hAnsiTheme="minorHAnsi" w:cstheme="minorHAnsi"/>
           <w:sz w:val="24"/>
           <w:szCs w:val="24"/>
         </w:rPr>
@@ -5121,14 +5131,16 @@
         <w:pStyle w:val="Heading2"/>
         <w:ind w:left="-5"/>
         <w:rPr>
+          <w:rFonts w:asciiTheme="minorHAnsi" w:hAnsiTheme="minorHAnsi" w:cstheme="minorHAnsi"/>
           <w:sz w:val="24"/>
           <w:szCs w:val="24"/>
         </w:rPr>
       </w:pPr>
       <w:bookmarkStart w:id="13" w:name="_Toc30398"/>
-      <w:bookmarkStart w:id="14" w:name="_Toc224633708"/>
+      <w:bookmarkStart w:id="14" w:name="_Toc224642401"/>
       <w:r>
         <w:rPr>
+          <w:rFonts w:asciiTheme="minorHAnsi" w:hAnsiTheme="minorHAnsi" w:cstheme="minorHAnsi"/>
           <w:sz w:val="24"/>
           <w:szCs w:val="24"/>
         </w:rPr>
@@ -5137,6 +5149,7 @@
       <w:bookmarkEnd w:id="14"/>
       <w:r>
         <w:rPr>
+          <w:rFonts w:asciiTheme="minorHAnsi" w:hAnsiTheme="minorHAnsi" w:cstheme="minorHAnsi"/>
           <w:sz w:val="24"/>
           <w:szCs w:val="24"/>
         </w:rPr>
@@ -5714,13 +5727,15 @@
       <w:pPr>
         <w:pStyle w:val="Heading2"/>
         <w:rPr>
+          <w:rFonts w:asciiTheme="minorHAnsi" w:hAnsiTheme="minorHAnsi" w:cstheme="minorHAnsi"/>
           <w:sz w:val="24"/>
           <w:szCs w:val="24"/>
         </w:rPr>
       </w:pPr>
-      <w:bookmarkStart w:id="15" w:name="_Toc224633709"/>
+      <w:bookmarkStart w:id="15" w:name="_Toc224642402"/>
       <w:r>
         <w:rPr>
+          <w:rFonts w:asciiTheme="minorHAnsi" w:hAnsiTheme="minorHAnsi" w:cstheme="minorHAnsi"/>
           <w:sz w:val="24"/>
           <w:szCs w:val="24"/>
         </w:rPr>
@@ -6278,13 +6293,15 @@
       <w:pPr>
         <w:pStyle w:val="Heading2"/>
         <w:rPr>
+          <w:rFonts w:asciiTheme="minorHAnsi" w:hAnsiTheme="minorHAnsi" w:cstheme="minorHAnsi"/>
           <w:sz w:val="24"/>
           <w:szCs w:val="24"/>
         </w:rPr>
       </w:pPr>
-      <w:bookmarkStart w:id="16" w:name="_Toc224633710"/>
+      <w:bookmarkStart w:id="16" w:name="_Toc224642403"/>
       <w:r>
         <w:rPr>
+          <w:rFonts w:asciiTheme="minorHAnsi" w:hAnsiTheme="minorHAnsi" w:cstheme="minorHAnsi"/>
           <w:sz w:val="24"/>
           <w:szCs w:val="24"/>
         </w:rPr>
@@ -6848,13 +6865,15 @@
       <w:pPr>
         <w:pStyle w:val="Heading2"/>
         <w:rPr>
+          <w:rFonts w:asciiTheme="minorHAnsi" w:hAnsiTheme="minorHAnsi" w:cstheme="minorHAnsi"/>
           <w:sz w:val="24"/>
           <w:szCs w:val="24"/>
         </w:rPr>
       </w:pPr>
-      <w:bookmarkStart w:id="17" w:name="_Toc224633711"/>
+      <w:bookmarkStart w:id="17" w:name="_Toc224642404"/>
       <w:r>
         <w:rPr>
+          <w:rFonts w:asciiTheme="minorHAnsi" w:hAnsiTheme="minorHAnsi" w:cstheme="minorHAnsi"/>
           <w:sz w:val="24"/>
           <w:szCs w:val="24"/>
         </w:rPr>
@@ -7419,13 +7438,15 @@
       <w:pPr>
         <w:pStyle w:val="Heading2"/>
         <w:rPr>
+          <w:rFonts w:asciiTheme="minorHAnsi" w:hAnsiTheme="minorHAnsi" w:cstheme="minorHAnsi"/>
           <w:sz w:val="24"/>
           <w:szCs w:val="24"/>
         </w:rPr>
       </w:pPr>
-      <w:bookmarkStart w:id="18" w:name="_Toc224633712"/>
+      <w:bookmarkStart w:id="18" w:name="_Toc224642405"/>
       <w:r>
         <w:rPr>
+          <w:rFonts w:asciiTheme="minorHAnsi" w:hAnsiTheme="minorHAnsi" w:cstheme="minorHAnsi"/>
           <w:sz w:val="24"/>
           <w:szCs w:val="24"/>
         </w:rPr>
@@ -7989,13 +8010,15 @@
       <w:pPr>
         <w:pStyle w:val="Heading2"/>
         <w:rPr>
+          <w:rFonts w:asciiTheme="minorHAnsi" w:hAnsiTheme="minorHAnsi" w:cstheme="minorHAnsi"/>
           <w:sz w:val="24"/>
           <w:szCs w:val="24"/>
         </w:rPr>
       </w:pPr>
-      <w:bookmarkStart w:id="19" w:name="_Toc224633713"/>
+      <w:bookmarkStart w:id="19" w:name="_Toc224642406"/>
       <w:r>
         <w:rPr>
+          <w:rFonts w:asciiTheme="minorHAnsi" w:hAnsiTheme="minorHAnsi" w:cstheme="minorHAnsi"/>
           <w:sz w:val="24"/>
           <w:szCs w:val="24"/>
         </w:rPr>
@@ -8004,6 +8027,7 @@
       <w:bookmarkEnd w:id="19"/>
       <w:r>
         <w:rPr>
+          <w:rFonts w:asciiTheme="minorHAnsi" w:hAnsiTheme="minorHAnsi" w:cstheme="minorHAnsi"/>
           <w:sz w:val="24"/>
           <w:szCs w:val="24"/>
         </w:rPr>
@@ -9062,13 +9086,15 @@
       <w:pPr>
         <w:pStyle w:val="Heading2"/>
         <w:rPr>
+          <w:rFonts w:asciiTheme="minorHAnsi" w:hAnsiTheme="minorHAnsi" w:cstheme="minorHAnsi"/>
           <w:sz w:val="24"/>
           <w:szCs w:val="24"/>
         </w:rPr>
       </w:pPr>
-      <w:bookmarkStart w:id="20" w:name="_Toc224633714"/>
+      <w:bookmarkStart w:id="20" w:name="_Toc224642407"/>
       <w:r>
         <w:rPr>
+          <w:rFonts w:asciiTheme="minorHAnsi" w:hAnsiTheme="minorHAnsi" w:cstheme="minorHAnsi"/>
           <w:sz w:val="24"/>
           <w:szCs w:val="24"/>
         </w:rPr>
@@ -10122,13 +10148,15 @@
       <w:pPr>
         <w:pStyle w:val="Heading2"/>
         <w:rPr>
+          <w:rFonts w:asciiTheme="minorHAnsi" w:hAnsiTheme="minorHAnsi" w:cstheme="minorHAnsi"/>
           <w:sz w:val="24"/>
           <w:szCs w:val="24"/>
         </w:rPr>
       </w:pPr>
-      <w:bookmarkStart w:id="21" w:name="_Toc224633715"/>
+      <w:bookmarkStart w:id="21" w:name="_Toc224642408"/>
       <w:r>
         <w:rPr>
+          <w:rFonts w:asciiTheme="minorHAnsi" w:hAnsiTheme="minorHAnsi" w:cstheme="minorHAnsi"/>
           <w:sz w:val="24"/>
           <w:szCs w:val="24"/>
         </w:rPr>
@@ -11285,13 +11313,15 @@
       <w:pPr>
         <w:pStyle w:val="Heading2"/>
         <w:rPr>
+          <w:rFonts w:asciiTheme="minorHAnsi" w:hAnsiTheme="minorHAnsi" w:cstheme="minorHAnsi"/>
           <w:sz w:val="24"/>
           <w:szCs w:val="24"/>
         </w:rPr>
       </w:pPr>
-      <w:bookmarkStart w:id="22" w:name="_Toc224633716"/>
+      <w:bookmarkStart w:id="22" w:name="_Toc224642409"/>
       <w:r>
         <w:rPr>
+          <w:rFonts w:asciiTheme="minorHAnsi" w:hAnsiTheme="minorHAnsi" w:cstheme="minorHAnsi"/>
           <w:sz w:val="24"/>
           <w:szCs w:val="24"/>
         </w:rPr>
@@ -11862,13 +11892,15 @@
       <w:pPr>
         <w:pStyle w:val="Heading2"/>
         <w:rPr>
+          <w:rFonts w:asciiTheme="minorHAnsi" w:hAnsiTheme="minorHAnsi" w:cstheme="minorHAnsi"/>
           <w:sz w:val="24"/>
           <w:szCs w:val="24"/>
         </w:rPr>
       </w:pPr>
-      <w:bookmarkStart w:id="23" w:name="_Toc224633717"/>
+      <w:bookmarkStart w:id="23" w:name="_Toc224642410"/>
       <w:r>
         <w:rPr>
+          <w:rFonts w:asciiTheme="minorHAnsi" w:hAnsiTheme="minorHAnsi" w:cstheme="minorHAnsi"/>
           <w:sz w:val="24"/>
           <w:szCs w:val="24"/>
         </w:rPr>
@@ -12437,13 +12469,15 @@
       <w:pPr>
         <w:pStyle w:val="Heading2"/>
         <w:rPr>
+          <w:rFonts w:asciiTheme="minorHAnsi" w:hAnsiTheme="minorHAnsi" w:cstheme="minorHAnsi"/>
           <w:sz w:val="24"/>
           <w:szCs w:val="24"/>
         </w:rPr>
       </w:pPr>
-      <w:bookmarkStart w:id="24" w:name="_Toc224633718"/>
+      <w:bookmarkStart w:id="24" w:name="_Toc224642411"/>
       <w:r>
         <w:rPr>
+          <w:rFonts w:asciiTheme="minorHAnsi" w:hAnsiTheme="minorHAnsi" w:cstheme="minorHAnsi"/>
           <w:sz w:val="24"/>
           <w:szCs w:val="24"/>
         </w:rPr>
@@ -13013,13 +13047,15 @@
       <w:pPr>
         <w:pStyle w:val="Heading2"/>
         <w:rPr>
+          <w:rFonts w:asciiTheme="minorHAnsi" w:hAnsiTheme="minorHAnsi" w:cstheme="minorHAnsi"/>
           <w:sz w:val="24"/>
           <w:szCs w:val="24"/>
         </w:rPr>
       </w:pPr>
-      <w:bookmarkStart w:id="25" w:name="_Toc224633719"/>
+      <w:bookmarkStart w:id="25" w:name="_Toc224642412"/>
       <w:r>
         <w:rPr>
+          <w:rFonts w:asciiTheme="minorHAnsi" w:hAnsiTheme="minorHAnsi" w:cstheme="minorHAnsi"/>
           <w:sz w:val="24"/>
           <w:szCs w:val="24"/>
         </w:rPr>
@@ -13692,13 +13728,17 @@
         <w:rPr>
           <w:b/>
           <w:bCs/>
+          <w:sz w:val="28"/>
+          <w:szCs w:val="28"/>
         </w:rPr>
       </w:pPr>
-      <w:bookmarkStart w:id="26" w:name="_Toc224633720"/>
+      <w:bookmarkStart w:id="26" w:name="_Toc224642413"/>
       <w:r>
         <w:rPr>
           <w:b/>
           <w:bCs/>
+          <w:sz w:val="28"/>
+          <w:szCs w:val="28"/>
         </w:rPr>
         <w:t>Site map</w:t>
       </w:r>
@@ -13710,18 +13750,284 @@
         <w:rPr>
           <w:b/>
           <w:bCs/>
+          <w:sz w:val="28"/>
+          <w:szCs w:val="28"/>
         </w:rPr>
       </w:pPr>
-      <w:bookmarkStart w:id="27" w:name="_Toc224633721"/>
+      <w:bookmarkStart w:id="27" w:name="_Toc224642414"/>
       <w:r>
         <w:rPr>
           <w:b/>
           <w:bCs/>
+          <w:sz w:val="28"/>
+          <w:szCs w:val="28"/>
         </w:rPr>
         <w:t>Test Strategy</w:t>
       </w:r>
       <w:bookmarkEnd w:id="27"/>
     </w:p>
+    <w:tbl>
+      <w:tblPr>
+        <w:tblStyle w:val="TableGrid0"/>
+        <w:tblW w:w="9164" w:type="dxa"/>
+        <w:tblLook w:val="04A0" w:firstRow="1" w:lastRow="0" w:firstColumn="1" w:lastColumn="0" w:noHBand="0" w:noVBand="1"/>
+      </w:tblPr>
+      <w:tblGrid>
+        <w:gridCol w:w="2291"/>
+        <w:gridCol w:w="2291"/>
+        <w:gridCol w:w="2291"/>
+        <w:gridCol w:w="2291"/>
+      </w:tblGrid>
+      <w:tr>
+        <w:trPr>
+          <w:trHeight w:val="60"/>
+        </w:trPr>
+        <w:tc>
+          <w:tcPr>
+            <w:tcW w:w="2291" w:type="dxa"/>
+          </w:tcPr>
+          <w:p>
+            <w:pPr>
+              <w:rPr>
+                <w:b/>
+                <w:bCs/>
+              </w:rPr>
+            </w:pPr>
+            <w:r>
+              <w:rPr>
+                <w:b/>
+                <w:bCs/>
+              </w:rPr>
+              <w:t>Date of Test</w:t>
+            </w:r>
+          </w:p>
+        </w:tc>
+        <w:tc>
+          <w:tcPr>
+            <w:tcW w:w="2291" w:type="dxa"/>
+          </w:tcPr>
+          <w:p>
+            <w:pPr>
+              <w:rPr>
+                <w:b/>
+                <w:bCs/>
+              </w:rPr>
+            </w:pPr>
+            <w:r>
+              <w:rPr>
+                <w:b/>
+                <w:bCs/>
+              </w:rPr>
+              <w:t>Component to be Tested</w:t>
+            </w:r>
+          </w:p>
+        </w:tc>
+        <w:tc>
+          <w:tcPr>
+            <w:tcW w:w="2291" w:type="dxa"/>
+          </w:tcPr>
+          <w:p>
+            <w:pPr>
+              <w:rPr>
+                <w:b/>
+                <w:bCs/>
+              </w:rPr>
+            </w:pPr>
+            <w:r>
+              <w:rPr>
+                <w:b/>
+                <w:bCs/>
+              </w:rPr>
+              <w:t>Type of test to be caried out</w:t>
+            </w:r>
+          </w:p>
+        </w:tc>
+        <w:tc>
+          <w:tcPr>
+            <w:tcW w:w="2291" w:type="dxa"/>
+          </w:tcPr>
+          <w:p>
+            <w:pPr>
+              <w:rPr>
+                <w:b/>
+                <w:bCs/>
+              </w:rPr>
+            </w:pPr>
+            <w:r>
+              <w:rPr>
+                <w:b/>
+                <w:bCs/>
+              </w:rPr>
+              <w:t>Pre</w:t>
+            </w:r>
+            <w:r>
+              <w:rPr>
+                <w:b/>
+                <w:bCs/>
+              </w:rPr>
+              <w:t xml:space="preserve">requisites and dependencies </w:t>
+            </w:r>
+          </w:p>
+        </w:tc>
+      </w:tr>
+      <w:tr>
+        <w:trPr>
+          <w:trHeight w:val="111"/>
+        </w:trPr>
+        <w:tc>
+          <w:tcPr>
+            <w:tcW w:w="2291" w:type="dxa"/>
+          </w:tcPr>
+          <w:p/>
+        </w:tc>
+        <w:tc>
+          <w:tcPr>
+            <w:tcW w:w="2291" w:type="dxa"/>
+          </w:tcPr>
+          <w:p/>
+        </w:tc>
+        <w:tc>
+          <w:tcPr>
+            <w:tcW w:w="2291" w:type="dxa"/>
+          </w:tcPr>
+          <w:p/>
+        </w:tc>
+        <w:tc>
+          <w:tcPr>
+            <w:tcW w:w="2291" w:type="dxa"/>
+          </w:tcPr>
+          <w:p/>
+        </w:tc>
+      </w:tr>
+      <w:tr>
+        <w:trPr>
+          <w:trHeight w:val="60"/>
+        </w:trPr>
+        <w:tc>
+          <w:tcPr>
+            <w:tcW w:w="2291" w:type="dxa"/>
+          </w:tcPr>
+          <w:p/>
+        </w:tc>
+        <w:tc>
+          <w:tcPr>
+            <w:tcW w:w="2291" w:type="dxa"/>
+          </w:tcPr>
+          <w:p/>
+        </w:tc>
+        <w:tc>
+          <w:tcPr>
+            <w:tcW w:w="2291" w:type="dxa"/>
+          </w:tcPr>
+          <w:p/>
+        </w:tc>
+        <w:tc>
+          <w:tcPr>
+            <w:tcW w:w="2291" w:type="dxa"/>
+          </w:tcPr>
+          <w:p/>
+        </w:tc>
+      </w:tr>
+      <w:tr>
+        <w:trPr>
+          <w:trHeight w:val="259"/>
+        </w:trPr>
+        <w:tc>
+          <w:tcPr>
+            <w:tcW w:w="2291" w:type="dxa"/>
+          </w:tcPr>
+          <w:p/>
+        </w:tc>
+        <w:tc>
+          <w:tcPr>
+            <w:tcW w:w="2291" w:type="dxa"/>
+          </w:tcPr>
+          <w:p/>
+        </w:tc>
+        <w:tc>
+          <w:tcPr>
+            <w:tcW w:w="2291" w:type="dxa"/>
+          </w:tcPr>
+          <w:p/>
+        </w:tc>
+        <w:tc>
+          <w:tcPr>
+            <w:tcW w:w="2291" w:type="dxa"/>
+          </w:tcPr>
+          <w:p/>
+        </w:tc>
+      </w:tr>
+      <w:tr>
+        <w:trPr>
+          <w:trHeight w:val="60"/>
+        </w:trPr>
+        <w:tc>
+          <w:tcPr>
+            <w:tcW w:w="2291" w:type="dxa"/>
+          </w:tcPr>
+          <w:p/>
+        </w:tc>
+        <w:tc>
+          <w:tcPr>
+            <w:tcW w:w="2291" w:type="dxa"/>
+          </w:tcPr>
+          <w:p/>
+        </w:tc>
+        <w:tc>
+          <w:tcPr>
+            <w:tcW w:w="2291" w:type="dxa"/>
+          </w:tcPr>
+          <w:p/>
+        </w:tc>
+        <w:tc>
+          <w:tcPr>
+            <w:tcW w:w="2291" w:type="dxa"/>
+          </w:tcPr>
+          <w:p/>
+        </w:tc>
+      </w:tr>
+      <w:tr>
+        <w:trPr>
+          <w:trHeight w:val="60"/>
+        </w:trPr>
+        <w:tc>
+          <w:tcPr>
+            <w:tcW w:w="2291" w:type="dxa"/>
+          </w:tcPr>
+          <w:p/>
+        </w:tc>
+        <w:tc>
+          <w:tcPr>
+            <w:tcW w:w="2291" w:type="dxa"/>
+          </w:tcPr>
+          <w:p/>
+        </w:tc>
+        <w:tc>
+          <w:tcPr>
+            <w:tcW w:w="2291" w:type="dxa"/>
+          </w:tcPr>
+          <w:p/>
+        </w:tc>
+        <w:tc>
+          <w:tcPr>
+            <w:tcW w:w="2291" w:type="dxa"/>
+          </w:tcPr>
+          <w:p/>
+        </w:tc>
+      </w:tr>
+    </w:tbl>
+    <w:p>
+      <w:pPr>
+        <w:pStyle w:val="Heading1"/>
+        <w:rPr>
+          <w:b/>
+          <w:bCs/>
+          <w:sz w:val="24"/>
+          <w:szCs w:val="24"/>
+        </w:rPr>
+      </w:pPr>
+    </w:p>
+    <w:p/>
     <w:sectPr>
       <w:pgSz w:w="11906" w:h="16838"/>
       <w:pgMar w:top="1440" w:right="1440" w:bottom="1440" w:left="1440" w:header="708" w:footer="708" w:gutter="0"/>

--- a/Task1_AllDesigns_721242_Chukwudolue_T.docx
+++ b/Task1_AllDesigns_721242_Chukwudolue_T.docx
@@ -1,6 +1,6 @@
 
 <file path=word/document.xml><?xml version="1.0" encoding="utf-8"?>
-<w:document xmlns:wpc="http://schemas.microsoft.com/office/word/2010/wordprocessingCanvas" xmlns:cx="http://schemas.microsoft.com/office/drawing/2014/chartex" xmlns:cx1="http://schemas.microsoft.com/office/drawing/2015/9/8/chartex" xmlns:cx2="http://schemas.microsoft.com/office/drawing/2015/10/21/chartex" xmlns:cx3="http://schemas.microsoft.com/office/drawing/2016/5/9/chartex" xmlns:cx4="http://schemas.microsoft.com/office/drawing/2016/5/10/chartex" xmlns:cx5="http://schemas.microsoft.com/office/drawing/2016/5/11/chartex" xmlns:cx6="http://schemas.microsoft.com/office/drawing/2016/5/12/chartex" xmlns:cx7="http://schemas.microsoft.com/office/drawing/2016/5/13/chartex" xmlns:cx8="http://schemas.microsoft.com/office/drawing/2016/5/14/chartex" xmlns:mc="http://schemas.openxmlformats.org/markup-compatibility/2006" xmlns:aink="http://schemas.microsoft.com/office/drawing/2016/ink" xmlns:am3d="http://schemas.microsoft.com/office/drawing/2017/model3d" xmlns:o="urn:schemas-microsoft-com:office:office" xmlns:r="http://schemas.openxmlformats.org/officeDocument/2006/relationships" xmlns:m="http://schemas.openxmlformats.org/officeDocument/2006/math" xmlns:v="urn:schemas-microsoft-com:vml" xmlns:wp14="http://schemas.microsoft.com/office/word/2010/wordprocessingDrawing" xmlns:wp="http://schemas.openxmlformats.org/drawingml/2006/wordprocessingDrawing" xmlns:w10="urn:schemas-microsoft-com:office:word" xmlns:w="http://schemas.openxmlformats.org/wordprocessingml/2006/main" xmlns:w14="http://schemas.microsoft.com/office/word/2010/wordml" xmlns:w15="http://schemas.microsoft.com/office/word/2012/wordml" xmlns:w16cex="http://schemas.microsoft.com/office/word/2018/wordml/cex" xmlns:w16cid="http://schemas.microsoft.com/office/word/2016/wordml/cid" xmlns:w16="http://schemas.microsoft.com/office/word/2018/wordml" xmlns:w16sdtdh="http://schemas.microsoft.com/office/word/2020/wordml/sdtdatahash" xmlns:w16se="http://schemas.microsoft.com/office/word/2015/wordml/symex" xmlns:wpg="http://schemas.microsoft.com/office/word/2010/wordprocessingGroup" xmlns:wpi="http://schemas.microsoft.com/office/word/2010/wordprocessingInk" xmlns:wne="http://schemas.microsoft.com/office/word/2006/wordml" xmlns:wps="http://schemas.microsoft.com/office/word/2010/wordprocessingShape" mc:Ignorable="w14 w15 w16se w16cid w16 w16cex w16sdtdh wp14">
+<w:document xmlns:wpc="http://schemas.microsoft.com/office/word/2010/wordprocessingCanvas" xmlns:cx="http://schemas.microsoft.com/office/drawing/2014/chartex" xmlns:cx1="http://schemas.microsoft.com/office/drawing/2015/9/8/chartex" xmlns:cx2="http://schemas.microsoft.com/office/drawing/2015/10/21/chartex" xmlns:cx3="http://schemas.microsoft.com/office/drawing/2016/5/9/chartex" xmlns:cx4="http://schemas.microsoft.com/office/drawing/2016/5/10/chartex" xmlns:cx5="http://schemas.microsoft.com/office/drawing/2016/5/11/chartex" xmlns:cx6="http://schemas.microsoft.com/office/drawing/2016/5/12/chartex" xmlns:cx7="http://schemas.microsoft.com/office/drawing/2016/5/13/chartex" xmlns:cx8="http://schemas.microsoft.com/office/drawing/2016/5/14/chartex" xmlns:mc="http://schemas.openxmlformats.org/markup-compatibility/2006" xmlns:aink="http://schemas.microsoft.com/office/drawing/2016/ink" xmlns:am3d="http://schemas.microsoft.com/office/drawing/2017/model3d" xmlns:o="urn:schemas-microsoft-com:office:office" xmlns:oel="http://schemas.microsoft.com/office/2019/extlst" xmlns:r="http://schemas.openxmlformats.org/officeDocument/2006/relationships" xmlns:m="http://schemas.openxmlformats.org/officeDocument/2006/math" xmlns:v="urn:schemas-microsoft-com:vml" xmlns:wp14="http://schemas.microsoft.com/office/word/2010/wordprocessingDrawing" xmlns:wp="http://schemas.openxmlformats.org/drawingml/2006/wordprocessingDrawing" xmlns:w10="urn:schemas-microsoft-com:office:word" xmlns:w="http://schemas.openxmlformats.org/wordprocessingml/2006/main" xmlns:w14="http://schemas.microsoft.com/office/word/2010/wordml" xmlns:w15="http://schemas.microsoft.com/office/word/2012/wordml" xmlns:w16cex="http://schemas.microsoft.com/office/word/2018/wordml/cex" xmlns:w16cid="http://schemas.microsoft.com/office/word/2016/wordml/cid" xmlns:w16="http://schemas.microsoft.com/office/word/2018/wordml" xmlns:w16du="http://schemas.microsoft.com/office/word/2023/wordml/word16du" xmlns:w16sdtdh="http://schemas.microsoft.com/office/word/2020/wordml/sdtdatahash" xmlns:w16sdtfl="http://schemas.microsoft.com/office/word/2024/wordml/sdtformatlock" xmlns:w16se="http://schemas.microsoft.com/office/word/2015/wordml/symex" xmlns:wpg="http://schemas.microsoft.com/office/word/2010/wordprocessingGroup" xmlns:wpi="http://schemas.microsoft.com/office/word/2010/wordprocessingInk" xmlns:wne="http://schemas.microsoft.com/office/word/2006/wordml" xmlns:wps="http://schemas.microsoft.com/office/word/2010/wordprocessingShape" mc:Ignorable="w14 w15 w16se w16cid w16 w16cex w16sdtdh w16sdtfl w16du wp14">
   <w:body>
     <w:sdt>
       <w:sdtPr>
@@ -10,7 +10,6 @@
           <w:docPartUnique/>
         </w:docPartObj>
       </w:sdtPr>
-      <w:sdtEndPr/>
       <w:sdtContent>
         <w:p>
           <w:r>
@@ -357,7 +356,6 @@
                                   <w:dataBinding w:prefixMappings="xmlns:ns0='http://purl.org/dc/elements/1.1/' xmlns:ns1='http://schemas.openxmlformats.org/package/2006/metadata/core-properties' " w:xpath="/ns1:coreProperties[1]/ns0:creator[1]" w:storeItemID="{6C3C8BC8-F283-45AE-878A-BAB7291924A1}"/>
                                   <w:text/>
                                 </w:sdtPr>
-                                <w:sdtEndPr/>
                                 <w:sdtContent>
                                   <w:p>
                                     <w:pPr>
@@ -403,7 +401,6 @@
                                     <w:dataBinding w:prefixMappings="xmlns:ns0='http://schemas.microsoft.com/office/2006/coverPageProps' " w:xpath="/ns0:CoverPageProperties[1]/ns0:CompanyEmail[1]" w:storeItemID="{55AF091B-3C7A-41E3-B477-F2FDAA23CFDA}"/>
                                     <w:text/>
                                   </w:sdtPr>
-                                  <w:sdtEndPr/>
                                   <w:sdtContent>
                                     <w:r>
                                       <w:rPr>
@@ -442,7 +439,7 @@
                     <v:stroke joinstyle="miter"/>
                     <v:path gradientshapeok="t" o:connecttype="rect"/>
                   </v:shapetype>
-                  <v:shape id="Text Box 152" o:spid="_x0000_s1026" type="#_x0000_t202" style="position:absolute;margin-left:0;margin-top:0;width:8in;height:1in;z-index:251660288;visibility:visible;mso-wrap-style:square;mso-width-percent:941;mso-height-percent:92;mso-top-percent:818;mso-wrap-distance-left:9pt;mso-wrap-distance-top:0;mso-wrap-distance-right:9pt;mso-wrap-distance-bottom:0;mso-position-horizontal:center;mso-position-horizontal-relative:page;mso-position-vertical-relative:page;mso-width-percent:941;mso-height-percent:92;mso-top-percent:818;mso-width-relative:page;mso-height-relative:page;v-text-anchor:bottom" o:gfxdata="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" filled="f" stroked="f" strokeweight=".5pt">
+                  <v:shape id="Text Box 152" o:spid="_x0000_s1026" type="#_x0000_t202" style="position:absolute;margin-left:0;margin-top:0;width:8in;height:1in;z-index:251660288;visibility:visible;mso-wrap-style:square;mso-width-percent:941;mso-height-percent:92;mso-top-percent:818;mso-wrap-distance-left:9pt;mso-wrap-distance-top:0;mso-wrap-distance-right:9pt;mso-wrap-distance-bottom:0;mso-position-horizontal:center;mso-position-horizontal-relative:page;mso-position-vertical-relative:page;mso-width-percent:941;mso-height-percent:92;mso-top-percent:818;mso-width-relative:page;mso-height-relative:page;v-text-anchor:bottom" o:gfxdata="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" filled="f" stroked="f" strokeweight=".5pt">
                     <v:textbox inset="126pt,0,54pt,0">
                       <w:txbxContent>
                         <w:sdt>
@@ -458,7 +455,6 @@
                             <w:dataBinding w:prefixMappings="xmlns:ns0='http://purl.org/dc/elements/1.1/' xmlns:ns1='http://schemas.openxmlformats.org/package/2006/metadata/core-properties' " w:xpath="/ns1:coreProperties[1]/ns0:creator[1]" w:storeItemID="{6C3C8BC8-F283-45AE-878A-BAB7291924A1}"/>
                             <w:text/>
                           </w:sdtPr>
-                          <w:sdtEndPr/>
                           <w:sdtContent>
                             <w:p>
                               <w:pPr>
@@ -504,7 +500,6 @@
                               <w:dataBinding w:prefixMappings="xmlns:ns0='http://schemas.microsoft.com/office/2006/coverPageProps' " w:xpath="/ns0:CoverPageProperties[1]/ns0:CompanyEmail[1]" w:storeItemID="{55AF091B-3C7A-41E3-B477-F2FDAA23CFDA}"/>
                               <w:text/>
                             </w:sdtPr>
-                            <w:sdtEndPr/>
                             <w:sdtContent>
                               <w:r>
                                 <w:rPr>
@@ -602,7 +597,6 @@
                                   <w:dataBinding w:prefixMappings="xmlns:ns0='http://schemas.microsoft.com/office/2006/coverPageProps' " w:xpath="/ns0:CoverPageProperties[1]/ns0:Abstract[1]" w:storeItemID="{55AF091B-3C7A-41E3-B477-F2FDAA23CFDA}"/>
                                   <w:text w:multiLine="1"/>
                                 </w:sdtPr>
-                                <w:sdtEndPr/>
                                 <w:sdtContent>
                                   <w:p>
                                     <w:pPr>
@@ -647,7 +641,7 @@
               </mc:Choice>
               <mc:Fallback>
                 <w:pict>
-                  <v:shape w14:anchorId="7DAC5215" id="Text Box 153" o:spid="_x0000_s1027" type="#_x0000_t202" style="position:absolute;margin-left:0;margin-top:0;width:8in;height:79.5pt;z-index:251661312;visibility:visible;mso-wrap-style:square;mso-width-percent:941;mso-height-percent:100;mso-top-percent:700;mso-wrap-distance-left:9pt;mso-wrap-distance-top:0;mso-wrap-distance-right:9pt;mso-wrap-distance-bottom:0;mso-position-horizontal:center;mso-position-horizontal-relative:page;mso-position-vertical-relative:page;mso-width-percent:941;mso-height-percent:100;mso-top-percent:700;mso-width-relative:page;mso-height-relative:page;v-text-anchor:top" o:gfxdata="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" filled="f" stroked="f" strokeweight=".5pt">
+                  <v:shape w14:anchorId="7DAC5215" id="Text Box 153" o:spid="_x0000_s1027" type="#_x0000_t202" style="position:absolute;margin-left:0;margin-top:0;width:8in;height:79.5pt;z-index:251661312;visibility:visible;mso-wrap-style:square;mso-width-percent:941;mso-height-percent:100;mso-top-percent:700;mso-wrap-distance-left:9pt;mso-wrap-distance-top:0;mso-wrap-distance-right:9pt;mso-wrap-distance-bottom:0;mso-position-horizontal:center;mso-position-horizontal-relative:page;mso-position-vertical-relative:page;mso-width-percent:941;mso-height-percent:100;mso-top-percent:700;mso-width-relative:page;mso-height-relative:page;v-text-anchor:top" o:gfxdata="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" filled="f" stroked="f" strokeweight=".5pt">
                     <v:textbox style="mso-fit-shape-to-text:t" inset="126pt,0,54pt,0">
                       <w:txbxContent>
                         <w:sdt>
@@ -664,7 +658,6 @@
                             <w:dataBinding w:prefixMappings="xmlns:ns0='http://schemas.microsoft.com/office/2006/coverPageProps' " w:xpath="/ns0:CoverPageProperties[1]/ns0:Abstract[1]" w:storeItemID="{55AF091B-3C7A-41E3-B477-F2FDAA23CFDA}"/>
                             <w:text w:multiLine="1"/>
                           </w:sdtPr>
-                          <w:sdtEndPr/>
                           <w:sdtContent>
                             <w:p>
                               <w:pPr>
@@ -812,7 +805,6 @@
                                   <w:dataBinding w:prefixMappings="xmlns:ns0='http://purl.org/dc/elements/1.1/' xmlns:ns1='http://schemas.openxmlformats.org/package/2006/metadata/core-properties' " w:xpath="/ns1:coreProperties[1]/ns0:subject[1]" w:storeItemID="{6C3C8BC8-F283-45AE-878A-BAB7291924A1}"/>
                                   <w:text/>
                                 </w:sdtPr>
-                                <w:sdtEndPr/>
                                 <w:sdtContent>
                                   <w:p>
                                     <w:pPr>
@@ -857,7 +849,7 @@
               </mc:Choice>
               <mc:Fallback>
                 <w:pict>
-                  <v:shape w14:anchorId="66CF0206" id="Text Box 154" o:spid="_x0000_s1028" type="#_x0000_t202" style="position:absolute;margin-left:0;margin-top:0;width:8in;height:286.5pt;z-index:251659264;visibility:visible;mso-wrap-style:square;mso-width-percent:941;mso-height-percent:363;mso-top-percent:300;mso-wrap-distance-left:9pt;mso-wrap-distance-top:0;mso-wrap-distance-right:9pt;mso-wrap-distance-bottom:0;mso-position-horizontal:center;mso-position-horizontal-relative:page;mso-position-vertical-relative:page;mso-width-percent:941;mso-height-percent:363;mso-top-percent:300;mso-width-relative:page;mso-height-relative:page;v-text-anchor:bottom" o:gfxdata="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" filled="f" stroked="f" strokeweight=".5pt">
+                  <v:shape w14:anchorId="66CF0206" id="Text Box 154" o:spid="_x0000_s1028" type="#_x0000_t202" style="position:absolute;margin-left:0;margin-top:0;width:8in;height:286.5pt;z-index:251659264;visibility:visible;mso-wrap-style:square;mso-width-percent:941;mso-height-percent:363;mso-top-percent:300;mso-wrap-distance-left:9pt;mso-wrap-distance-top:0;mso-wrap-distance-right:9pt;mso-wrap-distance-bottom:0;mso-position-horizontal:center;mso-position-horizontal-relative:page;mso-position-vertical-relative:page;mso-width-percent:941;mso-height-percent:363;mso-top-percent:300;mso-width-relative:page;mso-height-relative:page;v-text-anchor:bottom" o:gfxdata="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" filled="f" stroked="f" strokeweight=".5pt">
                     <v:textbox inset="126pt,0,54pt,0">
                       <w:txbxContent>
                         <w:p>
@@ -914,7 +906,6 @@
                             <w:dataBinding w:prefixMappings="xmlns:ns0='http://purl.org/dc/elements/1.1/' xmlns:ns1='http://schemas.openxmlformats.org/package/2006/metadata/core-properties' " w:xpath="/ns1:coreProperties[1]/ns0:subject[1]" w:storeItemID="{6C3C8BC8-F283-45AE-878A-BAB7291924A1}"/>
                             <w:text/>
                           </w:sdtPr>
-                          <w:sdtEndPr/>
                           <w:sdtContent>
                             <w:p>
                               <w:pPr>
@@ -994,7 +985,11 @@
             <w:rPr>
               <w:rFonts w:eastAsiaTheme="minorEastAsia"/>
               <w:noProof/>
+              <w:kern w:val="2"/>
+              <w:sz w:val="24"/>
+              <w:szCs w:val="24"/>
               <w:lang w:eastAsia="en-GB"/>
+              <w14:ligatures w14:val="standardContextual"/>
             </w:rPr>
           </w:pPr>
           <w:r>
@@ -1006,7 +1001,7 @@
           <w:r>
             <w:fldChar w:fldCharType="separate"/>
           </w:r>
-          <w:hyperlink w:anchor="_Toc224642390" w:history="1">
+          <w:hyperlink w:anchor="_Toc224644376" w:history="1">
             <w:r>
               <w:rPr>
                 <w:rStyle w:val="Hyperlink"/>
@@ -1035,7 +1030,7 @@
                 <w:noProof/>
                 <w:webHidden/>
               </w:rPr>
-              <w:instrText xml:space="preserve"> PAGEREF _Toc224642390 \h </w:instrText>
+              <w:instrText xml:space="preserve"> PAGEREF _Toc224644376 \h </w:instrText>
             </w:r>
             <w:r>
               <w:rPr>
@@ -1075,10 +1070,14 @@
             <w:rPr>
               <w:rFonts w:eastAsiaTheme="minorEastAsia"/>
               <w:noProof/>
+              <w:kern w:val="2"/>
+              <w:sz w:val="24"/>
+              <w:szCs w:val="24"/>
               <w:lang w:eastAsia="en-GB"/>
+              <w14:ligatures w14:val="standardContextual"/>
             </w:rPr>
           </w:pPr>
-          <w:hyperlink w:anchor="_Toc224642391" w:history="1">
+          <w:hyperlink w:anchor="_Toc224644377" w:history="1">
             <w:r>
               <w:rPr>
                 <w:rStyle w:val="Hyperlink"/>
@@ -1105,7 +1104,7 @@
                 <w:noProof/>
                 <w:webHidden/>
               </w:rPr>
-              <w:instrText xml:space="preserve"> PAGEREF _Toc224642391 \h </w:instrText>
+              <w:instrText xml:space="preserve"> PAGEREF _Toc224644377 \h </w:instrText>
             </w:r>
             <w:r>
               <w:rPr>
@@ -1145,10 +1144,14 @@
             <w:rPr>
               <w:rFonts w:eastAsiaTheme="minorEastAsia"/>
               <w:noProof/>
+              <w:kern w:val="2"/>
+              <w:sz w:val="24"/>
+              <w:szCs w:val="24"/>
               <w:lang w:eastAsia="en-GB"/>
+              <w14:ligatures w14:val="standardContextual"/>
             </w:rPr>
           </w:pPr>
-          <w:hyperlink w:anchor="_Toc224642392" w:history="1">
+          <w:hyperlink w:anchor="_Toc224644378" w:history="1">
             <w:r>
               <w:rPr>
                 <w:rStyle w:val="Hyperlink"/>
@@ -1175,7 +1178,7 @@
                 <w:noProof/>
                 <w:webHidden/>
               </w:rPr>
-              <w:instrText xml:space="preserve"> PAGEREF _Toc224642392 \h </w:instrText>
+              <w:instrText xml:space="preserve"> PAGEREF _Toc224644378 \h </w:instrText>
             </w:r>
             <w:r>
               <w:rPr>
@@ -1215,10 +1218,14 @@
             <w:rPr>
               <w:rFonts w:eastAsiaTheme="minorEastAsia"/>
               <w:noProof/>
+              <w:kern w:val="2"/>
+              <w:sz w:val="24"/>
+              <w:szCs w:val="24"/>
               <w:lang w:eastAsia="en-GB"/>
+              <w14:ligatures w14:val="standardContextual"/>
             </w:rPr>
           </w:pPr>
-          <w:hyperlink w:anchor="_Toc224642393" w:history="1">
+          <w:hyperlink w:anchor="_Toc224644379" w:history="1">
             <w:r>
               <w:rPr>
                 <w:rStyle w:val="Hyperlink"/>
@@ -1246,7 +1253,7 @@
                 <w:noProof/>
                 <w:webHidden/>
               </w:rPr>
-              <w:instrText xml:space="preserve"> PAGEREF _Toc224642393 \h </w:instrText>
+              <w:instrText xml:space="preserve"> PAGEREF _Toc224644379 \h </w:instrText>
             </w:r>
             <w:r>
               <w:rPr>
@@ -1286,10 +1293,14 @@
             <w:rPr>
               <w:rFonts w:eastAsiaTheme="minorEastAsia"/>
               <w:noProof/>
+              <w:kern w:val="2"/>
+              <w:sz w:val="24"/>
+              <w:szCs w:val="24"/>
               <w:lang w:eastAsia="en-GB"/>
+              <w14:ligatures w14:val="standardContextual"/>
             </w:rPr>
           </w:pPr>
-          <w:hyperlink w:anchor="_Toc224642394" w:history="1">
+          <w:hyperlink w:anchor="_Toc224644380" w:history="1">
             <w:r>
               <w:rPr>
                 <w:rStyle w:val="Hyperlink"/>
@@ -1317,7 +1328,7 @@
                 <w:noProof/>
                 <w:webHidden/>
               </w:rPr>
-              <w:instrText xml:space="preserve"> PAGEREF _Toc224642394 \h </w:instrText>
+              <w:instrText xml:space="preserve"> PAGEREF _Toc224644380 \h </w:instrText>
             </w:r>
             <w:r>
               <w:rPr>
@@ -1357,10 +1368,14 @@
             <w:rPr>
               <w:rFonts w:eastAsiaTheme="minorEastAsia"/>
               <w:noProof/>
+              <w:kern w:val="2"/>
+              <w:sz w:val="24"/>
+              <w:szCs w:val="24"/>
               <w:lang w:eastAsia="en-GB"/>
+              <w14:ligatures w14:val="standardContextual"/>
             </w:rPr>
           </w:pPr>
-          <w:hyperlink w:anchor="_Toc224642395" w:history="1">
+          <w:hyperlink w:anchor="_Toc224644381" w:history="1">
             <w:r>
               <w:rPr>
                 <w:rStyle w:val="Hyperlink"/>
@@ -1388,7 +1403,7 @@
                 <w:noProof/>
                 <w:webHidden/>
               </w:rPr>
-              <w:instrText xml:space="preserve"> PAGEREF _Toc224642395 \h </w:instrText>
+              <w:instrText xml:space="preserve"> PAGEREF _Toc224644381 \h </w:instrText>
             </w:r>
             <w:r>
               <w:rPr>
@@ -1428,10 +1443,14 @@
             <w:rPr>
               <w:rFonts w:eastAsiaTheme="minorEastAsia"/>
               <w:noProof/>
+              <w:kern w:val="2"/>
+              <w:sz w:val="24"/>
+              <w:szCs w:val="24"/>
               <w:lang w:eastAsia="en-GB"/>
+              <w14:ligatures w14:val="standardContextual"/>
             </w:rPr>
           </w:pPr>
-          <w:hyperlink w:anchor="_Toc224642396" w:history="1">
+          <w:hyperlink w:anchor="_Toc224644382" w:history="1">
             <w:r>
               <w:rPr>
                 <w:rStyle w:val="Hyperlink"/>
@@ -1459,7 +1478,7 @@
                 <w:noProof/>
                 <w:webHidden/>
               </w:rPr>
-              <w:instrText xml:space="preserve"> PAGEREF _Toc224642396 \h </w:instrText>
+              <w:instrText xml:space="preserve"> PAGEREF _Toc224644382 \h </w:instrText>
             </w:r>
             <w:r>
               <w:rPr>
@@ -1499,10 +1518,14 @@
             <w:rPr>
               <w:rFonts w:eastAsiaTheme="minorEastAsia"/>
               <w:noProof/>
+              <w:kern w:val="2"/>
+              <w:sz w:val="24"/>
+              <w:szCs w:val="24"/>
               <w:lang w:eastAsia="en-GB"/>
+              <w14:ligatures w14:val="standardContextual"/>
             </w:rPr>
           </w:pPr>
-          <w:hyperlink w:anchor="_Toc224642397" w:history="1">
+          <w:hyperlink w:anchor="_Toc224644383" w:history="1">
             <w:r>
               <w:rPr>
                 <w:rStyle w:val="Hyperlink"/>
@@ -1531,7 +1554,7 @@
                 <w:noProof/>
                 <w:webHidden/>
               </w:rPr>
-              <w:instrText xml:space="preserve"> PAGEREF _Toc224642397 \h </w:instrText>
+              <w:instrText xml:space="preserve"> PAGEREF _Toc224644383 \h </w:instrText>
             </w:r>
             <w:r>
               <w:rPr>
@@ -1571,10 +1594,14 @@
             <w:rPr>
               <w:rFonts w:eastAsiaTheme="minorEastAsia"/>
               <w:noProof/>
+              <w:kern w:val="2"/>
+              <w:sz w:val="24"/>
+              <w:szCs w:val="24"/>
               <w:lang w:eastAsia="en-GB"/>
+              <w14:ligatures w14:val="standardContextual"/>
             </w:rPr>
           </w:pPr>
-          <w:hyperlink w:anchor="_Toc224642398" w:history="1">
+          <w:hyperlink w:anchor="_Toc224644384" w:history="1">
             <w:r>
               <w:rPr>
                 <w:rStyle w:val="Hyperlink"/>
@@ -1603,7 +1630,7 @@
                 <w:noProof/>
                 <w:webHidden/>
               </w:rPr>
-              <w:instrText xml:space="preserve"> PAGEREF _Toc224642398 \h </w:instrText>
+              <w:instrText xml:space="preserve"> PAGEREF _Toc224644384 \h </w:instrText>
             </w:r>
             <w:r>
               <w:rPr>
@@ -1643,13 +1670,18 @@
             <w:rPr>
               <w:rFonts w:eastAsiaTheme="minorEastAsia"/>
               <w:noProof/>
+              <w:kern w:val="2"/>
+              <w:sz w:val="24"/>
+              <w:szCs w:val="24"/>
               <w:lang w:eastAsia="en-GB"/>
+              <w14:ligatures w14:val="standardContextual"/>
             </w:rPr>
           </w:pPr>
-          <w:hyperlink w:anchor="_Toc224642399" w:history="1">
+          <w:hyperlink w:anchor="_Toc224644385" w:history="1">
             <w:r>
               <w:rPr>
                 <w:rStyle w:val="Hyperlink"/>
+                <w:rFonts w:cstheme="minorHAnsi"/>
                 <w:noProof/>
               </w:rPr>
               <w:t>AspNetUser</w:t>
@@ -1673,7 +1705,7 @@
                 <w:noProof/>
                 <w:webHidden/>
               </w:rPr>
-              <w:instrText xml:space="preserve"> PAGEREF _Toc224642399 \h </w:instrText>
+              <w:instrText xml:space="preserve"> PAGEREF _Toc224644385 \h </w:instrText>
             </w:r>
             <w:r>
               <w:rPr>
@@ -1713,13 +1745,18 @@
             <w:rPr>
               <w:rFonts w:eastAsiaTheme="minorEastAsia"/>
               <w:noProof/>
+              <w:kern w:val="2"/>
+              <w:sz w:val="24"/>
+              <w:szCs w:val="24"/>
               <w:lang w:eastAsia="en-GB"/>
+              <w14:ligatures w14:val="standardContextual"/>
             </w:rPr>
           </w:pPr>
-          <w:hyperlink w:anchor="_Toc224642400" w:history="1">
+          <w:hyperlink w:anchor="_Toc224644386" w:history="1">
             <w:r>
               <w:rPr>
                 <w:rStyle w:val="Hyperlink"/>
+                <w:rFonts w:cstheme="minorHAnsi"/>
                 <w:noProof/>
               </w:rPr>
               <w:t>AspNetUserRoles</w:t>
@@ -1743,7 +1780,7 @@
                 <w:noProof/>
                 <w:webHidden/>
               </w:rPr>
-              <w:instrText xml:space="preserve"> PAGEREF _Toc224642400 \h </w:instrText>
+              <w:instrText xml:space="preserve"> PAGEREF _Toc224644386 \h </w:instrText>
             </w:r>
             <w:r>
               <w:rPr>
@@ -1783,13 +1820,18 @@
             <w:rPr>
               <w:rFonts w:eastAsiaTheme="minorEastAsia"/>
               <w:noProof/>
+              <w:kern w:val="2"/>
+              <w:sz w:val="24"/>
+              <w:szCs w:val="24"/>
               <w:lang w:eastAsia="en-GB"/>
+              <w14:ligatures w14:val="standardContextual"/>
             </w:rPr>
           </w:pPr>
-          <w:hyperlink w:anchor="_Toc224642401" w:history="1">
+          <w:hyperlink w:anchor="_Toc224644387" w:history="1">
             <w:r>
               <w:rPr>
                 <w:rStyle w:val="Hyperlink"/>
+                <w:rFonts w:cstheme="minorHAnsi"/>
                 <w:noProof/>
               </w:rPr>
               <w:t>AspNetRoles</w:t>
@@ -1813,7 +1855,7 @@
                 <w:noProof/>
                 <w:webHidden/>
               </w:rPr>
-              <w:instrText xml:space="preserve"> PAGEREF _Toc224642401 \h </w:instrText>
+              <w:instrText xml:space="preserve"> PAGEREF _Toc224644387 \h </w:instrText>
             </w:r>
             <w:r>
               <w:rPr>
@@ -1853,13 +1895,18 @@
             <w:rPr>
               <w:rFonts w:eastAsiaTheme="minorEastAsia"/>
               <w:noProof/>
+              <w:kern w:val="2"/>
+              <w:sz w:val="24"/>
+              <w:szCs w:val="24"/>
               <w:lang w:eastAsia="en-GB"/>
+              <w14:ligatures w14:val="standardContextual"/>
             </w:rPr>
           </w:pPr>
-          <w:hyperlink w:anchor="_Toc224642402" w:history="1">
+          <w:hyperlink w:anchor="_Toc224644388" w:history="1">
             <w:r>
               <w:rPr>
                 <w:rStyle w:val="Hyperlink"/>
+                <w:rFonts w:cstheme="minorHAnsi"/>
                 <w:noProof/>
               </w:rPr>
               <w:t>AspNetUserLogins</w:t>
@@ -1883,7 +1930,7 @@
                 <w:noProof/>
                 <w:webHidden/>
               </w:rPr>
-              <w:instrText xml:space="preserve"> PAGEREF _Toc224642402 \h </w:instrText>
+              <w:instrText xml:space="preserve"> PAGEREF _Toc224644388 \h </w:instrText>
             </w:r>
             <w:r>
               <w:rPr>
@@ -1923,13 +1970,18 @@
             <w:rPr>
               <w:rFonts w:eastAsiaTheme="minorEastAsia"/>
               <w:noProof/>
+              <w:kern w:val="2"/>
+              <w:sz w:val="24"/>
+              <w:szCs w:val="24"/>
               <w:lang w:eastAsia="en-GB"/>
+              <w14:ligatures w14:val="standardContextual"/>
             </w:rPr>
           </w:pPr>
-          <w:hyperlink w:anchor="_Toc224642403" w:history="1">
+          <w:hyperlink w:anchor="_Toc224644389" w:history="1">
             <w:r>
               <w:rPr>
                 <w:rStyle w:val="Hyperlink"/>
+                <w:rFonts w:cstheme="minorHAnsi"/>
                 <w:noProof/>
               </w:rPr>
               <w:t>AspNetRoleClaims</w:t>
@@ -1953,7 +2005,7 @@
                 <w:noProof/>
                 <w:webHidden/>
               </w:rPr>
-              <w:instrText xml:space="preserve"> PAGEREF _Toc224642403 \h </w:instrText>
+              <w:instrText xml:space="preserve"> PAGEREF _Toc224644389 \h </w:instrText>
             </w:r>
             <w:r>
               <w:rPr>
@@ -1993,13 +2045,18 @@
             <w:rPr>
               <w:rFonts w:eastAsiaTheme="minorEastAsia"/>
               <w:noProof/>
+              <w:kern w:val="2"/>
+              <w:sz w:val="24"/>
+              <w:szCs w:val="24"/>
               <w:lang w:eastAsia="en-GB"/>
+              <w14:ligatures w14:val="standardContextual"/>
             </w:rPr>
           </w:pPr>
-          <w:hyperlink w:anchor="_Toc224642404" w:history="1">
+          <w:hyperlink w:anchor="_Toc224644390" w:history="1">
             <w:r>
               <w:rPr>
                 <w:rStyle w:val="Hyperlink"/>
+                <w:rFonts w:cstheme="minorHAnsi"/>
                 <w:noProof/>
               </w:rPr>
               <w:t>AspNetUserClaims</w:t>
@@ -2023,7 +2080,7 @@
                 <w:noProof/>
                 <w:webHidden/>
               </w:rPr>
-              <w:instrText xml:space="preserve"> PAGEREF _Toc224642404 \h </w:instrText>
+              <w:instrText xml:space="preserve"> PAGEREF _Toc224644390 \h </w:instrText>
             </w:r>
             <w:r>
               <w:rPr>
@@ -2063,13 +2120,18 @@
             <w:rPr>
               <w:rFonts w:eastAsiaTheme="minorEastAsia"/>
               <w:noProof/>
+              <w:kern w:val="2"/>
+              <w:sz w:val="24"/>
+              <w:szCs w:val="24"/>
               <w:lang w:eastAsia="en-GB"/>
+              <w14:ligatures w14:val="standardContextual"/>
             </w:rPr>
           </w:pPr>
-          <w:hyperlink w:anchor="_Toc224642405" w:history="1">
+          <w:hyperlink w:anchor="_Toc224644391" w:history="1">
             <w:r>
               <w:rPr>
                 <w:rStyle w:val="Hyperlink"/>
+                <w:rFonts w:cstheme="minorHAnsi"/>
                 <w:noProof/>
               </w:rPr>
               <w:t>AspNetUserTokens</w:t>
@@ -2093,7 +2155,7 @@
                 <w:noProof/>
                 <w:webHidden/>
               </w:rPr>
-              <w:instrText xml:space="preserve"> PAGEREF _Toc224642405 \h </w:instrText>
+              <w:instrText xml:space="preserve"> PAGEREF _Toc224644391 \h </w:instrText>
             </w:r>
             <w:r>
               <w:rPr>
@@ -2133,13 +2195,18 @@
             <w:rPr>
               <w:rFonts w:eastAsiaTheme="minorEastAsia"/>
               <w:noProof/>
+              <w:kern w:val="2"/>
+              <w:sz w:val="24"/>
+              <w:szCs w:val="24"/>
               <w:lang w:eastAsia="en-GB"/>
+              <w14:ligatures w14:val="standardContextual"/>
             </w:rPr>
           </w:pPr>
-          <w:hyperlink w:anchor="_Toc224642406" w:history="1">
+          <w:hyperlink w:anchor="_Toc224644392" w:history="1">
             <w:r>
               <w:rPr>
                 <w:rStyle w:val="Hyperlink"/>
+                <w:rFonts w:cstheme="minorHAnsi"/>
                 <w:noProof/>
               </w:rPr>
               <w:t>Order</w:t>
@@ -2163,7 +2230,7 @@
                 <w:noProof/>
                 <w:webHidden/>
               </w:rPr>
-              <w:instrText xml:space="preserve"> PAGEREF _Toc224642406 \h </w:instrText>
+              <w:instrText xml:space="preserve"> PAGEREF _Toc224644392 \h </w:instrText>
             </w:r>
             <w:r>
               <w:rPr>
@@ -2203,13 +2270,18 @@
             <w:rPr>
               <w:rFonts w:eastAsiaTheme="minorEastAsia"/>
               <w:noProof/>
+              <w:kern w:val="2"/>
+              <w:sz w:val="24"/>
+              <w:szCs w:val="24"/>
               <w:lang w:eastAsia="en-GB"/>
+              <w14:ligatures w14:val="standardContextual"/>
             </w:rPr>
           </w:pPr>
-          <w:hyperlink w:anchor="_Toc224642407" w:history="1">
+          <w:hyperlink w:anchor="_Toc224644393" w:history="1">
             <w:r>
               <w:rPr>
                 <w:rStyle w:val="Hyperlink"/>
+                <w:rFonts w:cstheme="minorHAnsi"/>
                 <w:noProof/>
               </w:rPr>
               <w:t>Product</w:t>
@@ -2233,7 +2305,7 @@
                 <w:noProof/>
                 <w:webHidden/>
               </w:rPr>
-              <w:instrText xml:space="preserve"> PAGEREF _Toc224642407 \h </w:instrText>
+              <w:instrText xml:space="preserve"> PAGEREF _Toc224644393 \h </w:instrText>
             </w:r>
             <w:r>
               <w:rPr>
@@ -2273,13 +2345,18 @@
             <w:rPr>
               <w:rFonts w:eastAsiaTheme="minorEastAsia"/>
               <w:noProof/>
+              <w:kern w:val="2"/>
+              <w:sz w:val="24"/>
+              <w:szCs w:val="24"/>
               <w:lang w:eastAsia="en-GB"/>
+              <w14:ligatures w14:val="standardContextual"/>
             </w:rPr>
           </w:pPr>
-          <w:hyperlink w:anchor="_Toc224642408" w:history="1">
+          <w:hyperlink w:anchor="_Toc224644394" w:history="1">
             <w:r>
               <w:rPr>
                 <w:rStyle w:val="Hyperlink"/>
+                <w:rFonts w:cstheme="minorHAnsi"/>
                 <w:noProof/>
               </w:rPr>
               <w:t>Producer</w:t>
@@ -2303,7 +2380,7 @@
                 <w:noProof/>
                 <w:webHidden/>
               </w:rPr>
-              <w:instrText xml:space="preserve"> PAGEREF _Toc224642408 \h </w:instrText>
+              <w:instrText xml:space="preserve"> PAGEREF _Toc224644394 \h </w:instrText>
             </w:r>
             <w:r>
               <w:rPr>
@@ -2343,13 +2420,18 @@
             <w:rPr>
               <w:rFonts w:eastAsiaTheme="minorEastAsia"/>
               <w:noProof/>
+              <w:kern w:val="2"/>
+              <w:sz w:val="24"/>
+              <w:szCs w:val="24"/>
               <w:lang w:eastAsia="en-GB"/>
+              <w14:ligatures w14:val="standardContextual"/>
             </w:rPr>
           </w:pPr>
-          <w:hyperlink w:anchor="_Toc224642409" w:history="1">
+          <w:hyperlink w:anchor="_Toc224644395" w:history="1">
             <w:r>
               <w:rPr>
                 <w:rStyle w:val="Hyperlink"/>
+                <w:rFonts w:cstheme="minorHAnsi"/>
                 <w:noProof/>
               </w:rPr>
               <w:t>Basket</w:t>
@@ -2373,7 +2455,7 @@
                 <w:noProof/>
                 <w:webHidden/>
               </w:rPr>
-              <w:instrText xml:space="preserve"> PAGEREF _Toc224642409 \h </w:instrText>
+              <w:instrText xml:space="preserve"> PAGEREF _Toc224644395 \h </w:instrText>
             </w:r>
             <w:r>
               <w:rPr>
@@ -2413,13 +2495,18 @@
             <w:rPr>
               <w:rFonts w:eastAsiaTheme="minorEastAsia"/>
               <w:noProof/>
+              <w:kern w:val="2"/>
+              <w:sz w:val="24"/>
+              <w:szCs w:val="24"/>
               <w:lang w:eastAsia="en-GB"/>
+              <w14:ligatures w14:val="standardContextual"/>
             </w:rPr>
           </w:pPr>
-          <w:hyperlink w:anchor="_Toc224642410" w:history="1">
+          <w:hyperlink w:anchor="_Toc224644396" w:history="1">
             <w:r>
               <w:rPr>
                 <w:rStyle w:val="Hyperlink"/>
+                <w:rFonts w:cstheme="minorHAnsi"/>
                 <w:noProof/>
               </w:rPr>
               <w:t>OrderProduct</w:t>
@@ -2443,7 +2530,7 @@
                 <w:noProof/>
                 <w:webHidden/>
               </w:rPr>
-              <w:instrText xml:space="preserve"> PAGEREF _Toc224642410 \h </w:instrText>
+              <w:instrText xml:space="preserve"> PAGEREF _Toc224644396 \h </w:instrText>
             </w:r>
             <w:r>
               <w:rPr>
@@ -2483,13 +2570,18 @@
             <w:rPr>
               <w:rFonts w:eastAsiaTheme="minorEastAsia"/>
               <w:noProof/>
+              <w:kern w:val="2"/>
+              <w:sz w:val="24"/>
+              <w:szCs w:val="24"/>
               <w:lang w:eastAsia="en-GB"/>
+              <w14:ligatures w14:val="standardContextual"/>
             </w:rPr>
           </w:pPr>
-          <w:hyperlink w:anchor="_Toc224642411" w:history="1">
+          <w:hyperlink w:anchor="_Toc224644397" w:history="1">
             <w:r>
               <w:rPr>
                 <w:rStyle w:val="Hyperlink"/>
+                <w:rFonts w:cstheme="minorHAnsi"/>
                 <w:noProof/>
               </w:rPr>
               <w:t>BasketProduct</w:t>
@@ -2513,7 +2605,7 @@
                 <w:noProof/>
                 <w:webHidden/>
               </w:rPr>
-              <w:instrText xml:space="preserve"> PAGEREF _Toc224642411 \h </w:instrText>
+              <w:instrText xml:space="preserve"> PAGEREF _Toc224644397 \h </w:instrText>
             </w:r>
             <w:r>
               <w:rPr>
@@ -2553,13 +2645,18 @@
             <w:rPr>
               <w:rFonts w:eastAsiaTheme="minorEastAsia"/>
               <w:noProof/>
+              <w:kern w:val="2"/>
+              <w:sz w:val="24"/>
+              <w:szCs w:val="24"/>
               <w:lang w:eastAsia="en-GB"/>
+              <w14:ligatures w14:val="standardContextual"/>
             </w:rPr>
           </w:pPr>
-          <w:hyperlink w:anchor="_Toc224642412" w:history="1">
+          <w:hyperlink w:anchor="_Toc224644398" w:history="1">
             <w:r>
               <w:rPr>
                 <w:rStyle w:val="Hyperlink"/>
+                <w:rFonts w:cstheme="minorHAnsi"/>
                 <w:noProof/>
               </w:rPr>
               <w:t>Discount</w:t>
@@ -2583,7 +2680,7 @@
                 <w:noProof/>
                 <w:webHidden/>
               </w:rPr>
-              <w:instrText xml:space="preserve"> PAGEREF _Toc224642412 \h </w:instrText>
+              <w:instrText xml:space="preserve"> PAGEREF _Toc224644398 \h </w:instrText>
             </w:r>
             <w:r>
               <w:rPr>
@@ -2623,10 +2720,14 @@
             <w:rPr>
               <w:rFonts w:eastAsiaTheme="minorEastAsia"/>
               <w:noProof/>
+              <w:kern w:val="2"/>
+              <w:sz w:val="24"/>
+              <w:szCs w:val="24"/>
               <w:lang w:eastAsia="en-GB"/>
+              <w14:ligatures w14:val="standardContextual"/>
             </w:rPr>
           </w:pPr>
-          <w:hyperlink w:anchor="_Toc224642413" w:history="1">
+          <w:hyperlink w:anchor="_Toc224644399" w:history="1">
             <w:r>
               <w:rPr>
                 <w:rStyle w:val="Hyperlink"/>
@@ -2655,7 +2756,7 @@
                 <w:noProof/>
                 <w:webHidden/>
               </w:rPr>
-              <w:instrText xml:space="preserve"> PAGEREF _Toc224642413 \h </w:instrText>
+              <w:instrText xml:space="preserve"> PAGEREF _Toc224644399 \h </w:instrText>
             </w:r>
             <w:r>
               <w:rPr>
@@ -2695,10 +2796,14 @@
             <w:rPr>
               <w:rFonts w:eastAsiaTheme="minorEastAsia"/>
               <w:noProof/>
+              <w:kern w:val="2"/>
+              <w:sz w:val="24"/>
+              <w:szCs w:val="24"/>
               <w:lang w:eastAsia="en-GB"/>
+              <w14:ligatures w14:val="standardContextual"/>
             </w:rPr>
           </w:pPr>
-          <w:hyperlink w:anchor="_Toc224642414" w:history="1">
+          <w:hyperlink w:anchor="_Toc224644400" w:history="1">
             <w:r>
               <w:rPr>
                 <w:rStyle w:val="Hyperlink"/>
@@ -2727,7 +2832,7 @@
                 <w:noProof/>
                 <w:webHidden/>
               </w:rPr>
-              <w:instrText xml:space="preserve"> PAGEREF _Toc224642414 \h </w:instrText>
+              <w:instrText xml:space="preserve"> PAGEREF _Toc224644400 \h </w:instrText>
             </w:r>
             <w:r>
               <w:rPr>
@@ -2783,7 +2888,7 @@
           <w:bCs/>
         </w:rPr>
       </w:pPr>
-      <w:bookmarkStart w:id="0" w:name="_Toc224642390"/>
+      <w:bookmarkStart w:id="0" w:name="_Toc224644376"/>
       <w:r>
         <w:rPr>
           <w:b/>
@@ -2809,7 +2914,7 @@
           <w:szCs w:val="24"/>
         </w:rPr>
       </w:pPr>
-      <w:bookmarkStart w:id="1" w:name="_Toc224642391"/>
+      <w:bookmarkStart w:id="1" w:name="_Toc224644377"/>
       <w:r>
         <w:rPr>
           <w:sz w:val="24"/>
@@ -2878,7 +2983,28 @@
           <w:sz w:val="24"/>
           <w:szCs w:val="24"/>
         </w:rPr>
-        <w:t xml:space="preserve">The User will be prompted to enter their email and desired password which they will use to set up their account. The system validates whether all inputs are valid. If it is valid, the system displays an error message and prompts the user to change or edit the log in </w:t>
+        <w:t>The User will be prompted to enter their email and desired password</w:t>
+      </w:r>
+      <w:r>
+        <w:rPr>
+          <w:sz w:val="24"/>
+          <w:szCs w:val="24"/>
+        </w:rPr>
+        <w:t>,</w:t>
+      </w:r>
+      <w:r>
+        <w:rPr>
+          <w:sz w:val="24"/>
+          <w:szCs w:val="24"/>
+        </w:rPr>
+        <w:t xml:space="preserve"> which they will use to set up their account. The system validates whether all inputs are valid. If it is valid, the system displays an error message and prompts the user to change or edit the </w:t>
+      </w:r>
+      <w:r>
+        <w:rPr>
+          <w:sz w:val="24"/>
+          <w:szCs w:val="24"/>
+        </w:rPr>
+        <w:t xml:space="preserve">login </w:t>
       </w:r>
       <w:r>
         <w:rPr>
@@ -2886,7 +3012,28 @@
           <w:szCs w:val="24"/>
         </w:rPr>
         <w:lastRenderedPageBreak/>
-        <w:t>credential which they have entered. Once the system confirms that all entries are valid, the user’s info is stored in the database and the user is directed to the home page</w:t>
+        <w:t>credentials that</w:t>
+      </w:r>
+      <w:r>
+        <w:rPr>
+          <w:sz w:val="24"/>
+          <w:szCs w:val="24"/>
+        </w:rPr>
+        <w:t xml:space="preserve"> they have entered. Once the system confirms that all entries are valid, the user’s info is stored in the database</w:t>
+      </w:r>
+      <w:r>
+        <w:rPr>
+          <w:sz w:val="24"/>
+          <w:szCs w:val="24"/>
+        </w:rPr>
+        <w:t>,</w:t>
+      </w:r>
+      <w:r>
+        <w:rPr>
+          <w:sz w:val="24"/>
+          <w:szCs w:val="24"/>
+        </w:rPr>
+        <w:t xml:space="preserve"> and the user is directed to the home page</w:t>
       </w:r>
       <w:r>
         <w:rPr>
@@ -2912,7 +3059,7 @@
           <w:szCs w:val="24"/>
         </w:rPr>
       </w:pPr>
-      <w:bookmarkStart w:id="2" w:name="_Toc224642392"/>
+      <w:bookmarkStart w:id="2" w:name="_Toc224644378"/>
       <w:r>
         <w:rPr>
           <w:sz w:val="24"/>
@@ -2980,7 +3127,21 @@
           <w:sz w:val="24"/>
           <w:szCs w:val="24"/>
         </w:rPr>
-        <w:t xml:space="preserve">The User will be prompted to input their user email and password. The system checks whether all inputs are valid. If it’s not, the system displays an error message telling the user they have entered invalid credentials and they should re-enter their details. The system then checks the database to validate whether the email and password used is already registered. If </w:t>
+        <w:t xml:space="preserve">The User will be prompted to input their user email and password. The system checks whether all inputs are valid. If it’s not, the system displays an error message telling the user they have entered invalid credentials and they should re-enter their details. The system then checks the database to validate whether the email and password used </w:t>
+      </w:r>
+      <w:r>
+        <w:rPr>
+          <w:sz w:val="24"/>
+          <w:szCs w:val="24"/>
+        </w:rPr>
+        <w:t>are</w:t>
+      </w:r>
+      <w:r>
+        <w:rPr>
+          <w:sz w:val="24"/>
+          <w:szCs w:val="24"/>
+        </w:rPr>
+        <w:t xml:space="preserve"> already registered. If </w:t>
       </w:r>
       <w:r>
         <w:rPr>
@@ -2994,14 +3155,35 @@
           <w:sz w:val="24"/>
           <w:szCs w:val="24"/>
         </w:rPr>
-        <w:t xml:space="preserve"> a message is displayed telling the user there is no such account with the credentials entered</w:t>
+        <w:t xml:space="preserve"> a message is displayed </w:t>
       </w:r>
       <w:r>
         <w:rPr>
           <w:sz w:val="24"/>
           <w:szCs w:val="24"/>
         </w:rPr>
-        <w:t xml:space="preserve">. It is either an incorrect password if the email exists but the password </w:t>
+        <w:t>indicating that there is no account with the entered credentials</w:t>
+      </w:r>
+      <w:r>
+        <w:rPr>
+          <w:sz w:val="24"/>
+          <w:szCs w:val="24"/>
+        </w:rPr>
+        <w:t>. It is either an incorrect password if the email exists</w:t>
+      </w:r>
+      <w:r>
+        <w:rPr>
+          <w:sz w:val="24"/>
+          <w:szCs w:val="24"/>
+        </w:rPr>
+        <w:t>,</w:t>
+      </w:r>
+      <w:r>
+        <w:rPr>
+          <w:sz w:val="24"/>
+          <w:szCs w:val="24"/>
+        </w:rPr>
+        <w:t xml:space="preserve"> but the password </w:t>
       </w:r>
       <w:r>
         <w:rPr>
@@ -3029,7 +3211,7 @@
           <w:szCs w:val="24"/>
         </w:rPr>
       </w:pPr>
-      <w:bookmarkStart w:id="3" w:name="_Toc224642393"/>
+      <w:bookmarkStart w:id="3" w:name="_Toc224644379"/>
       <w:r>
         <w:rPr>
           <w:rFonts w:asciiTheme="minorHAnsi" w:hAnsiTheme="minorHAnsi" w:cstheme="minorHAnsi"/>
@@ -3042,6 +3224,9 @@
     </w:p>
     <w:p>
       <w:r>
+        <w:rPr>
+          <w:noProof/>
+        </w:rPr>
         <w:drawing>
           <wp:inline distT="0" distB="0" distL="0" distR="0" wp14:anchorId="19FFFAD1" wp14:editId="36D3C517">
             <wp:extent cx="5430520" cy="6800850"/>
@@ -3081,7 +3266,19 @@
     </w:p>
     <w:p>
       <w:r>
-        <w:t xml:space="preserve">When the user selects a product, the system checks whether the user is logged in or not. If they are not logged in, they are redirected to the log in page where they would enter their </w:t>
+        <w:t xml:space="preserve">When the user selects a product, the system checks whether the user is logged in or not. If they are not logged in, they are redirected to the </w:t>
+      </w:r>
+      <w:r>
+        <w:t>login</w:t>
+      </w:r>
+      <w:r>
+        <w:t xml:space="preserve"> page</w:t>
+      </w:r>
+      <w:r>
+        <w:t>,</w:t>
+      </w:r>
+      <w:r>
+        <w:t xml:space="preserve"> where they enter their </w:t>
       </w:r>
       <w:r>
         <w:t>detail</w:t>
@@ -3108,11 +3305,29 @@
         <w:t xml:space="preserve">message is displayed. If it is in stock, the </w:t>
       </w:r>
       <w:r>
-        <w:t xml:space="preserve">system displays the basket page where the </w:t>
+        <w:t xml:space="preserve">system displays the basket page where the item </w:t>
       </w:r>
       <w:r>
         <w:lastRenderedPageBreak/>
-        <w:t>item would be added. If the selected product is already in the basket, then the system increases the quantity by 1 but if it is not then the system adds the new product. The basket database is updated and a successful item has been added message would be displayed.</w:t>
+        <w:t>would be added. If the selected product is already in the basket, then the system increases the quantity by 1</w:t>
+      </w:r>
+      <w:r>
+        <w:t>,</w:t>
+      </w:r>
+      <w:r>
+        <w:t xml:space="preserve"> but if it is not</w:t>
+      </w:r>
+      <w:r>
+        <w:t>,</w:t>
+      </w:r>
+      <w:r>
+        <w:t xml:space="preserve"> then the system adds the new product. The basket database is updated</w:t>
+      </w:r>
+      <w:r>
+        <w:t>,</w:t>
+      </w:r>
+      <w:r>
+        <w:t xml:space="preserve"> and a successful item has been added message would be displayed.</w:t>
       </w:r>
     </w:p>
     <w:p/>
@@ -3125,7 +3340,7 @@
           <w:szCs w:val="24"/>
         </w:rPr>
       </w:pPr>
-      <w:bookmarkStart w:id="4" w:name="_Toc224642394"/>
+      <w:bookmarkStart w:id="4" w:name="_Toc224644380"/>
       <w:r>
         <w:rPr>
           <w:rFonts w:asciiTheme="minorHAnsi" w:hAnsiTheme="minorHAnsi" w:cstheme="minorHAnsi"/>
@@ -3138,6 +3353,9 @@
     </w:p>
     <w:p>
       <w:r>
+        <w:rPr>
+          <w:noProof/>
+        </w:rPr>
         <w:drawing>
           <wp:inline distT="0" distB="0" distL="0" distR="0" wp14:anchorId="06314A9A" wp14:editId="2C07AEF8">
             <wp:extent cx="5153744" cy="7649643"/>
@@ -3178,13 +3396,25 @@
     <w:p>
       <w:r>
         <w:lastRenderedPageBreak/>
-        <w:t>The system firstly validates whether the user is logged in or not</w:t>
+        <w:t xml:space="preserve">The system </w:t>
       </w:r>
       <w:r>
-        <w:t>. If they are not logged in, they are redirected to the log in page where they would enter their details. If they are logged in</w:t>
+        <w:t>first</w:t>
       </w:r>
       <w:r>
-        <w:t>, they would be able to select the checkout button. The system validates whether there are products in the basket and if they</w:t>
+        <w:t xml:space="preserve"> validates whether the user is logged in or not. If they are not logged in, they are redirected to the </w:t>
+      </w:r>
+      <w:r>
+        <w:t>login</w:t>
+      </w:r>
+      <w:r>
+        <w:t xml:space="preserve"> page</w:t>
+      </w:r>
+      <w:r>
+        <w:t>,</w:t>
+      </w:r>
+      <w:r>
+        <w:t xml:space="preserve"> where they enter their details. If they are logged in, they would be able to select the checkout button. The system validates whether there are products in the basket and if they</w:t>
       </w:r>
       <w:r>
         <w:t>’</w:t>
@@ -3193,7 +3423,25 @@
         <w:t>re</w:t>
       </w:r>
       <w:r>
-        <w:t xml:space="preserve"> still in stock. If both of there are false, then appropriate error messages are displayed, but if they are true, the system calculates the order total in the basket and takes the user to the payment portal where they would be able to add a discount code if they have one, then pay. If payment was unsuccessful, an error message is displayed, however if it is successful, the system creates the order, clears the baskets, updates all databases and outputs a successful order message.</w:t>
+        <w:t xml:space="preserve"> still in stock. If both of </w:t>
+      </w:r>
+      <w:r>
+        <w:t>them</w:t>
+      </w:r>
+      <w:r>
+        <w:t xml:space="preserve"> are false, then appropriate error messages are displayed, but if they are true, the system calculates the order total in the basket and takes the user to the payment portal</w:t>
+      </w:r>
+      <w:r>
+        <w:t>,</w:t>
+      </w:r>
+      <w:r>
+        <w:t xml:space="preserve"> where they would be able to add a discount code if they have one, then pay. If payment was unsuccessful, an error message is displayed</w:t>
+      </w:r>
+      <w:r>
+        <w:t>;</w:t>
+      </w:r>
+      <w:r>
+        <w:t xml:space="preserve"> if it is successful, the system creates the order, clears the baskets, updates all databases and outputs a successful order message.</w:t>
       </w:r>
     </w:p>
     <w:p/>
@@ -3206,7 +3454,7 @@
           <w:szCs w:val="24"/>
         </w:rPr>
       </w:pPr>
-      <w:bookmarkStart w:id="5" w:name="_Toc224642395"/>
+      <w:bookmarkStart w:id="5" w:name="_Toc224644381"/>
       <w:r>
         <w:rPr>
           <w:rFonts w:asciiTheme="minorHAnsi" w:hAnsiTheme="minorHAnsi" w:cstheme="minorHAnsi"/>
@@ -3219,6 +3467,9 @@
     </w:p>
     <w:p>
       <w:r>
+        <w:rPr>
+          <w:noProof/>
+        </w:rPr>
         <w:drawing>
           <wp:inline distT="0" distB="0" distL="0" distR="0" wp14:anchorId="428BE0BC" wp14:editId="0B397281">
             <wp:extent cx="5487166" cy="6020640"/>
@@ -3258,11 +3509,23 @@
     </w:p>
     <w:p>
       <w:r>
-        <w:t xml:space="preserve">When the user taps the search bar, selects the product category, and inputs key words, the system receives the search input. If all input entries are valid, the it searches for the product in the product database, however if the entries are invalid, it displays an error message. Whilst the system is </w:t>
+        <w:t xml:space="preserve">When the user taps the search bar, selects the product category, and inputs </w:t>
+      </w:r>
+      <w:r>
+        <w:t>keywords</w:t>
+      </w:r>
+      <w:r>
+        <w:t xml:space="preserve">, the system receives the search input. If all input entries are valid, it searches for the product in the product database, if the entries are invalid, it displays an error message. Whilst the system is searching, it </w:t>
       </w:r>
       <w:r>
         <w:lastRenderedPageBreak/>
-        <w:t xml:space="preserve">searching, it checks the database whether the product being searched for exists or not. If it is not in the database, the system displays a “No products found” message. If it is found, the system retrieves the page and displays all the matching products to the search input. </w:t>
+        <w:t xml:space="preserve">checks the database </w:t>
+      </w:r>
+      <w:r>
+        <w:t xml:space="preserve">to see </w:t>
+      </w:r>
+      <w:r>
+        <w:t xml:space="preserve">whether the product being searched for exists or not. If it is not in the database, the system displays a “No products found” message. If it is found, the system retrieves the page and displays all the matching products to the search input. </w:t>
       </w:r>
     </w:p>
     <w:p/>
@@ -3272,7 +3535,7 @@
           <w:rFonts w:cstheme="minorHAnsi"/>
         </w:rPr>
       </w:pPr>
-      <w:bookmarkStart w:id="6" w:name="_Toc224642396"/>
+      <w:bookmarkStart w:id="6" w:name="_Toc224644382"/>
       <w:r>
         <w:rPr>
           <w:rStyle w:val="Heading2Char"/>
@@ -3292,6 +3555,9 @@
     </w:p>
     <w:p>
       <w:r>
+        <w:rPr>
+          <w:noProof/>
+        </w:rPr>
         <w:drawing>
           <wp:inline distT="0" distB="0" distL="0" distR="0" wp14:anchorId="14ED0115" wp14:editId="60725B37">
             <wp:extent cx="4389226" cy="747423"/>
@@ -3338,7 +3604,7 @@
           <w:bCs/>
         </w:rPr>
       </w:pPr>
-      <w:bookmarkStart w:id="7" w:name="_Toc224642397"/>
+      <w:bookmarkStart w:id="7" w:name="_Toc224644383"/>
       <w:r>
         <w:rPr>
           <w:b/>
@@ -3399,7 +3665,7 @@
           <w:bCs/>
         </w:rPr>
       </w:pPr>
-      <w:bookmarkStart w:id="8" w:name="_Toc224642398"/>
+      <w:bookmarkStart w:id="8" w:name="_Toc224644384"/>
       <w:r>
         <w:rPr>
           <w:b/>
@@ -3420,7 +3686,7 @@
         </w:rPr>
       </w:pPr>
       <w:bookmarkStart w:id="9" w:name="_Toc30396"/>
-      <w:bookmarkStart w:id="10" w:name="_Toc224642399"/>
+      <w:bookmarkStart w:id="10" w:name="_Toc224644385"/>
       <w:r>
         <w:rPr>
           <w:rFonts w:asciiTheme="minorHAnsi" w:hAnsiTheme="minorHAnsi" w:cstheme="minorHAnsi"/>
@@ -3843,7 +4109,19 @@
           </w:tcPr>
           <w:p>
             <w:r>
-              <w:t xml:space="preserve">Must have valid email format i.e., contain the symbol @  </w:t>
+              <w:t xml:space="preserve">Must have </w:t>
+            </w:r>
+            <w:r>
+              <w:t xml:space="preserve">a </w:t>
+            </w:r>
+            <w:r>
+              <w:t>valid email format</w:t>
+            </w:r>
+            <w:r>
+              <w:t>,</w:t>
+            </w:r>
+            <w:r>
+              <w:t xml:space="preserve"> i.e., contain the symbol @  </w:t>
             </w:r>
           </w:p>
           <w:p>
@@ -4738,7 +5016,7 @@
         </w:rPr>
       </w:pPr>
       <w:bookmarkStart w:id="11" w:name="_Toc30397"/>
-      <w:bookmarkStart w:id="12" w:name="_Toc224642400"/>
+      <w:bookmarkStart w:id="12" w:name="_Toc224644386"/>
       <w:r>
         <w:rPr>
           <w:rFonts w:asciiTheme="minorHAnsi" w:hAnsiTheme="minorHAnsi" w:cstheme="minorHAnsi"/>
@@ -5137,7 +5415,7 @@
         </w:rPr>
       </w:pPr>
       <w:bookmarkStart w:id="13" w:name="_Toc30398"/>
-      <w:bookmarkStart w:id="14" w:name="_Toc224642401"/>
+      <w:bookmarkStart w:id="14" w:name="_Toc224644387"/>
       <w:r>
         <w:rPr>
           <w:rFonts w:asciiTheme="minorHAnsi" w:hAnsiTheme="minorHAnsi" w:cstheme="minorHAnsi"/>
@@ -5732,7 +6010,7 @@
           <w:szCs w:val="24"/>
         </w:rPr>
       </w:pPr>
-      <w:bookmarkStart w:id="15" w:name="_Toc224642402"/>
+      <w:bookmarkStart w:id="15" w:name="_Toc224644388"/>
       <w:r>
         <w:rPr>
           <w:rFonts w:asciiTheme="minorHAnsi" w:hAnsiTheme="minorHAnsi" w:cstheme="minorHAnsi"/>
@@ -6298,7 +6576,7 @@
           <w:szCs w:val="24"/>
         </w:rPr>
       </w:pPr>
-      <w:bookmarkStart w:id="16" w:name="_Toc224642403"/>
+      <w:bookmarkStart w:id="16" w:name="_Toc224644389"/>
       <w:r>
         <w:rPr>
           <w:rFonts w:asciiTheme="minorHAnsi" w:hAnsiTheme="minorHAnsi" w:cstheme="minorHAnsi"/>
@@ -6870,7 +7148,7 @@
           <w:szCs w:val="24"/>
         </w:rPr>
       </w:pPr>
-      <w:bookmarkStart w:id="17" w:name="_Toc224642404"/>
+      <w:bookmarkStart w:id="17" w:name="_Toc224644390"/>
       <w:r>
         <w:rPr>
           <w:rFonts w:asciiTheme="minorHAnsi" w:hAnsiTheme="minorHAnsi" w:cstheme="minorHAnsi"/>
@@ -7443,7 +7721,7 @@
           <w:szCs w:val="24"/>
         </w:rPr>
       </w:pPr>
-      <w:bookmarkStart w:id="18" w:name="_Toc224642405"/>
+      <w:bookmarkStart w:id="18" w:name="_Toc224644391"/>
       <w:r>
         <w:rPr>
           <w:rFonts w:asciiTheme="minorHAnsi" w:hAnsiTheme="minorHAnsi" w:cstheme="minorHAnsi"/>
@@ -8015,7 +8293,7 @@
           <w:szCs w:val="24"/>
         </w:rPr>
       </w:pPr>
-      <w:bookmarkStart w:id="19" w:name="_Toc224642406"/>
+      <w:bookmarkStart w:id="19" w:name="_Toc224644392"/>
       <w:r>
         <w:rPr>
           <w:rFonts w:asciiTheme="minorHAnsi" w:hAnsiTheme="minorHAnsi" w:cstheme="minorHAnsi"/>
@@ -8567,7 +8845,13 @@
           </w:tcPr>
           <w:p>
             <w:r>
-              <w:t>It can only be a valid calendar day which matches the current day I which the order is made. Not in the past or future.</w:t>
+              <w:t xml:space="preserve">It can only be a valid calendar day which matches the current day </w:t>
+            </w:r>
+            <w:r>
+              <w:t>on</w:t>
+            </w:r>
+            <w:r>
+              <w:t xml:space="preserve"> which the order is made. Not in the past or future.</w:t>
             </w:r>
           </w:p>
         </w:tc>
@@ -9091,7 +9375,7 @@
           <w:szCs w:val="24"/>
         </w:rPr>
       </w:pPr>
-      <w:bookmarkStart w:id="20" w:name="_Toc224642407"/>
+      <w:bookmarkStart w:id="20" w:name="_Toc224644393"/>
       <w:r>
         <w:rPr>
           <w:rFonts w:asciiTheme="minorHAnsi" w:hAnsiTheme="minorHAnsi" w:cstheme="minorHAnsi"/>
@@ -9423,6 +9707,9 @@
             <w:r>
               <w:t xml:space="preserve"> It cannot be empty and must be a combination of strings describing the product</w:t>
             </w:r>
+            <w:r>
+              <w:t>.</w:t>
+            </w:r>
           </w:p>
         </w:tc>
         <w:tc>
@@ -10014,7 +10301,13 @@
           </w:tcPr>
           <w:p>
             <w:r>
-              <w:t xml:space="preserve"> It must be a valid calendar date and match the exact day which it was added. It also </w:t>
+              <w:t xml:space="preserve"> It must be a valid calendar date and match the exact day </w:t>
+            </w:r>
+            <w:r>
+              <w:t xml:space="preserve">on </w:t>
+            </w:r>
+            <w:r>
+              <w:t xml:space="preserve">which it was added. It also </w:t>
             </w:r>
             <w:r>
               <w:lastRenderedPageBreak/>
@@ -10153,7 +10446,7 @@
           <w:szCs w:val="24"/>
         </w:rPr>
       </w:pPr>
-      <w:bookmarkStart w:id="21" w:name="_Toc224642408"/>
+      <w:bookmarkStart w:id="21" w:name="_Toc224644394"/>
       <w:r>
         <w:rPr>
           <w:rFonts w:asciiTheme="minorHAnsi" w:hAnsiTheme="minorHAnsi" w:cstheme="minorHAnsi"/>
@@ -11182,7 +11475,13 @@
           </w:tcPr>
           <w:p>
             <w:r>
-              <w:t xml:space="preserve">It can not be a date in the future. It must be the current date only </w:t>
+              <w:t>It can not be a date in the future. It must be the current date only</w:t>
+            </w:r>
+            <w:r>
+              <w:t>.</w:t>
+            </w:r>
+            <w:r>
+              <w:t xml:space="preserve"> </w:t>
             </w:r>
           </w:p>
         </w:tc>
@@ -11318,7 +11617,7 @@
           <w:szCs w:val="24"/>
         </w:rPr>
       </w:pPr>
-      <w:bookmarkStart w:id="22" w:name="_Toc224642409"/>
+      <w:bookmarkStart w:id="22" w:name="_Toc224644395"/>
       <w:r>
         <w:rPr>
           <w:rFonts w:asciiTheme="minorHAnsi" w:hAnsiTheme="minorHAnsi" w:cstheme="minorHAnsi"/>
@@ -11761,7 +12060,13 @@
               <w:t xml:space="preserve"> </w:t>
             </w:r>
             <w:r>
-              <w:t>It must be a valid calendar date and match the exact day which it was created. It also cannot be null.</w:t>
+              <w:t xml:space="preserve">It must be a valid calendar date and match the exact day </w:t>
+            </w:r>
+            <w:r>
+              <w:t xml:space="preserve">on </w:t>
+            </w:r>
+            <w:r>
+              <w:t>which it was created. It also cannot be null.</w:t>
             </w:r>
           </w:p>
         </w:tc>
@@ -11859,7 +12164,13 @@
           </w:tcPr>
           <w:p>
             <w:r>
-              <w:t>Must be an existing and valid calendar date which is set immediately after Date created.</w:t>
+              <w:t xml:space="preserve">Must be an existing and valid calendar date which is set immediately after </w:t>
+            </w:r>
+            <w:r>
+              <w:t>the date</w:t>
+            </w:r>
+            <w:r>
+              <w:t xml:space="preserve"> created.</w:t>
             </w:r>
           </w:p>
         </w:tc>
@@ -11897,7 +12208,7 @@
           <w:szCs w:val="24"/>
         </w:rPr>
       </w:pPr>
-      <w:bookmarkStart w:id="23" w:name="_Toc224642410"/>
+      <w:bookmarkStart w:id="23" w:name="_Toc224644396"/>
       <w:r>
         <w:rPr>
           <w:rFonts w:asciiTheme="minorHAnsi" w:hAnsiTheme="minorHAnsi" w:cstheme="minorHAnsi"/>
@@ -12227,7 +12538,13 @@
           </w:tcPr>
           <w:p>
             <w:r>
-              <w:t xml:space="preserve"> It must reference product</w:t>
+              <w:t xml:space="preserve"> It must reference </w:t>
+            </w:r>
+            <w:r>
+              <w:t xml:space="preserve">the </w:t>
+            </w:r>
+            <w:r>
+              <w:t>product</w:t>
             </w:r>
           </w:p>
         </w:tc>
@@ -12334,7 +12651,13 @@
           </w:tcPr>
           <w:p>
             <w:r>
-              <w:t xml:space="preserve"> It must reference order</w:t>
+              <w:t xml:space="preserve"> It must reference </w:t>
+            </w:r>
+            <w:r>
+              <w:t xml:space="preserve">the </w:t>
+            </w:r>
+            <w:r>
+              <w:t>order</w:t>
             </w:r>
           </w:p>
         </w:tc>
@@ -12474,7 +12797,7 @@
           <w:szCs w:val="24"/>
         </w:rPr>
       </w:pPr>
-      <w:bookmarkStart w:id="24" w:name="_Toc224642411"/>
+      <w:bookmarkStart w:id="24" w:name="_Toc224644397"/>
       <w:r>
         <w:rPr>
           <w:rFonts w:asciiTheme="minorHAnsi" w:hAnsiTheme="minorHAnsi" w:cstheme="minorHAnsi"/>
@@ -12912,7 +13235,13 @@
           </w:tcPr>
           <w:p>
             <w:r>
-              <w:t xml:space="preserve"> It must reference product</w:t>
+              <w:t xml:space="preserve"> It must reference </w:t>
+            </w:r>
+            <w:r>
+              <w:t xml:space="preserve">the </w:t>
+            </w:r>
+            <w:r>
+              <w:t>product</w:t>
             </w:r>
           </w:p>
         </w:tc>
@@ -13052,7 +13381,7 @@
           <w:szCs w:val="24"/>
         </w:rPr>
       </w:pPr>
-      <w:bookmarkStart w:id="25" w:name="_Toc224642412"/>
+      <w:bookmarkStart w:id="25" w:name="_Toc224644398"/>
       <w:r>
         <w:rPr>
           <w:rFonts w:asciiTheme="minorHAnsi" w:hAnsiTheme="minorHAnsi" w:cstheme="minorHAnsi"/>
@@ -13388,7 +13717,10 @@
               <w:t xml:space="preserve"> </w:t>
             </w:r>
             <w:r>
-              <w:t>The code must be a uniquely generated code</w:t>
+              <w:t xml:space="preserve">The code must be </w:t>
+            </w:r>
+            <w:r>
+              <w:t>uniquely generated</w:t>
             </w:r>
           </w:p>
         </w:tc>
@@ -13497,7 +13829,13 @@
               <w:t xml:space="preserve"> </w:t>
             </w:r>
             <w:r>
-              <w:t>It must be withing the range of 0% to 100%</w:t>
+              <w:t xml:space="preserve">It must be </w:t>
+            </w:r>
+            <w:r>
+              <w:t>within</w:t>
+            </w:r>
+            <w:r>
+              <w:t xml:space="preserve"> the range of 0% to 100%</w:t>
             </w:r>
           </w:p>
         </w:tc>
@@ -13732,7 +14070,7 @@
           <w:szCs w:val="28"/>
         </w:rPr>
       </w:pPr>
-      <w:bookmarkStart w:id="26" w:name="_Toc224642413"/>
+      <w:bookmarkStart w:id="26" w:name="_Toc224644399"/>
       <w:r>
         <w:rPr>
           <w:b/>
@@ -13754,7 +14092,7 @@
           <w:szCs w:val="28"/>
         </w:rPr>
       </w:pPr>
-      <w:bookmarkStart w:id="27" w:name="_Toc224642414"/>
+      <w:bookmarkStart w:id="27" w:name="_Toc224644400"/>
       <w:r>
         <w:rPr>
           <w:b/>
@@ -13838,7 +14176,21 @@
                 <w:b/>
                 <w:bCs/>
               </w:rPr>
-              <w:t>Type of test to be caried out</w:t>
+              <w:t xml:space="preserve">Type of test to be </w:t>
+            </w:r>
+            <w:r>
+              <w:rPr>
+                <w:b/>
+                <w:bCs/>
+              </w:rPr>
+              <w:t>carried</w:t>
+            </w:r>
+            <w:r>
+              <w:rPr>
+                <w:b/>
+                <w:bCs/>
+              </w:rPr>
+              <w:t xml:space="preserve"> out</w:t>
             </w:r>
           </w:p>
         </w:tc>
@@ -14041,7 +14393,7 @@
 </file>
 
 <file path=word/styles.xml><?xml version="1.0" encoding="utf-8"?>
-<w:styles xmlns:mc="http://schemas.openxmlformats.org/markup-compatibility/2006" xmlns:r="http://schemas.openxmlformats.org/officeDocument/2006/relationships" xmlns:w="http://schemas.openxmlformats.org/wordprocessingml/2006/main" xmlns:w14="http://schemas.microsoft.com/office/word/2010/wordml" xmlns:w15="http://schemas.microsoft.com/office/word/2012/wordml" xmlns:w16cex="http://schemas.microsoft.com/office/word/2018/wordml/cex" xmlns:w16cid="http://schemas.microsoft.com/office/word/2016/wordml/cid" xmlns:w16="http://schemas.microsoft.com/office/word/2018/wordml" xmlns:w16sdtdh="http://schemas.microsoft.com/office/word/2020/wordml/sdtdatahash" xmlns:w16se="http://schemas.microsoft.com/office/word/2015/wordml/symex" mc:Ignorable="w14 w15 w16se w16cid w16 w16cex w16sdtdh">
+<w:styles xmlns:mc="http://schemas.openxmlformats.org/markup-compatibility/2006" xmlns:r="http://schemas.openxmlformats.org/officeDocument/2006/relationships" xmlns:w="http://schemas.openxmlformats.org/wordprocessingml/2006/main" xmlns:w14="http://schemas.microsoft.com/office/word/2010/wordml" xmlns:w15="http://schemas.microsoft.com/office/word/2012/wordml" xmlns:w16cex="http://schemas.microsoft.com/office/word/2018/wordml/cex" xmlns:w16cid="http://schemas.microsoft.com/office/word/2016/wordml/cid" xmlns:w16="http://schemas.microsoft.com/office/word/2018/wordml" xmlns:w16du="http://schemas.microsoft.com/office/word/2023/wordml/word16du" xmlns:w16sdtdh="http://schemas.microsoft.com/office/word/2020/wordml/sdtdatahash" xmlns:w16sdtfl="http://schemas.microsoft.com/office/word/2024/wordml/sdtformatlock" xmlns:w16se="http://schemas.microsoft.com/office/word/2015/wordml/symex" mc:Ignorable="w14 w15 w16se w16cid w16 w16cex w16sdtdh w16sdtfl w16du">
   <w:docDefaults>
     <w:rPrDefault>
       <w:rPr>

--- a/Task1_AllDesigns_721242_Chukwudolue_T.docx
+++ b/Task1_AllDesigns_721242_Chukwudolue_T.docx
@@ -220,7 +220,7 @@
                                 <a:avLst/>
                               </a:prstGeom>
                               <a:blipFill>
-                                <a:blip r:embed="rId5"/>
+                                <a:blip r:embed="rId6"/>
                                 <a:stretch>
                                   <a:fillRect r="-7574"/>
                                 </a:stretch>
@@ -272,7 +272,7 @@
                       <v:path arrowok="t" o:connecttype="custom" o:connectlocs="0,0;7315200,0;7315200,1130373;3620757,733885;0,1092249;0,0" o:connectangles="0,0,0,0,0,0"/>
                     </v:shape>
                     <v:rect id="Rectangle 151" o:spid="_x0000_s1028" style="position:absolute;width:73152;height:12161;visibility:visible;mso-wrap-style:square;v-text-anchor:middle" o:gfxdata="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" stroked="f" strokeweight="1pt">
-                      <v:fill r:id="rId6" o:title="" recolor="t" rotate="t" type="frame"/>
+                      <v:fill r:id="rId7" o:title="" recolor="t" rotate="t" type="frame"/>
                     </v:rect>
                     <w10:wrap anchorx="page" anchory="page"/>
                   </v:group>
@@ -1001,7 +1001,7 @@
           <w:r>
             <w:fldChar w:fldCharType="separate"/>
           </w:r>
-          <w:hyperlink w:anchor="_Toc224644376" w:history="1">
+          <w:hyperlink w:anchor="_Toc224865111" w:history="1">
             <w:r>
               <w:rPr>
                 <w:rStyle w:val="Hyperlink"/>
@@ -1030,7 +1030,7 @@
                 <w:noProof/>
                 <w:webHidden/>
               </w:rPr>
-              <w:instrText xml:space="preserve"> PAGEREF _Toc224644376 \h </w:instrText>
+              <w:instrText xml:space="preserve"> PAGEREF _Toc224865111 \h </w:instrText>
             </w:r>
             <w:r>
               <w:rPr>
@@ -1077,7 +1077,7 @@
               <w14:ligatures w14:val="standardContextual"/>
             </w:rPr>
           </w:pPr>
-          <w:hyperlink w:anchor="_Toc224644377" w:history="1">
+          <w:hyperlink w:anchor="_Toc224865112" w:history="1">
             <w:r>
               <w:rPr>
                 <w:rStyle w:val="Hyperlink"/>
@@ -1104,7 +1104,7 @@
                 <w:noProof/>
                 <w:webHidden/>
               </w:rPr>
-              <w:instrText xml:space="preserve"> PAGEREF _Toc224644377 \h </w:instrText>
+              <w:instrText xml:space="preserve"> PAGEREF _Toc224865112 \h </w:instrText>
             </w:r>
             <w:r>
               <w:rPr>
@@ -1151,7 +1151,7 @@
               <w14:ligatures w14:val="standardContextual"/>
             </w:rPr>
           </w:pPr>
-          <w:hyperlink w:anchor="_Toc224644378" w:history="1">
+          <w:hyperlink w:anchor="_Toc224865113" w:history="1">
             <w:r>
               <w:rPr>
                 <w:rStyle w:val="Hyperlink"/>
@@ -1178,7 +1178,7 @@
                 <w:noProof/>
                 <w:webHidden/>
               </w:rPr>
-              <w:instrText xml:space="preserve"> PAGEREF _Toc224644378 \h </w:instrText>
+              <w:instrText xml:space="preserve"> PAGEREF _Toc224865113 \h </w:instrText>
             </w:r>
             <w:r>
               <w:rPr>
@@ -1225,7 +1225,7 @@
               <w14:ligatures w14:val="standardContextual"/>
             </w:rPr>
           </w:pPr>
-          <w:hyperlink w:anchor="_Toc224644379" w:history="1">
+          <w:hyperlink w:anchor="_Toc224865114" w:history="1">
             <w:r>
               <w:rPr>
                 <w:rStyle w:val="Hyperlink"/>
@@ -1253,7 +1253,7 @@
                 <w:noProof/>
                 <w:webHidden/>
               </w:rPr>
-              <w:instrText xml:space="preserve"> PAGEREF _Toc224644379 \h </w:instrText>
+              <w:instrText xml:space="preserve"> PAGEREF _Toc224865114 \h </w:instrText>
             </w:r>
             <w:r>
               <w:rPr>
@@ -1300,7 +1300,7 @@
               <w14:ligatures w14:val="standardContextual"/>
             </w:rPr>
           </w:pPr>
-          <w:hyperlink w:anchor="_Toc224644380" w:history="1">
+          <w:hyperlink w:anchor="_Toc224865115" w:history="1">
             <w:r>
               <w:rPr>
                 <w:rStyle w:val="Hyperlink"/>
@@ -1328,7 +1328,7 @@
                 <w:noProof/>
                 <w:webHidden/>
               </w:rPr>
-              <w:instrText xml:space="preserve"> PAGEREF _Toc224644380 \h </w:instrText>
+              <w:instrText xml:space="preserve"> PAGEREF _Toc224865115 \h </w:instrText>
             </w:r>
             <w:r>
               <w:rPr>
@@ -1348,7 +1348,7 @@
                 <w:noProof/>
                 <w:webHidden/>
               </w:rPr>
-              <w:t>5</w:t>
+              <w:t>6</w:t>
             </w:r>
             <w:r>
               <w:rPr>
@@ -1375,7 +1375,7 @@
               <w14:ligatures w14:val="standardContextual"/>
             </w:rPr>
           </w:pPr>
-          <w:hyperlink w:anchor="_Toc224644381" w:history="1">
+          <w:hyperlink w:anchor="_Toc224865116" w:history="1">
             <w:r>
               <w:rPr>
                 <w:rStyle w:val="Hyperlink"/>
@@ -1403,7 +1403,7 @@
                 <w:noProof/>
                 <w:webHidden/>
               </w:rPr>
-              <w:instrText xml:space="preserve"> PAGEREF _Toc224644381 \h </w:instrText>
+              <w:instrText xml:space="preserve"> PAGEREF _Toc224865116 \h </w:instrText>
             </w:r>
             <w:r>
               <w:rPr>
@@ -1423,7 +1423,7 @@
                 <w:noProof/>
                 <w:webHidden/>
               </w:rPr>
-              <w:t>6</w:t>
+              <w:t>7</w:t>
             </w:r>
             <w:r>
               <w:rPr>
@@ -1450,7 +1450,7 @@
               <w14:ligatures w14:val="standardContextual"/>
             </w:rPr>
           </w:pPr>
-          <w:hyperlink w:anchor="_Toc224644382" w:history="1">
+          <w:hyperlink w:anchor="_Toc224865117" w:history="1">
             <w:r>
               <w:rPr>
                 <w:rStyle w:val="Hyperlink"/>
@@ -1478,7 +1478,7 @@
                 <w:noProof/>
                 <w:webHidden/>
               </w:rPr>
-              <w:instrText xml:space="preserve"> PAGEREF _Toc224644382 \h </w:instrText>
+              <w:instrText xml:space="preserve"> PAGEREF _Toc224865117 \h </w:instrText>
             </w:r>
             <w:r>
               <w:rPr>
@@ -1498,7 +1498,7 @@
                 <w:noProof/>
                 <w:webHidden/>
               </w:rPr>
-              <w:t>7</w:t>
+              <w:t>8</w:t>
             </w:r>
             <w:r>
               <w:rPr>
@@ -1525,7 +1525,7 @@
               <w14:ligatures w14:val="standardContextual"/>
             </w:rPr>
           </w:pPr>
-          <w:hyperlink w:anchor="_Toc224644383" w:history="1">
+          <w:hyperlink w:anchor="_Toc224865118" w:history="1">
             <w:r>
               <w:rPr>
                 <w:rStyle w:val="Hyperlink"/>
@@ -1554,7 +1554,7 @@
                 <w:noProof/>
                 <w:webHidden/>
               </w:rPr>
-              <w:instrText xml:space="preserve"> PAGEREF _Toc224644383 \h </w:instrText>
+              <w:instrText xml:space="preserve"> PAGEREF _Toc224865118 \h </w:instrText>
             </w:r>
             <w:r>
               <w:rPr>
@@ -1574,7 +1574,7 @@
                 <w:noProof/>
                 <w:webHidden/>
               </w:rPr>
-              <w:t>7</w:t>
+              <w:t>8</w:t>
             </w:r>
             <w:r>
               <w:rPr>
@@ -1601,7 +1601,7 @@
               <w14:ligatures w14:val="standardContextual"/>
             </w:rPr>
           </w:pPr>
-          <w:hyperlink w:anchor="_Toc224644384" w:history="1">
+          <w:hyperlink w:anchor="_Toc224865119" w:history="1">
             <w:r>
               <w:rPr>
                 <w:rStyle w:val="Hyperlink"/>
@@ -1630,7 +1630,7 @@
                 <w:noProof/>
                 <w:webHidden/>
               </w:rPr>
-              <w:instrText xml:space="preserve"> PAGEREF _Toc224644384 \h </w:instrText>
+              <w:instrText xml:space="preserve"> PAGEREF _Toc224865119 \h </w:instrText>
             </w:r>
             <w:r>
               <w:rPr>
@@ -1650,7 +1650,7 @@
                 <w:noProof/>
                 <w:webHidden/>
               </w:rPr>
-              <w:t>7</w:t>
+              <w:t>8</w:t>
             </w:r>
             <w:r>
               <w:rPr>
@@ -1677,7 +1677,7 @@
               <w14:ligatures w14:val="standardContextual"/>
             </w:rPr>
           </w:pPr>
-          <w:hyperlink w:anchor="_Toc224644385" w:history="1">
+          <w:hyperlink w:anchor="_Toc224865120" w:history="1">
             <w:r>
               <w:rPr>
                 <w:rStyle w:val="Hyperlink"/>
@@ -1705,7 +1705,7 @@
                 <w:noProof/>
                 <w:webHidden/>
               </w:rPr>
-              <w:instrText xml:space="preserve"> PAGEREF _Toc224644385 \h </w:instrText>
+              <w:instrText xml:space="preserve"> PAGEREF _Toc224865120 \h </w:instrText>
             </w:r>
             <w:r>
               <w:rPr>
@@ -1725,7 +1725,7 @@
                 <w:noProof/>
                 <w:webHidden/>
               </w:rPr>
-              <w:t>7</w:t>
+              <w:t>8</w:t>
             </w:r>
             <w:r>
               <w:rPr>
@@ -1752,7 +1752,7 @@
               <w14:ligatures w14:val="standardContextual"/>
             </w:rPr>
           </w:pPr>
-          <w:hyperlink w:anchor="_Toc224644386" w:history="1">
+          <w:hyperlink w:anchor="_Toc224865121" w:history="1">
             <w:r>
               <w:rPr>
                 <w:rStyle w:val="Hyperlink"/>
@@ -1780,7 +1780,7 @@
                 <w:noProof/>
                 <w:webHidden/>
               </w:rPr>
-              <w:instrText xml:space="preserve"> PAGEREF _Toc224644386 \h </w:instrText>
+              <w:instrText xml:space="preserve"> PAGEREF _Toc224865121 \h </w:instrText>
             </w:r>
             <w:r>
               <w:rPr>
@@ -1800,7 +1800,7 @@
                 <w:noProof/>
                 <w:webHidden/>
               </w:rPr>
-              <w:t>9</w:t>
+              <w:t>10</w:t>
             </w:r>
             <w:r>
               <w:rPr>
@@ -1827,7 +1827,7 @@
               <w14:ligatures w14:val="standardContextual"/>
             </w:rPr>
           </w:pPr>
-          <w:hyperlink w:anchor="_Toc224644387" w:history="1">
+          <w:hyperlink w:anchor="_Toc224865122" w:history="1">
             <w:r>
               <w:rPr>
                 <w:rStyle w:val="Hyperlink"/>
@@ -1855,7 +1855,7 @@
                 <w:noProof/>
                 <w:webHidden/>
               </w:rPr>
-              <w:instrText xml:space="preserve"> PAGEREF _Toc224644387 \h </w:instrText>
+              <w:instrText xml:space="preserve"> PAGEREF _Toc224865122 \h </w:instrText>
             </w:r>
             <w:r>
               <w:rPr>
@@ -1875,7 +1875,7 @@
                 <w:noProof/>
                 <w:webHidden/>
               </w:rPr>
-              <w:t>9</w:t>
+              <w:t>10</w:t>
             </w:r>
             <w:r>
               <w:rPr>
@@ -1902,7 +1902,7 @@
               <w14:ligatures w14:val="standardContextual"/>
             </w:rPr>
           </w:pPr>
-          <w:hyperlink w:anchor="_Toc224644388" w:history="1">
+          <w:hyperlink w:anchor="_Toc224865123" w:history="1">
             <w:r>
               <w:rPr>
                 <w:rStyle w:val="Hyperlink"/>
@@ -1930,7 +1930,7 @@
                 <w:noProof/>
                 <w:webHidden/>
               </w:rPr>
-              <w:instrText xml:space="preserve"> PAGEREF _Toc224644388 \h </w:instrText>
+              <w:instrText xml:space="preserve"> PAGEREF _Toc224865123 \h </w:instrText>
             </w:r>
             <w:r>
               <w:rPr>
@@ -1950,7 +1950,7 @@
                 <w:noProof/>
                 <w:webHidden/>
               </w:rPr>
-              <w:t>9</w:t>
+              <w:t>10</w:t>
             </w:r>
             <w:r>
               <w:rPr>
@@ -1977,7 +1977,7 @@
               <w14:ligatures w14:val="standardContextual"/>
             </w:rPr>
           </w:pPr>
-          <w:hyperlink w:anchor="_Toc224644389" w:history="1">
+          <w:hyperlink w:anchor="_Toc224865124" w:history="1">
             <w:r>
               <w:rPr>
                 <w:rStyle w:val="Hyperlink"/>
@@ -2005,7 +2005,7 @@
                 <w:noProof/>
                 <w:webHidden/>
               </w:rPr>
-              <w:instrText xml:space="preserve"> PAGEREF _Toc224644389 \h </w:instrText>
+              <w:instrText xml:space="preserve"> PAGEREF _Toc224865124 \h </w:instrText>
             </w:r>
             <w:r>
               <w:rPr>
@@ -2025,7 +2025,7 @@
                 <w:noProof/>
                 <w:webHidden/>
               </w:rPr>
-              <w:t>9</w:t>
+              <w:t>10</w:t>
             </w:r>
             <w:r>
               <w:rPr>
@@ -2052,7 +2052,7 @@
               <w14:ligatures w14:val="standardContextual"/>
             </w:rPr>
           </w:pPr>
-          <w:hyperlink w:anchor="_Toc224644390" w:history="1">
+          <w:hyperlink w:anchor="_Toc224865125" w:history="1">
             <w:r>
               <w:rPr>
                 <w:rStyle w:val="Hyperlink"/>
@@ -2080,7 +2080,7 @@
                 <w:noProof/>
                 <w:webHidden/>
               </w:rPr>
-              <w:instrText xml:space="preserve"> PAGEREF _Toc224644390 \h </w:instrText>
+              <w:instrText xml:space="preserve"> PAGEREF _Toc224865125 \h </w:instrText>
             </w:r>
             <w:r>
               <w:rPr>
@@ -2127,7 +2127,7 @@
               <w14:ligatures w14:val="standardContextual"/>
             </w:rPr>
           </w:pPr>
-          <w:hyperlink w:anchor="_Toc224644391" w:history="1">
+          <w:hyperlink w:anchor="_Toc224865126" w:history="1">
             <w:r>
               <w:rPr>
                 <w:rStyle w:val="Hyperlink"/>
@@ -2155,7 +2155,7 @@
                 <w:noProof/>
                 <w:webHidden/>
               </w:rPr>
-              <w:instrText xml:space="preserve"> PAGEREF _Toc224644391 \h </w:instrText>
+              <w:instrText xml:space="preserve"> PAGEREF _Toc224865126 \h </w:instrText>
             </w:r>
             <w:r>
               <w:rPr>
@@ -2175,7 +2175,7 @@
                 <w:noProof/>
                 <w:webHidden/>
               </w:rPr>
-              <w:t>10</w:t>
+              <w:t>11</w:t>
             </w:r>
             <w:r>
               <w:rPr>
@@ -2202,7 +2202,7 @@
               <w14:ligatures w14:val="standardContextual"/>
             </w:rPr>
           </w:pPr>
-          <w:hyperlink w:anchor="_Toc224644392" w:history="1">
+          <w:hyperlink w:anchor="_Toc224865127" w:history="1">
             <w:r>
               <w:rPr>
                 <w:rStyle w:val="Hyperlink"/>
@@ -2230,7 +2230,7 @@
                 <w:noProof/>
                 <w:webHidden/>
               </w:rPr>
-              <w:instrText xml:space="preserve"> PAGEREF _Toc224644392 \h </w:instrText>
+              <w:instrText xml:space="preserve"> PAGEREF _Toc224865127 \h </w:instrText>
             </w:r>
             <w:r>
               <w:rPr>
@@ -2250,7 +2250,7 @@
                 <w:noProof/>
                 <w:webHidden/>
               </w:rPr>
-              <w:t>10</w:t>
+              <w:t>11</w:t>
             </w:r>
             <w:r>
               <w:rPr>
@@ -2277,7 +2277,7 @@
               <w14:ligatures w14:val="standardContextual"/>
             </w:rPr>
           </w:pPr>
-          <w:hyperlink w:anchor="_Toc224644393" w:history="1">
+          <w:hyperlink w:anchor="_Toc224865128" w:history="1">
             <w:r>
               <w:rPr>
                 <w:rStyle w:val="Hyperlink"/>
@@ -2305,7 +2305,7 @@
                 <w:noProof/>
                 <w:webHidden/>
               </w:rPr>
-              <w:instrText xml:space="preserve"> PAGEREF _Toc224644393 \h </w:instrText>
+              <w:instrText xml:space="preserve"> PAGEREF _Toc224865128 \h </w:instrText>
             </w:r>
             <w:r>
               <w:rPr>
@@ -2325,7 +2325,7 @@
                 <w:noProof/>
                 <w:webHidden/>
               </w:rPr>
-              <w:t>11</w:t>
+              <w:t>12</w:t>
             </w:r>
             <w:r>
               <w:rPr>
@@ -2352,7 +2352,7 @@
               <w14:ligatures w14:val="standardContextual"/>
             </w:rPr>
           </w:pPr>
-          <w:hyperlink w:anchor="_Toc224644394" w:history="1">
+          <w:hyperlink w:anchor="_Toc224865129" w:history="1">
             <w:r>
               <w:rPr>
                 <w:rStyle w:val="Hyperlink"/>
@@ -2380,7 +2380,7 @@
                 <w:noProof/>
                 <w:webHidden/>
               </w:rPr>
-              <w:instrText xml:space="preserve"> PAGEREF _Toc224644394 \h </w:instrText>
+              <w:instrText xml:space="preserve"> PAGEREF _Toc224865129 \h </w:instrText>
             </w:r>
             <w:r>
               <w:rPr>
@@ -2400,7 +2400,7 @@
                 <w:noProof/>
                 <w:webHidden/>
               </w:rPr>
-              <w:t>12</w:t>
+              <w:t>13</w:t>
             </w:r>
             <w:r>
               <w:rPr>
@@ -2427,7 +2427,7 @@
               <w14:ligatures w14:val="standardContextual"/>
             </w:rPr>
           </w:pPr>
-          <w:hyperlink w:anchor="_Toc224644395" w:history="1">
+          <w:hyperlink w:anchor="_Toc224865130" w:history="1">
             <w:r>
               <w:rPr>
                 <w:rStyle w:val="Hyperlink"/>
@@ -2455,7 +2455,7 @@
                 <w:noProof/>
                 <w:webHidden/>
               </w:rPr>
-              <w:instrText xml:space="preserve"> PAGEREF _Toc224644395 \h </w:instrText>
+              <w:instrText xml:space="preserve"> PAGEREF _Toc224865130 \h </w:instrText>
             </w:r>
             <w:r>
               <w:rPr>
@@ -2475,7 +2475,7 @@
                 <w:noProof/>
                 <w:webHidden/>
               </w:rPr>
-              <w:t>13</w:t>
+              <w:t>14</w:t>
             </w:r>
             <w:r>
               <w:rPr>
@@ -2502,7 +2502,7 @@
               <w14:ligatures w14:val="standardContextual"/>
             </w:rPr>
           </w:pPr>
-          <w:hyperlink w:anchor="_Toc224644396" w:history="1">
+          <w:hyperlink w:anchor="_Toc224865131" w:history="1">
             <w:r>
               <w:rPr>
                 <w:rStyle w:val="Hyperlink"/>
@@ -2530,7 +2530,7 @@
                 <w:noProof/>
                 <w:webHidden/>
               </w:rPr>
-              <w:instrText xml:space="preserve"> PAGEREF _Toc224644396 \h </w:instrText>
+              <w:instrText xml:space="preserve"> PAGEREF _Toc224865131 \h </w:instrText>
             </w:r>
             <w:r>
               <w:rPr>
@@ -2550,7 +2550,7 @@
                 <w:noProof/>
                 <w:webHidden/>
               </w:rPr>
-              <w:t>13</w:t>
+              <w:t>14</w:t>
             </w:r>
             <w:r>
               <w:rPr>
@@ -2577,7 +2577,7 @@
               <w14:ligatures w14:val="standardContextual"/>
             </w:rPr>
           </w:pPr>
-          <w:hyperlink w:anchor="_Toc224644397" w:history="1">
+          <w:hyperlink w:anchor="_Toc224865132" w:history="1">
             <w:r>
               <w:rPr>
                 <w:rStyle w:val="Hyperlink"/>
@@ -2605,7 +2605,7 @@
                 <w:noProof/>
                 <w:webHidden/>
               </w:rPr>
-              <w:instrText xml:space="preserve"> PAGEREF _Toc224644397 \h </w:instrText>
+              <w:instrText xml:space="preserve"> PAGEREF _Toc224865132 \h </w:instrText>
             </w:r>
             <w:r>
               <w:rPr>
@@ -2625,7 +2625,7 @@
                 <w:noProof/>
                 <w:webHidden/>
               </w:rPr>
-              <w:t>13</w:t>
+              <w:t>14</w:t>
             </w:r>
             <w:r>
               <w:rPr>
@@ -2652,7 +2652,7 @@
               <w14:ligatures w14:val="standardContextual"/>
             </w:rPr>
           </w:pPr>
-          <w:hyperlink w:anchor="_Toc224644398" w:history="1">
+          <w:hyperlink w:anchor="_Toc224865133" w:history="1">
             <w:r>
               <w:rPr>
                 <w:rStyle w:val="Hyperlink"/>
@@ -2680,7 +2680,7 @@
                 <w:noProof/>
                 <w:webHidden/>
               </w:rPr>
-              <w:instrText xml:space="preserve"> PAGEREF _Toc224644398 \h </w:instrText>
+              <w:instrText xml:space="preserve"> PAGEREF _Toc224865133 \h </w:instrText>
             </w:r>
             <w:r>
               <w:rPr>
@@ -2700,7 +2700,7 @@
                 <w:noProof/>
                 <w:webHidden/>
               </w:rPr>
-              <w:t>14</w:t>
+              <w:t>15</w:t>
             </w:r>
             <w:r>
               <w:rPr>
@@ -2727,7 +2727,7 @@
               <w14:ligatures w14:val="standardContextual"/>
             </w:rPr>
           </w:pPr>
-          <w:hyperlink w:anchor="_Toc224644399" w:history="1">
+          <w:hyperlink w:anchor="_Toc224865134" w:history="1">
             <w:r>
               <w:rPr>
                 <w:rStyle w:val="Hyperlink"/>
@@ -2756,7 +2756,7 @@
                 <w:noProof/>
                 <w:webHidden/>
               </w:rPr>
-              <w:instrText xml:space="preserve"> PAGEREF _Toc224644399 \h </w:instrText>
+              <w:instrText xml:space="preserve"> PAGEREF _Toc224865134 \h </w:instrText>
             </w:r>
             <w:r>
               <w:rPr>
@@ -2776,7 +2776,7 @@
                 <w:noProof/>
                 <w:webHidden/>
               </w:rPr>
-              <w:t>14</w:t>
+              <w:t>16</w:t>
             </w:r>
             <w:r>
               <w:rPr>
@@ -2803,7 +2803,382 @@
               <w14:ligatures w14:val="standardContextual"/>
             </w:rPr>
           </w:pPr>
-          <w:hyperlink w:anchor="_Toc224644400" w:history="1">
+          <w:hyperlink w:anchor="_Toc224865135" w:history="1">
+            <w:r>
+              <w:rPr>
+                <w:rStyle w:val="Hyperlink"/>
+                <w:rFonts w:cstheme="minorHAnsi"/>
+                <w:noProof/>
+              </w:rPr>
+              <w:t>Style Guide</w:t>
+            </w:r>
+            <w:r>
+              <w:rPr>
+                <w:noProof/>
+                <w:webHidden/>
+              </w:rPr>
+              <w:tab/>
+            </w:r>
+            <w:r>
+              <w:rPr>
+                <w:noProof/>
+                <w:webHidden/>
+              </w:rPr>
+              <w:fldChar w:fldCharType="begin"/>
+            </w:r>
+            <w:r>
+              <w:rPr>
+                <w:noProof/>
+                <w:webHidden/>
+              </w:rPr>
+              <w:instrText xml:space="preserve"> PAGEREF _Toc224865135 \h </w:instrText>
+            </w:r>
+            <w:r>
+              <w:rPr>
+                <w:noProof/>
+                <w:webHidden/>
+              </w:rPr>
+            </w:r>
+            <w:r>
+              <w:rPr>
+                <w:noProof/>
+                <w:webHidden/>
+              </w:rPr>
+              <w:fldChar w:fldCharType="separate"/>
+            </w:r>
+            <w:r>
+              <w:rPr>
+                <w:noProof/>
+                <w:webHidden/>
+              </w:rPr>
+              <w:t>16</w:t>
+            </w:r>
+            <w:r>
+              <w:rPr>
+                <w:noProof/>
+                <w:webHidden/>
+              </w:rPr>
+              <w:fldChar w:fldCharType="end"/>
+            </w:r>
+          </w:hyperlink>
+        </w:p>
+        <w:p>
+          <w:pPr>
+            <w:pStyle w:val="TOC2"/>
+            <w:tabs>
+              <w:tab w:val="right" w:leader="dot" w:pos="9016"/>
+            </w:tabs>
+            <w:rPr>
+              <w:rFonts w:eastAsiaTheme="minorEastAsia"/>
+              <w:noProof/>
+              <w:kern w:val="2"/>
+              <w:sz w:val="24"/>
+              <w:szCs w:val="24"/>
+              <w:lang w:eastAsia="en-GB"/>
+              <w14:ligatures w14:val="standardContextual"/>
+            </w:rPr>
+          </w:pPr>
+          <w:hyperlink w:anchor="_Toc224865136" w:history="1">
+            <w:r>
+              <w:rPr>
+                <w:rStyle w:val="Hyperlink"/>
+                <w:rFonts w:cstheme="minorHAnsi"/>
+                <w:noProof/>
+              </w:rPr>
+              <w:t>Typography</w:t>
+            </w:r>
+            <w:r>
+              <w:rPr>
+                <w:noProof/>
+                <w:webHidden/>
+              </w:rPr>
+              <w:tab/>
+            </w:r>
+            <w:r>
+              <w:rPr>
+                <w:noProof/>
+                <w:webHidden/>
+              </w:rPr>
+              <w:fldChar w:fldCharType="begin"/>
+            </w:r>
+            <w:r>
+              <w:rPr>
+                <w:noProof/>
+                <w:webHidden/>
+              </w:rPr>
+              <w:instrText xml:space="preserve"> PAGEREF _Toc224865136 \h </w:instrText>
+            </w:r>
+            <w:r>
+              <w:rPr>
+                <w:noProof/>
+                <w:webHidden/>
+              </w:rPr>
+            </w:r>
+            <w:r>
+              <w:rPr>
+                <w:noProof/>
+                <w:webHidden/>
+              </w:rPr>
+              <w:fldChar w:fldCharType="separate"/>
+            </w:r>
+            <w:r>
+              <w:rPr>
+                <w:noProof/>
+                <w:webHidden/>
+              </w:rPr>
+              <w:t>16</w:t>
+            </w:r>
+            <w:r>
+              <w:rPr>
+                <w:noProof/>
+                <w:webHidden/>
+              </w:rPr>
+              <w:fldChar w:fldCharType="end"/>
+            </w:r>
+          </w:hyperlink>
+        </w:p>
+        <w:p>
+          <w:pPr>
+            <w:pStyle w:val="TOC2"/>
+            <w:tabs>
+              <w:tab w:val="right" w:leader="dot" w:pos="9016"/>
+            </w:tabs>
+            <w:rPr>
+              <w:rFonts w:eastAsiaTheme="minorEastAsia"/>
+              <w:noProof/>
+              <w:kern w:val="2"/>
+              <w:sz w:val="24"/>
+              <w:szCs w:val="24"/>
+              <w:lang w:eastAsia="en-GB"/>
+              <w14:ligatures w14:val="standardContextual"/>
+            </w:rPr>
+          </w:pPr>
+          <w:hyperlink w:anchor="_Toc224865137" w:history="1">
+            <w:r>
+              <w:rPr>
+                <w:rStyle w:val="Hyperlink"/>
+                <w:rFonts w:cstheme="minorHAnsi"/>
+                <w:noProof/>
+              </w:rPr>
+              <w:t>Colours</w:t>
+            </w:r>
+            <w:r>
+              <w:rPr>
+                <w:noProof/>
+                <w:webHidden/>
+              </w:rPr>
+              <w:tab/>
+            </w:r>
+            <w:r>
+              <w:rPr>
+                <w:noProof/>
+                <w:webHidden/>
+              </w:rPr>
+              <w:fldChar w:fldCharType="begin"/>
+            </w:r>
+            <w:r>
+              <w:rPr>
+                <w:noProof/>
+                <w:webHidden/>
+              </w:rPr>
+              <w:instrText xml:space="preserve"> PAGEREF _Toc224865137 \h </w:instrText>
+            </w:r>
+            <w:r>
+              <w:rPr>
+                <w:noProof/>
+                <w:webHidden/>
+              </w:rPr>
+            </w:r>
+            <w:r>
+              <w:rPr>
+                <w:noProof/>
+                <w:webHidden/>
+              </w:rPr>
+              <w:fldChar w:fldCharType="separate"/>
+            </w:r>
+            <w:r>
+              <w:rPr>
+                <w:noProof/>
+                <w:webHidden/>
+              </w:rPr>
+              <w:t>16</w:t>
+            </w:r>
+            <w:r>
+              <w:rPr>
+                <w:noProof/>
+                <w:webHidden/>
+              </w:rPr>
+              <w:fldChar w:fldCharType="end"/>
+            </w:r>
+          </w:hyperlink>
+        </w:p>
+        <w:p>
+          <w:pPr>
+            <w:pStyle w:val="TOC2"/>
+            <w:tabs>
+              <w:tab w:val="right" w:leader="dot" w:pos="9016"/>
+            </w:tabs>
+            <w:rPr>
+              <w:rFonts w:eastAsiaTheme="minorEastAsia"/>
+              <w:noProof/>
+              <w:kern w:val="2"/>
+              <w:sz w:val="24"/>
+              <w:szCs w:val="24"/>
+              <w:lang w:eastAsia="en-GB"/>
+              <w14:ligatures w14:val="standardContextual"/>
+            </w:rPr>
+          </w:pPr>
+          <w:hyperlink w:anchor="_Toc224865138" w:history="1">
+            <w:r>
+              <w:rPr>
+                <w:rStyle w:val="Hyperlink"/>
+                <w:rFonts w:cstheme="minorHAnsi"/>
+                <w:noProof/>
+              </w:rPr>
+              <w:t>Dark Mode</w:t>
+            </w:r>
+            <w:r>
+              <w:rPr>
+                <w:noProof/>
+                <w:webHidden/>
+              </w:rPr>
+              <w:tab/>
+            </w:r>
+            <w:r>
+              <w:rPr>
+                <w:noProof/>
+                <w:webHidden/>
+              </w:rPr>
+              <w:fldChar w:fldCharType="begin"/>
+            </w:r>
+            <w:r>
+              <w:rPr>
+                <w:noProof/>
+                <w:webHidden/>
+              </w:rPr>
+              <w:instrText xml:space="preserve"> PAGEREF _Toc224865138 \h </w:instrText>
+            </w:r>
+            <w:r>
+              <w:rPr>
+                <w:noProof/>
+                <w:webHidden/>
+              </w:rPr>
+            </w:r>
+            <w:r>
+              <w:rPr>
+                <w:noProof/>
+                <w:webHidden/>
+              </w:rPr>
+              <w:fldChar w:fldCharType="separate"/>
+            </w:r>
+            <w:r>
+              <w:rPr>
+                <w:noProof/>
+                <w:webHidden/>
+              </w:rPr>
+              <w:t>16</w:t>
+            </w:r>
+            <w:r>
+              <w:rPr>
+                <w:noProof/>
+                <w:webHidden/>
+              </w:rPr>
+              <w:fldChar w:fldCharType="end"/>
+            </w:r>
+          </w:hyperlink>
+        </w:p>
+        <w:p>
+          <w:pPr>
+            <w:pStyle w:val="TOC2"/>
+            <w:tabs>
+              <w:tab w:val="right" w:leader="dot" w:pos="9016"/>
+            </w:tabs>
+            <w:rPr>
+              <w:rFonts w:eastAsiaTheme="minorEastAsia"/>
+              <w:noProof/>
+              <w:kern w:val="2"/>
+              <w:sz w:val="24"/>
+              <w:szCs w:val="24"/>
+              <w:lang w:eastAsia="en-GB"/>
+              <w14:ligatures w14:val="standardContextual"/>
+            </w:rPr>
+          </w:pPr>
+          <w:hyperlink w:anchor="_Toc224865139" w:history="1">
+            <w:r>
+              <w:rPr>
+                <w:rStyle w:val="Hyperlink"/>
+                <w:rFonts w:cstheme="minorHAnsi"/>
+                <w:noProof/>
+              </w:rPr>
+              <w:t>Light Mode</w:t>
+            </w:r>
+            <w:r>
+              <w:rPr>
+                <w:noProof/>
+                <w:webHidden/>
+              </w:rPr>
+              <w:tab/>
+            </w:r>
+            <w:r>
+              <w:rPr>
+                <w:noProof/>
+                <w:webHidden/>
+              </w:rPr>
+              <w:fldChar w:fldCharType="begin"/>
+            </w:r>
+            <w:r>
+              <w:rPr>
+                <w:noProof/>
+                <w:webHidden/>
+              </w:rPr>
+              <w:instrText xml:space="preserve"> PAGEREF _Toc224865139 \h </w:instrText>
+            </w:r>
+            <w:r>
+              <w:rPr>
+                <w:noProof/>
+                <w:webHidden/>
+              </w:rPr>
+            </w:r>
+            <w:r>
+              <w:rPr>
+                <w:noProof/>
+                <w:webHidden/>
+              </w:rPr>
+              <w:fldChar w:fldCharType="separate"/>
+            </w:r>
+            <w:r>
+              <w:rPr>
+                <w:noProof/>
+                <w:webHidden/>
+              </w:rPr>
+              <w:t>16</w:t>
+            </w:r>
+            <w:r>
+              <w:rPr>
+                <w:noProof/>
+                <w:webHidden/>
+              </w:rPr>
+              <w:fldChar w:fldCharType="end"/>
+            </w:r>
+          </w:hyperlink>
+        </w:p>
+        <w:p>
+          <w:pPr>
+            <w:pStyle w:val="TOC1"/>
+            <w:tabs>
+              <w:tab w:val="right" w:leader="dot" w:pos="9016"/>
+            </w:tabs>
+            <w:rPr>
+              <w:rFonts w:eastAsiaTheme="minorEastAsia"/>
+              <w:noProof/>
+              <w:kern w:val="2"/>
+              <w:sz w:val="24"/>
+              <w:szCs w:val="24"/>
+              <w:lang w:eastAsia="en-GB"/>
+              <w14:ligatures w14:val="standardContextual"/>
+            </w:rPr>
+          </w:pPr>
+          <w:hyperlink w:anchor="_Toc224865140" w:history="1">
             <w:r>
               <w:rPr>
                 <w:rStyle w:val="Hyperlink"/>
@@ -2832,7 +3207,7 @@
                 <w:noProof/>
                 <w:webHidden/>
               </w:rPr>
-              <w:instrText xml:space="preserve"> PAGEREF _Toc224644400 \h </w:instrText>
+              <w:instrText xml:space="preserve"> PAGEREF _Toc224865140 \h </w:instrText>
             </w:r>
             <w:r>
               <w:rPr>
@@ -2852,7 +3227,7 @@
                 <w:noProof/>
                 <w:webHidden/>
               </w:rPr>
-              <w:t>14</w:t>
+              <w:t>17</w:t>
             </w:r>
             <w:r>
               <w:rPr>
@@ -2888,13 +3263,12 @@
           <w:bCs/>
         </w:rPr>
       </w:pPr>
-      <w:bookmarkStart w:id="0" w:name="_Toc224644376"/>
+      <w:bookmarkStart w:id="0" w:name="_Toc224865111"/>
       <w:r>
         <w:rPr>
           <w:b/>
           <w:bCs/>
         </w:rPr>
-        <w:lastRenderedPageBreak/>
         <w:t>Algorithm Design</w:t>
       </w:r>
       <w:bookmarkEnd w:id="0"/>
@@ -2914,7 +3288,7 @@
           <w:szCs w:val="24"/>
         </w:rPr>
       </w:pPr>
-      <w:bookmarkStart w:id="1" w:name="_Toc224644377"/>
+      <w:bookmarkStart w:id="1" w:name="_Toc224865112"/>
       <w:r>
         <w:rPr>
           <w:sz w:val="24"/>
@@ -2950,7 +3324,7 @@
                     <pic:cNvPicPr/>
                   </pic:nvPicPr>
                   <pic:blipFill>
-                    <a:blip r:embed="rId7"/>
+                    <a:blip r:embed="rId8"/>
                     <a:stretch>
                       <a:fillRect/>
                     </a:stretch>
@@ -2983,6 +3357,7 @@
           <w:sz w:val="24"/>
           <w:szCs w:val="24"/>
         </w:rPr>
+        <w:lastRenderedPageBreak/>
         <w:t>The User will be prompted to enter their email and desired password</w:t>
       </w:r>
       <w:r>
@@ -3004,15 +3379,7 @@
           <w:sz w:val="24"/>
           <w:szCs w:val="24"/>
         </w:rPr>
-        <w:t xml:space="preserve">login </w:t>
-      </w:r>
-      <w:r>
-        <w:rPr>
-          <w:sz w:val="24"/>
-          <w:szCs w:val="24"/>
-        </w:rPr>
-        <w:lastRenderedPageBreak/>
-        <w:t>credentials that</w:t>
+        <w:t>login credentials that</w:t>
       </w:r>
       <w:r>
         <w:rPr>
@@ -3059,7 +3426,7 @@
           <w:szCs w:val="24"/>
         </w:rPr>
       </w:pPr>
-      <w:bookmarkStart w:id="2" w:name="_Toc224644378"/>
+      <w:bookmarkStart w:id="2" w:name="_Toc224865113"/>
       <w:r>
         <w:rPr>
           <w:sz w:val="24"/>
@@ -3094,7 +3461,7 @@
                     <pic:cNvPicPr/>
                   </pic:nvPicPr>
                   <pic:blipFill>
-                    <a:blip r:embed="rId8"/>
+                    <a:blip r:embed="rId9"/>
                     <a:stretch>
                       <a:fillRect/>
                     </a:stretch>
@@ -3127,7 +3494,15 @@
           <w:sz w:val="24"/>
           <w:szCs w:val="24"/>
         </w:rPr>
-        <w:t xml:space="preserve">The User will be prompted to input their user email and password. The system checks whether all inputs are valid. If it’s not, the system displays an error message telling the user they have entered invalid credentials and they should re-enter their details. The system then checks the database to validate whether the email and password used </w:t>
+        <w:t xml:space="preserve">The User will be prompted to input their user email and password. The system checks whether all inputs are valid. If it’s not, the system displays an error message telling the user they have entered invalid credentials and they should re-enter their details. The system </w:t>
+      </w:r>
+      <w:r>
+        <w:rPr>
+          <w:sz w:val="24"/>
+          <w:szCs w:val="24"/>
+        </w:rPr>
+        <w:lastRenderedPageBreak/>
+        <w:t xml:space="preserve">then checks the database to validate whether the email and password used </w:t>
       </w:r>
       <w:r>
         <w:rPr>
@@ -3183,15 +3558,7 @@
           <w:sz w:val="24"/>
           <w:szCs w:val="24"/>
         </w:rPr>
-        <w:t xml:space="preserve"> but the password </w:t>
-      </w:r>
-      <w:r>
-        <w:rPr>
-          <w:sz w:val="24"/>
-          <w:szCs w:val="24"/>
-        </w:rPr>
-        <w:lastRenderedPageBreak/>
-        <w:t>does not match, or the account does not exist if the email is not found. If the email exists and the password matches, the user is taken to the homepage.</w:t>
+        <w:t xml:space="preserve"> but the password does not match, or the account does not exist if the email is not found. If the email exists and the password matches, the user is taken to the homepage.</w:t>
       </w:r>
     </w:p>
     <w:p>
@@ -3211,7 +3578,7 @@
           <w:szCs w:val="24"/>
         </w:rPr>
       </w:pPr>
-      <w:bookmarkStart w:id="3" w:name="_Toc224644379"/>
+      <w:bookmarkStart w:id="3" w:name="_Toc224865114"/>
       <w:r>
         <w:rPr>
           <w:rFonts w:asciiTheme="minorHAnsi" w:hAnsiTheme="minorHAnsi" w:cstheme="minorHAnsi"/>
@@ -3243,7 +3610,7 @@
                     <pic:cNvPicPr/>
                   </pic:nvPicPr>
                   <pic:blipFill>
-                    <a:blip r:embed="rId9"/>
+                    <a:blip r:embed="rId10"/>
                     <a:stretch>
                       <a:fillRect/>
                     </a:stretch>
@@ -3266,6 +3633,7 @@
     </w:p>
     <w:p>
       <w:r>
+        <w:lastRenderedPageBreak/>
         <w:t xml:space="preserve">When the user selects a product, the system checks whether the user is logged in or not. If they are not logged in, they are redirected to the </w:t>
       </w:r>
       <w:r>
@@ -3305,11 +3673,7 @@
         <w:t xml:space="preserve">message is displayed. If it is in stock, the </w:t>
       </w:r>
       <w:r>
-        <w:t xml:space="preserve">system displays the basket page where the item </w:t>
-      </w:r>
-      <w:r>
-        <w:lastRenderedPageBreak/>
-        <w:t>would be added. If the selected product is already in the basket, then the system increases the quantity by 1</w:t>
+        <w:t>system displays the basket page where the item would be added. If the selected product is already in the basket, then the system increases the quantity by 1</w:t>
       </w:r>
       <w:r>
         <w:t>,</w:t>
@@ -3340,13 +3704,14 @@
           <w:szCs w:val="24"/>
         </w:rPr>
       </w:pPr>
-      <w:bookmarkStart w:id="4" w:name="_Toc224644380"/>
+      <w:bookmarkStart w:id="4" w:name="_Toc224865115"/>
       <w:r>
         <w:rPr>
           <w:rFonts w:asciiTheme="minorHAnsi" w:hAnsiTheme="minorHAnsi" w:cstheme="minorHAnsi"/>
           <w:sz w:val="24"/>
           <w:szCs w:val="24"/>
         </w:rPr>
+        <w:lastRenderedPageBreak/>
         <w:t>Place Order (Checkout)</w:t>
       </w:r>
       <w:bookmarkEnd w:id="4"/>
@@ -3372,7 +3737,7 @@
                     <pic:cNvPicPr/>
                   </pic:nvPicPr>
                   <pic:blipFill>
-                    <a:blip r:embed="rId10"/>
+                    <a:blip r:embed="rId11"/>
                     <a:stretch>
                       <a:fillRect/>
                     </a:stretch>
@@ -3395,7 +3760,6 @@
     </w:p>
     <w:p>
       <w:r>
-        <w:lastRenderedPageBreak/>
         <w:t xml:space="preserve">The system </w:t>
       </w:r>
       <w:r>
@@ -3429,7 +3793,11 @@
         <w:t>them</w:t>
       </w:r>
       <w:r>
-        <w:t xml:space="preserve"> are false, then appropriate error messages are displayed, but if they are true, the system calculates the order total in the basket and takes the user to the payment portal</w:t>
+        <w:t xml:space="preserve"> are false, then appropriate error messages are displayed, but if </w:t>
+      </w:r>
+      <w:r>
+        <w:lastRenderedPageBreak/>
+        <w:t>they are true, the system calculates the order total in the basket and takes the user to the payment portal</w:t>
       </w:r>
       <w:r>
         <w:t>,</w:t>
@@ -3454,7 +3822,7 @@
           <w:szCs w:val="24"/>
         </w:rPr>
       </w:pPr>
-      <w:bookmarkStart w:id="5" w:name="_Toc224644381"/>
+      <w:bookmarkStart w:id="5" w:name="_Toc224865116"/>
       <w:r>
         <w:rPr>
           <w:rFonts w:asciiTheme="minorHAnsi" w:hAnsiTheme="minorHAnsi" w:cstheme="minorHAnsi"/>
@@ -3486,7 +3854,7 @@
                     <pic:cNvPicPr/>
                   </pic:nvPicPr>
                   <pic:blipFill>
-                    <a:blip r:embed="rId11"/>
+                    <a:blip r:embed="rId12"/>
                     <a:stretch>
                       <a:fillRect/>
                     </a:stretch>
@@ -3515,11 +3883,13 @@
         <w:t>keywords</w:t>
       </w:r>
       <w:r>
-        <w:t xml:space="preserve">, the system receives the search input. If all input entries are valid, it searches for the product in the product database, if the entries are invalid, it displays an error message. Whilst the system is searching, it </w:t>
+        <w:t>, the system receives the search input. If all input entries are valid, it searches for the product in the product database</w:t>
       </w:r>
       <w:r>
-        <w:lastRenderedPageBreak/>
-        <w:t xml:space="preserve">checks the database </w:t>
+        <w:t>;</w:t>
+      </w:r>
+      <w:r>
+        <w:t xml:space="preserve"> if the entries are invalid, it displays an error message. Whilst the system is searching, it checks the database </w:t>
       </w:r>
       <w:r>
         <w:t xml:space="preserve">to see </w:t>
@@ -3535,7 +3905,7 @@
           <w:rFonts w:cstheme="minorHAnsi"/>
         </w:rPr>
       </w:pPr>
-      <w:bookmarkStart w:id="6" w:name="_Toc224644382"/>
+      <w:bookmarkStart w:id="6" w:name="_Toc224865117"/>
       <w:r>
         <w:rPr>
           <w:rStyle w:val="Heading2Char"/>
@@ -3543,6 +3913,7 @@
           <w:sz w:val="22"/>
           <w:szCs w:val="22"/>
         </w:rPr>
+        <w:lastRenderedPageBreak/>
         <w:t>Key</w:t>
       </w:r>
       <w:bookmarkEnd w:id="6"/>
@@ -3574,7 +3945,7 @@
                     <pic:cNvPicPr/>
                   </pic:nvPicPr>
                   <pic:blipFill>
-                    <a:blip r:embed="rId12"/>
+                    <a:blip r:embed="rId13"/>
                     <a:stretch>
                       <a:fillRect/>
                     </a:stretch>
@@ -3604,7 +3975,7 @@
           <w:bCs/>
         </w:rPr>
       </w:pPr>
-      <w:bookmarkStart w:id="7" w:name="_Toc224644383"/>
+      <w:bookmarkStart w:id="7" w:name="_Toc224865118"/>
       <w:r>
         <w:rPr>
           <w:b/>
@@ -3635,7 +4006,7 @@
                     <pic:cNvPicPr/>
                   </pic:nvPicPr>
                   <pic:blipFill>
-                    <a:blip r:embed="rId13"/>
+                    <a:blip r:embed="rId14"/>
                     <a:stretch>
                       <a:fillRect/>
                     </a:stretch>
@@ -3665,7 +4036,7 @@
           <w:bCs/>
         </w:rPr>
       </w:pPr>
-      <w:bookmarkStart w:id="8" w:name="_Toc224644384"/>
+      <w:bookmarkStart w:id="8" w:name="_Toc224865119"/>
       <w:r>
         <w:rPr>
           <w:b/>
@@ -3686,7 +4057,7 @@
         </w:rPr>
       </w:pPr>
       <w:bookmarkStart w:id="9" w:name="_Toc30396"/>
-      <w:bookmarkStart w:id="10" w:name="_Toc224644385"/>
+      <w:bookmarkStart w:id="10" w:name="_Toc224865120"/>
       <w:r>
         <w:rPr>
           <w:rFonts w:asciiTheme="minorHAnsi" w:hAnsiTheme="minorHAnsi" w:cstheme="minorHAnsi"/>
@@ -3945,11 +4316,7 @@
               <w:spacing w:after="158"/>
             </w:pPr>
             <w:r>
-              <w:t xml:space="preserve">It must be a Combination </w:t>
-            </w:r>
-            <w:r>
-              <w:lastRenderedPageBreak/>
-              <w:t>of characters</w:t>
+              <w:t>It must be a Combination of characters</w:t>
             </w:r>
           </w:p>
         </w:tc>
@@ -4026,7 +4393,11 @@
               <w:spacing w:after="158"/>
             </w:pPr>
             <w:r>
-              <w:t xml:space="preserve">Uppercase version of the </w:t>
+              <w:t xml:space="preserve">Uppercase version of </w:t>
+            </w:r>
+            <w:r>
+              <w:lastRenderedPageBreak/>
+              <w:t xml:space="preserve">the </w:t>
             </w:r>
             <w:r>
               <w:t>user’s</w:t>
@@ -4819,11 +5190,7 @@
               <w:spacing w:after="158"/>
             </w:pPr>
             <w:r>
-              <w:t xml:space="preserve">It must be a valid date set in the </w:t>
-            </w:r>
-            <w:r>
-              <w:lastRenderedPageBreak/>
-              <w:t xml:space="preserve">future from the current day </w:t>
+              <w:t xml:space="preserve">It must be a valid date set in the future from the current day </w:t>
             </w:r>
           </w:p>
         </w:tc>
@@ -4848,6 +5215,7 @@
               <w:spacing w:after="158"/>
             </w:pPr>
             <w:r>
+              <w:lastRenderedPageBreak/>
               <w:t>Lockout Enabled</w:t>
             </w:r>
           </w:p>
@@ -5016,7 +5384,7 @@
         </w:rPr>
       </w:pPr>
       <w:bookmarkStart w:id="11" w:name="_Toc30397"/>
-      <w:bookmarkStart w:id="12" w:name="_Toc224644386"/>
+      <w:bookmarkStart w:id="12" w:name="_Toc224865121"/>
       <w:r>
         <w:rPr>
           <w:rFonts w:asciiTheme="minorHAnsi" w:hAnsiTheme="minorHAnsi" w:cstheme="minorHAnsi"/>
@@ -5415,7 +5783,7 @@
         </w:rPr>
       </w:pPr>
       <w:bookmarkStart w:id="13" w:name="_Toc30398"/>
-      <w:bookmarkStart w:id="14" w:name="_Toc224644387"/>
+      <w:bookmarkStart w:id="14" w:name="_Toc224865122"/>
       <w:r>
         <w:rPr>
           <w:rFonts w:asciiTheme="minorHAnsi" w:hAnsiTheme="minorHAnsi" w:cstheme="minorHAnsi"/>
@@ -6010,7 +6378,7 @@
           <w:szCs w:val="24"/>
         </w:rPr>
       </w:pPr>
-      <w:bookmarkStart w:id="15" w:name="_Toc224644388"/>
+      <w:bookmarkStart w:id="15" w:name="_Toc224865123"/>
       <w:r>
         <w:rPr>
           <w:rFonts w:asciiTheme="minorHAnsi" w:hAnsiTheme="minorHAnsi" w:cstheme="minorHAnsi"/>
@@ -6576,7 +6944,7 @@
           <w:szCs w:val="24"/>
         </w:rPr>
       </w:pPr>
-      <w:bookmarkStart w:id="16" w:name="_Toc224644389"/>
+      <w:bookmarkStart w:id="16" w:name="_Toc224865124"/>
       <w:r>
         <w:rPr>
           <w:rFonts w:asciiTheme="minorHAnsi" w:hAnsiTheme="minorHAnsi" w:cstheme="minorHAnsi"/>
@@ -7148,14 +7516,13 @@
           <w:szCs w:val="24"/>
         </w:rPr>
       </w:pPr>
-      <w:bookmarkStart w:id="17" w:name="_Toc224644390"/>
+      <w:bookmarkStart w:id="17" w:name="_Toc224865125"/>
       <w:r>
         <w:rPr>
           <w:rFonts w:asciiTheme="minorHAnsi" w:hAnsiTheme="minorHAnsi" w:cstheme="minorHAnsi"/>
           <w:sz w:val="24"/>
           <w:szCs w:val="24"/>
         </w:rPr>
-        <w:lastRenderedPageBreak/>
         <w:t>AspNetUserClaims</w:t>
       </w:r>
       <w:bookmarkEnd w:id="17"/>
@@ -7304,6 +7671,7 @@
           </w:tcPr>
           <w:p>
             <w:r>
+              <w:lastRenderedPageBreak/>
               <w:t xml:space="preserve">Id </w:t>
             </w:r>
           </w:p>
@@ -7721,7 +8089,7 @@
           <w:szCs w:val="24"/>
         </w:rPr>
       </w:pPr>
-      <w:bookmarkStart w:id="18" w:name="_Toc224644391"/>
+      <w:bookmarkStart w:id="18" w:name="_Toc224865126"/>
       <w:r>
         <w:rPr>
           <w:rFonts w:asciiTheme="minorHAnsi" w:hAnsiTheme="minorHAnsi" w:cstheme="minorHAnsi"/>
@@ -8293,7 +8661,7 @@
           <w:szCs w:val="24"/>
         </w:rPr>
       </w:pPr>
-      <w:bookmarkStart w:id="19" w:name="_Toc224644392"/>
+      <w:bookmarkStart w:id="19" w:name="_Toc224865127"/>
       <w:r>
         <w:rPr>
           <w:rFonts w:asciiTheme="minorHAnsi" w:hAnsiTheme="minorHAnsi" w:cstheme="minorHAnsi"/>
@@ -9078,72 +9446,75 @@
           </w:tcPr>
           <w:p>
             <w:r>
+              <w:t>Delivery Address</w:t>
+            </w:r>
+          </w:p>
+        </w:tc>
+        <w:tc>
+          <w:tcPr>
+            <w:tcW w:w="1455" w:type="dxa"/>
+            <w:tcBorders>
+              <w:top w:val="single" w:sz="4" w:space="0" w:color="000000"/>
+              <w:left w:val="single" w:sz="4" w:space="0" w:color="000000"/>
+              <w:bottom w:val="single" w:sz="4" w:space="0" w:color="000000"/>
+              <w:right w:val="single" w:sz="4" w:space="0" w:color="000000"/>
+            </w:tcBorders>
+          </w:tcPr>
+          <w:p>
+            <w:r>
+              <w:t>String</w:t>
+            </w:r>
+          </w:p>
+        </w:tc>
+        <w:tc>
+          <w:tcPr>
+            <w:tcW w:w="1476" w:type="dxa"/>
+            <w:tcBorders>
+              <w:top w:val="single" w:sz="4" w:space="0" w:color="000000"/>
+              <w:left w:val="single" w:sz="4" w:space="0" w:color="000000"/>
+              <w:bottom w:val="single" w:sz="4" w:space="0" w:color="000000"/>
+              <w:right w:val="single" w:sz="4" w:space="0" w:color="000000"/>
+            </w:tcBorders>
+          </w:tcPr>
+          <w:p>
+            <w:r>
+              <w:t>Yes</w:t>
+            </w:r>
+          </w:p>
+        </w:tc>
+        <w:tc>
+          <w:tcPr>
+            <w:tcW w:w="1469" w:type="dxa"/>
+            <w:tcBorders>
+              <w:top w:val="single" w:sz="4" w:space="0" w:color="000000"/>
+              <w:left w:val="single" w:sz="4" w:space="0" w:color="000000"/>
+              <w:bottom w:val="single" w:sz="4" w:space="0" w:color="000000"/>
+              <w:right w:val="single" w:sz="4" w:space="0" w:color="000000"/>
+            </w:tcBorders>
+          </w:tcPr>
+          <w:p>
+            <w:r>
+              <w:t>None</w:t>
+            </w:r>
+          </w:p>
+        </w:tc>
+        <w:tc>
+          <w:tcPr>
+            <w:tcW w:w="1481" w:type="dxa"/>
+            <w:tcBorders>
+              <w:top w:val="single" w:sz="4" w:space="0" w:color="000000"/>
+              <w:left w:val="single" w:sz="4" w:space="0" w:color="000000"/>
+              <w:bottom w:val="single" w:sz="4" w:space="0" w:color="000000"/>
+              <w:right w:val="single" w:sz="4" w:space="0" w:color="000000"/>
+            </w:tcBorders>
+          </w:tcPr>
+          <w:p>
+            <w:r>
+              <w:t xml:space="preserve">It must be a valid, established </w:t>
+            </w:r>
+            <w:r>
               <w:lastRenderedPageBreak/>
-              <w:t>Delivery Address</w:t>
-            </w:r>
-          </w:p>
-        </w:tc>
-        <w:tc>
-          <w:tcPr>
-            <w:tcW w:w="1455" w:type="dxa"/>
-            <w:tcBorders>
-              <w:top w:val="single" w:sz="4" w:space="0" w:color="000000"/>
-              <w:left w:val="single" w:sz="4" w:space="0" w:color="000000"/>
-              <w:bottom w:val="single" w:sz="4" w:space="0" w:color="000000"/>
-              <w:right w:val="single" w:sz="4" w:space="0" w:color="000000"/>
-            </w:tcBorders>
-          </w:tcPr>
-          <w:p>
-            <w:r>
-              <w:t>String</w:t>
-            </w:r>
-          </w:p>
-        </w:tc>
-        <w:tc>
-          <w:tcPr>
-            <w:tcW w:w="1476" w:type="dxa"/>
-            <w:tcBorders>
-              <w:top w:val="single" w:sz="4" w:space="0" w:color="000000"/>
-              <w:left w:val="single" w:sz="4" w:space="0" w:color="000000"/>
-              <w:bottom w:val="single" w:sz="4" w:space="0" w:color="000000"/>
-              <w:right w:val="single" w:sz="4" w:space="0" w:color="000000"/>
-            </w:tcBorders>
-          </w:tcPr>
-          <w:p>
-            <w:r>
-              <w:t>Yes</w:t>
-            </w:r>
-          </w:p>
-        </w:tc>
-        <w:tc>
-          <w:tcPr>
-            <w:tcW w:w="1469" w:type="dxa"/>
-            <w:tcBorders>
-              <w:top w:val="single" w:sz="4" w:space="0" w:color="000000"/>
-              <w:left w:val="single" w:sz="4" w:space="0" w:color="000000"/>
-              <w:bottom w:val="single" w:sz="4" w:space="0" w:color="000000"/>
-              <w:right w:val="single" w:sz="4" w:space="0" w:color="000000"/>
-            </w:tcBorders>
-          </w:tcPr>
-          <w:p>
-            <w:r>
-              <w:t>None</w:t>
-            </w:r>
-          </w:p>
-        </w:tc>
-        <w:tc>
-          <w:tcPr>
-            <w:tcW w:w="1481" w:type="dxa"/>
-            <w:tcBorders>
-              <w:top w:val="single" w:sz="4" w:space="0" w:color="000000"/>
-              <w:left w:val="single" w:sz="4" w:space="0" w:color="000000"/>
-              <w:bottom w:val="single" w:sz="4" w:space="0" w:color="000000"/>
-              <w:right w:val="single" w:sz="4" w:space="0" w:color="000000"/>
-            </w:tcBorders>
-          </w:tcPr>
-          <w:p>
-            <w:r>
-              <w:t xml:space="preserve">It must be a valid, established and accessible address </w:t>
+              <w:t xml:space="preserve">and accessible address </w:t>
             </w:r>
           </w:p>
         </w:tc>
@@ -9375,7 +9746,7 @@
           <w:szCs w:val="24"/>
         </w:rPr>
       </w:pPr>
-      <w:bookmarkStart w:id="20" w:name="_Toc224644393"/>
+      <w:bookmarkStart w:id="20" w:name="_Toc224865128"/>
       <w:r>
         <w:rPr>
           <w:rFonts w:asciiTheme="minorHAnsi" w:hAnsiTheme="minorHAnsi" w:cstheme="minorHAnsi"/>
@@ -10307,11 +10678,7 @@
               <w:t xml:space="preserve">on </w:t>
             </w:r>
             <w:r>
-              <w:t xml:space="preserve">which it was added. It also </w:t>
-            </w:r>
-            <w:r>
-              <w:lastRenderedPageBreak/>
-              <w:t>cannot be null.</w:t>
+              <w:t>which it was added. It also cannot be null.</w:t>
             </w:r>
           </w:p>
         </w:tc>
@@ -10344,6 +10711,7 @@
           </w:tcPr>
           <w:p>
             <w:r>
+              <w:lastRenderedPageBreak/>
               <w:t>Is Available</w:t>
             </w:r>
           </w:p>
@@ -10446,7 +10814,7 @@
           <w:szCs w:val="24"/>
         </w:rPr>
       </w:pPr>
-      <w:bookmarkStart w:id="21" w:name="_Toc224644394"/>
+      <w:bookmarkStart w:id="21" w:name="_Toc224865129"/>
       <w:r>
         <w:rPr>
           <w:rFonts w:asciiTheme="minorHAnsi" w:hAnsiTheme="minorHAnsi" w:cstheme="minorHAnsi"/>
@@ -11514,7 +11882,6 @@
           </w:tcPr>
           <w:p>
             <w:r>
-              <w:lastRenderedPageBreak/>
               <w:t>IsVerified</w:t>
             </w:r>
           </w:p>
@@ -11605,6 +11972,7 @@
         </w:rPr>
       </w:pPr>
       <w:r>
+        <w:lastRenderedPageBreak/>
         <w:t xml:space="preserve"> </w:t>
       </w:r>
     </w:p>
@@ -11617,7 +11985,7 @@
           <w:szCs w:val="24"/>
         </w:rPr>
       </w:pPr>
-      <w:bookmarkStart w:id="22" w:name="_Toc224644395"/>
+      <w:bookmarkStart w:id="22" w:name="_Toc224865130"/>
       <w:r>
         <w:rPr>
           <w:rFonts w:asciiTheme="minorHAnsi" w:hAnsiTheme="minorHAnsi" w:cstheme="minorHAnsi"/>
@@ -12208,7 +12576,7 @@
           <w:szCs w:val="24"/>
         </w:rPr>
       </w:pPr>
-      <w:bookmarkStart w:id="23" w:name="_Toc224644396"/>
+      <w:bookmarkStart w:id="23" w:name="_Toc224865131"/>
       <w:r>
         <w:rPr>
           <w:rFonts w:asciiTheme="minorHAnsi" w:hAnsiTheme="minorHAnsi" w:cstheme="minorHAnsi"/>
@@ -12797,7 +13165,7 @@
           <w:szCs w:val="24"/>
         </w:rPr>
       </w:pPr>
-      <w:bookmarkStart w:id="24" w:name="_Toc224644397"/>
+      <w:bookmarkStart w:id="24" w:name="_Toc224865132"/>
       <w:r>
         <w:rPr>
           <w:rFonts w:asciiTheme="minorHAnsi" w:hAnsiTheme="minorHAnsi" w:cstheme="minorHAnsi"/>
@@ -12952,7 +13320,6 @@
           </w:tcPr>
           <w:p>
             <w:r>
-              <w:lastRenderedPageBreak/>
               <w:t xml:space="preserve">Id </w:t>
             </w:r>
           </w:p>
@@ -13060,6 +13427,7 @@
           </w:tcPr>
           <w:p>
             <w:r>
+              <w:lastRenderedPageBreak/>
               <w:t xml:space="preserve">Basket Id </w:t>
             </w:r>
           </w:p>
@@ -13381,7 +13749,7 @@
           <w:szCs w:val="24"/>
         </w:rPr>
       </w:pPr>
-      <w:bookmarkStart w:id="25" w:name="_Toc224644398"/>
+      <w:bookmarkStart w:id="25" w:name="_Toc224865133"/>
       <w:r>
         <w:rPr>
           <w:rFonts w:asciiTheme="minorHAnsi" w:hAnsiTheme="minorHAnsi" w:cstheme="minorHAnsi"/>
@@ -14070,7 +14438,7 @@
           <w:szCs w:val="28"/>
         </w:rPr>
       </w:pPr>
-      <w:bookmarkStart w:id="26" w:name="_Toc224644399"/>
+      <w:bookmarkStart w:id="26" w:name="_Toc224865134"/>
       <w:r>
         <w:rPr>
           <w:b/>
@@ -14078,9 +14446,1294 @@
           <w:sz w:val="28"/>
           <w:szCs w:val="28"/>
         </w:rPr>
+        <w:lastRenderedPageBreak/>
         <w:t>Site map</w:t>
       </w:r>
       <w:bookmarkEnd w:id="26"/>
+    </w:p>
+    <w:p>
+      <w:r>
+        <w:drawing>
+          <wp:inline distT="0" distB="0" distL="0" distR="0" wp14:anchorId="2E0C7E14" wp14:editId="304D8B53">
+            <wp:extent cx="4496031" cy="5067560"/>
+            <wp:effectExtent l="0" t="0" r="0" b="0"/>
+            <wp:docPr id="1668137736" name="Picture 1"/>
+            <wp:cNvGraphicFramePr>
+              <a:graphicFrameLocks xmlns:a="http://schemas.openxmlformats.org/drawingml/2006/main" noChangeAspect="1"/>
+            </wp:cNvGraphicFramePr>
+            <a:graphic xmlns:a="http://schemas.openxmlformats.org/drawingml/2006/main">
+              <a:graphicData uri="http://schemas.openxmlformats.org/drawingml/2006/picture">
+                <pic:pic xmlns:pic="http://schemas.openxmlformats.org/drawingml/2006/picture">
+                  <pic:nvPicPr>
+                    <pic:cNvPr id="1668137736" name=""/>
+                    <pic:cNvPicPr/>
+                  </pic:nvPicPr>
+                  <pic:blipFill>
+                    <a:blip r:embed="rId15"/>
+                    <a:stretch>
+                      <a:fillRect/>
+                    </a:stretch>
+                  </pic:blipFill>
+                  <pic:spPr>
+                    <a:xfrm>
+                      <a:off x="0" y="0"/>
+                      <a:ext cx="4496031" cy="5067560"/>
+                    </a:xfrm>
+                    <a:prstGeom prst="rect">
+                      <a:avLst/>
+                    </a:prstGeom>
+                  </pic:spPr>
+                </pic:pic>
+              </a:graphicData>
+            </a:graphic>
+          </wp:inline>
+        </w:drawing>
+      </w:r>
+    </w:p>
+    <w:p>
+      <w:pPr>
+        <w:rPr>
+          <w:rFonts w:cstheme="minorHAnsi"/>
+        </w:rPr>
+      </w:pPr>
+    </w:p>
+    <w:p>
+      <w:pPr>
+        <w:pStyle w:val="Heading1"/>
+        <w:rPr>
+          <w:rFonts w:asciiTheme="minorHAnsi" w:hAnsiTheme="minorHAnsi" w:cstheme="minorHAnsi"/>
+          <w:sz w:val="28"/>
+          <w:szCs w:val="28"/>
+        </w:rPr>
+      </w:pPr>
+      <w:bookmarkStart w:id="27" w:name="_Toc224865135"/>
+      <w:r>
+        <w:rPr>
+          <w:rFonts w:asciiTheme="minorHAnsi" w:hAnsiTheme="minorHAnsi" w:cstheme="minorHAnsi"/>
+          <w:sz w:val="28"/>
+          <w:szCs w:val="28"/>
+        </w:rPr>
+        <w:t>Style Guide</w:t>
+      </w:r>
+      <w:bookmarkEnd w:id="27"/>
+      <w:r>
+        <w:rPr>
+          <w:rFonts w:asciiTheme="minorHAnsi" w:hAnsiTheme="minorHAnsi" w:cstheme="minorHAnsi"/>
+          <w:sz w:val="28"/>
+          <w:szCs w:val="28"/>
+        </w:rPr>
+        <w:t xml:space="preserve"> </w:t>
+      </w:r>
+    </w:p>
+    <w:p>
+      <w:pPr>
+        <w:pStyle w:val="Heading2"/>
+        <w:rPr>
+          <w:rFonts w:asciiTheme="minorHAnsi" w:hAnsiTheme="minorHAnsi" w:cstheme="minorHAnsi"/>
+          <w:sz w:val="24"/>
+          <w:szCs w:val="24"/>
+        </w:rPr>
+      </w:pPr>
+      <w:bookmarkStart w:id="28" w:name="_Toc224865136"/>
+      <w:r>
+        <w:rPr>
+          <w:rFonts w:asciiTheme="minorHAnsi" w:hAnsiTheme="minorHAnsi" w:cstheme="minorHAnsi"/>
+          <w:sz w:val="24"/>
+          <w:szCs w:val="24"/>
+        </w:rPr>
+        <w:t>Typography</w:t>
+      </w:r>
+      <w:bookmarkEnd w:id="28"/>
+    </w:p>
+    <w:p>
+      <w:pPr>
+        <w:pStyle w:val="ListParagraph"/>
+        <w:numPr>
+          <w:ilvl w:val="0"/>
+          <w:numId w:val="1"/>
+        </w:numPr>
+      </w:pPr>
+      <w:r>
+        <w:t>Font Family - Inter (Variable)</w:t>
+      </w:r>
+    </w:p>
+    <w:p>
+      <w:pPr>
+        <w:pStyle w:val="ListParagraph"/>
+        <w:numPr>
+          <w:ilvl w:val="0"/>
+          <w:numId w:val="1"/>
+        </w:numPr>
+      </w:pPr>
+      <w:r>
+        <w:t>Weights used – Regular 400, Medium 500, Semi-Bold 600, Bold 700</w:t>
+      </w:r>
+    </w:p>
+    <w:p>
+      <w:pPr>
+        <w:pStyle w:val="Heading2"/>
+        <w:rPr>
+          <w:rFonts w:asciiTheme="minorHAnsi" w:hAnsiTheme="minorHAnsi" w:cstheme="minorHAnsi"/>
+          <w:sz w:val="24"/>
+          <w:szCs w:val="24"/>
+        </w:rPr>
+      </w:pPr>
+      <w:bookmarkStart w:id="29" w:name="_Toc224865137"/>
+      <w:r>
+        <w:rPr>
+          <w:rFonts w:asciiTheme="minorHAnsi" w:hAnsiTheme="minorHAnsi" w:cstheme="minorHAnsi"/>
+          <w:sz w:val="24"/>
+          <w:szCs w:val="24"/>
+        </w:rPr>
+        <w:t>Colours</w:t>
+      </w:r>
+      <w:bookmarkEnd w:id="29"/>
+    </w:p>
+    <w:p>
+      <w:pPr>
+        <w:pStyle w:val="Heading2"/>
+        <w:rPr>
+          <w:rFonts w:asciiTheme="minorHAnsi" w:hAnsiTheme="minorHAnsi" w:cstheme="minorHAnsi"/>
+          <w:sz w:val="24"/>
+          <w:szCs w:val="24"/>
+        </w:rPr>
+      </w:pPr>
+      <w:bookmarkStart w:id="30" w:name="_Toc224865138"/>
+      <w:r>
+        <w:rPr>
+          <w:rFonts w:asciiTheme="minorHAnsi" w:hAnsiTheme="minorHAnsi" w:cstheme="minorHAnsi"/>
+          <w:sz w:val="24"/>
+          <w:szCs w:val="24"/>
+        </w:rPr>
+        <w:t>Dark Mode</w:t>
+      </w:r>
+      <w:bookmarkEnd w:id="30"/>
+    </w:p>
+    <w:p>
+      <w:pPr>
+        <w:pStyle w:val="ListParagraph"/>
+        <w:numPr>
+          <w:ilvl w:val="0"/>
+          <w:numId w:val="2"/>
+        </w:numPr>
+      </w:pPr>
+      <w:r>
+        <w:rPr>
+          <w:noProof/>
+        </w:rPr>
+        <mc:AlternateContent>
+          <mc:Choice Requires="wps">
+            <w:drawing>
+              <wp:anchor distT="0" distB="0" distL="114300" distR="114300" simplePos="0" relativeHeight="251665408" behindDoc="0" locked="0" layoutInCell="1" allowOverlap="1" wp14:anchorId="2FE04324" wp14:editId="46325253">
+                <wp:simplePos x="0" y="0"/>
+                <wp:positionH relativeFrom="column">
+                  <wp:posOffset>2312090</wp:posOffset>
+                </wp:positionH>
+                <wp:positionV relativeFrom="paragraph">
+                  <wp:posOffset>193656</wp:posOffset>
+                </wp:positionV>
+                <wp:extent cx="166494" cy="166495"/>
+                <wp:effectExtent l="0" t="0" r="24130" b="24130"/>
+                <wp:wrapNone/>
+                <wp:docPr id="2081455697" name="Rectangle: Rounded Corners 6"/>
+                <wp:cNvGraphicFramePr/>
+                <a:graphic xmlns:a="http://schemas.openxmlformats.org/drawingml/2006/main">
+                  <a:graphicData uri="http://schemas.microsoft.com/office/word/2010/wordprocessingShape">
+                    <wps:wsp>
+                      <wps:cNvSpPr/>
+                      <wps:spPr>
+                        <a:xfrm>
+                          <a:off x="0" y="0"/>
+                          <a:ext cx="166494" cy="166495"/>
+                        </a:xfrm>
+                        <a:prstGeom prst="roundRect">
+                          <a:avLst/>
+                        </a:prstGeom>
+                        <a:solidFill>
+                          <a:srgbClr val="2F3E35"/>
+                        </a:solidFill>
+                      </wps:spPr>
+                      <wps:style>
+                        <a:lnRef idx="2">
+                          <a:schemeClr val="accent1">
+                            <a:shade val="15000"/>
+                          </a:schemeClr>
+                        </a:lnRef>
+                        <a:fillRef idx="1">
+                          <a:schemeClr val="accent1"/>
+                        </a:fillRef>
+                        <a:effectRef idx="0">
+                          <a:schemeClr val="accent1"/>
+                        </a:effectRef>
+                        <a:fontRef idx="minor">
+                          <a:schemeClr val="lt1"/>
+                        </a:fontRef>
+                      </wps:style>
+                      <wps:bodyPr rot="0" spcFirstLastPara="0" vertOverflow="overflow" horzOverflow="overflow" vert="horz" wrap="square" lIns="91440" tIns="45720" rIns="91440" bIns="45720" numCol="1" spcCol="0" rtlCol="0" fromWordArt="0" anchor="ctr" anchorCtr="0" forceAA="0" compatLnSpc="1">
+                        <a:prstTxWarp prst="textNoShape">
+                          <a:avLst/>
+                        </a:prstTxWarp>
+                        <a:noAutofit/>
+                      </wps:bodyPr>
+                    </wps:wsp>
+                  </a:graphicData>
+                </a:graphic>
+              </wp:anchor>
+            </w:drawing>
+          </mc:Choice>
+          <mc:Fallback>
+            <w:pict>
+              <v:roundrect w14:anchorId="4039816E" id="Rectangle: Rounded Corners 6" o:spid="_x0000_s1026" style="position:absolute;margin-left:182.05pt;margin-top:15.25pt;width:13.1pt;height:13.1pt;z-index:251665408;visibility:visible;mso-wrap-style:square;mso-wrap-distance-left:9pt;mso-wrap-distance-top:0;mso-wrap-distance-right:9pt;mso-wrap-distance-bottom:0;mso-position-horizontal:absolute;mso-position-horizontal-relative:text;mso-position-vertical:absolute;mso-position-vertical-relative:text;v-text-anchor:middle" arcsize="10923f" o:gfxdata="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" fillcolor="#2f3e35" strokecolor="#09101d [484]" strokeweight="1pt">
+                <v:stroke joinstyle="miter"/>
+              </v:roundrect>
+            </w:pict>
+          </mc:Fallback>
+        </mc:AlternateContent>
+      </w:r>
+      <w:r>
+        <w:rPr>
+          <w:noProof/>
+        </w:rPr>
+        <mc:AlternateContent>
+          <mc:Choice Requires="wps">
+            <w:drawing>
+              <wp:anchor distT="0" distB="0" distL="114300" distR="114300" simplePos="0" relativeHeight="251663360" behindDoc="0" locked="0" layoutInCell="1" allowOverlap="1" wp14:anchorId="666E1570" wp14:editId="1D93E9B2">
+                <wp:simplePos x="0" y="0"/>
+                <wp:positionH relativeFrom="column">
+                  <wp:posOffset>1376886</wp:posOffset>
+                </wp:positionH>
+                <wp:positionV relativeFrom="paragraph">
+                  <wp:posOffset>17743</wp:posOffset>
+                </wp:positionV>
+                <wp:extent cx="166494" cy="166495"/>
+                <wp:effectExtent l="0" t="0" r="24130" b="24130"/>
+                <wp:wrapNone/>
+                <wp:docPr id="1538631653" name="Rectangle: Rounded Corners 6"/>
+                <wp:cNvGraphicFramePr/>
+                <a:graphic xmlns:a="http://schemas.openxmlformats.org/drawingml/2006/main">
+                  <a:graphicData uri="http://schemas.microsoft.com/office/word/2010/wordprocessingShape">
+                    <wps:wsp>
+                      <wps:cNvSpPr/>
+                      <wps:spPr>
+                        <a:xfrm>
+                          <a:off x="0" y="0"/>
+                          <a:ext cx="166494" cy="166495"/>
+                        </a:xfrm>
+                        <a:prstGeom prst="roundRect">
+                          <a:avLst/>
+                        </a:prstGeom>
+                        <a:solidFill>
+                          <a:srgbClr val="1F2A24"/>
+                        </a:solidFill>
+                      </wps:spPr>
+                      <wps:style>
+                        <a:lnRef idx="2">
+                          <a:schemeClr val="accent1">
+                            <a:shade val="15000"/>
+                          </a:schemeClr>
+                        </a:lnRef>
+                        <a:fillRef idx="1">
+                          <a:schemeClr val="accent1"/>
+                        </a:fillRef>
+                        <a:effectRef idx="0">
+                          <a:schemeClr val="accent1"/>
+                        </a:effectRef>
+                        <a:fontRef idx="minor">
+                          <a:schemeClr val="lt1"/>
+                        </a:fontRef>
+                      </wps:style>
+                      <wps:bodyPr rot="0" spcFirstLastPara="0" vertOverflow="overflow" horzOverflow="overflow" vert="horz" wrap="square" lIns="91440" tIns="45720" rIns="91440" bIns="45720" numCol="1" spcCol="0" rtlCol="0" fromWordArt="0" anchor="ctr" anchorCtr="0" forceAA="0" compatLnSpc="1">
+                        <a:prstTxWarp prst="textNoShape">
+                          <a:avLst/>
+                        </a:prstTxWarp>
+                        <a:noAutofit/>
+                      </wps:bodyPr>
+                    </wps:wsp>
+                  </a:graphicData>
+                </a:graphic>
+              </wp:anchor>
+            </w:drawing>
+          </mc:Choice>
+          <mc:Fallback>
+            <w:pict>
+              <v:roundrect w14:anchorId="76A139C8" id="Rectangle: Rounded Corners 6" o:spid="_x0000_s1026" style="position:absolute;margin-left:108.4pt;margin-top:1.4pt;width:13.1pt;height:13.1pt;z-index:251663360;visibility:visible;mso-wrap-style:square;mso-wrap-distance-left:9pt;mso-wrap-distance-top:0;mso-wrap-distance-right:9pt;mso-wrap-distance-bottom:0;mso-position-horizontal:absolute;mso-position-horizontal-relative:text;mso-position-vertical:absolute;mso-position-vertical-relative:text;v-text-anchor:middle" arcsize="10923f" o:gfxdata="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" fillcolor="#1f2a24" strokecolor="#09101d [484]" strokeweight="1pt">
+                <v:stroke joinstyle="miter"/>
+              </v:roundrect>
+            </w:pict>
+          </mc:Fallback>
+        </mc:AlternateContent>
+      </w:r>
+      <w:r>
+        <w:t xml:space="preserve">Body </w:t>
+      </w:r>
+      <w:r>
+        <w:t xml:space="preserve">- #1F2A24 </w:t>
+      </w:r>
+    </w:p>
+    <w:p>
+      <w:pPr>
+        <w:pStyle w:val="ListParagraph"/>
+        <w:numPr>
+          <w:ilvl w:val="0"/>
+          <w:numId w:val="2"/>
+        </w:numPr>
+      </w:pPr>
+      <w:r>
+        <w:t xml:space="preserve">Foreground Elements - #2F3E35 </w:t>
+      </w:r>
+    </w:p>
+    <w:p>
+      <w:pPr>
+        <w:pStyle w:val="ListParagraph"/>
+        <w:numPr>
+          <w:ilvl w:val="0"/>
+          <w:numId w:val="2"/>
+        </w:numPr>
+      </w:pPr>
+      <w:r>
+        <w:rPr>
+          <w:noProof/>
+        </w:rPr>
+        <mc:AlternateContent>
+          <mc:Choice Requires="wps">
+            <w:drawing>
+              <wp:anchor distT="0" distB="0" distL="114300" distR="114300" simplePos="0" relativeHeight="251667456" behindDoc="0" locked="0" layoutInCell="1" allowOverlap="1" wp14:anchorId="1A722929" wp14:editId="43775BA2">
+                <wp:simplePos x="0" y="0"/>
+                <wp:positionH relativeFrom="column">
+                  <wp:posOffset>1802354</wp:posOffset>
+                </wp:positionH>
+                <wp:positionV relativeFrom="paragraph">
+                  <wp:posOffset>2232</wp:posOffset>
+                </wp:positionV>
+                <wp:extent cx="166494" cy="166495"/>
+                <wp:effectExtent l="0" t="0" r="24130" b="24130"/>
+                <wp:wrapNone/>
+                <wp:docPr id="1856787005" name="Rectangle: Rounded Corners 6"/>
+                <wp:cNvGraphicFramePr/>
+                <a:graphic xmlns:a="http://schemas.openxmlformats.org/drawingml/2006/main">
+                  <a:graphicData uri="http://schemas.microsoft.com/office/word/2010/wordprocessingShape">
+                    <wps:wsp>
+                      <wps:cNvSpPr/>
+                      <wps:spPr>
+                        <a:xfrm>
+                          <a:off x="0" y="0"/>
+                          <a:ext cx="166494" cy="166495"/>
+                        </a:xfrm>
+                        <a:prstGeom prst="roundRect">
+                          <a:avLst/>
+                        </a:prstGeom>
+                        <a:solidFill>
+                          <a:srgbClr val="F5F5F5"/>
+                        </a:solidFill>
+                      </wps:spPr>
+                      <wps:style>
+                        <a:lnRef idx="2">
+                          <a:schemeClr val="accent1">
+                            <a:shade val="15000"/>
+                          </a:schemeClr>
+                        </a:lnRef>
+                        <a:fillRef idx="1">
+                          <a:schemeClr val="accent1"/>
+                        </a:fillRef>
+                        <a:effectRef idx="0">
+                          <a:schemeClr val="accent1"/>
+                        </a:effectRef>
+                        <a:fontRef idx="minor">
+                          <a:schemeClr val="lt1"/>
+                        </a:fontRef>
+                      </wps:style>
+                      <wps:bodyPr rot="0" spcFirstLastPara="0" vertOverflow="overflow" horzOverflow="overflow" vert="horz" wrap="square" lIns="91440" tIns="45720" rIns="91440" bIns="45720" numCol="1" spcCol="0" rtlCol="0" fromWordArt="0" anchor="ctr" anchorCtr="0" forceAA="0" compatLnSpc="1">
+                        <a:prstTxWarp prst="textNoShape">
+                          <a:avLst/>
+                        </a:prstTxWarp>
+                        <a:noAutofit/>
+                      </wps:bodyPr>
+                    </wps:wsp>
+                  </a:graphicData>
+                </a:graphic>
+              </wp:anchor>
+            </w:drawing>
+          </mc:Choice>
+          <mc:Fallback>
+            <w:pict>
+              <v:roundrect w14:anchorId="5726F4DE" id="Rectangle: Rounded Corners 6" o:spid="_x0000_s1026" style="position:absolute;margin-left:141.9pt;margin-top:.2pt;width:13.1pt;height:13.1pt;z-index:251667456;visibility:visible;mso-wrap-style:square;mso-wrap-distance-left:9pt;mso-wrap-distance-top:0;mso-wrap-distance-right:9pt;mso-wrap-distance-bottom:0;mso-position-horizontal:absolute;mso-position-horizontal-relative:text;mso-position-vertical:absolute;mso-position-vertical-relative:text;v-text-anchor:middle" arcsize="10923f" o:gfxdata="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" fillcolor="#f5f5f5" strokecolor="#09101d [484]" strokeweight="1pt">
+                <v:stroke joinstyle="miter"/>
+              </v:roundrect>
+            </w:pict>
+          </mc:Fallback>
+        </mc:AlternateContent>
+      </w:r>
+      <w:r>
+        <w:t xml:space="preserve">Normal Font - </w:t>
+      </w:r>
+      <w:r>
+        <w:t>#F5F5F5</w:t>
+      </w:r>
+      <w:r>
+        <w:t xml:space="preserve"> </w:t>
+      </w:r>
+    </w:p>
+    <w:p>
+      <w:pPr>
+        <w:pStyle w:val="ListParagraph"/>
+        <w:numPr>
+          <w:ilvl w:val="0"/>
+          <w:numId w:val="2"/>
+        </w:numPr>
+      </w:pPr>
+      <w:r>
+        <w:rPr>
+          <w:noProof/>
+        </w:rPr>
+        <mc:AlternateContent>
+          <mc:Choice Requires="wps">
+            <w:drawing>
+              <wp:anchor distT="0" distB="0" distL="114300" distR="114300" simplePos="0" relativeHeight="251669504" behindDoc="0" locked="0" layoutInCell="1" allowOverlap="1" wp14:anchorId="590C47BB" wp14:editId="69347642">
+                <wp:simplePos x="0" y="0"/>
+                <wp:positionH relativeFrom="column">
+                  <wp:posOffset>1789122</wp:posOffset>
+                </wp:positionH>
+                <wp:positionV relativeFrom="paragraph">
+                  <wp:posOffset>4361</wp:posOffset>
+                </wp:positionV>
+                <wp:extent cx="166494" cy="166495"/>
+                <wp:effectExtent l="0" t="0" r="24130" b="24130"/>
+                <wp:wrapNone/>
+                <wp:docPr id="1613864169" name="Rectangle: Rounded Corners 6"/>
+                <wp:cNvGraphicFramePr/>
+                <a:graphic xmlns:a="http://schemas.openxmlformats.org/drawingml/2006/main">
+                  <a:graphicData uri="http://schemas.microsoft.com/office/word/2010/wordprocessingShape">
+                    <wps:wsp>
+                      <wps:cNvSpPr/>
+                      <wps:spPr>
+                        <a:xfrm>
+                          <a:off x="0" y="0"/>
+                          <a:ext cx="166494" cy="166495"/>
+                        </a:xfrm>
+                        <a:prstGeom prst="roundRect">
+                          <a:avLst/>
+                        </a:prstGeom>
+                        <a:solidFill>
+                          <a:srgbClr val="C8D5C0"/>
+                        </a:solidFill>
+                      </wps:spPr>
+                      <wps:style>
+                        <a:lnRef idx="2">
+                          <a:schemeClr val="accent1">
+                            <a:shade val="15000"/>
+                          </a:schemeClr>
+                        </a:lnRef>
+                        <a:fillRef idx="1">
+                          <a:schemeClr val="accent1"/>
+                        </a:fillRef>
+                        <a:effectRef idx="0">
+                          <a:schemeClr val="accent1"/>
+                        </a:effectRef>
+                        <a:fontRef idx="minor">
+                          <a:schemeClr val="lt1"/>
+                        </a:fontRef>
+                      </wps:style>
+                      <wps:bodyPr rot="0" spcFirstLastPara="0" vertOverflow="overflow" horzOverflow="overflow" vert="horz" wrap="square" lIns="91440" tIns="45720" rIns="91440" bIns="45720" numCol="1" spcCol="0" rtlCol="0" fromWordArt="0" anchor="ctr" anchorCtr="0" forceAA="0" compatLnSpc="1">
+                        <a:prstTxWarp prst="textNoShape">
+                          <a:avLst/>
+                        </a:prstTxWarp>
+                        <a:noAutofit/>
+                      </wps:bodyPr>
+                    </wps:wsp>
+                  </a:graphicData>
+                </a:graphic>
+              </wp:anchor>
+            </w:drawing>
+          </mc:Choice>
+          <mc:Fallback>
+            <w:pict>
+              <v:roundrect w14:anchorId="46C1FCD9" id="Rectangle: Rounded Corners 6" o:spid="_x0000_s1026" style="position:absolute;margin-left:140.9pt;margin-top:.35pt;width:13.1pt;height:13.1pt;z-index:251669504;visibility:visible;mso-wrap-style:square;mso-wrap-distance-left:9pt;mso-wrap-distance-top:0;mso-wrap-distance-right:9pt;mso-wrap-distance-bottom:0;mso-position-horizontal:absolute;mso-position-horizontal-relative:text;mso-position-vertical:absolute;mso-position-vertical-relative:text;v-text-anchor:middle" arcsize="10923f" o:gfxdata="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" fillcolor="#c8d5c0" strokecolor="#09101d [484]" strokeweight="1pt">
+                <v:stroke joinstyle="miter"/>
+              </v:roundrect>
+            </w:pict>
+          </mc:Fallback>
+        </mc:AlternateContent>
+      </w:r>
+      <w:r>
+        <w:t>Lighter Font - #</w:t>
+      </w:r>
+      <w:r>
+        <w:rPr>
+          <w:rFonts w:eastAsia="Courier New" w:cstheme="minorHAnsi"/>
+          <w:color w:val="000000" w:themeColor="text1"/>
+        </w:rPr>
+        <w:t>C8D5C0</w:t>
+      </w:r>
+    </w:p>
+    <w:p>
+      <w:pPr>
+        <w:pStyle w:val="ListParagraph"/>
+        <w:numPr>
+          <w:ilvl w:val="0"/>
+          <w:numId w:val="2"/>
+        </w:numPr>
+      </w:pPr>
+      <w:r>
+        <w:rPr>
+          <w:noProof/>
+        </w:rPr>
+        <mc:AlternateContent>
+          <mc:Choice Requires="wps">
+            <w:drawing>
+              <wp:anchor distT="0" distB="0" distL="114300" distR="114300" simplePos="0" relativeHeight="251671552" behindDoc="0" locked="0" layoutInCell="1" allowOverlap="1" wp14:anchorId="5B81FABA" wp14:editId="29239559">
+                <wp:simplePos x="0" y="0"/>
+                <wp:positionH relativeFrom="column">
+                  <wp:posOffset>1556595</wp:posOffset>
+                </wp:positionH>
+                <wp:positionV relativeFrom="paragraph">
+                  <wp:posOffset>2643</wp:posOffset>
+                </wp:positionV>
+                <wp:extent cx="166494" cy="166495"/>
+                <wp:effectExtent l="0" t="0" r="24130" b="24130"/>
+                <wp:wrapNone/>
+                <wp:docPr id="968180823" name="Rectangle: Rounded Corners 6"/>
+                <wp:cNvGraphicFramePr/>
+                <a:graphic xmlns:a="http://schemas.openxmlformats.org/drawingml/2006/main">
+                  <a:graphicData uri="http://schemas.microsoft.com/office/word/2010/wordprocessingShape">
+                    <wps:wsp>
+                      <wps:cNvSpPr/>
+                      <wps:spPr>
+                        <a:xfrm>
+                          <a:off x="0" y="0"/>
+                          <a:ext cx="166494" cy="166495"/>
+                        </a:xfrm>
+                        <a:prstGeom prst="roundRect">
+                          <a:avLst/>
+                        </a:prstGeom>
+                        <a:solidFill>
+                          <a:srgbClr val="6BBF59"/>
+                        </a:solidFill>
+                      </wps:spPr>
+                      <wps:style>
+                        <a:lnRef idx="2">
+                          <a:schemeClr val="accent1">
+                            <a:shade val="15000"/>
+                          </a:schemeClr>
+                        </a:lnRef>
+                        <a:fillRef idx="1">
+                          <a:schemeClr val="accent1"/>
+                        </a:fillRef>
+                        <a:effectRef idx="0">
+                          <a:schemeClr val="accent1"/>
+                        </a:effectRef>
+                        <a:fontRef idx="minor">
+                          <a:schemeClr val="lt1"/>
+                        </a:fontRef>
+                      </wps:style>
+                      <wps:bodyPr rot="0" spcFirstLastPara="0" vertOverflow="overflow" horzOverflow="overflow" vert="horz" wrap="square" lIns="91440" tIns="45720" rIns="91440" bIns="45720" numCol="1" spcCol="0" rtlCol="0" fromWordArt="0" anchor="ctr" anchorCtr="0" forceAA="0" compatLnSpc="1">
+                        <a:prstTxWarp prst="textNoShape">
+                          <a:avLst/>
+                        </a:prstTxWarp>
+                        <a:noAutofit/>
+                      </wps:bodyPr>
+                    </wps:wsp>
+                  </a:graphicData>
+                </a:graphic>
+              </wp:anchor>
+            </w:drawing>
+          </mc:Choice>
+          <mc:Fallback>
+            <w:pict>
+              <v:roundrect w14:anchorId="66397304" id="Rectangle: Rounded Corners 6" o:spid="_x0000_s1026" style="position:absolute;margin-left:122.55pt;margin-top:.2pt;width:13.1pt;height:13.1pt;z-index:251671552;visibility:visible;mso-wrap-style:square;mso-wrap-distance-left:9pt;mso-wrap-distance-top:0;mso-wrap-distance-right:9pt;mso-wrap-distance-bottom:0;mso-position-horizontal:absolute;mso-position-horizontal-relative:text;mso-position-vertical:absolute;mso-position-vertical-relative:text;v-text-anchor:middle" arcsize="10923f" o:gfxdata="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" fillcolor="#6bbf59" strokecolor="#09101d [484]" strokeweight="1pt">
+                <v:stroke joinstyle="miter"/>
+              </v:roundrect>
+            </w:pict>
+          </mc:Fallback>
+        </mc:AlternateContent>
+      </w:r>
+      <w:r>
+        <w:rPr>
+          <w:rFonts w:eastAsia="Courier New" w:cstheme="minorHAnsi"/>
+          <w:color w:val="000000" w:themeColor="text1"/>
+        </w:rPr>
+        <w:t>Buttons - #</w:t>
+      </w:r>
+      <w:r>
+        <w:rPr>
+          <w:rFonts w:eastAsia="Courier New" w:cstheme="minorHAnsi"/>
+          <w:color w:val="000000" w:themeColor="text1"/>
+        </w:rPr>
+        <w:t>6BBF59</w:t>
+      </w:r>
+    </w:p>
+    <w:p>
+      <w:pPr>
+        <w:pStyle w:val="ListParagraph"/>
+        <w:numPr>
+          <w:ilvl w:val="0"/>
+          <w:numId w:val="2"/>
+        </w:numPr>
+      </w:pPr>
+      <w:r>
+        <w:rPr>
+          <w:noProof/>
+        </w:rPr>
+        <mc:AlternateContent>
+          <mc:Choice Requires="wps">
+            <w:drawing>
+              <wp:anchor distT="0" distB="0" distL="114300" distR="114300" simplePos="0" relativeHeight="251673600" behindDoc="0" locked="0" layoutInCell="1" allowOverlap="1" wp14:anchorId="6252AF08" wp14:editId="48BC6A59">
+                <wp:simplePos x="0" y="0"/>
+                <wp:positionH relativeFrom="column">
+                  <wp:posOffset>2053435</wp:posOffset>
+                </wp:positionH>
+                <wp:positionV relativeFrom="paragraph">
+                  <wp:posOffset>7293</wp:posOffset>
+                </wp:positionV>
+                <wp:extent cx="166494" cy="166495"/>
+                <wp:effectExtent l="0" t="0" r="24130" b="24130"/>
+                <wp:wrapNone/>
+                <wp:docPr id="1027521496" name="Rectangle: Rounded Corners 6"/>
+                <wp:cNvGraphicFramePr/>
+                <a:graphic xmlns:a="http://schemas.openxmlformats.org/drawingml/2006/main">
+                  <a:graphicData uri="http://schemas.microsoft.com/office/word/2010/wordprocessingShape">
+                    <wps:wsp>
+                      <wps:cNvSpPr/>
+                      <wps:spPr>
+                        <a:xfrm>
+                          <a:off x="0" y="0"/>
+                          <a:ext cx="166494" cy="166495"/>
+                        </a:xfrm>
+                        <a:prstGeom prst="roundRect">
+                          <a:avLst/>
+                        </a:prstGeom>
+                        <a:solidFill>
+                          <a:srgbClr val="4F9F4A"/>
+                        </a:solidFill>
+                      </wps:spPr>
+                      <wps:style>
+                        <a:lnRef idx="2">
+                          <a:schemeClr val="accent1">
+                            <a:shade val="15000"/>
+                          </a:schemeClr>
+                        </a:lnRef>
+                        <a:fillRef idx="1">
+                          <a:schemeClr val="accent1"/>
+                        </a:fillRef>
+                        <a:effectRef idx="0">
+                          <a:schemeClr val="accent1"/>
+                        </a:effectRef>
+                        <a:fontRef idx="minor">
+                          <a:schemeClr val="lt1"/>
+                        </a:fontRef>
+                      </wps:style>
+                      <wps:bodyPr rot="0" spcFirstLastPara="0" vertOverflow="overflow" horzOverflow="overflow" vert="horz" wrap="square" lIns="91440" tIns="45720" rIns="91440" bIns="45720" numCol="1" spcCol="0" rtlCol="0" fromWordArt="0" anchor="ctr" anchorCtr="0" forceAA="0" compatLnSpc="1">
+                        <a:prstTxWarp prst="textNoShape">
+                          <a:avLst/>
+                        </a:prstTxWarp>
+                        <a:noAutofit/>
+                      </wps:bodyPr>
+                    </wps:wsp>
+                  </a:graphicData>
+                </a:graphic>
+              </wp:anchor>
+            </w:drawing>
+          </mc:Choice>
+          <mc:Fallback>
+            <w:pict>
+              <v:roundrect w14:anchorId="5015690E" id="Rectangle: Rounded Corners 6" o:spid="_x0000_s1026" style="position:absolute;margin-left:161.7pt;margin-top:.55pt;width:13.1pt;height:13.1pt;z-index:251673600;visibility:visible;mso-wrap-style:square;mso-wrap-distance-left:9pt;mso-wrap-distance-top:0;mso-wrap-distance-right:9pt;mso-wrap-distance-bottom:0;mso-position-horizontal:absolute;mso-position-horizontal-relative:text;mso-position-vertical:absolute;mso-position-vertical-relative:text;v-text-anchor:middle" arcsize="10923f" o:gfxdata="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" fillcolor="#4f9f4a" strokecolor="#09101d [484]" strokeweight="1pt">
+                <v:stroke joinstyle="miter"/>
+              </v:roundrect>
+            </w:pict>
+          </mc:Fallback>
+        </mc:AlternateContent>
+      </w:r>
+      <w:r>
+        <w:rPr>
+          <w:rFonts w:eastAsia="Courier New" w:cstheme="minorHAnsi"/>
+          <w:color w:val="000000" w:themeColor="text1"/>
+        </w:rPr>
+        <w:t xml:space="preserve">Hovered Buttons - </w:t>
+      </w:r>
+      <w:r>
+        <w:rPr>
+          <w:rFonts w:eastAsia="Courier New" w:cstheme="minorHAnsi"/>
+          <w:color w:val="000000" w:themeColor="text1"/>
+        </w:rPr>
+        <w:t>#4F9F4A</w:t>
+      </w:r>
+    </w:p>
+    <w:p>
+      <w:pPr>
+        <w:pStyle w:val="Heading2"/>
+        <w:rPr>
+          <w:rFonts w:asciiTheme="minorHAnsi" w:hAnsiTheme="minorHAnsi" w:cstheme="minorHAnsi"/>
+          <w:sz w:val="24"/>
+          <w:szCs w:val="24"/>
+        </w:rPr>
+      </w:pPr>
+      <w:bookmarkStart w:id="31" w:name="_Toc224865139"/>
+      <w:r>
+        <w:rPr>
+          <w:rFonts w:asciiTheme="minorHAnsi" w:hAnsiTheme="minorHAnsi" w:cstheme="minorHAnsi"/>
+          <w:sz w:val="24"/>
+          <w:szCs w:val="24"/>
+        </w:rPr>
+        <w:t>Light Mode</w:t>
+      </w:r>
+      <w:bookmarkEnd w:id="31"/>
+      <w:r>
+        <w:rPr>
+          <w:rFonts w:asciiTheme="minorHAnsi" w:hAnsiTheme="minorHAnsi" w:cstheme="minorHAnsi"/>
+          <w:sz w:val="24"/>
+          <w:szCs w:val="24"/>
+        </w:rPr>
+        <w:t xml:space="preserve"> </w:t>
+      </w:r>
+    </w:p>
+    <w:p>
+      <w:pPr>
+        <w:pStyle w:val="ListParagraph"/>
+        <w:numPr>
+          <w:ilvl w:val="0"/>
+          <w:numId w:val="3"/>
+        </w:numPr>
+      </w:pPr>
+      <w:r>
+        <w:rPr>
+          <w:noProof/>
+        </w:rPr>
+        <mc:AlternateContent>
+          <mc:Choice Requires="wps">
+            <w:drawing>
+              <wp:anchor distT="0" distB="0" distL="114300" distR="114300" simplePos="0" relativeHeight="251675648" behindDoc="0" locked="0" layoutInCell="1" allowOverlap="1" wp14:anchorId="5D7B0AAA" wp14:editId="288724BD">
+                <wp:simplePos x="0" y="0"/>
+                <wp:positionH relativeFrom="column">
+                  <wp:posOffset>1366314</wp:posOffset>
+                </wp:positionH>
+                <wp:positionV relativeFrom="paragraph">
+                  <wp:posOffset>2643</wp:posOffset>
+                </wp:positionV>
+                <wp:extent cx="166494" cy="166495"/>
+                <wp:effectExtent l="0" t="0" r="24130" b="24130"/>
+                <wp:wrapNone/>
+                <wp:docPr id="782657754" name="Rectangle: Rounded Corners 6"/>
+                <wp:cNvGraphicFramePr/>
+                <a:graphic xmlns:a="http://schemas.openxmlformats.org/drawingml/2006/main">
+                  <a:graphicData uri="http://schemas.microsoft.com/office/word/2010/wordprocessingShape">
+                    <wps:wsp>
+                      <wps:cNvSpPr/>
+                      <wps:spPr>
+                        <a:xfrm>
+                          <a:off x="0" y="0"/>
+                          <a:ext cx="166494" cy="166495"/>
+                        </a:xfrm>
+                        <a:prstGeom prst="roundRect">
+                          <a:avLst/>
+                        </a:prstGeom>
+                        <a:solidFill>
+                          <a:srgbClr val="FAF7F2"/>
+                        </a:solidFill>
+                      </wps:spPr>
+                      <wps:style>
+                        <a:lnRef idx="2">
+                          <a:schemeClr val="accent1">
+                            <a:shade val="15000"/>
+                          </a:schemeClr>
+                        </a:lnRef>
+                        <a:fillRef idx="1">
+                          <a:schemeClr val="accent1"/>
+                        </a:fillRef>
+                        <a:effectRef idx="0">
+                          <a:schemeClr val="accent1"/>
+                        </a:effectRef>
+                        <a:fontRef idx="minor">
+                          <a:schemeClr val="lt1"/>
+                        </a:fontRef>
+                      </wps:style>
+                      <wps:bodyPr rot="0" spcFirstLastPara="0" vertOverflow="overflow" horzOverflow="overflow" vert="horz" wrap="square" lIns="91440" tIns="45720" rIns="91440" bIns="45720" numCol="1" spcCol="0" rtlCol="0" fromWordArt="0" anchor="ctr" anchorCtr="0" forceAA="0" compatLnSpc="1">
+                        <a:prstTxWarp prst="textNoShape">
+                          <a:avLst/>
+                        </a:prstTxWarp>
+                        <a:noAutofit/>
+                      </wps:bodyPr>
+                    </wps:wsp>
+                  </a:graphicData>
+                </a:graphic>
+              </wp:anchor>
+            </w:drawing>
+          </mc:Choice>
+          <mc:Fallback>
+            <w:pict>
+              <v:roundrect w14:anchorId="4B744630" id="Rectangle: Rounded Corners 6" o:spid="_x0000_s1026" style="position:absolute;margin-left:107.6pt;margin-top:.2pt;width:13.1pt;height:13.1pt;z-index:251675648;visibility:visible;mso-wrap-style:square;mso-wrap-distance-left:9pt;mso-wrap-distance-top:0;mso-wrap-distance-right:9pt;mso-wrap-distance-bottom:0;mso-position-horizontal:absolute;mso-position-horizontal-relative:text;mso-position-vertical:absolute;mso-position-vertical-relative:text;v-text-anchor:middle" arcsize="10923f" o:gfxdata="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" fillcolor="#faf7f2" strokecolor="#09101d [484]" strokeweight="1pt">
+                <v:stroke joinstyle="miter"/>
+              </v:roundrect>
+            </w:pict>
+          </mc:Fallback>
+        </mc:AlternateContent>
+      </w:r>
+      <w:r>
+        <w:t xml:space="preserve">Body - </w:t>
+      </w:r>
+      <w:r>
+        <w:t>#FAF7F2</w:t>
+      </w:r>
+    </w:p>
+    <w:p>
+      <w:pPr>
+        <w:pStyle w:val="ListParagraph"/>
+        <w:numPr>
+          <w:ilvl w:val="0"/>
+          <w:numId w:val="3"/>
+        </w:numPr>
+      </w:pPr>
+      <w:r>
+        <w:rPr>
+          <w:noProof/>
+        </w:rPr>
+        <w:lastRenderedPageBreak/>
+        <mc:AlternateContent>
+          <mc:Choice Requires="wps">
+            <w:drawing>
+              <wp:anchor distT="0" distB="0" distL="114300" distR="114300" simplePos="0" relativeHeight="251677696" behindDoc="0" locked="0" layoutInCell="1" allowOverlap="1" wp14:anchorId="563697C6" wp14:editId="59C80FB8">
+                <wp:simplePos x="0" y="0"/>
+                <wp:positionH relativeFrom="column">
+                  <wp:posOffset>2267500</wp:posOffset>
+                </wp:positionH>
+                <wp:positionV relativeFrom="paragraph">
+                  <wp:posOffset>4650</wp:posOffset>
+                </wp:positionV>
+                <wp:extent cx="166494" cy="166495"/>
+                <wp:effectExtent l="0" t="0" r="24130" b="24130"/>
+                <wp:wrapNone/>
+                <wp:docPr id="1464393274" name="Rectangle: Rounded Corners 6"/>
+                <wp:cNvGraphicFramePr/>
+                <a:graphic xmlns:a="http://schemas.openxmlformats.org/drawingml/2006/main">
+                  <a:graphicData uri="http://schemas.microsoft.com/office/word/2010/wordprocessingShape">
+                    <wps:wsp>
+                      <wps:cNvSpPr/>
+                      <wps:spPr>
+                        <a:xfrm>
+                          <a:off x="0" y="0"/>
+                          <a:ext cx="166494" cy="166495"/>
+                        </a:xfrm>
+                        <a:prstGeom prst="roundRect">
+                          <a:avLst/>
+                        </a:prstGeom>
+                        <a:solidFill>
+                          <a:srgbClr val="FFFFFF"/>
+                        </a:solidFill>
+                      </wps:spPr>
+                      <wps:style>
+                        <a:lnRef idx="2">
+                          <a:schemeClr val="accent1">
+                            <a:shade val="15000"/>
+                          </a:schemeClr>
+                        </a:lnRef>
+                        <a:fillRef idx="1">
+                          <a:schemeClr val="accent1"/>
+                        </a:fillRef>
+                        <a:effectRef idx="0">
+                          <a:schemeClr val="accent1"/>
+                        </a:effectRef>
+                        <a:fontRef idx="minor">
+                          <a:schemeClr val="lt1"/>
+                        </a:fontRef>
+                      </wps:style>
+                      <wps:bodyPr rot="0" spcFirstLastPara="0" vertOverflow="overflow" horzOverflow="overflow" vert="horz" wrap="square" lIns="91440" tIns="45720" rIns="91440" bIns="45720" numCol="1" spcCol="0" rtlCol="0" fromWordArt="0" anchor="ctr" anchorCtr="0" forceAA="0" compatLnSpc="1">
+                        <a:prstTxWarp prst="textNoShape">
+                          <a:avLst/>
+                        </a:prstTxWarp>
+                        <a:noAutofit/>
+                      </wps:bodyPr>
+                    </wps:wsp>
+                  </a:graphicData>
+                </a:graphic>
+              </wp:anchor>
+            </w:drawing>
+          </mc:Choice>
+          <mc:Fallback>
+            <w:pict>
+              <v:roundrect w14:anchorId="5327C6AD" id="Rectangle: Rounded Corners 6" o:spid="_x0000_s1026" style="position:absolute;margin-left:178.55pt;margin-top:.35pt;width:13.1pt;height:13.1pt;z-index:251677696;visibility:visible;mso-wrap-style:square;mso-wrap-distance-left:9pt;mso-wrap-distance-top:0;mso-wrap-distance-right:9pt;mso-wrap-distance-bottom:0;mso-position-horizontal:absolute;mso-position-horizontal-relative:text;mso-position-vertical:absolute;mso-position-vertical-relative:text;v-text-anchor:middle" arcsize="10923f" o:gfxdata="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" strokecolor="#09101d [484]" strokeweight="1pt">
+                <v:stroke joinstyle="miter"/>
+              </v:roundrect>
+            </w:pict>
+          </mc:Fallback>
+        </mc:AlternateContent>
+      </w:r>
+      <w:r>
+        <w:t xml:space="preserve">Foreground Elements - </w:t>
+      </w:r>
+      <w:r>
+        <w:t>#FFFFFF</w:t>
+      </w:r>
+    </w:p>
+    <w:p>
+      <w:pPr>
+        <w:pStyle w:val="ListParagraph"/>
+        <w:numPr>
+          <w:ilvl w:val="0"/>
+          <w:numId w:val="3"/>
+        </w:numPr>
+      </w:pPr>
+      <w:r>
+        <w:rPr>
+          <w:noProof/>
+        </w:rPr>
+        <mc:AlternateContent>
+          <mc:Choice Requires="wps">
+            <w:drawing>
+              <wp:anchor distT="0" distB="0" distL="114300" distR="114300" simplePos="0" relativeHeight="251679744" behindDoc="0" locked="0" layoutInCell="1" allowOverlap="1" wp14:anchorId="774B0565" wp14:editId="19343B2E">
+                <wp:simplePos x="0" y="0"/>
+                <wp:positionH relativeFrom="column">
+                  <wp:posOffset>1873727</wp:posOffset>
+                </wp:positionH>
+                <wp:positionV relativeFrom="paragraph">
+                  <wp:posOffset>2643</wp:posOffset>
+                </wp:positionV>
+                <wp:extent cx="166494" cy="166495"/>
+                <wp:effectExtent l="0" t="0" r="24130" b="24130"/>
+                <wp:wrapNone/>
+                <wp:docPr id="97866877" name="Rectangle: Rounded Corners 6"/>
+                <wp:cNvGraphicFramePr/>
+                <a:graphic xmlns:a="http://schemas.openxmlformats.org/drawingml/2006/main">
+                  <a:graphicData uri="http://schemas.microsoft.com/office/word/2010/wordprocessingShape">
+                    <wps:wsp>
+                      <wps:cNvSpPr/>
+                      <wps:spPr>
+                        <a:xfrm>
+                          <a:off x="0" y="0"/>
+                          <a:ext cx="166494" cy="166495"/>
+                        </a:xfrm>
+                        <a:prstGeom prst="roundRect">
+                          <a:avLst/>
+                        </a:prstGeom>
+                        <a:solidFill>
+                          <a:srgbClr val="2B2B2B"/>
+                        </a:solidFill>
+                      </wps:spPr>
+                      <wps:style>
+                        <a:lnRef idx="2">
+                          <a:schemeClr val="accent1">
+                            <a:shade val="15000"/>
+                          </a:schemeClr>
+                        </a:lnRef>
+                        <a:fillRef idx="1">
+                          <a:schemeClr val="accent1"/>
+                        </a:fillRef>
+                        <a:effectRef idx="0">
+                          <a:schemeClr val="accent1"/>
+                        </a:effectRef>
+                        <a:fontRef idx="minor">
+                          <a:schemeClr val="lt1"/>
+                        </a:fontRef>
+                      </wps:style>
+                      <wps:bodyPr rot="0" spcFirstLastPara="0" vertOverflow="overflow" horzOverflow="overflow" vert="horz" wrap="square" lIns="91440" tIns="45720" rIns="91440" bIns="45720" numCol="1" spcCol="0" rtlCol="0" fromWordArt="0" anchor="ctr" anchorCtr="0" forceAA="0" compatLnSpc="1">
+                        <a:prstTxWarp prst="textNoShape">
+                          <a:avLst/>
+                        </a:prstTxWarp>
+                        <a:noAutofit/>
+                      </wps:bodyPr>
+                    </wps:wsp>
+                  </a:graphicData>
+                </a:graphic>
+              </wp:anchor>
+            </w:drawing>
+          </mc:Choice>
+          <mc:Fallback>
+            <w:pict>
+              <v:roundrect w14:anchorId="4A91CAB9" id="Rectangle: Rounded Corners 6" o:spid="_x0000_s1026" style="position:absolute;margin-left:147.55pt;margin-top:.2pt;width:13.1pt;height:13.1pt;z-index:251679744;visibility:visible;mso-wrap-style:square;mso-wrap-distance-left:9pt;mso-wrap-distance-top:0;mso-wrap-distance-right:9pt;mso-wrap-distance-bottom:0;mso-position-horizontal:absolute;mso-position-horizontal-relative:text;mso-position-vertical:absolute;mso-position-vertical-relative:text;v-text-anchor:middle" arcsize="10923f" o:gfxdata="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" fillcolor="#2b2b2b" strokecolor="#09101d [484]" strokeweight="1pt">
+                <v:stroke joinstyle="miter"/>
+              </v:roundrect>
+            </w:pict>
+          </mc:Fallback>
+        </mc:AlternateContent>
+      </w:r>
+      <w:r>
+        <w:t xml:space="preserve">Normal Font - </w:t>
+      </w:r>
+      <w:r>
+        <w:t>#2B2B2B</w:t>
+      </w:r>
+    </w:p>
+    <w:p>
+      <w:pPr>
+        <w:pStyle w:val="ListParagraph"/>
+        <w:numPr>
+          <w:ilvl w:val="0"/>
+          <w:numId w:val="3"/>
+        </w:numPr>
+      </w:pPr>
+      <w:r>
+        <w:rPr>
+          <w:noProof/>
+        </w:rPr>
+        <mc:AlternateContent>
+          <mc:Choice Requires="wps">
+            <w:drawing>
+              <wp:anchor distT="0" distB="0" distL="114300" distR="114300" simplePos="0" relativeHeight="251681792" behindDoc="0" locked="0" layoutInCell="1" allowOverlap="1" wp14:anchorId="187757F2" wp14:editId="043B0631">
+                <wp:simplePos x="0" y="0"/>
+                <wp:positionH relativeFrom="column">
+                  <wp:posOffset>1810301</wp:posOffset>
+                </wp:positionH>
+                <wp:positionV relativeFrom="paragraph">
+                  <wp:posOffset>17864</wp:posOffset>
+                </wp:positionV>
+                <wp:extent cx="166494" cy="166495"/>
+                <wp:effectExtent l="0" t="0" r="24130" b="24130"/>
+                <wp:wrapNone/>
+                <wp:docPr id="1754926897" name="Rectangle: Rounded Corners 6"/>
+                <wp:cNvGraphicFramePr/>
+                <a:graphic xmlns:a="http://schemas.openxmlformats.org/drawingml/2006/main">
+                  <a:graphicData uri="http://schemas.microsoft.com/office/word/2010/wordprocessingShape">
+                    <wps:wsp>
+                      <wps:cNvSpPr/>
+                      <wps:spPr>
+                        <a:xfrm>
+                          <a:off x="0" y="0"/>
+                          <a:ext cx="166494" cy="166495"/>
+                        </a:xfrm>
+                        <a:prstGeom prst="roundRect">
+                          <a:avLst/>
+                        </a:prstGeom>
+                        <a:solidFill>
+                          <a:srgbClr val="6B6B6B"/>
+                        </a:solidFill>
+                      </wps:spPr>
+                      <wps:style>
+                        <a:lnRef idx="2">
+                          <a:schemeClr val="accent1">
+                            <a:shade val="15000"/>
+                          </a:schemeClr>
+                        </a:lnRef>
+                        <a:fillRef idx="1">
+                          <a:schemeClr val="accent1"/>
+                        </a:fillRef>
+                        <a:effectRef idx="0">
+                          <a:schemeClr val="accent1"/>
+                        </a:effectRef>
+                        <a:fontRef idx="minor">
+                          <a:schemeClr val="lt1"/>
+                        </a:fontRef>
+                      </wps:style>
+                      <wps:bodyPr rot="0" spcFirstLastPara="0" vertOverflow="overflow" horzOverflow="overflow" vert="horz" wrap="square" lIns="91440" tIns="45720" rIns="91440" bIns="45720" numCol="1" spcCol="0" rtlCol="0" fromWordArt="0" anchor="ctr" anchorCtr="0" forceAA="0" compatLnSpc="1">
+                        <a:prstTxWarp prst="textNoShape">
+                          <a:avLst/>
+                        </a:prstTxWarp>
+                        <a:noAutofit/>
+                      </wps:bodyPr>
+                    </wps:wsp>
+                  </a:graphicData>
+                </a:graphic>
+              </wp:anchor>
+            </w:drawing>
+          </mc:Choice>
+          <mc:Fallback>
+            <w:pict>
+              <v:roundrect w14:anchorId="7FCB5787" id="Rectangle: Rounded Corners 6" o:spid="_x0000_s1026" style="position:absolute;margin-left:142.55pt;margin-top:1.4pt;width:13.1pt;height:13.1pt;z-index:251681792;visibility:visible;mso-wrap-style:square;mso-wrap-distance-left:9pt;mso-wrap-distance-top:0;mso-wrap-distance-right:9pt;mso-wrap-distance-bottom:0;mso-position-horizontal:absolute;mso-position-horizontal-relative:text;mso-position-vertical:absolute;mso-position-vertical-relative:text;v-text-anchor:middle" arcsize="10923f" o:gfxdata="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" fillcolor="#6b6b6b" strokecolor="#09101d [484]" strokeweight="1pt">
+                <v:stroke joinstyle="miter"/>
+              </v:roundrect>
+            </w:pict>
+          </mc:Fallback>
+        </mc:AlternateContent>
+      </w:r>
+      <w:r>
+        <w:t xml:space="preserve">Lighter Font - </w:t>
+      </w:r>
+      <w:r>
+        <w:t>#6B6B6B</w:t>
+      </w:r>
+    </w:p>
+    <w:p>
+      <w:pPr>
+        <w:pStyle w:val="ListParagraph"/>
+        <w:numPr>
+          <w:ilvl w:val="0"/>
+          <w:numId w:val="3"/>
+        </w:numPr>
+      </w:pPr>
+      <w:r>
+        <w:rPr>
+          <w:noProof/>
+        </w:rPr>
+        <mc:AlternateContent>
+          <mc:Choice Requires="wps">
+            <w:drawing>
+              <wp:anchor distT="0" distB="0" distL="114300" distR="114300" simplePos="0" relativeHeight="251683840" behindDoc="0" locked="0" layoutInCell="1" allowOverlap="1" wp14:anchorId="1D8DFD00" wp14:editId="658A1EA7">
+                <wp:simplePos x="0" y="0"/>
+                <wp:positionH relativeFrom="column">
+                  <wp:posOffset>1540737</wp:posOffset>
+                </wp:positionH>
+                <wp:positionV relativeFrom="paragraph">
+                  <wp:posOffset>2643</wp:posOffset>
+                </wp:positionV>
+                <wp:extent cx="166494" cy="166495"/>
+                <wp:effectExtent l="0" t="0" r="24130" b="24130"/>
+                <wp:wrapNone/>
+                <wp:docPr id="1893620033" name="Rectangle: Rounded Corners 6"/>
+                <wp:cNvGraphicFramePr/>
+                <a:graphic xmlns:a="http://schemas.openxmlformats.org/drawingml/2006/main">
+                  <a:graphicData uri="http://schemas.microsoft.com/office/word/2010/wordprocessingShape">
+                    <wps:wsp>
+                      <wps:cNvSpPr/>
+                      <wps:spPr>
+                        <a:xfrm>
+                          <a:off x="0" y="0"/>
+                          <a:ext cx="166494" cy="166495"/>
+                        </a:xfrm>
+                        <a:prstGeom prst="roundRect">
+                          <a:avLst/>
+                        </a:prstGeom>
+                        <a:solidFill>
+                          <a:srgbClr val="2F6F4E"/>
+                        </a:solidFill>
+                      </wps:spPr>
+                      <wps:style>
+                        <a:lnRef idx="2">
+                          <a:schemeClr val="accent1">
+                            <a:shade val="15000"/>
+                          </a:schemeClr>
+                        </a:lnRef>
+                        <a:fillRef idx="1">
+                          <a:schemeClr val="accent1"/>
+                        </a:fillRef>
+                        <a:effectRef idx="0">
+                          <a:schemeClr val="accent1"/>
+                        </a:effectRef>
+                        <a:fontRef idx="minor">
+                          <a:schemeClr val="lt1"/>
+                        </a:fontRef>
+                      </wps:style>
+                      <wps:bodyPr rot="0" spcFirstLastPara="0" vertOverflow="overflow" horzOverflow="overflow" vert="horz" wrap="square" lIns="91440" tIns="45720" rIns="91440" bIns="45720" numCol="1" spcCol="0" rtlCol="0" fromWordArt="0" anchor="ctr" anchorCtr="0" forceAA="0" compatLnSpc="1">
+                        <a:prstTxWarp prst="textNoShape">
+                          <a:avLst/>
+                        </a:prstTxWarp>
+                        <a:noAutofit/>
+                      </wps:bodyPr>
+                    </wps:wsp>
+                  </a:graphicData>
+                </a:graphic>
+              </wp:anchor>
+            </w:drawing>
+          </mc:Choice>
+          <mc:Fallback>
+            <w:pict>
+              <v:roundrect w14:anchorId="75BF012F" id="Rectangle: Rounded Corners 6" o:spid="_x0000_s1026" style="position:absolute;margin-left:121.3pt;margin-top:.2pt;width:13.1pt;height:13.1pt;z-index:251683840;visibility:visible;mso-wrap-style:square;mso-wrap-distance-left:9pt;mso-wrap-distance-top:0;mso-wrap-distance-right:9pt;mso-wrap-distance-bottom:0;mso-position-horizontal:absolute;mso-position-horizontal-relative:text;mso-position-vertical:absolute;mso-position-vertical-relative:text;v-text-anchor:middle" arcsize="10923f" o:gfxdata="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" fillcolor="#2f6f4e" strokecolor="#09101d [484]" strokeweight="1pt">
+                <v:stroke joinstyle="miter"/>
+              </v:roundrect>
+            </w:pict>
+          </mc:Fallback>
+        </mc:AlternateContent>
+      </w:r>
+      <w:r>
+        <w:rPr>
+          <w:rFonts w:eastAsia="Courier New" w:cstheme="minorHAnsi"/>
+          <w:color w:val="000000" w:themeColor="text1"/>
+        </w:rPr>
+        <w:t xml:space="preserve">Buttons - </w:t>
+      </w:r>
+      <w:r>
+        <w:rPr>
+          <w:rFonts w:eastAsia="Courier New" w:cstheme="minorHAnsi"/>
+          <w:color w:val="000000" w:themeColor="text1"/>
+        </w:rPr>
+        <w:t>#2F6F4E</w:t>
+      </w:r>
+    </w:p>
+    <w:p>
+      <w:pPr>
+        <w:pStyle w:val="ListParagraph"/>
+        <w:numPr>
+          <w:ilvl w:val="0"/>
+          <w:numId w:val="3"/>
+        </w:numPr>
+      </w:pPr>
+      <w:r>
+        <w:rPr>
+          <w:noProof/>
+        </w:rPr>
+        <mc:AlternateContent>
+          <mc:Choice Requires="wps">
+            <w:drawing>
+              <wp:anchor distT="0" distB="0" distL="114300" distR="114300" simplePos="0" relativeHeight="251685888" behindDoc="0" locked="0" layoutInCell="1" allowOverlap="1" wp14:anchorId="474F5227" wp14:editId="547AB87C">
+                <wp:simplePos x="0" y="0"/>
+                <wp:positionH relativeFrom="column">
+                  <wp:posOffset>2077220</wp:posOffset>
+                </wp:positionH>
+                <wp:positionV relativeFrom="paragraph">
+                  <wp:posOffset>2008</wp:posOffset>
+                </wp:positionV>
+                <wp:extent cx="166494" cy="166495"/>
+                <wp:effectExtent l="0" t="0" r="24130" b="24130"/>
+                <wp:wrapNone/>
+                <wp:docPr id="1684990682" name="Rectangle: Rounded Corners 6"/>
+                <wp:cNvGraphicFramePr/>
+                <a:graphic xmlns:a="http://schemas.openxmlformats.org/drawingml/2006/main">
+                  <a:graphicData uri="http://schemas.microsoft.com/office/word/2010/wordprocessingShape">
+                    <wps:wsp>
+                      <wps:cNvSpPr/>
+                      <wps:spPr>
+                        <a:xfrm>
+                          <a:off x="0" y="0"/>
+                          <a:ext cx="166494" cy="166495"/>
+                        </a:xfrm>
+                        <a:prstGeom prst="roundRect">
+                          <a:avLst/>
+                        </a:prstGeom>
+                        <a:solidFill>
+                          <a:srgbClr val="1F4F36"/>
+                        </a:solidFill>
+                      </wps:spPr>
+                      <wps:style>
+                        <a:lnRef idx="2">
+                          <a:schemeClr val="accent1">
+                            <a:shade val="15000"/>
+                          </a:schemeClr>
+                        </a:lnRef>
+                        <a:fillRef idx="1">
+                          <a:schemeClr val="accent1"/>
+                        </a:fillRef>
+                        <a:effectRef idx="0">
+                          <a:schemeClr val="accent1"/>
+                        </a:effectRef>
+                        <a:fontRef idx="minor">
+                          <a:schemeClr val="lt1"/>
+                        </a:fontRef>
+                      </wps:style>
+                      <wps:bodyPr rot="0" spcFirstLastPara="0" vertOverflow="overflow" horzOverflow="overflow" vert="horz" wrap="square" lIns="91440" tIns="45720" rIns="91440" bIns="45720" numCol="1" spcCol="0" rtlCol="0" fromWordArt="0" anchor="ctr" anchorCtr="0" forceAA="0" compatLnSpc="1">
+                        <a:prstTxWarp prst="textNoShape">
+                          <a:avLst/>
+                        </a:prstTxWarp>
+                        <a:noAutofit/>
+                      </wps:bodyPr>
+                    </wps:wsp>
+                  </a:graphicData>
+                </a:graphic>
+              </wp:anchor>
+            </w:drawing>
+          </mc:Choice>
+          <mc:Fallback>
+            <w:pict>
+              <v:roundrect w14:anchorId="21706A71" id="Rectangle: Rounded Corners 6" o:spid="_x0000_s1026" style="position:absolute;margin-left:163.55pt;margin-top:.15pt;width:13.1pt;height:13.1pt;z-index:251685888;visibility:visible;mso-wrap-style:square;mso-wrap-distance-left:9pt;mso-wrap-distance-top:0;mso-wrap-distance-right:9pt;mso-wrap-distance-bottom:0;mso-position-horizontal:absolute;mso-position-horizontal-relative:text;mso-position-vertical:absolute;mso-position-vertical-relative:text;v-text-anchor:middle" arcsize="10923f" o:gfxdata="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" fillcolor="#1f4f36" strokecolor="#09101d [484]" strokeweight="1pt">
+                <v:stroke joinstyle="miter"/>
+              </v:roundrect>
+            </w:pict>
+          </mc:Fallback>
+        </mc:AlternateContent>
+      </w:r>
+      <w:r>
+        <w:rPr>
+          <w:rFonts w:eastAsia="Courier New" w:cstheme="minorHAnsi"/>
+          <w:color w:val="000000" w:themeColor="text1"/>
+        </w:rPr>
+        <w:t xml:space="preserve">Hovered Buttons - </w:t>
+      </w:r>
+      <w:r>
+        <w:rPr>
+          <w:rFonts w:eastAsia="Courier New" w:cstheme="minorHAnsi"/>
+          <w:color w:val="000000" w:themeColor="text1"/>
+        </w:rPr>
+        <w:t>#1F4F36</w:t>
+      </w:r>
+    </w:p>
+    <w:p>
+      <w:pPr>
+        <w:ind w:left="360"/>
+      </w:pPr>
     </w:p>
     <w:p>
       <w:pPr>
@@ -14092,7 +15745,7 @@
           <w:szCs w:val="28"/>
         </w:rPr>
       </w:pPr>
-      <w:bookmarkStart w:id="27" w:name="_Toc224644400"/>
+      <w:bookmarkStart w:id="32" w:name="_Toc224865140"/>
       <w:r>
         <w:rPr>
           <w:b/>
@@ -14102,7 +15755,7 @@
         </w:rPr>
         <w:t>Test Strategy</w:t>
       </w:r>
-      <w:bookmarkEnd w:id="27"/>
+      <w:bookmarkEnd w:id="32"/>
     </w:p>
     <w:tbl>
       <w:tblPr>
@@ -14230,19 +15883,84 @@
           <w:tcPr>
             <w:tcW w:w="2291" w:type="dxa"/>
           </w:tcPr>
-          <w:p/>
+          <w:p>
+            <w:r>
+              <w:t>14/04/26</w:t>
+            </w:r>
+          </w:p>
         </w:tc>
         <w:tc>
           <w:tcPr>
             <w:tcW w:w="2291" w:type="dxa"/>
           </w:tcPr>
-          <w:p/>
+          <w:p>
+            <w:r>
+              <w:t>Register</w:t>
+            </w:r>
+          </w:p>
         </w:tc>
         <w:tc>
           <w:tcPr>
             <w:tcW w:w="2291" w:type="dxa"/>
           </w:tcPr>
-          <w:p/>
+          <w:p>
+            <w:r>
+              <w:rPr>
+                <w:color w:val="000000"/>
+                <w:sz w:val="19"/>
+                <w:szCs w:val="19"/>
+              </w:rPr>
+              <w:t>White Box</w:t>
+            </w:r>
+          </w:p>
+          <w:p>
+            <w:r>
+              <w:rPr>
+                <w:color w:val="000000"/>
+                <w:sz w:val="19"/>
+                <w:szCs w:val="19"/>
+              </w:rPr>
+              <w:t>Black Bo</w:t>
+            </w:r>
+            <w:r>
+              <w:rPr>
+                <w:color w:val="000000"/>
+                <w:sz w:val="19"/>
+                <w:szCs w:val="19"/>
+              </w:rPr>
+              <w:t>x</w:t>
+            </w:r>
+          </w:p>
+          <w:p>
+            <w:r>
+              <w:rPr>
+                <w:color w:val="000000"/>
+                <w:sz w:val="19"/>
+                <w:szCs w:val="19"/>
+              </w:rPr>
+              <w:t>Functionality</w:t>
+            </w:r>
+          </w:p>
+          <w:p>
+            <w:r>
+              <w:rPr>
+                <w:color w:val="000000"/>
+                <w:sz w:val="19"/>
+                <w:szCs w:val="19"/>
+              </w:rPr>
+              <w:t>Security</w:t>
+            </w:r>
+          </w:p>
+          <w:p>
+            <w:r>
+              <w:rPr>
+                <w:color w:val="000000"/>
+                <w:sz w:val="19"/>
+                <w:szCs w:val="19"/>
+              </w:rPr>
+              <w:t>Integration</w:t>
+            </w:r>
+          </w:p>
         </w:tc>
         <w:tc>
           <w:tcPr>
@@ -14259,19 +15977,76 @@
           <w:tcPr>
             <w:tcW w:w="2291" w:type="dxa"/>
           </w:tcPr>
-          <w:p/>
+          <w:p>
+            <w:r>
+              <w:t>14/04/26</w:t>
+            </w:r>
+          </w:p>
         </w:tc>
         <w:tc>
           <w:tcPr>
             <w:tcW w:w="2291" w:type="dxa"/>
           </w:tcPr>
-          <w:p/>
+          <w:p>
+            <w:r>
+              <w:t xml:space="preserve">Log In </w:t>
+            </w:r>
+          </w:p>
         </w:tc>
         <w:tc>
           <w:tcPr>
             <w:tcW w:w="2291" w:type="dxa"/>
           </w:tcPr>
-          <w:p/>
+          <w:p>
+            <w:r>
+              <w:rPr>
+                <w:color w:val="000000"/>
+                <w:sz w:val="19"/>
+                <w:szCs w:val="19"/>
+              </w:rPr>
+              <w:t>White Box</w:t>
+            </w:r>
+          </w:p>
+          <w:p>
+            <w:r>
+              <w:rPr>
+                <w:color w:val="000000"/>
+                <w:sz w:val="19"/>
+                <w:szCs w:val="19"/>
+              </w:rPr>
+              <w:t>Black Box</w:t>
+            </w:r>
+          </w:p>
+          <w:p>
+            <w:r>
+              <w:rPr>
+                <w:color w:val="000000"/>
+                <w:sz w:val="19"/>
+                <w:szCs w:val="19"/>
+              </w:rPr>
+              <w:t>Functionality</w:t>
+            </w:r>
+          </w:p>
+          <w:p>
+            <w:r>
+              <w:rPr>
+                <w:color w:val="000000"/>
+                <w:sz w:val="19"/>
+                <w:szCs w:val="19"/>
+              </w:rPr>
+              <w:t>Security</w:t>
+            </w:r>
+          </w:p>
+          <w:p>
+            <w:r>
+              <w:rPr>
+                <w:color w:val="000000"/>
+                <w:sz w:val="19"/>
+                <w:szCs w:val="19"/>
+              </w:rPr>
+              <w:t>Integration</w:t>
+            </w:r>
+          </w:p>
         </w:tc>
         <w:tc>
           <w:tcPr>
@@ -14288,19 +16063,61 @@
           <w:tcPr>
             <w:tcW w:w="2291" w:type="dxa"/>
           </w:tcPr>
-          <w:p/>
+          <w:p>
+            <w:r>
+              <w:t>14/04/26</w:t>
+            </w:r>
+          </w:p>
         </w:tc>
         <w:tc>
           <w:tcPr>
             <w:tcW w:w="2291" w:type="dxa"/>
           </w:tcPr>
-          <w:p/>
+          <w:p>
+            <w:r>
+              <w:t xml:space="preserve">Log Out </w:t>
+            </w:r>
+          </w:p>
         </w:tc>
         <w:tc>
           <w:tcPr>
             <w:tcW w:w="2291" w:type="dxa"/>
           </w:tcPr>
-          <w:p/>
+          <w:p>
+            <w:r>
+              <w:t>Black box</w:t>
+            </w:r>
+          </w:p>
+          <w:p>
+            <w:r>
+              <w:rPr>
+                <w:color w:val="000000"/>
+                <w:sz w:val="19"/>
+                <w:szCs w:val="19"/>
+              </w:rPr>
+              <w:t>Functionality</w:t>
+            </w:r>
+          </w:p>
+          <w:p>
+            <w:r>
+              <w:rPr>
+                <w:color w:val="000000"/>
+                <w:sz w:val="19"/>
+                <w:szCs w:val="19"/>
+              </w:rPr>
+              <w:t>Security</w:t>
+            </w:r>
+          </w:p>
+          <w:p>
+            <w:r>
+              <w:rPr>
+                <w:color w:val="000000"/>
+                <w:sz w:val="19"/>
+                <w:szCs w:val="19"/>
+              </w:rPr>
+              <w:t>Integration</w:t>
+            </w:r>
+          </w:p>
         </w:tc>
         <w:tc>
           <w:tcPr>
@@ -14317,19 +16134,56 @@
           <w:tcPr>
             <w:tcW w:w="2291" w:type="dxa"/>
           </w:tcPr>
-          <w:p/>
+          <w:p>
+            <w:r>
+              <w:t>14/04/26</w:t>
+            </w:r>
+          </w:p>
         </w:tc>
         <w:tc>
           <w:tcPr>
             <w:tcW w:w="2291" w:type="dxa"/>
           </w:tcPr>
-          <w:p/>
+          <w:p>
+            <w:r>
+              <w:t>Dark Mode / Light Mode button</w:t>
+            </w:r>
+          </w:p>
         </w:tc>
         <w:tc>
           <w:tcPr>
             <w:tcW w:w="2291" w:type="dxa"/>
           </w:tcPr>
-          <w:p/>
+          <w:p>
+            <w:r>
+              <w:rPr>
+                <w:color w:val="000000"/>
+                <w:sz w:val="19"/>
+                <w:szCs w:val="19"/>
+              </w:rPr>
+              <w:t>Black Box</w:t>
+            </w:r>
+          </w:p>
+          <w:p>
+            <w:r>
+              <w:rPr>
+                <w:color w:val="000000"/>
+                <w:sz w:val="19"/>
+                <w:szCs w:val="19"/>
+              </w:rPr>
+              <w:t>Functionality</w:t>
+            </w:r>
+          </w:p>
+          <w:p>
+            <w:r>
+              <w:rPr>
+                <w:color w:val="000000"/>
+                <w:sz w:val="19"/>
+                <w:szCs w:val="19"/>
+              </w:rPr>
+              <w:t>Integration</w:t>
+            </w:r>
+          </w:p>
         </w:tc>
         <w:tc>
           <w:tcPr>
@@ -14346,19 +16200,3545 @@
           <w:tcPr>
             <w:tcW w:w="2291" w:type="dxa"/>
           </w:tcPr>
+          <w:p>
+            <w:r>
+              <w:t>14/04/26</w:t>
+            </w:r>
+          </w:p>
+        </w:tc>
+        <w:tc>
+          <w:tcPr>
+            <w:tcW w:w="2291" w:type="dxa"/>
+          </w:tcPr>
+          <w:p>
+            <w:r>
+              <w:t xml:space="preserve">Navigation Bar Link buttons  </w:t>
+            </w:r>
+          </w:p>
+        </w:tc>
+        <w:tc>
+          <w:tcPr>
+            <w:tcW w:w="2291" w:type="dxa"/>
+          </w:tcPr>
+          <w:p>
+            <w:r>
+              <w:rPr>
+                <w:color w:val="000000"/>
+                <w:sz w:val="19"/>
+                <w:szCs w:val="19"/>
+              </w:rPr>
+              <w:t>Black Box</w:t>
+            </w:r>
+          </w:p>
+          <w:p>
+            <w:r>
+              <w:rPr>
+                <w:color w:val="000000"/>
+                <w:sz w:val="19"/>
+                <w:szCs w:val="19"/>
+              </w:rPr>
+              <w:t>Functionality</w:t>
+            </w:r>
+          </w:p>
+          <w:p>
+            <w:r>
+              <w:rPr>
+                <w:color w:val="000000"/>
+                <w:sz w:val="19"/>
+                <w:szCs w:val="19"/>
+              </w:rPr>
+              <w:t>Integration</w:t>
+            </w:r>
+          </w:p>
+        </w:tc>
+        <w:tc>
+          <w:tcPr>
+            <w:tcW w:w="2291" w:type="dxa"/>
+          </w:tcPr>
           <w:p/>
         </w:tc>
+      </w:tr>
+      <w:tr>
+        <w:trPr>
+          <w:trHeight w:val="60"/>
+        </w:trPr>
         <w:tc>
           <w:tcPr>
             <w:tcW w:w="2291" w:type="dxa"/>
           </w:tcPr>
+          <w:p>
+            <w:r>
+              <w:t>14/04/26</w:t>
+            </w:r>
+          </w:p>
+        </w:tc>
+        <w:tc>
+          <w:tcPr>
+            <w:tcW w:w="2291" w:type="dxa"/>
+          </w:tcPr>
+          <w:p>
+            <w:r>
+              <w:t>Navigation Bar logo</w:t>
+            </w:r>
+          </w:p>
+        </w:tc>
+        <w:tc>
+          <w:tcPr>
+            <w:tcW w:w="2291" w:type="dxa"/>
+          </w:tcPr>
+          <w:p>
+            <w:r>
+              <w:rPr>
+                <w:color w:val="000000"/>
+                <w:sz w:val="19"/>
+                <w:szCs w:val="19"/>
+              </w:rPr>
+              <w:t>Black Box</w:t>
+            </w:r>
+          </w:p>
+          <w:p>
+            <w:r>
+              <w:rPr>
+                <w:color w:val="000000"/>
+                <w:sz w:val="19"/>
+                <w:szCs w:val="19"/>
+              </w:rPr>
+              <w:t>Functionality</w:t>
+            </w:r>
+          </w:p>
+          <w:p>
+            <w:r>
+              <w:rPr>
+                <w:color w:val="000000"/>
+                <w:sz w:val="19"/>
+                <w:szCs w:val="19"/>
+              </w:rPr>
+              <w:t>Integration</w:t>
+            </w:r>
+          </w:p>
+        </w:tc>
+        <w:tc>
+          <w:tcPr>
+            <w:tcW w:w="2291" w:type="dxa"/>
+          </w:tcPr>
           <w:p/>
         </w:tc>
+      </w:tr>
+      <w:tr>
+        <w:trPr>
+          <w:trHeight w:val="60"/>
+        </w:trPr>
         <w:tc>
           <w:tcPr>
             <w:tcW w:w="2291" w:type="dxa"/>
           </w:tcPr>
+          <w:p>
+            <w:r>
+              <w:t>14/04/26</w:t>
+            </w:r>
+          </w:p>
+        </w:tc>
+        <w:tc>
+          <w:tcPr>
+            <w:tcW w:w="2291" w:type="dxa"/>
+          </w:tcPr>
+          <w:p>
+            <w:r>
+              <w:t>Navigation bar Basket Icon</w:t>
+            </w:r>
+          </w:p>
+        </w:tc>
+        <w:tc>
+          <w:tcPr>
+            <w:tcW w:w="2291" w:type="dxa"/>
+          </w:tcPr>
+          <w:p>
+            <w:r>
+              <w:rPr>
+                <w:color w:val="000000"/>
+                <w:sz w:val="19"/>
+                <w:szCs w:val="19"/>
+              </w:rPr>
+              <w:t>White Box</w:t>
+            </w:r>
+          </w:p>
+          <w:p>
+            <w:r>
+              <w:rPr>
+                <w:color w:val="000000"/>
+                <w:sz w:val="19"/>
+                <w:szCs w:val="19"/>
+              </w:rPr>
+              <w:t>Black Box</w:t>
+            </w:r>
+          </w:p>
+          <w:p>
+            <w:r>
+              <w:rPr>
+                <w:color w:val="000000"/>
+                <w:sz w:val="19"/>
+                <w:szCs w:val="19"/>
+              </w:rPr>
+              <w:t>Functionality</w:t>
+            </w:r>
+          </w:p>
+          <w:p>
+            <w:r>
+              <w:rPr>
+                <w:color w:val="000000"/>
+                <w:sz w:val="19"/>
+                <w:szCs w:val="19"/>
+              </w:rPr>
+              <w:t>Integration</w:t>
+            </w:r>
+          </w:p>
+        </w:tc>
+        <w:tc>
+          <w:tcPr>
+            <w:tcW w:w="2291" w:type="dxa"/>
+          </w:tcPr>
           <w:p/>
+        </w:tc>
+      </w:tr>
+      <w:tr>
+        <w:trPr>
+          <w:trHeight w:val="60"/>
+        </w:trPr>
+        <w:tc>
+          <w:tcPr>
+            <w:tcW w:w="2291" w:type="dxa"/>
+          </w:tcPr>
+          <w:p>
+            <w:r>
+              <w:t>14/04/26</w:t>
+            </w:r>
+          </w:p>
+        </w:tc>
+        <w:tc>
+          <w:tcPr>
+            <w:tcW w:w="2291" w:type="dxa"/>
+          </w:tcPr>
+          <w:p>
+            <w:r>
+              <w:t>Navigation Bar Account Icon</w:t>
+            </w:r>
+          </w:p>
+        </w:tc>
+        <w:tc>
+          <w:tcPr>
+            <w:tcW w:w="2291" w:type="dxa"/>
+          </w:tcPr>
+          <w:p>
+            <w:r>
+              <w:rPr>
+                <w:color w:val="000000"/>
+                <w:sz w:val="19"/>
+                <w:szCs w:val="19"/>
+              </w:rPr>
+              <w:t>Black Box</w:t>
+            </w:r>
+          </w:p>
+          <w:p>
+            <w:r>
+              <w:rPr>
+                <w:color w:val="000000"/>
+                <w:sz w:val="19"/>
+                <w:szCs w:val="19"/>
+              </w:rPr>
+              <w:t>Functionality</w:t>
+            </w:r>
+          </w:p>
+          <w:p>
+            <w:pPr>
+              <w:rPr>
+                <w:color w:val="000000"/>
+                <w:sz w:val="19"/>
+                <w:szCs w:val="19"/>
+              </w:rPr>
+            </w:pPr>
+            <w:r>
+              <w:rPr>
+                <w:color w:val="000000"/>
+                <w:sz w:val="19"/>
+                <w:szCs w:val="19"/>
+              </w:rPr>
+              <w:t>Integration</w:t>
+            </w:r>
+          </w:p>
+        </w:tc>
+        <w:tc>
+          <w:tcPr>
+            <w:tcW w:w="2291" w:type="dxa"/>
+          </w:tcPr>
+          <w:p/>
+        </w:tc>
+      </w:tr>
+      <w:tr>
+        <w:trPr>
+          <w:trHeight w:val="60"/>
+        </w:trPr>
+        <w:tc>
+          <w:tcPr>
+            <w:tcW w:w="2291" w:type="dxa"/>
+          </w:tcPr>
+          <w:p>
+            <w:r>
+              <w:t>14/04/26</w:t>
+            </w:r>
+          </w:p>
+        </w:tc>
+        <w:tc>
+          <w:tcPr>
+            <w:tcW w:w="2291" w:type="dxa"/>
+          </w:tcPr>
+          <w:p>
+            <w:r>
+              <w:t>Navigation Bar – Sticky Behaviour</w:t>
+            </w:r>
+          </w:p>
+        </w:tc>
+        <w:tc>
+          <w:tcPr>
+            <w:tcW w:w="2291" w:type="dxa"/>
+          </w:tcPr>
+          <w:p>
+            <w:r>
+              <w:rPr>
+                <w:color w:val="000000"/>
+                <w:sz w:val="19"/>
+                <w:szCs w:val="19"/>
+              </w:rPr>
+              <w:t>Black Box</w:t>
+            </w:r>
+          </w:p>
+          <w:p>
+            <w:r>
+              <w:rPr>
+                <w:color w:val="000000"/>
+                <w:sz w:val="19"/>
+                <w:szCs w:val="19"/>
+              </w:rPr>
+              <w:t>Functionality</w:t>
+            </w:r>
+          </w:p>
+          <w:p>
+            <w:r>
+              <w:rPr>
+                <w:color w:val="000000"/>
+                <w:sz w:val="19"/>
+                <w:szCs w:val="19"/>
+              </w:rPr>
+              <w:t>Integration</w:t>
+            </w:r>
+          </w:p>
+        </w:tc>
+        <w:tc>
+          <w:tcPr>
+            <w:tcW w:w="2291" w:type="dxa"/>
+          </w:tcPr>
+          <w:p/>
+        </w:tc>
+      </w:tr>
+      <w:tr>
+        <w:trPr>
+          <w:trHeight w:val="60"/>
+        </w:trPr>
+        <w:tc>
+          <w:tcPr>
+            <w:tcW w:w="2291" w:type="dxa"/>
+          </w:tcPr>
+          <w:p>
+            <w:r>
+              <w:t>14/04/26</w:t>
+            </w:r>
+          </w:p>
+        </w:tc>
+        <w:tc>
+          <w:tcPr>
+            <w:tcW w:w="2291" w:type="dxa"/>
+          </w:tcPr>
+          <w:p>
+            <w:r>
+              <w:t xml:space="preserve">Navigation bar – Hover </w:t>
+            </w:r>
+          </w:p>
+        </w:tc>
+        <w:tc>
+          <w:tcPr>
+            <w:tcW w:w="2291" w:type="dxa"/>
+          </w:tcPr>
+          <w:p>
+            <w:r>
+              <w:rPr>
+                <w:color w:val="000000"/>
+                <w:sz w:val="19"/>
+                <w:szCs w:val="19"/>
+              </w:rPr>
+              <w:t>Black Box</w:t>
+            </w:r>
+          </w:p>
+          <w:p>
+            <w:r>
+              <w:rPr>
+                <w:color w:val="000000"/>
+                <w:sz w:val="19"/>
+                <w:szCs w:val="19"/>
+              </w:rPr>
+              <w:t>Functionality</w:t>
+            </w:r>
+          </w:p>
+          <w:p>
+            <w:r>
+              <w:rPr>
+                <w:color w:val="000000"/>
+                <w:sz w:val="19"/>
+                <w:szCs w:val="19"/>
+              </w:rPr>
+              <w:t>Integration</w:t>
+            </w:r>
+          </w:p>
+        </w:tc>
+        <w:tc>
+          <w:tcPr>
+            <w:tcW w:w="2291" w:type="dxa"/>
+          </w:tcPr>
+          <w:p/>
+        </w:tc>
+      </w:tr>
+      <w:tr>
+        <w:trPr>
+          <w:trHeight w:val="60"/>
+        </w:trPr>
+        <w:tc>
+          <w:tcPr>
+            <w:tcW w:w="2291" w:type="dxa"/>
+          </w:tcPr>
+          <w:p>
+            <w:r>
+              <w:t>1</w:t>
+            </w:r>
+            <w:r>
+              <w:t>6</w:t>
+            </w:r>
+            <w:r>
+              <w:t>/04/26</w:t>
+            </w:r>
+          </w:p>
+        </w:tc>
+        <w:tc>
+          <w:tcPr>
+            <w:tcW w:w="2291" w:type="dxa"/>
+          </w:tcPr>
+          <w:p>
+            <w:r>
+              <w:t xml:space="preserve">Footer Navigation Links </w:t>
+            </w:r>
+          </w:p>
+        </w:tc>
+        <w:tc>
+          <w:tcPr>
+            <w:tcW w:w="2291" w:type="dxa"/>
+          </w:tcPr>
+          <w:p>
+            <w:r>
+              <w:rPr>
+                <w:color w:val="000000"/>
+                <w:sz w:val="19"/>
+                <w:szCs w:val="19"/>
+              </w:rPr>
+              <w:t>Black Box</w:t>
+            </w:r>
+          </w:p>
+          <w:p>
+            <w:r>
+              <w:rPr>
+                <w:color w:val="000000"/>
+                <w:sz w:val="19"/>
+                <w:szCs w:val="19"/>
+              </w:rPr>
+              <w:t>Functionality</w:t>
+            </w:r>
+          </w:p>
+          <w:p>
+            <w:r>
+              <w:rPr>
+                <w:color w:val="000000"/>
+                <w:sz w:val="19"/>
+                <w:szCs w:val="19"/>
+              </w:rPr>
+              <w:t>Integration</w:t>
+            </w:r>
+          </w:p>
+        </w:tc>
+        <w:tc>
+          <w:tcPr>
+            <w:tcW w:w="2291" w:type="dxa"/>
+          </w:tcPr>
+          <w:p/>
+        </w:tc>
+      </w:tr>
+      <w:tr>
+        <w:trPr>
+          <w:trHeight w:val="60"/>
+        </w:trPr>
+        <w:tc>
+          <w:tcPr>
+            <w:tcW w:w="2291" w:type="dxa"/>
+          </w:tcPr>
+          <w:p>
+            <w:r>
+              <w:t>1</w:t>
+            </w:r>
+            <w:r>
+              <w:t>6</w:t>
+            </w:r>
+            <w:r>
+              <w:t>/04/26</w:t>
+            </w:r>
+          </w:p>
+        </w:tc>
+        <w:tc>
+          <w:tcPr>
+            <w:tcW w:w="2291" w:type="dxa"/>
+          </w:tcPr>
+          <w:p>
+            <w:r>
+              <w:t>Footer Logo</w:t>
+            </w:r>
+          </w:p>
+        </w:tc>
+        <w:tc>
+          <w:tcPr>
+            <w:tcW w:w="2291" w:type="dxa"/>
+          </w:tcPr>
+          <w:p>
+            <w:r>
+              <w:rPr>
+                <w:color w:val="000000"/>
+                <w:sz w:val="19"/>
+                <w:szCs w:val="19"/>
+              </w:rPr>
+              <w:t>Black Box</w:t>
+            </w:r>
+          </w:p>
+          <w:p>
+            <w:r>
+              <w:rPr>
+                <w:color w:val="000000"/>
+                <w:sz w:val="19"/>
+                <w:szCs w:val="19"/>
+              </w:rPr>
+              <w:t>Functionality</w:t>
+            </w:r>
+          </w:p>
+          <w:p>
+            <w:r>
+              <w:rPr>
+                <w:color w:val="000000"/>
+                <w:sz w:val="19"/>
+                <w:szCs w:val="19"/>
+              </w:rPr>
+              <w:t>Integration</w:t>
+            </w:r>
+          </w:p>
+        </w:tc>
+        <w:tc>
+          <w:tcPr>
+            <w:tcW w:w="2291" w:type="dxa"/>
+          </w:tcPr>
+          <w:p/>
+        </w:tc>
+      </w:tr>
+      <w:tr>
+        <w:trPr>
+          <w:trHeight w:val="60"/>
+        </w:trPr>
+        <w:tc>
+          <w:tcPr>
+            <w:tcW w:w="2291" w:type="dxa"/>
+          </w:tcPr>
+          <w:p>
+            <w:r>
+              <w:t>16/04/26</w:t>
+            </w:r>
+          </w:p>
+        </w:tc>
+        <w:tc>
+          <w:tcPr>
+            <w:tcW w:w="2291" w:type="dxa"/>
+          </w:tcPr>
+          <w:p>
+            <w:r>
+              <w:t>Footer social media icons</w:t>
+            </w:r>
+          </w:p>
+        </w:tc>
+        <w:tc>
+          <w:tcPr>
+            <w:tcW w:w="2291" w:type="dxa"/>
+          </w:tcPr>
+          <w:p>
+            <w:r>
+              <w:rPr>
+                <w:color w:val="000000"/>
+                <w:sz w:val="19"/>
+                <w:szCs w:val="19"/>
+              </w:rPr>
+              <w:t>Black Box</w:t>
+            </w:r>
+          </w:p>
+          <w:p>
+            <w:r>
+              <w:rPr>
+                <w:color w:val="000000"/>
+                <w:sz w:val="19"/>
+                <w:szCs w:val="19"/>
+              </w:rPr>
+              <w:t>Functionality</w:t>
+            </w:r>
+          </w:p>
+          <w:p>
+            <w:r>
+              <w:rPr>
+                <w:color w:val="000000"/>
+                <w:sz w:val="19"/>
+                <w:szCs w:val="19"/>
+              </w:rPr>
+              <w:t>Integration</w:t>
+            </w:r>
+          </w:p>
+        </w:tc>
+        <w:tc>
+          <w:tcPr>
+            <w:tcW w:w="2291" w:type="dxa"/>
+          </w:tcPr>
+          <w:p/>
+        </w:tc>
+      </w:tr>
+      <w:tr>
+        <w:trPr>
+          <w:trHeight w:val="60"/>
+        </w:trPr>
+        <w:tc>
+          <w:tcPr>
+            <w:tcW w:w="2291" w:type="dxa"/>
+          </w:tcPr>
+          <w:p>
+            <w:r>
+              <w:lastRenderedPageBreak/>
+              <w:t>16/04/26</w:t>
+            </w:r>
+          </w:p>
+        </w:tc>
+        <w:tc>
+          <w:tcPr>
+            <w:tcW w:w="2291" w:type="dxa"/>
+          </w:tcPr>
+          <w:p>
+            <w:r>
+              <w:t>Home page hero section</w:t>
+            </w:r>
+          </w:p>
+        </w:tc>
+        <w:tc>
+          <w:tcPr>
+            <w:tcW w:w="2291" w:type="dxa"/>
+          </w:tcPr>
+          <w:p>
+            <w:r>
+              <w:rPr>
+                <w:color w:val="000000"/>
+                <w:sz w:val="19"/>
+                <w:szCs w:val="19"/>
+              </w:rPr>
+              <w:t>Black Box</w:t>
+            </w:r>
+          </w:p>
+          <w:p>
+            <w:r>
+              <w:rPr>
+                <w:color w:val="000000"/>
+                <w:sz w:val="19"/>
+                <w:szCs w:val="19"/>
+              </w:rPr>
+              <w:t>Functionality</w:t>
+            </w:r>
+          </w:p>
+          <w:p>
+            <w:r>
+              <w:rPr>
+                <w:color w:val="000000"/>
+                <w:sz w:val="19"/>
+                <w:szCs w:val="19"/>
+              </w:rPr>
+              <w:t>Integration</w:t>
+            </w:r>
+          </w:p>
+        </w:tc>
+        <w:tc>
+          <w:tcPr>
+            <w:tcW w:w="2291" w:type="dxa"/>
+          </w:tcPr>
+          <w:p/>
+        </w:tc>
+      </w:tr>
+      <w:tr>
+        <w:trPr>
+          <w:trHeight w:val="60"/>
+        </w:trPr>
+        <w:tc>
+          <w:tcPr>
+            <w:tcW w:w="2291" w:type="dxa"/>
+          </w:tcPr>
+          <w:p>
+            <w:r>
+              <w:t>16/04/26</w:t>
+            </w:r>
+          </w:p>
+        </w:tc>
+        <w:tc>
+          <w:tcPr>
+            <w:tcW w:w="2291" w:type="dxa"/>
+          </w:tcPr>
+          <w:p>
+            <w:r>
+              <w:t>Home page fresh picks section</w:t>
+            </w:r>
+          </w:p>
+        </w:tc>
+        <w:tc>
+          <w:tcPr>
+            <w:tcW w:w="2291" w:type="dxa"/>
+          </w:tcPr>
+          <w:p>
+            <w:r>
+              <w:rPr>
+                <w:color w:val="000000"/>
+                <w:sz w:val="19"/>
+                <w:szCs w:val="19"/>
+              </w:rPr>
+              <w:t>White Box</w:t>
+            </w:r>
+          </w:p>
+          <w:p>
+            <w:r>
+              <w:rPr>
+                <w:color w:val="000000"/>
+                <w:sz w:val="19"/>
+                <w:szCs w:val="19"/>
+              </w:rPr>
+              <w:t>Black Box</w:t>
+            </w:r>
+          </w:p>
+          <w:p>
+            <w:r>
+              <w:rPr>
+                <w:color w:val="000000"/>
+                <w:sz w:val="19"/>
+                <w:szCs w:val="19"/>
+              </w:rPr>
+              <w:t>Functionality</w:t>
+            </w:r>
+          </w:p>
+          <w:p>
+            <w:r>
+              <w:rPr>
+                <w:color w:val="000000"/>
+                <w:sz w:val="19"/>
+                <w:szCs w:val="19"/>
+              </w:rPr>
+              <w:t>Integration</w:t>
+            </w:r>
+          </w:p>
+        </w:tc>
+        <w:tc>
+          <w:tcPr>
+            <w:tcW w:w="2291" w:type="dxa"/>
+          </w:tcPr>
+          <w:p/>
+        </w:tc>
+      </w:tr>
+      <w:tr>
+        <w:trPr>
+          <w:trHeight w:val="60"/>
+        </w:trPr>
+        <w:tc>
+          <w:tcPr>
+            <w:tcW w:w="2291" w:type="dxa"/>
+          </w:tcPr>
+          <w:p>
+            <w:r>
+              <w:t>16/04/26</w:t>
+            </w:r>
+          </w:p>
+        </w:tc>
+        <w:tc>
+          <w:tcPr>
+            <w:tcW w:w="2291" w:type="dxa"/>
+          </w:tcPr>
+          <w:p>
+            <w:r>
+              <w:t>Home page</w:t>
+            </w:r>
+            <w:r>
+              <w:t xml:space="preserve"> -</w:t>
+            </w:r>
+            <w:r>
+              <w:t xml:space="preserve"> meet our producers’ section</w:t>
+            </w:r>
+          </w:p>
+        </w:tc>
+        <w:tc>
+          <w:tcPr>
+            <w:tcW w:w="2291" w:type="dxa"/>
+          </w:tcPr>
+          <w:p>
+            <w:r>
+              <w:rPr>
+                <w:color w:val="000000"/>
+                <w:sz w:val="19"/>
+                <w:szCs w:val="19"/>
+              </w:rPr>
+              <w:t>White Box</w:t>
+            </w:r>
+          </w:p>
+          <w:p>
+            <w:r>
+              <w:rPr>
+                <w:color w:val="000000"/>
+                <w:sz w:val="19"/>
+                <w:szCs w:val="19"/>
+              </w:rPr>
+              <w:t>Black Box</w:t>
+            </w:r>
+          </w:p>
+          <w:p>
+            <w:r>
+              <w:rPr>
+                <w:color w:val="000000"/>
+                <w:sz w:val="19"/>
+                <w:szCs w:val="19"/>
+              </w:rPr>
+              <w:t>Functionality</w:t>
+            </w:r>
+          </w:p>
+          <w:p>
+            <w:r>
+              <w:rPr>
+                <w:color w:val="000000"/>
+                <w:sz w:val="19"/>
+                <w:szCs w:val="19"/>
+              </w:rPr>
+              <w:t>Integration</w:t>
+            </w:r>
+          </w:p>
+        </w:tc>
+        <w:tc>
+          <w:tcPr>
+            <w:tcW w:w="2291" w:type="dxa"/>
+          </w:tcPr>
+          <w:p/>
+        </w:tc>
+      </w:tr>
+      <w:tr>
+        <w:trPr>
+          <w:trHeight w:val="60"/>
+        </w:trPr>
+        <w:tc>
+          <w:tcPr>
+            <w:tcW w:w="2291" w:type="dxa"/>
+          </w:tcPr>
+          <w:p>
+            <w:r>
+              <w:t>20</w:t>
+            </w:r>
+            <w:r>
+              <w:t>/04/26</w:t>
+            </w:r>
+          </w:p>
+        </w:tc>
+        <w:tc>
+          <w:tcPr>
+            <w:tcW w:w="2291" w:type="dxa"/>
+          </w:tcPr>
+          <w:p>
+            <w:r>
+              <w:t>Products</w:t>
+            </w:r>
+            <w:r>
+              <w:t xml:space="preserve"> page- Display all products </w:t>
+            </w:r>
+          </w:p>
+        </w:tc>
+        <w:tc>
+          <w:tcPr>
+            <w:tcW w:w="2291" w:type="dxa"/>
+          </w:tcPr>
+          <w:p>
+            <w:r>
+              <w:rPr>
+                <w:color w:val="000000"/>
+                <w:sz w:val="19"/>
+                <w:szCs w:val="19"/>
+              </w:rPr>
+              <w:t>White Box</w:t>
+            </w:r>
+          </w:p>
+          <w:p>
+            <w:r>
+              <w:rPr>
+                <w:color w:val="000000"/>
+                <w:sz w:val="19"/>
+                <w:szCs w:val="19"/>
+              </w:rPr>
+              <w:t>Black Box</w:t>
+            </w:r>
+          </w:p>
+          <w:p>
+            <w:r>
+              <w:rPr>
+                <w:color w:val="000000"/>
+                <w:sz w:val="19"/>
+                <w:szCs w:val="19"/>
+              </w:rPr>
+              <w:t>Functionality</w:t>
+            </w:r>
+          </w:p>
+          <w:p>
+            <w:r>
+              <w:rPr>
+                <w:color w:val="000000"/>
+                <w:sz w:val="19"/>
+                <w:szCs w:val="19"/>
+              </w:rPr>
+              <w:t>Integration</w:t>
+            </w:r>
+          </w:p>
+        </w:tc>
+        <w:tc>
+          <w:tcPr>
+            <w:tcW w:w="2291" w:type="dxa"/>
+          </w:tcPr>
+          <w:p/>
+        </w:tc>
+      </w:tr>
+      <w:tr>
+        <w:trPr>
+          <w:trHeight w:val="60"/>
+        </w:trPr>
+        <w:tc>
+          <w:tcPr>
+            <w:tcW w:w="2291" w:type="dxa"/>
+          </w:tcPr>
+          <w:p>
+            <w:r>
+              <w:t>20/04/26</w:t>
+            </w:r>
+          </w:p>
+        </w:tc>
+        <w:tc>
+          <w:tcPr>
+            <w:tcW w:w="2291" w:type="dxa"/>
+          </w:tcPr>
+          <w:p>
+            <w:r>
+              <w:t xml:space="preserve">Products Page- Search Bar </w:t>
+            </w:r>
+          </w:p>
+        </w:tc>
+        <w:tc>
+          <w:tcPr>
+            <w:tcW w:w="2291" w:type="dxa"/>
+          </w:tcPr>
+          <w:p>
+            <w:r>
+              <w:rPr>
+                <w:color w:val="000000"/>
+                <w:sz w:val="19"/>
+                <w:szCs w:val="19"/>
+              </w:rPr>
+              <w:t>White Box</w:t>
+            </w:r>
+          </w:p>
+          <w:p>
+            <w:r>
+              <w:rPr>
+                <w:color w:val="000000"/>
+                <w:sz w:val="19"/>
+                <w:szCs w:val="19"/>
+              </w:rPr>
+              <w:t>Black Box</w:t>
+            </w:r>
+          </w:p>
+          <w:p>
+            <w:r>
+              <w:rPr>
+                <w:color w:val="000000"/>
+                <w:sz w:val="19"/>
+                <w:szCs w:val="19"/>
+              </w:rPr>
+              <w:t>Functionality</w:t>
+            </w:r>
+          </w:p>
+          <w:p>
+            <w:r>
+              <w:t>Integration</w:t>
+            </w:r>
+          </w:p>
+        </w:tc>
+        <w:tc>
+          <w:tcPr>
+            <w:tcW w:w="2291" w:type="dxa"/>
+          </w:tcPr>
+          <w:p/>
+        </w:tc>
+      </w:tr>
+      <w:tr>
+        <w:trPr>
+          <w:trHeight w:val="60"/>
+        </w:trPr>
+        <w:tc>
+          <w:tcPr>
+            <w:tcW w:w="2291" w:type="dxa"/>
+          </w:tcPr>
+          <w:p>
+            <w:r>
+              <w:t>20/04/26</w:t>
+            </w:r>
+          </w:p>
+        </w:tc>
+        <w:tc>
+          <w:tcPr>
+            <w:tcW w:w="2291" w:type="dxa"/>
+          </w:tcPr>
+          <w:p>
+            <w:r>
+              <w:t>Products page – Category Filter</w:t>
+            </w:r>
+          </w:p>
+        </w:tc>
+        <w:tc>
+          <w:tcPr>
+            <w:tcW w:w="2291" w:type="dxa"/>
+          </w:tcPr>
+          <w:p>
+            <w:r>
+              <w:rPr>
+                <w:color w:val="000000"/>
+                <w:sz w:val="19"/>
+                <w:szCs w:val="19"/>
+              </w:rPr>
+              <w:t>White Box</w:t>
+            </w:r>
+          </w:p>
+          <w:p>
+            <w:r>
+              <w:rPr>
+                <w:color w:val="000000"/>
+                <w:sz w:val="19"/>
+                <w:szCs w:val="19"/>
+              </w:rPr>
+              <w:t>Black Box</w:t>
+            </w:r>
+          </w:p>
+          <w:p>
+            <w:r>
+              <w:rPr>
+                <w:color w:val="000000"/>
+                <w:sz w:val="19"/>
+                <w:szCs w:val="19"/>
+              </w:rPr>
+              <w:t>Functionality</w:t>
+            </w:r>
+          </w:p>
+          <w:p>
+            <w:r>
+              <w:rPr>
+                <w:color w:val="000000"/>
+                <w:sz w:val="19"/>
+                <w:szCs w:val="19"/>
+              </w:rPr>
+              <w:t>Integration</w:t>
+            </w:r>
+          </w:p>
+        </w:tc>
+        <w:tc>
+          <w:tcPr>
+            <w:tcW w:w="2291" w:type="dxa"/>
+          </w:tcPr>
+          <w:p/>
+        </w:tc>
+      </w:tr>
+      <w:tr>
+        <w:trPr>
+          <w:trHeight w:val="60"/>
+        </w:trPr>
+        <w:tc>
+          <w:tcPr>
+            <w:tcW w:w="2291" w:type="dxa"/>
+          </w:tcPr>
+          <w:p>
+            <w:r>
+              <w:t>20/04/26</w:t>
+            </w:r>
+          </w:p>
+        </w:tc>
+        <w:tc>
+          <w:tcPr>
+            <w:tcW w:w="2291" w:type="dxa"/>
+          </w:tcPr>
+          <w:p>
+            <w:r>
+              <w:t xml:space="preserve">Products page sort dropdown button </w:t>
+            </w:r>
+          </w:p>
+        </w:tc>
+        <w:tc>
+          <w:tcPr>
+            <w:tcW w:w="2291" w:type="dxa"/>
+          </w:tcPr>
+          <w:p>
+            <w:r>
+              <w:rPr>
+                <w:color w:val="000000"/>
+                <w:sz w:val="19"/>
+                <w:szCs w:val="19"/>
+              </w:rPr>
+              <w:t>White Box</w:t>
+            </w:r>
+          </w:p>
+          <w:p>
+            <w:r>
+              <w:rPr>
+                <w:color w:val="000000"/>
+                <w:sz w:val="19"/>
+                <w:szCs w:val="19"/>
+              </w:rPr>
+              <w:t>Black Box</w:t>
+            </w:r>
+          </w:p>
+          <w:p>
+            <w:r>
+              <w:rPr>
+                <w:color w:val="000000"/>
+                <w:sz w:val="19"/>
+                <w:szCs w:val="19"/>
+              </w:rPr>
+              <w:t>Functionalit</w:t>
+            </w:r>
+            <w:r>
+              <w:rPr>
+                <w:color w:val="000000"/>
+                <w:sz w:val="19"/>
+                <w:szCs w:val="19"/>
+              </w:rPr>
+              <w:t>y</w:t>
+            </w:r>
+          </w:p>
+          <w:p>
+            <w:r>
+              <w:rPr>
+                <w:color w:val="000000"/>
+                <w:sz w:val="19"/>
+                <w:szCs w:val="19"/>
+              </w:rPr>
+              <w:t>Integration</w:t>
+            </w:r>
+          </w:p>
+        </w:tc>
+        <w:tc>
+          <w:tcPr>
+            <w:tcW w:w="2291" w:type="dxa"/>
+          </w:tcPr>
+          <w:p/>
+        </w:tc>
+      </w:tr>
+      <w:tr>
+        <w:trPr>
+          <w:trHeight w:val="60"/>
+        </w:trPr>
+        <w:tc>
+          <w:tcPr>
+            <w:tcW w:w="2291" w:type="dxa"/>
+          </w:tcPr>
+          <w:p>
+            <w:r>
+              <w:t>20/04/26</w:t>
+            </w:r>
+          </w:p>
+        </w:tc>
+        <w:tc>
+          <w:tcPr>
+            <w:tcW w:w="2291" w:type="dxa"/>
+          </w:tcPr>
+          <w:p>
+            <w:r>
+              <w:t xml:space="preserve">Products Page Add to basket button </w:t>
+            </w:r>
+          </w:p>
+        </w:tc>
+        <w:tc>
+          <w:tcPr>
+            <w:tcW w:w="2291" w:type="dxa"/>
+          </w:tcPr>
+          <w:p>
+            <w:r>
+              <w:rPr>
+                <w:color w:val="000000"/>
+                <w:sz w:val="19"/>
+                <w:szCs w:val="19"/>
+              </w:rPr>
+              <w:t>White Box</w:t>
+            </w:r>
+          </w:p>
+          <w:p>
+            <w:r>
+              <w:rPr>
+                <w:color w:val="000000"/>
+                <w:sz w:val="19"/>
+                <w:szCs w:val="19"/>
+              </w:rPr>
+              <w:t>Black Box</w:t>
+            </w:r>
+          </w:p>
+          <w:p>
+            <w:r>
+              <w:rPr>
+                <w:color w:val="000000"/>
+                <w:sz w:val="19"/>
+                <w:szCs w:val="19"/>
+              </w:rPr>
+              <w:t>Functionality</w:t>
+            </w:r>
+          </w:p>
+          <w:p>
+            <w:r>
+              <w:rPr>
+                <w:color w:val="000000"/>
+                <w:sz w:val="19"/>
+                <w:szCs w:val="19"/>
+              </w:rPr>
+              <w:t>Security</w:t>
+            </w:r>
+          </w:p>
+          <w:p>
+            <w:r>
+              <w:rPr>
+                <w:color w:val="000000"/>
+                <w:sz w:val="19"/>
+                <w:szCs w:val="19"/>
+              </w:rPr>
+              <w:t>Integration</w:t>
+            </w:r>
+          </w:p>
+        </w:tc>
+        <w:tc>
+          <w:tcPr>
+            <w:tcW w:w="2291" w:type="dxa"/>
+          </w:tcPr>
+          <w:p/>
+        </w:tc>
+      </w:tr>
+      <w:tr>
+        <w:trPr>
+          <w:trHeight w:val="60"/>
+        </w:trPr>
+        <w:tc>
+          <w:tcPr>
+            <w:tcW w:w="2291" w:type="dxa"/>
+          </w:tcPr>
+          <w:p>
+            <w:r>
+              <w:t>20/04/26</w:t>
+            </w:r>
+          </w:p>
+        </w:tc>
+        <w:tc>
+          <w:tcPr>
+            <w:tcW w:w="2291" w:type="dxa"/>
+          </w:tcPr>
+          <w:p>
+            <w:r>
+              <w:t xml:space="preserve">Products page out of stock behaviour </w:t>
+            </w:r>
+          </w:p>
+        </w:tc>
+        <w:tc>
+          <w:tcPr>
+            <w:tcW w:w="2291" w:type="dxa"/>
+          </w:tcPr>
+          <w:p>
+            <w:r>
+              <w:rPr>
+                <w:color w:val="000000"/>
+                <w:sz w:val="19"/>
+                <w:szCs w:val="19"/>
+              </w:rPr>
+              <w:t>White Box</w:t>
+            </w:r>
+          </w:p>
+          <w:p>
+            <w:r>
+              <w:rPr>
+                <w:color w:val="000000"/>
+                <w:sz w:val="19"/>
+                <w:szCs w:val="19"/>
+              </w:rPr>
+              <w:t>Black Bo</w:t>
+            </w:r>
+            <w:r>
+              <w:rPr>
+                <w:color w:val="000000"/>
+                <w:sz w:val="19"/>
+                <w:szCs w:val="19"/>
+              </w:rPr>
+              <w:t>x</w:t>
+            </w:r>
+          </w:p>
+          <w:p>
+            <w:r>
+              <w:rPr>
+                <w:color w:val="000000"/>
+                <w:sz w:val="19"/>
+                <w:szCs w:val="19"/>
+              </w:rPr>
+              <w:t>Functionality</w:t>
+            </w:r>
+          </w:p>
+          <w:p>
+            <w:r>
+              <w:rPr>
+                <w:color w:val="000000"/>
+                <w:sz w:val="19"/>
+                <w:szCs w:val="19"/>
+              </w:rPr>
+              <w:t>Integration</w:t>
+            </w:r>
+          </w:p>
+        </w:tc>
+        <w:tc>
+          <w:tcPr>
+            <w:tcW w:w="2291" w:type="dxa"/>
+          </w:tcPr>
+          <w:p/>
+        </w:tc>
+      </w:tr>
+      <w:tr>
+        <w:trPr>
+          <w:trHeight w:val="60"/>
+        </w:trPr>
+        <w:tc>
+          <w:tcPr>
+            <w:tcW w:w="2291" w:type="dxa"/>
+          </w:tcPr>
+          <w:p>
+            <w:r>
+              <w:t>2</w:t>
+            </w:r>
+            <w:r>
+              <w:t>1</w:t>
+            </w:r>
+            <w:r>
+              <w:t>/04/26</w:t>
+            </w:r>
+          </w:p>
+        </w:tc>
+        <w:tc>
+          <w:tcPr>
+            <w:tcW w:w="2291" w:type="dxa"/>
+          </w:tcPr>
+          <w:p>
+            <w:r>
+              <w:t>Basket (Empty state)</w:t>
+            </w:r>
+          </w:p>
+        </w:tc>
+        <w:tc>
+          <w:tcPr>
+            <w:tcW w:w="2291" w:type="dxa"/>
+          </w:tcPr>
+          <w:p>
+            <w:r>
+              <w:rPr>
+                <w:color w:val="000000"/>
+                <w:sz w:val="19"/>
+                <w:szCs w:val="19"/>
+              </w:rPr>
+              <w:t>White Box</w:t>
+            </w:r>
+          </w:p>
+          <w:p>
+            <w:r>
+              <w:rPr>
+                <w:color w:val="000000"/>
+                <w:sz w:val="19"/>
+                <w:szCs w:val="19"/>
+              </w:rPr>
+              <w:t>Black Box</w:t>
+            </w:r>
+          </w:p>
+          <w:p>
+            <w:r>
+              <w:rPr>
+                <w:color w:val="000000"/>
+                <w:sz w:val="19"/>
+                <w:szCs w:val="19"/>
+              </w:rPr>
+              <w:t>Functionality</w:t>
+            </w:r>
+          </w:p>
+          <w:p>
+            <w:r>
+              <w:rPr>
+                <w:color w:val="000000"/>
+                <w:sz w:val="19"/>
+                <w:szCs w:val="19"/>
+              </w:rPr>
+              <w:t>Integration</w:t>
+            </w:r>
+          </w:p>
+        </w:tc>
+        <w:tc>
+          <w:tcPr>
+            <w:tcW w:w="2291" w:type="dxa"/>
+          </w:tcPr>
+          <w:p/>
+        </w:tc>
+      </w:tr>
+      <w:tr>
+        <w:trPr>
+          <w:trHeight w:val="60"/>
+        </w:trPr>
+        <w:tc>
+          <w:tcPr>
+            <w:tcW w:w="2291" w:type="dxa"/>
+          </w:tcPr>
+          <w:p>
+            <w:r>
+              <w:t>21/04/26</w:t>
+            </w:r>
+          </w:p>
+        </w:tc>
+        <w:tc>
+          <w:tcPr>
+            <w:tcW w:w="2291" w:type="dxa"/>
+          </w:tcPr>
+          <w:p>
+            <w:r>
+              <w:t>Basket (Item and price display)</w:t>
+            </w:r>
+          </w:p>
+        </w:tc>
+        <w:tc>
+          <w:tcPr>
+            <w:tcW w:w="2291" w:type="dxa"/>
+          </w:tcPr>
+          <w:p>
+            <w:r>
+              <w:rPr>
+                <w:color w:val="000000"/>
+                <w:sz w:val="19"/>
+                <w:szCs w:val="19"/>
+              </w:rPr>
+              <w:t>White Box</w:t>
+            </w:r>
+          </w:p>
+          <w:p>
+            <w:r>
+              <w:rPr>
+                <w:color w:val="000000"/>
+                <w:sz w:val="19"/>
+                <w:szCs w:val="19"/>
+              </w:rPr>
+              <w:t>Black Box</w:t>
+            </w:r>
+          </w:p>
+          <w:p>
+            <w:r>
+              <w:rPr>
+                <w:color w:val="000000"/>
+                <w:sz w:val="19"/>
+                <w:szCs w:val="19"/>
+              </w:rPr>
+              <w:t>Functionality</w:t>
+            </w:r>
+          </w:p>
+          <w:p>
+            <w:r>
+              <w:rPr>
+                <w:color w:val="000000"/>
+                <w:sz w:val="19"/>
+                <w:szCs w:val="19"/>
+              </w:rPr>
+              <w:t>Integration</w:t>
+            </w:r>
+          </w:p>
+        </w:tc>
+        <w:tc>
+          <w:tcPr>
+            <w:tcW w:w="2291" w:type="dxa"/>
+          </w:tcPr>
+          <w:p/>
+        </w:tc>
+      </w:tr>
+      <w:tr>
+        <w:trPr>
+          <w:trHeight w:val="60"/>
+        </w:trPr>
+        <w:tc>
+          <w:tcPr>
+            <w:tcW w:w="2291" w:type="dxa"/>
+          </w:tcPr>
+          <w:p>
+            <w:r>
+              <w:t>21/04/26</w:t>
+            </w:r>
+          </w:p>
+        </w:tc>
+        <w:tc>
+          <w:tcPr>
+            <w:tcW w:w="2291" w:type="dxa"/>
+          </w:tcPr>
+          <w:p>
+            <w:r>
+              <w:t>Basket (Quantity Controls)</w:t>
+            </w:r>
+          </w:p>
+        </w:tc>
+        <w:tc>
+          <w:tcPr>
+            <w:tcW w:w="2291" w:type="dxa"/>
+          </w:tcPr>
+          <w:p>
+            <w:r>
+              <w:rPr>
+                <w:color w:val="000000"/>
+                <w:sz w:val="19"/>
+                <w:szCs w:val="19"/>
+              </w:rPr>
+              <w:t>White Box</w:t>
+            </w:r>
+          </w:p>
+          <w:p>
+            <w:r>
+              <w:rPr>
+                <w:color w:val="000000"/>
+                <w:sz w:val="19"/>
+                <w:szCs w:val="19"/>
+              </w:rPr>
+              <w:t>Black Box</w:t>
+            </w:r>
+          </w:p>
+          <w:p>
+            <w:r>
+              <w:rPr>
+                <w:color w:val="000000"/>
+                <w:sz w:val="19"/>
+                <w:szCs w:val="19"/>
+              </w:rPr>
+              <w:t>Functionality</w:t>
+            </w:r>
+          </w:p>
+          <w:p>
+            <w:r>
+              <w:rPr>
+                <w:color w:val="000000"/>
+                <w:sz w:val="19"/>
+                <w:szCs w:val="19"/>
+              </w:rPr>
+              <w:t>Integration</w:t>
+            </w:r>
+          </w:p>
+        </w:tc>
+        <w:tc>
+          <w:tcPr>
+            <w:tcW w:w="2291" w:type="dxa"/>
+          </w:tcPr>
+          <w:p/>
+        </w:tc>
+      </w:tr>
+      <w:tr>
+        <w:trPr>
+          <w:trHeight w:val="60"/>
+        </w:trPr>
+        <w:tc>
+          <w:tcPr>
+            <w:tcW w:w="2291" w:type="dxa"/>
+          </w:tcPr>
+          <w:p>
+            <w:r>
+              <w:t>21/04/26</w:t>
+            </w:r>
+          </w:p>
+        </w:tc>
+        <w:tc>
+          <w:tcPr>
+            <w:tcW w:w="2291" w:type="dxa"/>
+          </w:tcPr>
+          <w:p>
+            <w:r>
+              <w:t>Basket (Remove Item button</w:t>
+            </w:r>
+            <w:r>
+              <w:t>)</w:t>
+            </w:r>
+          </w:p>
+        </w:tc>
+        <w:tc>
+          <w:tcPr>
+            <w:tcW w:w="2291" w:type="dxa"/>
+          </w:tcPr>
+          <w:p>
+            <w:r>
+              <w:rPr>
+                <w:color w:val="000000"/>
+                <w:sz w:val="19"/>
+                <w:szCs w:val="19"/>
+              </w:rPr>
+              <w:t>White Box</w:t>
+            </w:r>
+          </w:p>
+          <w:p>
+            <w:r>
+              <w:rPr>
+                <w:color w:val="000000"/>
+                <w:sz w:val="19"/>
+                <w:szCs w:val="19"/>
+              </w:rPr>
+              <w:t>Black Box</w:t>
+            </w:r>
+          </w:p>
+          <w:p>
+            <w:r>
+              <w:rPr>
+                <w:color w:val="000000"/>
+                <w:sz w:val="19"/>
+                <w:szCs w:val="19"/>
+              </w:rPr>
+              <w:t>Functionality</w:t>
+            </w:r>
+          </w:p>
+          <w:p>
+            <w:r>
+              <w:rPr>
+                <w:color w:val="000000"/>
+                <w:sz w:val="19"/>
+                <w:szCs w:val="19"/>
+              </w:rPr>
+              <w:t>Integration</w:t>
+            </w:r>
+          </w:p>
+        </w:tc>
+        <w:tc>
+          <w:tcPr>
+            <w:tcW w:w="2291" w:type="dxa"/>
+          </w:tcPr>
+          <w:p/>
+        </w:tc>
+      </w:tr>
+      <w:tr>
+        <w:trPr>
+          <w:trHeight w:val="60"/>
+        </w:trPr>
+        <w:tc>
+          <w:tcPr>
+            <w:tcW w:w="2291" w:type="dxa"/>
+          </w:tcPr>
+          <w:p>
+            <w:r>
+              <w:t>21/04/26</w:t>
+            </w:r>
+          </w:p>
+        </w:tc>
+        <w:tc>
+          <w:tcPr>
+            <w:tcW w:w="2291" w:type="dxa"/>
+          </w:tcPr>
+          <w:p>
+            <w:r>
+              <w:t>Basket (Order Summary, subtotal and delivery display</w:t>
+            </w:r>
+            <w:r>
+              <w:t>)</w:t>
+            </w:r>
+          </w:p>
+        </w:tc>
+        <w:tc>
+          <w:tcPr>
+            <w:tcW w:w="2291" w:type="dxa"/>
+          </w:tcPr>
+          <w:p>
+            <w:r>
+              <w:rPr>
+                <w:color w:val="000000"/>
+                <w:sz w:val="19"/>
+                <w:szCs w:val="19"/>
+              </w:rPr>
+              <w:t>White Box</w:t>
+            </w:r>
+          </w:p>
+          <w:p>
+            <w:r>
+              <w:rPr>
+                <w:color w:val="000000"/>
+                <w:sz w:val="19"/>
+                <w:szCs w:val="19"/>
+              </w:rPr>
+              <w:t>Black Box</w:t>
+            </w:r>
+          </w:p>
+          <w:p>
+            <w:r>
+              <w:rPr>
+                <w:color w:val="000000"/>
+                <w:sz w:val="19"/>
+                <w:szCs w:val="19"/>
+              </w:rPr>
+              <w:t>Functionality</w:t>
+            </w:r>
+          </w:p>
+          <w:p>
+            <w:r>
+              <w:rPr>
+                <w:color w:val="000000"/>
+                <w:sz w:val="19"/>
+                <w:szCs w:val="19"/>
+              </w:rPr>
+              <w:t>Integration</w:t>
+            </w:r>
+          </w:p>
+        </w:tc>
+        <w:tc>
+          <w:tcPr>
+            <w:tcW w:w="2291" w:type="dxa"/>
+          </w:tcPr>
+          <w:p/>
+        </w:tc>
+      </w:tr>
+      <w:tr>
+        <w:trPr>
+          <w:trHeight w:val="60"/>
+        </w:trPr>
+        <w:tc>
+          <w:tcPr>
+            <w:tcW w:w="2291" w:type="dxa"/>
+          </w:tcPr>
+          <w:p>
+            <w:r>
+              <w:t>21/04/26</w:t>
+            </w:r>
+          </w:p>
+        </w:tc>
+        <w:tc>
+          <w:tcPr>
+            <w:tcW w:w="2291" w:type="dxa"/>
+          </w:tcPr>
+          <w:p>
+            <w:r>
+              <w:t>Basket (Discount code</w:t>
+            </w:r>
+            <w:r>
+              <w:t>)</w:t>
+            </w:r>
+          </w:p>
+        </w:tc>
+        <w:tc>
+          <w:tcPr>
+            <w:tcW w:w="2291" w:type="dxa"/>
+          </w:tcPr>
+          <w:p>
+            <w:r>
+              <w:rPr>
+                <w:color w:val="000000"/>
+                <w:sz w:val="19"/>
+                <w:szCs w:val="19"/>
+              </w:rPr>
+              <w:t>White Box</w:t>
+            </w:r>
+          </w:p>
+          <w:p>
+            <w:r>
+              <w:rPr>
+                <w:color w:val="000000"/>
+                <w:sz w:val="19"/>
+                <w:szCs w:val="19"/>
+              </w:rPr>
+              <w:t>Black Box</w:t>
+            </w:r>
+          </w:p>
+          <w:p>
+            <w:r>
+              <w:rPr>
+                <w:color w:val="000000"/>
+                <w:sz w:val="19"/>
+                <w:szCs w:val="19"/>
+              </w:rPr>
+              <w:t>Functionality</w:t>
+            </w:r>
+          </w:p>
+          <w:p>
+            <w:r>
+              <w:rPr>
+                <w:sz w:val="19"/>
+                <w:szCs w:val="19"/>
+              </w:rPr>
+              <w:lastRenderedPageBreak/>
+              <w:t xml:space="preserve"> </w:t>
+            </w:r>
+            <w:r>
+              <w:rPr>
+                <w:sz w:val="19"/>
+                <w:szCs w:val="19"/>
+              </w:rPr>
+              <w:t>Security</w:t>
+            </w:r>
+          </w:p>
+          <w:p>
+            <w:r>
+              <w:rPr>
+                <w:color w:val="000000"/>
+                <w:sz w:val="19"/>
+                <w:szCs w:val="19"/>
+              </w:rPr>
+              <w:t>Integration</w:t>
+            </w:r>
+          </w:p>
+        </w:tc>
+        <w:tc>
+          <w:tcPr>
+            <w:tcW w:w="2291" w:type="dxa"/>
+          </w:tcPr>
+          <w:p/>
+        </w:tc>
+      </w:tr>
+      <w:tr>
+        <w:trPr>
+          <w:trHeight w:val="60"/>
+        </w:trPr>
+        <w:tc>
+          <w:tcPr>
+            <w:tcW w:w="2291" w:type="dxa"/>
+          </w:tcPr>
+          <w:p>
+            <w:r>
+              <w:t>21/04/26</w:t>
+            </w:r>
+          </w:p>
+        </w:tc>
+        <w:tc>
+          <w:tcPr>
+            <w:tcW w:w="2291" w:type="dxa"/>
+          </w:tcPr>
+          <w:p>
+            <w:r>
+              <w:t>Basket (Proceed to checkout button)</w:t>
+            </w:r>
+          </w:p>
+        </w:tc>
+        <w:tc>
+          <w:tcPr>
+            <w:tcW w:w="2291" w:type="dxa"/>
+          </w:tcPr>
+          <w:p>
+            <w:r>
+              <w:rPr>
+                <w:color w:val="000000"/>
+                <w:sz w:val="19"/>
+                <w:szCs w:val="19"/>
+              </w:rPr>
+              <w:t>White Box</w:t>
+            </w:r>
+          </w:p>
+          <w:p>
+            <w:r>
+              <w:rPr>
+                <w:color w:val="000000"/>
+                <w:sz w:val="19"/>
+                <w:szCs w:val="19"/>
+              </w:rPr>
+              <w:t>Black Box</w:t>
+            </w:r>
+          </w:p>
+          <w:p>
+            <w:r>
+              <w:rPr>
+                <w:color w:val="000000"/>
+                <w:sz w:val="19"/>
+                <w:szCs w:val="19"/>
+              </w:rPr>
+              <w:t>Functionality</w:t>
+            </w:r>
+          </w:p>
+          <w:p>
+            <w:r>
+              <w:rPr>
+                <w:color w:val="000000"/>
+                <w:sz w:val="19"/>
+                <w:szCs w:val="19"/>
+              </w:rPr>
+              <w:t>Integration</w:t>
+            </w:r>
+          </w:p>
+        </w:tc>
+        <w:tc>
+          <w:tcPr>
+            <w:tcW w:w="2291" w:type="dxa"/>
+          </w:tcPr>
+          <w:p/>
+        </w:tc>
+      </w:tr>
+      <w:tr>
+        <w:trPr>
+          <w:trHeight w:val="60"/>
+        </w:trPr>
+        <w:tc>
+          <w:tcPr>
+            <w:tcW w:w="2291" w:type="dxa"/>
+          </w:tcPr>
+          <w:p>
+            <w:r>
+              <w:t>21/04/26</w:t>
+            </w:r>
+          </w:p>
+        </w:tc>
+        <w:tc>
+          <w:tcPr>
+            <w:tcW w:w="2291" w:type="dxa"/>
+          </w:tcPr>
+          <w:p>
+            <w:r>
+              <w:t>Basket (</w:t>
+            </w:r>
+            <w:r>
+              <w:t>Continue shopping button)</w:t>
+            </w:r>
+          </w:p>
+        </w:tc>
+        <w:tc>
+          <w:tcPr>
+            <w:tcW w:w="2291" w:type="dxa"/>
+          </w:tcPr>
+          <w:p>
+            <w:r>
+              <w:rPr>
+                <w:color w:val="000000"/>
+                <w:sz w:val="19"/>
+                <w:szCs w:val="19"/>
+              </w:rPr>
+              <w:t>Black Box</w:t>
+            </w:r>
+          </w:p>
+          <w:p>
+            <w:r>
+              <w:rPr>
+                <w:color w:val="000000"/>
+                <w:sz w:val="19"/>
+                <w:szCs w:val="19"/>
+              </w:rPr>
+              <w:t>Functionality</w:t>
+            </w:r>
+          </w:p>
+          <w:p>
+            <w:r>
+              <w:rPr>
+                <w:color w:val="000000"/>
+                <w:sz w:val="19"/>
+                <w:szCs w:val="19"/>
+              </w:rPr>
+              <w:t>Integration</w:t>
+            </w:r>
+          </w:p>
+        </w:tc>
+        <w:tc>
+          <w:tcPr>
+            <w:tcW w:w="2291" w:type="dxa"/>
+          </w:tcPr>
+          <w:p/>
+        </w:tc>
+      </w:tr>
+      <w:tr>
+        <w:trPr>
+          <w:trHeight w:val="60"/>
+        </w:trPr>
+        <w:tc>
+          <w:tcPr>
+            <w:tcW w:w="2291" w:type="dxa"/>
+          </w:tcPr>
+          <w:p>
+            <w:r>
+              <w:t>2</w:t>
+            </w:r>
+            <w:r>
+              <w:t>2</w:t>
+            </w:r>
+            <w:r>
+              <w:t>/04/26</w:t>
+            </w:r>
+          </w:p>
+        </w:tc>
+        <w:tc>
+          <w:tcPr>
+            <w:tcW w:w="2291" w:type="dxa"/>
+          </w:tcPr>
+          <w:p>
+            <w:r>
+              <w:t>My Orders (Order List Display)</w:t>
+            </w:r>
+          </w:p>
+        </w:tc>
+        <w:tc>
+          <w:tcPr>
+            <w:tcW w:w="2291" w:type="dxa"/>
+          </w:tcPr>
+          <w:p>
+            <w:r>
+              <w:rPr>
+                <w:color w:val="000000"/>
+                <w:sz w:val="19"/>
+                <w:szCs w:val="19"/>
+              </w:rPr>
+              <w:t>White Box</w:t>
+            </w:r>
+          </w:p>
+          <w:p>
+            <w:r>
+              <w:rPr>
+                <w:color w:val="000000"/>
+                <w:sz w:val="19"/>
+                <w:szCs w:val="19"/>
+              </w:rPr>
+              <w:t>Black Box</w:t>
+            </w:r>
+          </w:p>
+          <w:p>
+            <w:r>
+              <w:rPr>
+                <w:color w:val="000000"/>
+                <w:sz w:val="19"/>
+                <w:szCs w:val="19"/>
+              </w:rPr>
+              <w:t>Functionality</w:t>
+            </w:r>
+          </w:p>
+          <w:p>
+            <w:r>
+              <w:rPr>
+                <w:color w:val="000000"/>
+                <w:sz w:val="19"/>
+                <w:szCs w:val="19"/>
+              </w:rPr>
+              <w:t>Integration</w:t>
+            </w:r>
+          </w:p>
+        </w:tc>
+        <w:tc>
+          <w:tcPr>
+            <w:tcW w:w="2291" w:type="dxa"/>
+          </w:tcPr>
+          <w:p/>
+        </w:tc>
+      </w:tr>
+      <w:tr>
+        <w:trPr>
+          <w:trHeight w:val="60"/>
+        </w:trPr>
+        <w:tc>
+          <w:tcPr>
+            <w:tcW w:w="2291" w:type="dxa"/>
+          </w:tcPr>
+          <w:p>
+            <w:r>
+              <w:t>22/04/26</w:t>
+            </w:r>
+          </w:p>
+        </w:tc>
+        <w:tc>
+          <w:tcPr>
+            <w:tcW w:w="2291" w:type="dxa"/>
+          </w:tcPr>
+          <w:p>
+            <w:r>
+              <w:t>My Orders (</w:t>
+            </w:r>
+            <w:r>
+              <w:t>Status Badges</w:t>
+            </w:r>
+            <w:r>
+              <w:t>)</w:t>
+            </w:r>
+          </w:p>
+        </w:tc>
+        <w:tc>
+          <w:tcPr>
+            <w:tcW w:w="2291" w:type="dxa"/>
+          </w:tcPr>
+          <w:p>
+            <w:r>
+              <w:rPr>
+                <w:color w:val="000000"/>
+                <w:sz w:val="19"/>
+                <w:szCs w:val="19"/>
+              </w:rPr>
+              <w:t>White Box</w:t>
+            </w:r>
+          </w:p>
+          <w:p>
+            <w:r>
+              <w:rPr>
+                <w:color w:val="000000"/>
+                <w:sz w:val="19"/>
+                <w:szCs w:val="19"/>
+              </w:rPr>
+              <w:t>Black Box</w:t>
+            </w:r>
+          </w:p>
+          <w:p>
+            <w:r>
+              <w:rPr>
+                <w:color w:val="000000"/>
+                <w:sz w:val="19"/>
+                <w:szCs w:val="19"/>
+              </w:rPr>
+              <w:t>Functionality</w:t>
+            </w:r>
+          </w:p>
+          <w:p>
+            <w:r>
+              <w:rPr>
+                <w:color w:val="000000"/>
+                <w:sz w:val="19"/>
+                <w:szCs w:val="19"/>
+              </w:rPr>
+              <w:t>Integration</w:t>
+            </w:r>
+          </w:p>
+        </w:tc>
+        <w:tc>
+          <w:tcPr>
+            <w:tcW w:w="2291" w:type="dxa"/>
+          </w:tcPr>
+          <w:p/>
+        </w:tc>
+      </w:tr>
+      <w:tr>
+        <w:trPr>
+          <w:trHeight w:val="60"/>
+        </w:trPr>
+        <w:tc>
+          <w:tcPr>
+            <w:tcW w:w="2291" w:type="dxa"/>
+          </w:tcPr>
+          <w:p>
+            <w:r>
+              <w:t>22/04/26</w:t>
+            </w:r>
+          </w:p>
+        </w:tc>
+        <w:tc>
+          <w:tcPr>
+            <w:tcW w:w="2291" w:type="dxa"/>
+          </w:tcPr>
+          <w:p>
+            <w:r>
+              <w:t>My Orders (</w:t>
+            </w:r>
+            <w:r>
+              <w:t>Re-order button</w:t>
+            </w:r>
+            <w:r>
+              <w:t>)</w:t>
+            </w:r>
+          </w:p>
+        </w:tc>
+        <w:tc>
+          <w:tcPr>
+            <w:tcW w:w="2291" w:type="dxa"/>
+          </w:tcPr>
+          <w:p>
+            <w:r>
+              <w:rPr>
+                <w:color w:val="000000"/>
+                <w:sz w:val="19"/>
+                <w:szCs w:val="19"/>
+              </w:rPr>
+              <w:t>White Box</w:t>
+            </w:r>
+          </w:p>
+          <w:p>
+            <w:r>
+              <w:rPr>
+                <w:color w:val="000000"/>
+                <w:sz w:val="19"/>
+                <w:szCs w:val="19"/>
+              </w:rPr>
+              <w:t>Black Box</w:t>
+            </w:r>
+          </w:p>
+          <w:p>
+            <w:r>
+              <w:rPr>
+                <w:color w:val="000000"/>
+                <w:sz w:val="19"/>
+                <w:szCs w:val="19"/>
+              </w:rPr>
+              <w:t>Functionality</w:t>
+            </w:r>
+          </w:p>
+          <w:p>
+            <w:r>
+              <w:rPr>
+                <w:color w:val="000000"/>
+                <w:sz w:val="19"/>
+                <w:szCs w:val="19"/>
+              </w:rPr>
+              <w:t>Integration</w:t>
+            </w:r>
+          </w:p>
+        </w:tc>
+        <w:tc>
+          <w:tcPr>
+            <w:tcW w:w="2291" w:type="dxa"/>
+          </w:tcPr>
+          <w:p/>
+        </w:tc>
+      </w:tr>
+      <w:tr>
+        <w:trPr>
+          <w:trHeight w:val="60"/>
+        </w:trPr>
+        <w:tc>
+          <w:tcPr>
+            <w:tcW w:w="2291" w:type="dxa"/>
+          </w:tcPr>
+          <w:p>
+            <w:r>
+              <w:t>22/04/26</w:t>
+            </w:r>
+          </w:p>
+        </w:tc>
+        <w:tc>
+          <w:tcPr>
+            <w:tcW w:w="2291" w:type="dxa"/>
+          </w:tcPr>
+          <w:p>
+            <w:r>
+              <w:t>My Orders (</w:t>
+            </w:r>
+            <w:r>
+              <w:t>Role-based Access Control</w:t>
+            </w:r>
+            <w:r>
+              <w:t>)</w:t>
+            </w:r>
+          </w:p>
+        </w:tc>
+        <w:tc>
+          <w:tcPr>
+            <w:tcW w:w="2291" w:type="dxa"/>
+          </w:tcPr>
+          <w:p>
+            <w:r>
+              <w:rPr>
+                <w:color w:val="000000"/>
+                <w:sz w:val="19"/>
+                <w:szCs w:val="19"/>
+              </w:rPr>
+              <w:t>White Box</w:t>
+            </w:r>
+          </w:p>
+          <w:p>
+            <w:r>
+              <w:rPr>
+                <w:color w:val="000000"/>
+                <w:sz w:val="19"/>
+                <w:szCs w:val="19"/>
+              </w:rPr>
+              <w:t>Black Box</w:t>
+            </w:r>
+          </w:p>
+          <w:p>
+            <w:r>
+              <w:rPr>
+                <w:color w:val="000000"/>
+                <w:sz w:val="19"/>
+                <w:szCs w:val="19"/>
+              </w:rPr>
+              <w:t>Functionality</w:t>
+            </w:r>
+          </w:p>
+          <w:p>
+            <w:r>
+              <w:rPr>
+                <w:color w:val="000000"/>
+                <w:sz w:val="19"/>
+                <w:szCs w:val="19"/>
+              </w:rPr>
+              <w:t>Security</w:t>
+            </w:r>
+          </w:p>
+          <w:p>
+            <w:r>
+              <w:rPr>
+                <w:color w:val="000000"/>
+                <w:sz w:val="19"/>
+                <w:szCs w:val="19"/>
+              </w:rPr>
+              <w:t>Integration</w:t>
+            </w:r>
+          </w:p>
+        </w:tc>
+        <w:tc>
+          <w:tcPr>
+            <w:tcW w:w="2291" w:type="dxa"/>
+          </w:tcPr>
+          <w:p/>
+        </w:tc>
+      </w:tr>
+      <w:tr>
+        <w:trPr>
+          <w:trHeight w:val="60"/>
+        </w:trPr>
+        <w:tc>
+          <w:tcPr>
+            <w:tcW w:w="2291" w:type="dxa"/>
+          </w:tcPr>
+          <w:p>
+            <w:r>
+              <w:t>22/04/26</w:t>
+            </w:r>
+          </w:p>
+        </w:tc>
+        <w:tc>
+          <w:tcPr>
+            <w:tcW w:w="2291" w:type="dxa"/>
+          </w:tcPr>
+          <w:p>
+            <w:r>
+              <w:t>Our Producers (Producer Cards)</w:t>
+            </w:r>
+          </w:p>
+        </w:tc>
+        <w:tc>
+          <w:tcPr>
+            <w:tcW w:w="2291" w:type="dxa"/>
+          </w:tcPr>
+          <w:p>
+            <w:r>
+              <w:rPr>
+                <w:color w:val="000000"/>
+                <w:sz w:val="19"/>
+                <w:szCs w:val="19"/>
+              </w:rPr>
+              <w:t>White Box</w:t>
+            </w:r>
+          </w:p>
+          <w:p>
+            <w:r>
+              <w:rPr>
+                <w:color w:val="000000"/>
+                <w:sz w:val="19"/>
+                <w:szCs w:val="19"/>
+              </w:rPr>
+              <w:t>Black Box</w:t>
+            </w:r>
+          </w:p>
+          <w:p>
+            <w:r>
+              <w:rPr>
+                <w:color w:val="000000"/>
+                <w:sz w:val="19"/>
+                <w:szCs w:val="19"/>
+              </w:rPr>
+              <w:t>Functionality</w:t>
+            </w:r>
+          </w:p>
+          <w:p>
+            <w:r>
+              <w:rPr>
+                <w:color w:val="000000"/>
+                <w:sz w:val="19"/>
+                <w:szCs w:val="19"/>
+              </w:rPr>
+              <w:t>Integration</w:t>
+            </w:r>
+          </w:p>
+        </w:tc>
+        <w:tc>
+          <w:tcPr>
+            <w:tcW w:w="2291" w:type="dxa"/>
+          </w:tcPr>
+          <w:p/>
+        </w:tc>
+      </w:tr>
+      <w:tr>
+        <w:trPr>
+          <w:trHeight w:val="60"/>
+        </w:trPr>
+        <w:tc>
+          <w:tcPr>
+            <w:tcW w:w="2291" w:type="dxa"/>
+          </w:tcPr>
+          <w:p>
+            <w:r>
+              <w:t>22/04/26</w:t>
+            </w:r>
+          </w:p>
+        </w:tc>
+        <w:tc>
+          <w:tcPr>
+            <w:tcW w:w="2291" w:type="dxa"/>
+          </w:tcPr>
+          <w:p>
+            <w:r>
+              <w:t>Our Producers (View Products link)</w:t>
+            </w:r>
+          </w:p>
+        </w:tc>
+        <w:tc>
+          <w:tcPr>
+            <w:tcW w:w="2291" w:type="dxa"/>
+          </w:tcPr>
+          <w:p>
+            <w:r>
+              <w:rPr>
+                <w:color w:val="000000"/>
+                <w:sz w:val="19"/>
+                <w:szCs w:val="19"/>
+              </w:rPr>
+              <w:t>White Box</w:t>
+            </w:r>
+          </w:p>
+          <w:p>
+            <w:r>
+              <w:rPr>
+                <w:color w:val="000000"/>
+                <w:sz w:val="19"/>
+                <w:szCs w:val="19"/>
+              </w:rPr>
+              <w:t>Black Box</w:t>
+            </w:r>
+          </w:p>
+          <w:p>
+            <w:r>
+              <w:rPr>
+                <w:color w:val="000000"/>
+                <w:sz w:val="19"/>
+                <w:szCs w:val="19"/>
+              </w:rPr>
+              <w:t>Functionality</w:t>
+            </w:r>
+          </w:p>
+          <w:p>
+            <w:r>
+              <w:rPr>
+                <w:color w:val="000000"/>
+                <w:sz w:val="19"/>
+                <w:szCs w:val="19"/>
+              </w:rPr>
+              <w:t>Integration</w:t>
+            </w:r>
+          </w:p>
+        </w:tc>
+        <w:tc>
+          <w:tcPr>
+            <w:tcW w:w="2291" w:type="dxa"/>
+          </w:tcPr>
+          <w:p/>
+        </w:tc>
+      </w:tr>
+      <w:tr>
+        <w:trPr>
+          <w:trHeight w:val="60"/>
+        </w:trPr>
+        <w:tc>
+          <w:tcPr>
+            <w:tcW w:w="2291" w:type="dxa"/>
+          </w:tcPr>
+          <w:p>
+            <w:r>
+              <w:t>2</w:t>
+            </w:r>
+            <w:r>
+              <w:t>3</w:t>
+            </w:r>
+            <w:r>
+              <w:t>/04/26</w:t>
+            </w:r>
+          </w:p>
+        </w:tc>
+        <w:tc>
+          <w:tcPr>
+            <w:tcW w:w="2291" w:type="dxa"/>
+          </w:tcPr>
+          <w:p>
+            <w:r>
+              <w:t>Dashboard (Access control)</w:t>
+            </w:r>
+          </w:p>
+        </w:tc>
+        <w:tc>
+          <w:tcPr>
+            <w:tcW w:w="2291" w:type="dxa"/>
+          </w:tcPr>
+          <w:p>
+            <w:r>
+              <w:rPr>
+                <w:color w:val="000000"/>
+                <w:sz w:val="19"/>
+                <w:szCs w:val="19"/>
+              </w:rPr>
+              <w:t>White Box</w:t>
+            </w:r>
+          </w:p>
+          <w:p>
+            <w:r>
+              <w:rPr>
+                <w:color w:val="000000"/>
+                <w:sz w:val="19"/>
+                <w:szCs w:val="19"/>
+              </w:rPr>
+              <w:t>Black Box</w:t>
+            </w:r>
+          </w:p>
+          <w:p>
+            <w:r>
+              <w:rPr>
+                <w:color w:val="000000"/>
+                <w:sz w:val="19"/>
+                <w:szCs w:val="19"/>
+              </w:rPr>
+              <w:t>Functionality</w:t>
+            </w:r>
+          </w:p>
+          <w:p>
+            <w:r>
+              <w:rPr>
+                <w:color w:val="000000"/>
+                <w:sz w:val="19"/>
+                <w:szCs w:val="19"/>
+              </w:rPr>
+              <w:t>Security</w:t>
+            </w:r>
+          </w:p>
+          <w:p>
+            <w:r>
+              <w:rPr>
+                <w:color w:val="000000"/>
+                <w:sz w:val="19"/>
+                <w:szCs w:val="19"/>
+              </w:rPr>
+              <w:t>Integration</w:t>
+            </w:r>
+          </w:p>
+        </w:tc>
+        <w:tc>
+          <w:tcPr>
+            <w:tcW w:w="2291" w:type="dxa"/>
+          </w:tcPr>
+          <w:p/>
+        </w:tc>
+      </w:tr>
+      <w:tr>
+        <w:trPr>
+          <w:trHeight w:val="60"/>
+        </w:trPr>
+        <w:tc>
+          <w:tcPr>
+            <w:tcW w:w="2291" w:type="dxa"/>
+          </w:tcPr>
+          <w:p>
+            <w:r>
+              <w:t>23/04/26</w:t>
+            </w:r>
+          </w:p>
+        </w:tc>
+        <w:tc>
+          <w:tcPr>
+            <w:tcW w:w="2291" w:type="dxa"/>
+          </w:tcPr>
+          <w:p>
+            <w:r>
+              <w:t>Dashboard (Overview stats and cards)</w:t>
+            </w:r>
+          </w:p>
+        </w:tc>
+        <w:tc>
+          <w:tcPr>
+            <w:tcW w:w="2291" w:type="dxa"/>
+          </w:tcPr>
+          <w:p>
+            <w:r>
+              <w:rPr>
+                <w:color w:val="000000"/>
+                <w:sz w:val="19"/>
+                <w:szCs w:val="19"/>
+              </w:rPr>
+              <w:t>White Box</w:t>
+            </w:r>
+          </w:p>
+          <w:p>
+            <w:r>
+              <w:rPr>
+                <w:color w:val="000000"/>
+                <w:sz w:val="19"/>
+                <w:szCs w:val="19"/>
+              </w:rPr>
+              <w:t>Black Box</w:t>
+            </w:r>
+          </w:p>
+          <w:p>
+            <w:r>
+              <w:rPr>
+                <w:color w:val="000000"/>
+                <w:sz w:val="19"/>
+                <w:szCs w:val="19"/>
+              </w:rPr>
+              <w:t>Functionality</w:t>
+            </w:r>
+          </w:p>
+          <w:p>
+            <w:r>
+              <w:rPr>
+                <w:color w:val="000000"/>
+                <w:sz w:val="19"/>
+                <w:szCs w:val="19"/>
+              </w:rPr>
+              <w:t>Integration</w:t>
+            </w:r>
+          </w:p>
+        </w:tc>
+        <w:tc>
+          <w:tcPr>
+            <w:tcW w:w="2291" w:type="dxa"/>
+          </w:tcPr>
+          <w:p/>
+        </w:tc>
+      </w:tr>
+      <w:tr>
+        <w:trPr>
+          <w:trHeight w:val="60"/>
+        </w:trPr>
+        <w:tc>
+          <w:tcPr>
+            <w:tcW w:w="2291" w:type="dxa"/>
+          </w:tcPr>
+          <w:p>
+            <w:r>
+              <w:t>23/04/26</w:t>
+            </w:r>
+          </w:p>
+        </w:tc>
+        <w:tc>
+          <w:tcPr>
+            <w:tcW w:w="2291" w:type="dxa"/>
+          </w:tcPr>
+          <w:p>
+            <w:r>
+              <w:t>Dashboard (Recent orders Table)</w:t>
+            </w:r>
+          </w:p>
+        </w:tc>
+        <w:tc>
+          <w:tcPr>
+            <w:tcW w:w="2291" w:type="dxa"/>
+          </w:tcPr>
+          <w:p>
+            <w:r>
+              <w:rPr>
+                <w:color w:val="000000"/>
+                <w:sz w:val="19"/>
+                <w:szCs w:val="19"/>
+              </w:rPr>
+              <w:t>White Box</w:t>
+            </w:r>
+          </w:p>
+          <w:p>
+            <w:r>
+              <w:rPr>
+                <w:color w:val="000000"/>
+                <w:sz w:val="19"/>
+                <w:szCs w:val="19"/>
+              </w:rPr>
+              <w:t>Black Box</w:t>
+            </w:r>
+          </w:p>
+          <w:p>
+            <w:r>
+              <w:rPr>
+                <w:color w:val="000000"/>
+                <w:sz w:val="19"/>
+                <w:szCs w:val="19"/>
+              </w:rPr>
+              <w:t>Functionality</w:t>
+            </w:r>
+          </w:p>
+          <w:p>
+            <w:r>
+              <w:rPr>
+                <w:color w:val="000000"/>
+                <w:sz w:val="19"/>
+                <w:szCs w:val="19"/>
+              </w:rPr>
+              <w:t>Integration</w:t>
+            </w:r>
+          </w:p>
+        </w:tc>
+        <w:tc>
+          <w:tcPr>
+            <w:tcW w:w="2291" w:type="dxa"/>
+          </w:tcPr>
+          <w:p/>
+        </w:tc>
+      </w:tr>
+      <w:tr>
+        <w:trPr>
+          <w:trHeight w:val="60"/>
+        </w:trPr>
+        <w:tc>
+          <w:tcPr>
+            <w:tcW w:w="2291" w:type="dxa"/>
+          </w:tcPr>
+          <w:p>
+            <w:r>
+              <w:t>23/04/26</w:t>
+            </w:r>
+          </w:p>
+        </w:tc>
+        <w:tc>
+          <w:tcPr>
+            <w:tcW w:w="2291" w:type="dxa"/>
+          </w:tcPr>
+          <w:p>
+            <w:r>
+              <w:t>Dashboard (Stock management. View/edit stock)</w:t>
+            </w:r>
+          </w:p>
+        </w:tc>
+        <w:tc>
+          <w:tcPr>
+            <w:tcW w:w="2291" w:type="dxa"/>
+          </w:tcPr>
+          <w:p>
+            <w:r>
+              <w:rPr>
+                <w:color w:val="000000"/>
+                <w:sz w:val="19"/>
+                <w:szCs w:val="19"/>
+              </w:rPr>
+              <w:t>White Box</w:t>
+            </w:r>
+          </w:p>
+          <w:p>
+            <w:r>
+              <w:rPr>
+                <w:color w:val="000000"/>
+                <w:sz w:val="19"/>
+                <w:szCs w:val="19"/>
+              </w:rPr>
+              <w:t>Black Box</w:t>
+            </w:r>
+          </w:p>
+          <w:p>
+            <w:r>
+              <w:rPr>
+                <w:color w:val="000000"/>
+                <w:sz w:val="19"/>
+                <w:szCs w:val="19"/>
+              </w:rPr>
+              <w:t>Functionality</w:t>
+            </w:r>
+          </w:p>
+          <w:p>
+            <w:r>
+              <w:rPr>
+                <w:color w:val="000000"/>
+                <w:sz w:val="19"/>
+                <w:szCs w:val="19"/>
+              </w:rPr>
+              <w:t>Security</w:t>
+            </w:r>
+          </w:p>
+          <w:p>
+            <w:r>
+              <w:rPr>
+                <w:color w:val="000000"/>
+                <w:sz w:val="19"/>
+                <w:szCs w:val="19"/>
+              </w:rPr>
+              <w:t>Integration</w:t>
+            </w:r>
+          </w:p>
+        </w:tc>
+        <w:tc>
+          <w:tcPr>
+            <w:tcW w:w="2291" w:type="dxa"/>
+          </w:tcPr>
+          <w:p/>
+        </w:tc>
+      </w:tr>
+      <w:tr>
+        <w:trPr>
+          <w:trHeight w:val="60"/>
+        </w:trPr>
+        <w:tc>
+          <w:tcPr>
+            <w:tcW w:w="2291" w:type="dxa"/>
+          </w:tcPr>
+          <w:p>
+            <w:r>
+              <w:t>23/04/26</w:t>
+            </w:r>
+          </w:p>
+        </w:tc>
+        <w:tc>
+          <w:tcPr>
+            <w:tcW w:w="2291" w:type="dxa"/>
+          </w:tcPr>
+          <w:p>
+            <w:r>
+              <w:t>Dashboard (Add new product)</w:t>
+            </w:r>
+          </w:p>
+        </w:tc>
+        <w:tc>
+          <w:tcPr>
+            <w:tcW w:w="2291" w:type="dxa"/>
+          </w:tcPr>
+          <w:p>
+            <w:r>
+              <w:rPr>
+                <w:color w:val="000000"/>
+                <w:sz w:val="19"/>
+                <w:szCs w:val="19"/>
+              </w:rPr>
+              <w:t>White Box</w:t>
+            </w:r>
+          </w:p>
+          <w:p>
+            <w:r>
+              <w:rPr>
+                <w:color w:val="000000"/>
+                <w:sz w:val="19"/>
+                <w:szCs w:val="19"/>
+              </w:rPr>
+              <w:t>Black Box</w:t>
+            </w:r>
+          </w:p>
+          <w:p>
+            <w:r>
+              <w:rPr>
+                <w:color w:val="000000"/>
+                <w:sz w:val="19"/>
+                <w:szCs w:val="19"/>
+              </w:rPr>
+              <w:t>Functionality</w:t>
+            </w:r>
+          </w:p>
+          <w:p>
+            <w:r>
+              <w:rPr>
+                <w:color w:val="000000"/>
+                <w:sz w:val="19"/>
+                <w:szCs w:val="19"/>
+              </w:rPr>
+              <w:t>Security</w:t>
+            </w:r>
+          </w:p>
+          <w:p>
+            <w:r>
+              <w:rPr>
+                <w:color w:val="000000"/>
+                <w:sz w:val="19"/>
+                <w:szCs w:val="19"/>
+              </w:rPr>
+              <w:t>Integration</w:t>
+            </w:r>
+          </w:p>
+        </w:tc>
+        <w:tc>
+          <w:tcPr>
+            <w:tcW w:w="2291" w:type="dxa"/>
+          </w:tcPr>
+          <w:p/>
+        </w:tc>
+      </w:tr>
+      <w:tr>
+        <w:trPr>
+          <w:trHeight w:val="60"/>
+        </w:trPr>
+        <w:tc>
+          <w:tcPr>
+            <w:tcW w:w="2291" w:type="dxa"/>
+          </w:tcPr>
+          <w:p>
+            <w:r>
+              <w:t>23/04/26</w:t>
+            </w:r>
+          </w:p>
+        </w:tc>
+        <w:tc>
+          <w:tcPr>
+            <w:tcW w:w="2291" w:type="dxa"/>
+          </w:tcPr>
+          <w:p>
+            <w:r>
+              <w:t>Dashboard (</w:t>
+            </w:r>
+            <w:r>
+              <w:t>Remove product</w:t>
+            </w:r>
+            <w:r>
+              <w:t>)</w:t>
+            </w:r>
+          </w:p>
+        </w:tc>
+        <w:tc>
+          <w:tcPr>
+            <w:tcW w:w="2291" w:type="dxa"/>
+          </w:tcPr>
+          <w:p>
+            <w:r>
+              <w:rPr>
+                <w:color w:val="000000"/>
+                <w:sz w:val="19"/>
+                <w:szCs w:val="19"/>
+              </w:rPr>
+              <w:t>White Box</w:t>
+            </w:r>
+          </w:p>
+          <w:p>
+            <w:r>
+              <w:rPr>
+                <w:color w:val="000000"/>
+                <w:sz w:val="19"/>
+                <w:szCs w:val="19"/>
+              </w:rPr>
+              <w:t>Black Box</w:t>
+            </w:r>
+          </w:p>
+          <w:p>
+            <w:r>
+              <w:rPr>
+                <w:color w:val="000000"/>
+                <w:sz w:val="19"/>
+                <w:szCs w:val="19"/>
+              </w:rPr>
+              <w:lastRenderedPageBreak/>
+              <w:t>Functionality</w:t>
+            </w:r>
+          </w:p>
+          <w:p>
+            <w:r>
+              <w:rPr>
+                <w:color w:val="000000"/>
+                <w:sz w:val="19"/>
+                <w:szCs w:val="19"/>
+              </w:rPr>
+              <w:t>Security</w:t>
+            </w:r>
+          </w:p>
+          <w:p>
+            <w:r>
+              <w:rPr>
+                <w:color w:val="000000"/>
+                <w:sz w:val="19"/>
+                <w:szCs w:val="19"/>
+              </w:rPr>
+              <w:t>Integration</w:t>
+            </w:r>
+          </w:p>
+        </w:tc>
+        <w:tc>
+          <w:tcPr>
+            <w:tcW w:w="2291" w:type="dxa"/>
+          </w:tcPr>
+          <w:p/>
+        </w:tc>
+      </w:tr>
+      <w:tr>
+        <w:trPr>
+          <w:trHeight w:val="60"/>
+        </w:trPr>
+        <w:tc>
+          <w:tcPr>
+            <w:tcW w:w="2291" w:type="dxa"/>
+          </w:tcPr>
+          <w:p>
+            <w:r>
+              <w:t>2</w:t>
+            </w:r>
+            <w:r>
+              <w:t>4</w:t>
+            </w:r>
+            <w:r>
+              <w:t>/04/26</w:t>
+            </w:r>
+          </w:p>
+        </w:tc>
+        <w:tc>
+          <w:tcPr>
+            <w:tcW w:w="2291" w:type="dxa"/>
+          </w:tcPr>
+          <w:p>
+            <w:r>
+              <w:t xml:space="preserve">Dashboard </w:t>
+            </w:r>
+            <w:r>
+              <w:t xml:space="preserve">Pricing </w:t>
+            </w:r>
+            <w:r>
+              <w:t>(</w:t>
+            </w:r>
+            <w:r>
+              <w:t>View and update prices</w:t>
+            </w:r>
+            <w:r>
+              <w:t>)</w:t>
+            </w:r>
+          </w:p>
+        </w:tc>
+        <w:tc>
+          <w:tcPr>
+            <w:tcW w:w="2291" w:type="dxa"/>
+          </w:tcPr>
+          <w:p>
+            <w:r>
+              <w:rPr>
+                <w:color w:val="000000"/>
+                <w:sz w:val="19"/>
+                <w:szCs w:val="19"/>
+              </w:rPr>
+              <w:t>White Box</w:t>
+            </w:r>
+          </w:p>
+          <w:p>
+            <w:r>
+              <w:rPr>
+                <w:color w:val="000000"/>
+                <w:sz w:val="19"/>
+                <w:szCs w:val="19"/>
+              </w:rPr>
+              <w:t>Black Box</w:t>
+            </w:r>
+          </w:p>
+          <w:p>
+            <w:r>
+              <w:rPr>
+                <w:color w:val="000000"/>
+                <w:sz w:val="19"/>
+                <w:szCs w:val="19"/>
+              </w:rPr>
+              <w:t>Functionality</w:t>
+            </w:r>
+          </w:p>
+          <w:p>
+            <w:r>
+              <w:rPr>
+                <w:color w:val="000000"/>
+                <w:sz w:val="19"/>
+                <w:szCs w:val="19"/>
+              </w:rPr>
+              <w:t>Security</w:t>
+            </w:r>
+          </w:p>
+          <w:p>
+            <w:r>
+              <w:rPr>
+                <w:color w:val="000000"/>
+                <w:sz w:val="19"/>
+                <w:szCs w:val="19"/>
+              </w:rPr>
+              <w:t>Integration</w:t>
+            </w:r>
+          </w:p>
+        </w:tc>
+        <w:tc>
+          <w:tcPr>
+            <w:tcW w:w="2291" w:type="dxa"/>
+          </w:tcPr>
+          <w:p/>
+        </w:tc>
+      </w:tr>
+      <w:tr>
+        <w:trPr>
+          <w:trHeight w:val="60"/>
+        </w:trPr>
+        <w:tc>
+          <w:tcPr>
+            <w:tcW w:w="2291" w:type="dxa"/>
+          </w:tcPr>
+          <w:p>
+            <w:r>
+              <w:t>2</w:t>
+            </w:r>
+            <w:r>
+              <w:t>4</w:t>
+            </w:r>
+            <w:r>
+              <w:t>/04/26</w:t>
+            </w:r>
+          </w:p>
+        </w:tc>
+        <w:tc>
+          <w:tcPr>
+            <w:tcW w:w="2291" w:type="dxa"/>
+          </w:tcPr>
+          <w:p>
+            <w:r>
+              <w:t xml:space="preserve">Dashboard Orders (Update order status) </w:t>
+            </w:r>
+          </w:p>
+        </w:tc>
+        <w:tc>
+          <w:tcPr>
+            <w:tcW w:w="2291" w:type="dxa"/>
+          </w:tcPr>
+          <w:p>
+            <w:r>
+              <w:rPr>
+                <w:color w:val="000000"/>
+                <w:sz w:val="19"/>
+                <w:szCs w:val="19"/>
+              </w:rPr>
+              <w:t>White Box</w:t>
+            </w:r>
+          </w:p>
+          <w:p>
+            <w:r>
+              <w:rPr>
+                <w:color w:val="000000"/>
+                <w:sz w:val="19"/>
+                <w:szCs w:val="19"/>
+              </w:rPr>
+              <w:t>Black Box</w:t>
+            </w:r>
+          </w:p>
+          <w:p>
+            <w:r>
+              <w:rPr>
+                <w:color w:val="000000"/>
+                <w:sz w:val="19"/>
+                <w:szCs w:val="19"/>
+              </w:rPr>
+              <w:t>Functionality</w:t>
+            </w:r>
+          </w:p>
+          <w:p>
+            <w:r>
+              <w:rPr>
+                <w:color w:val="000000"/>
+                <w:sz w:val="19"/>
+                <w:szCs w:val="19"/>
+              </w:rPr>
+              <w:t>Security</w:t>
+            </w:r>
+          </w:p>
+          <w:p>
+            <w:r>
+              <w:rPr>
+                <w:color w:val="000000"/>
+                <w:sz w:val="19"/>
+                <w:szCs w:val="19"/>
+              </w:rPr>
+              <w:t>Integration</w:t>
+            </w:r>
+          </w:p>
+        </w:tc>
+        <w:tc>
+          <w:tcPr>
+            <w:tcW w:w="2291" w:type="dxa"/>
+          </w:tcPr>
+          <w:p/>
+        </w:tc>
+      </w:tr>
+      <w:tr>
+        <w:trPr>
+          <w:trHeight w:val="60"/>
+        </w:trPr>
+        <w:tc>
+          <w:tcPr>
+            <w:tcW w:w="2291" w:type="dxa"/>
+          </w:tcPr>
+          <w:p>
+            <w:r>
+              <w:t>24/04/26</w:t>
+            </w:r>
+          </w:p>
+        </w:tc>
+        <w:tc>
+          <w:tcPr>
+            <w:tcW w:w="2291" w:type="dxa"/>
+          </w:tcPr>
+          <w:p>
+            <w:r>
+              <w:t>Policies page</w:t>
+            </w:r>
+          </w:p>
+        </w:tc>
+        <w:tc>
+          <w:tcPr>
+            <w:tcW w:w="2291" w:type="dxa"/>
+          </w:tcPr>
+          <w:p>
+            <w:r>
+              <w:rPr>
+                <w:color w:val="000000"/>
+                <w:sz w:val="19"/>
+                <w:szCs w:val="19"/>
+              </w:rPr>
+              <w:t>Black Box</w:t>
+            </w:r>
+          </w:p>
+          <w:p>
+            <w:r>
+              <w:rPr>
+                <w:color w:val="000000"/>
+                <w:sz w:val="19"/>
+                <w:szCs w:val="19"/>
+              </w:rPr>
+              <w:t>Functionality</w:t>
+            </w:r>
+          </w:p>
+          <w:p>
+            <w:r>
+              <w:rPr>
+                <w:color w:val="000000"/>
+                <w:sz w:val="19"/>
+                <w:szCs w:val="19"/>
+              </w:rPr>
+              <w:t>Integration</w:t>
+            </w:r>
+          </w:p>
+        </w:tc>
+        <w:tc>
+          <w:tcPr>
+            <w:tcW w:w="2291" w:type="dxa"/>
+          </w:tcPr>
+          <w:p/>
+        </w:tc>
+      </w:tr>
+      <w:tr>
+        <w:trPr>
+          <w:trHeight w:val="60"/>
+        </w:trPr>
+        <w:tc>
+          <w:tcPr>
+            <w:tcW w:w="2291" w:type="dxa"/>
+          </w:tcPr>
+          <w:p>
+            <w:r>
+              <w:t>24/04/26</w:t>
+            </w:r>
+          </w:p>
+        </w:tc>
+        <w:tc>
+          <w:tcPr>
+            <w:tcW w:w="2291" w:type="dxa"/>
+          </w:tcPr>
+          <w:p>
+            <w:r>
+              <w:t>Privacy policy page</w:t>
+            </w:r>
+          </w:p>
+        </w:tc>
+        <w:tc>
+          <w:tcPr>
+            <w:tcW w:w="2291" w:type="dxa"/>
+          </w:tcPr>
+          <w:p>
+            <w:r>
+              <w:rPr>
+                <w:color w:val="000000"/>
+                <w:sz w:val="19"/>
+                <w:szCs w:val="19"/>
+              </w:rPr>
+              <w:t>Black Box</w:t>
+            </w:r>
+          </w:p>
+          <w:p>
+            <w:r>
+              <w:rPr>
+                <w:color w:val="000000"/>
+                <w:sz w:val="19"/>
+                <w:szCs w:val="19"/>
+              </w:rPr>
+              <w:t>Functionality</w:t>
+            </w:r>
+          </w:p>
+          <w:p>
+            <w:r>
+              <w:rPr>
+                <w:color w:val="000000"/>
+                <w:sz w:val="19"/>
+                <w:szCs w:val="19"/>
+              </w:rPr>
+              <w:t>Integration</w:t>
+            </w:r>
+          </w:p>
+        </w:tc>
+        <w:tc>
+          <w:tcPr>
+            <w:tcW w:w="2291" w:type="dxa"/>
+          </w:tcPr>
+          <w:p/>
+        </w:tc>
+      </w:tr>
+      <w:tr>
+        <w:trPr>
+          <w:trHeight w:val="60"/>
+        </w:trPr>
+        <w:tc>
+          <w:tcPr>
+            <w:tcW w:w="2291" w:type="dxa"/>
+          </w:tcPr>
+          <w:p>
+            <w:r>
+              <w:t>24/04/26</w:t>
+            </w:r>
+          </w:p>
+        </w:tc>
+        <w:tc>
+          <w:tcPr>
+            <w:tcW w:w="2291" w:type="dxa"/>
+          </w:tcPr>
+          <w:p>
+            <w:r>
+              <w:t xml:space="preserve">About us page </w:t>
+            </w:r>
+          </w:p>
+        </w:tc>
+        <w:tc>
+          <w:tcPr>
+            <w:tcW w:w="2291" w:type="dxa"/>
+          </w:tcPr>
+          <w:p>
+            <w:r>
+              <w:rPr>
+                <w:color w:val="000000"/>
+                <w:sz w:val="19"/>
+                <w:szCs w:val="19"/>
+              </w:rPr>
+              <w:t>Black Box</w:t>
+            </w:r>
+          </w:p>
+          <w:p>
+            <w:r>
+              <w:rPr>
+                <w:color w:val="000000"/>
+                <w:sz w:val="19"/>
+                <w:szCs w:val="19"/>
+              </w:rPr>
+              <w:t>Functionality</w:t>
+            </w:r>
+          </w:p>
+          <w:p>
+            <w:r>
+              <w:rPr>
+                <w:color w:val="000000"/>
+                <w:sz w:val="19"/>
+                <w:szCs w:val="19"/>
+              </w:rPr>
+              <w:t>Integration</w:t>
+            </w:r>
+          </w:p>
+        </w:tc>
+        <w:tc>
+          <w:tcPr>
+            <w:tcW w:w="2291" w:type="dxa"/>
+          </w:tcPr>
+          <w:p/>
+        </w:tc>
+      </w:tr>
+      <w:tr>
+        <w:trPr>
+          <w:trHeight w:val="60"/>
+        </w:trPr>
+        <w:tc>
+          <w:tcPr>
+            <w:tcW w:w="2291" w:type="dxa"/>
+          </w:tcPr>
+          <w:p>
+            <w:r>
+              <w:t>25/04/26</w:t>
+            </w:r>
+          </w:p>
+        </w:tc>
+        <w:tc>
+          <w:tcPr>
+            <w:tcW w:w="2291" w:type="dxa"/>
+          </w:tcPr>
+          <w:p>
+            <w:r>
+              <w:t xml:space="preserve">Accessibility Features </w:t>
+            </w:r>
+          </w:p>
+        </w:tc>
+        <w:tc>
+          <w:tcPr>
+            <w:tcW w:w="2291" w:type="dxa"/>
+          </w:tcPr>
+          <w:p>
+            <w:r>
+              <w:rPr>
+                <w:color w:val="000000"/>
+                <w:sz w:val="19"/>
+                <w:szCs w:val="19"/>
+              </w:rPr>
+              <w:t>Black Box</w:t>
+            </w:r>
+          </w:p>
+          <w:p>
+            <w:r>
+              <w:rPr>
+                <w:color w:val="000000"/>
+                <w:sz w:val="19"/>
+                <w:szCs w:val="19"/>
+              </w:rPr>
+              <w:t>Functionality</w:t>
+            </w:r>
+          </w:p>
+          <w:p>
+            <w:r>
+              <w:rPr>
+                <w:color w:val="000000"/>
+                <w:sz w:val="19"/>
+                <w:szCs w:val="19"/>
+              </w:rPr>
+              <w:t>Integration</w:t>
+            </w:r>
+          </w:p>
+        </w:tc>
+        <w:tc>
+          <w:tcPr>
+            <w:tcW w:w="2291" w:type="dxa"/>
+          </w:tcPr>
+          <w:p/>
+        </w:tc>
+      </w:tr>
+      <w:tr>
+        <w:trPr>
+          <w:trHeight w:val="60"/>
+        </w:trPr>
+        <w:tc>
+          <w:tcPr>
+            <w:tcW w:w="2291" w:type="dxa"/>
+          </w:tcPr>
+          <w:p>
+            <w:r>
+              <w:t>25/04/26</w:t>
+            </w:r>
+          </w:p>
+        </w:tc>
+        <w:tc>
+          <w:tcPr>
+            <w:tcW w:w="2291" w:type="dxa"/>
+          </w:tcPr>
+          <w:p>
+            <w:r>
+              <w:t xml:space="preserve">Cookies Consent popup </w:t>
+            </w:r>
+          </w:p>
+        </w:tc>
+        <w:tc>
+          <w:tcPr>
+            <w:tcW w:w="2291" w:type="dxa"/>
+          </w:tcPr>
+          <w:p>
+            <w:r>
+              <w:rPr>
+                <w:color w:val="000000"/>
+                <w:sz w:val="19"/>
+                <w:szCs w:val="19"/>
+              </w:rPr>
+              <w:t>Black Box</w:t>
+            </w:r>
+          </w:p>
+          <w:p>
+            <w:r>
+              <w:rPr>
+                <w:color w:val="000000"/>
+                <w:sz w:val="19"/>
+                <w:szCs w:val="19"/>
+              </w:rPr>
+              <w:t>Functionality</w:t>
+            </w:r>
+          </w:p>
+          <w:p>
+            <w:r>
+              <w:rPr>
+                <w:color w:val="000000"/>
+                <w:sz w:val="19"/>
+                <w:szCs w:val="19"/>
+              </w:rPr>
+              <w:t>Integration</w:t>
+            </w:r>
+          </w:p>
+        </w:tc>
+        <w:tc>
+          <w:tcPr>
+            <w:tcW w:w="2291" w:type="dxa"/>
+          </w:tcPr>
+          <w:p/>
+        </w:tc>
+      </w:tr>
+      <w:tr>
+        <w:trPr>
+          <w:trHeight w:val="60"/>
+        </w:trPr>
+        <w:tc>
+          <w:tcPr>
+            <w:tcW w:w="2291" w:type="dxa"/>
+          </w:tcPr>
+          <w:p>
+            <w:r>
+              <w:t>25/04/26</w:t>
+            </w:r>
+          </w:p>
+        </w:tc>
+        <w:tc>
+          <w:tcPr>
+            <w:tcW w:w="2291" w:type="dxa"/>
+          </w:tcPr>
+          <w:p>
+            <w:r>
+              <w:t>Responsive Design (All digital platforms)</w:t>
+            </w:r>
+          </w:p>
+        </w:tc>
+        <w:tc>
+          <w:tcPr>
+            <w:tcW w:w="2291" w:type="dxa"/>
+          </w:tcPr>
+          <w:p>
+            <w:r>
+              <w:rPr>
+                <w:color w:val="000000"/>
+                <w:sz w:val="19"/>
+                <w:szCs w:val="19"/>
+              </w:rPr>
+              <w:t>Black Box</w:t>
+            </w:r>
+          </w:p>
+          <w:p>
+            <w:r>
+              <w:rPr>
+                <w:color w:val="000000"/>
+                <w:sz w:val="19"/>
+                <w:szCs w:val="19"/>
+              </w:rPr>
+              <w:t>Functionality</w:t>
+            </w:r>
+          </w:p>
+          <w:p>
+            <w:r>
+              <w:rPr>
+                <w:color w:val="000000"/>
+                <w:sz w:val="19"/>
+                <w:szCs w:val="19"/>
+              </w:rPr>
+              <w:t>Integration</w:t>
+            </w:r>
+          </w:p>
         </w:tc>
         <w:tc>
           <w:tcPr>
@@ -14390,6 +19770,359 @@
     </w:sectPr>
   </w:body>
 </w:document>
+</file>
+
+<file path=word/numbering.xml><?xml version="1.0" encoding="utf-8"?>
+<w:numbering xmlns:wpc="http://schemas.microsoft.com/office/word/2010/wordprocessingCanvas" xmlns:cx="http://schemas.microsoft.com/office/drawing/2014/chartex" xmlns:cx1="http://schemas.microsoft.com/office/drawing/2015/9/8/chartex" xmlns:cx2="http://schemas.microsoft.com/office/drawing/2015/10/21/chartex" xmlns:cx3="http://schemas.microsoft.com/office/drawing/2016/5/9/chartex" xmlns:cx4="http://schemas.microsoft.com/office/drawing/2016/5/10/chartex" xmlns:cx5="http://schemas.microsoft.com/office/drawing/2016/5/11/chartex" xmlns:cx6="http://schemas.microsoft.com/office/drawing/2016/5/12/chartex" xmlns:cx7="http://schemas.microsoft.com/office/drawing/2016/5/13/chartex" xmlns:cx8="http://schemas.microsoft.com/office/drawing/2016/5/14/chartex" xmlns:mc="http://schemas.openxmlformats.org/markup-compatibility/2006" xmlns:aink="http://schemas.microsoft.com/office/drawing/2016/ink" xmlns:am3d="http://schemas.microsoft.com/office/drawing/2017/model3d" xmlns:o="urn:schemas-microsoft-com:office:office" xmlns:oel="http://schemas.microsoft.com/office/2019/extlst" xmlns:r="http://schemas.openxmlformats.org/officeDocument/2006/relationships" xmlns:m="http://schemas.openxmlformats.org/officeDocument/2006/math" xmlns:v="urn:schemas-microsoft-com:vml" xmlns:wp14="http://schemas.microsoft.com/office/word/2010/wordprocessingDrawing" xmlns:wp="http://schemas.openxmlformats.org/drawingml/2006/wordprocessingDrawing" xmlns:w10="urn:schemas-microsoft-com:office:word" xmlns:w="http://schemas.openxmlformats.org/wordprocessingml/2006/main" xmlns:w14="http://schemas.microsoft.com/office/word/2010/wordml" xmlns:w15="http://schemas.microsoft.com/office/word/2012/wordml" xmlns:w16cex="http://schemas.microsoft.com/office/word/2018/wordml/cex" xmlns:w16cid="http://schemas.microsoft.com/office/word/2016/wordml/cid" xmlns:w16="http://schemas.microsoft.com/office/word/2018/wordml" xmlns:w16du="http://schemas.microsoft.com/office/word/2023/wordml/word16du" xmlns:w16sdtdh="http://schemas.microsoft.com/office/word/2020/wordml/sdtdatahash" xmlns:w16sdtfl="http://schemas.microsoft.com/office/word/2024/wordml/sdtformatlock" xmlns:w16se="http://schemas.microsoft.com/office/word/2015/wordml/symex" xmlns:wpg="http://schemas.microsoft.com/office/word/2010/wordprocessingGroup" xmlns:wpi="http://schemas.microsoft.com/office/word/2010/wordprocessingInk" xmlns:wne="http://schemas.microsoft.com/office/word/2006/wordml" xmlns:wps="http://schemas.microsoft.com/office/word/2010/wordprocessingShape" mc:Ignorable="w14 w15 w16se w16cid w16 w16cex w16sdtdh w16sdtfl w16du wp14">
+  <w:abstractNum w:abstractNumId="0" w15:restartNumberingAfterBreak="0">
+    <w:nsid w:val="000E540B"/>
+    <w:multiLevelType w:val="hybridMultilevel"/>
+    <w:tmpl w:val="D722D8B0"/>
+    <w:lvl w:ilvl="0" w:tplc="08090001">
+      <w:start w:val="1"/>
+      <w:numFmt w:val="bullet"/>
+      <w:lvlText w:val=""/>
+      <w:lvlJc w:val="left"/>
+      <w:pPr>
+        <w:ind w:left="720" w:hanging="360"/>
+      </w:pPr>
+      <w:rPr>
+        <w:rFonts w:ascii="Symbol" w:hAnsi="Symbol" w:hint="default"/>
+      </w:rPr>
+    </w:lvl>
+    <w:lvl w:ilvl="1" w:tplc="08090003" w:tentative="1">
+      <w:start w:val="1"/>
+      <w:numFmt w:val="bullet"/>
+      <w:lvlText w:val="o"/>
+      <w:lvlJc w:val="left"/>
+      <w:pPr>
+        <w:ind w:left="1440" w:hanging="360"/>
+      </w:pPr>
+      <w:rPr>
+        <w:rFonts w:ascii="Courier New" w:hAnsi="Courier New" w:cs="Courier New" w:hint="default"/>
+      </w:rPr>
+    </w:lvl>
+    <w:lvl w:ilvl="2" w:tplc="08090005" w:tentative="1">
+      <w:start w:val="1"/>
+      <w:numFmt w:val="bullet"/>
+      <w:lvlText w:val=""/>
+      <w:lvlJc w:val="left"/>
+      <w:pPr>
+        <w:ind w:left="2160" w:hanging="360"/>
+      </w:pPr>
+      <w:rPr>
+        <w:rFonts w:ascii="Wingdings" w:hAnsi="Wingdings" w:hint="default"/>
+      </w:rPr>
+    </w:lvl>
+    <w:lvl w:ilvl="3" w:tplc="08090001" w:tentative="1">
+      <w:start w:val="1"/>
+      <w:numFmt w:val="bullet"/>
+      <w:lvlText w:val=""/>
+      <w:lvlJc w:val="left"/>
+      <w:pPr>
+        <w:ind w:left="2880" w:hanging="360"/>
+      </w:pPr>
+      <w:rPr>
+        <w:rFonts w:ascii="Symbol" w:hAnsi="Symbol" w:hint="default"/>
+      </w:rPr>
+    </w:lvl>
+    <w:lvl w:ilvl="4" w:tplc="08090003" w:tentative="1">
+      <w:start w:val="1"/>
+      <w:numFmt w:val="bullet"/>
+      <w:lvlText w:val="o"/>
+      <w:lvlJc w:val="left"/>
+      <w:pPr>
+        <w:ind w:left="3600" w:hanging="360"/>
+      </w:pPr>
+      <w:rPr>
+        <w:rFonts w:ascii="Courier New" w:hAnsi="Courier New" w:cs="Courier New" w:hint="default"/>
+      </w:rPr>
+    </w:lvl>
+    <w:lvl w:ilvl="5" w:tplc="08090005" w:tentative="1">
+      <w:start w:val="1"/>
+      <w:numFmt w:val="bullet"/>
+      <w:lvlText w:val=""/>
+      <w:lvlJc w:val="left"/>
+      <w:pPr>
+        <w:ind w:left="4320" w:hanging="360"/>
+      </w:pPr>
+      <w:rPr>
+        <w:rFonts w:ascii="Wingdings" w:hAnsi="Wingdings" w:hint="default"/>
+      </w:rPr>
+    </w:lvl>
+    <w:lvl w:ilvl="6" w:tplc="08090001" w:tentative="1">
+      <w:start w:val="1"/>
+      <w:numFmt w:val="bullet"/>
+      <w:lvlText w:val=""/>
+      <w:lvlJc w:val="left"/>
+      <w:pPr>
+        <w:ind w:left="5040" w:hanging="360"/>
+      </w:pPr>
+      <w:rPr>
+        <w:rFonts w:ascii="Symbol" w:hAnsi="Symbol" w:hint="default"/>
+      </w:rPr>
+    </w:lvl>
+    <w:lvl w:ilvl="7" w:tplc="08090003" w:tentative="1">
+      <w:start w:val="1"/>
+      <w:numFmt w:val="bullet"/>
+      <w:lvlText w:val="o"/>
+      <w:lvlJc w:val="left"/>
+      <w:pPr>
+        <w:ind w:left="5760" w:hanging="360"/>
+      </w:pPr>
+      <w:rPr>
+        <w:rFonts w:ascii="Courier New" w:hAnsi="Courier New" w:cs="Courier New" w:hint="default"/>
+      </w:rPr>
+    </w:lvl>
+    <w:lvl w:ilvl="8" w:tplc="08090005" w:tentative="1">
+      <w:start w:val="1"/>
+      <w:numFmt w:val="bullet"/>
+      <w:lvlText w:val=""/>
+      <w:lvlJc w:val="left"/>
+      <w:pPr>
+        <w:ind w:left="6480" w:hanging="360"/>
+      </w:pPr>
+      <w:rPr>
+        <w:rFonts w:ascii="Wingdings" w:hAnsi="Wingdings" w:hint="default"/>
+      </w:rPr>
+    </w:lvl>
+  </w:abstractNum>
+  <w:abstractNum w:abstractNumId="1" w15:restartNumberingAfterBreak="0">
+    <w:nsid w:val="0E5B5EB0"/>
+    <w:multiLevelType w:val="hybridMultilevel"/>
+    <w:tmpl w:val="BCF0EA8C"/>
+    <w:lvl w:ilvl="0" w:tplc="08090001">
+      <w:start w:val="1"/>
+      <w:numFmt w:val="bullet"/>
+      <w:lvlText w:val=""/>
+      <w:lvlJc w:val="left"/>
+      <w:pPr>
+        <w:ind w:left="720" w:hanging="360"/>
+      </w:pPr>
+      <w:rPr>
+        <w:rFonts w:ascii="Symbol" w:hAnsi="Symbol" w:hint="default"/>
+      </w:rPr>
+    </w:lvl>
+    <w:lvl w:ilvl="1" w:tplc="08090003" w:tentative="1">
+      <w:start w:val="1"/>
+      <w:numFmt w:val="bullet"/>
+      <w:lvlText w:val="o"/>
+      <w:lvlJc w:val="left"/>
+      <w:pPr>
+        <w:ind w:left="1440" w:hanging="360"/>
+      </w:pPr>
+      <w:rPr>
+        <w:rFonts w:ascii="Courier New" w:hAnsi="Courier New" w:cs="Courier New" w:hint="default"/>
+      </w:rPr>
+    </w:lvl>
+    <w:lvl w:ilvl="2" w:tplc="08090005" w:tentative="1">
+      <w:start w:val="1"/>
+      <w:numFmt w:val="bullet"/>
+      <w:lvlText w:val=""/>
+      <w:lvlJc w:val="left"/>
+      <w:pPr>
+        <w:ind w:left="2160" w:hanging="360"/>
+      </w:pPr>
+      <w:rPr>
+        <w:rFonts w:ascii="Wingdings" w:hAnsi="Wingdings" w:hint="default"/>
+      </w:rPr>
+    </w:lvl>
+    <w:lvl w:ilvl="3" w:tplc="08090001" w:tentative="1">
+      <w:start w:val="1"/>
+      <w:numFmt w:val="bullet"/>
+      <w:lvlText w:val=""/>
+      <w:lvlJc w:val="left"/>
+      <w:pPr>
+        <w:ind w:left="2880" w:hanging="360"/>
+      </w:pPr>
+      <w:rPr>
+        <w:rFonts w:ascii="Symbol" w:hAnsi="Symbol" w:hint="default"/>
+      </w:rPr>
+    </w:lvl>
+    <w:lvl w:ilvl="4" w:tplc="08090003" w:tentative="1">
+      <w:start w:val="1"/>
+      <w:numFmt w:val="bullet"/>
+      <w:lvlText w:val="o"/>
+      <w:lvlJc w:val="left"/>
+      <w:pPr>
+        <w:ind w:left="3600" w:hanging="360"/>
+      </w:pPr>
+      <w:rPr>
+        <w:rFonts w:ascii="Courier New" w:hAnsi="Courier New" w:cs="Courier New" w:hint="default"/>
+      </w:rPr>
+    </w:lvl>
+    <w:lvl w:ilvl="5" w:tplc="08090005" w:tentative="1">
+      <w:start w:val="1"/>
+      <w:numFmt w:val="bullet"/>
+      <w:lvlText w:val=""/>
+      <w:lvlJc w:val="left"/>
+      <w:pPr>
+        <w:ind w:left="4320" w:hanging="360"/>
+      </w:pPr>
+      <w:rPr>
+        <w:rFonts w:ascii="Wingdings" w:hAnsi="Wingdings" w:hint="default"/>
+      </w:rPr>
+    </w:lvl>
+    <w:lvl w:ilvl="6" w:tplc="08090001" w:tentative="1">
+      <w:start w:val="1"/>
+      <w:numFmt w:val="bullet"/>
+      <w:lvlText w:val=""/>
+      <w:lvlJc w:val="left"/>
+      <w:pPr>
+        <w:ind w:left="5040" w:hanging="360"/>
+      </w:pPr>
+      <w:rPr>
+        <w:rFonts w:ascii="Symbol" w:hAnsi="Symbol" w:hint="default"/>
+      </w:rPr>
+    </w:lvl>
+    <w:lvl w:ilvl="7" w:tplc="08090003" w:tentative="1">
+      <w:start w:val="1"/>
+      <w:numFmt w:val="bullet"/>
+      <w:lvlText w:val="o"/>
+      <w:lvlJc w:val="left"/>
+      <w:pPr>
+        <w:ind w:left="5760" w:hanging="360"/>
+      </w:pPr>
+      <w:rPr>
+        <w:rFonts w:ascii="Courier New" w:hAnsi="Courier New" w:cs="Courier New" w:hint="default"/>
+      </w:rPr>
+    </w:lvl>
+    <w:lvl w:ilvl="8" w:tplc="08090005" w:tentative="1">
+      <w:start w:val="1"/>
+      <w:numFmt w:val="bullet"/>
+      <w:lvlText w:val=""/>
+      <w:lvlJc w:val="left"/>
+      <w:pPr>
+        <w:ind w:left="6480" w:hanging="360"/>
+      </w:pPr>
+      <w:rPr>
+        <w:rFonts w:ascii="Wingdings" w:hAnsi="Wingdings" w:hint="default"/>
+      </w:rPr>
+    </w:lvl>
+  </w:abstractNum>
+  <w:abstractNum w:abstractNumId="2" w15:restartNumberingAfterBreak="0">
+    <w:nsid w:val="487F63EE"/>
+    <w:multiLevelType w:val="hybridMultilevel"/>
+    <w:tmpl w:val="D1D0948E"/>
+    <w:lvl w:ilvl="0" w:tplc="08090001">
+      <w:start w:val="1"/>
+      <w:numFmt w:val="bullet"/>
+      <w:lvlText w:val=""/>
+      <w:lvlJc w:val="left"/>
+      <w:pPr>
+        <w:ind w:left="720" w:hanging="360"/>
+      </w:pPr>
+      <w:rPr>
+        <w:rFonts w:ascii="Symbol" w:hAnsi="Symbol" w:hint="default"/>
+      </w:rPr>
+    </w:lvl>
+    <w:lvl w:ilvl="1" w:tplc="08090003" w:tentative="1">
+      <w:start w:val="1"/>
+      <w:numFmt w:val="bullet"/>
+      <w:lvlText w:val="o"/>
+      <w:lvlJc w:val="left"/>
+      <w:pPr>
+        <w:ind w:left="1440" w:hanging="360"/>
+      </w:pPr>
+      <w:rPr>
+        <w:rFonts w:ascii="Courier New" w:hAnsi="Courier New" w:cs="Courier New" w:hint="default"/>
+      </w:rPr>
+    </w:lvl>
+    <w:lvl w:ilvl="2" w:tplc="08090005" w:tentative="1">
+      <w:start w:val="1"/>
+      <w:numFmt w:val="bullet"/>
+      <w:lvlText w:val=""/>
+      <w:lvlJc w:val="left"/>
+      <w:pPr>
+        <w:ind w:left="2160" w:hanging="360"/>
+      </w:pPr>
+      <w:rPr>
+        <w:rFonts w:ascii="Wingdings" w:hAnsi="Wingdings" w:hint="default"/>
+      </w:rPr>
+    </w:lvl>
+    <w:lvl w:ilvl="3" w:tplc="08090001" w:tentative="1">
+      <w:start w:val="1"/>
+      <w:numFmt w:val="bullet"/>
+      <w:lvlText w:val=""/>
+      <w:lvlJc w:val="left"/>
+      <w:pPr>
+        <w:ind w:left="2880" w:hanging="360"/>
+      </w:pPr>
+      <w:rPr>
+        <w:rFonts w:ascii="Symbol" w:hAnsi="Symbol" w:hint="default"/>
+      </w:rPr>
+    </w:lvl>
+    <w:lvl w:ilvl="4" w:tplc="08090003" w:tentative="1">
+      <w:start w:val="1"/>
+      <w:numFmt w:val="bullet"/>
+      <w:lvlText w:val="o"/>
+      <w:lvlJc w:val="left"/>
+      <w:pPr>
+        <w:ind w:left="3600" w:hanging="360"/>
+      </w:pPr>
+      <w:rPr>
+        <w:rFonts w:ascii="Courier New" w:hAnsi="Courier New" w:cs="Courier New" w:hint="default"/>
+      </w:rPr>
+    </w:lvl>
+    <w:lvl w:ilvl="5" w:tplc="08090005" w:tentative="1">
+      <w:start w:val="1"/>
+      <w:numFmt w:val="bullet"/>
+      <w:lvlText w:val=""/>
+      <w:lvlJc w:val="left"/>
+      <w:pPr>
+        <w:ind w:left="4320" w:hanging="360"/>
+      </w:pPr>
+      <w:rPr>
+        <w:rFonts w:ascii="Wingdings" w:hAnsi="Wingdings" w:hint="default"/>
+      </w:rPr>
+    </w:lvl>
+    <w:lvl w:ilvl="6" w:tplc="08090001" w:tentative="1">
+      <w:start w:val="1"/>
+      <w:numFmt w:val="bullet"/>
+      <w:lvlText w:val=""/>
+      <w:lvlJc w:val="left"/>
+      <w:pPr>
+        <w:ind w:left="5040" w:hanging="360"/>
+      </w:pPr>
+      <w:rPr>
+        <w:rFonts w:ascii="Symbol" w:hAnsi="Symbol" w:hint="default"/>
+      </w:rPr>
+    </w:lvl>
+    <w:lvl w:ilvl="7" w:tplc="08090003" w:tentative="1">
+      <w:start w:val="1"/>
+      <w:numFmt w:val="bullet"/>
+      <w:lvlText w:val="o"/>
+      <w:lvlJc w:val="left"/>
+      <w:pPr>
+        <w:ind w:left="5760" w:hanging="360"/>
+      </w:pPr>
+      <w:rPr>
+        <w:rFonts w:ascii="Courier New" w:hAnsi="Courier New" w:cs="Courier New" w:hint="default"/>
+      </w:rPr>
+    </w:lvl>
+    <w:lvl w:ilvl="8" w:tplc="08090005" w:tentative="1">
+      <w:start w:val="1"/>
+      <w:numFmt w:val="bullet"/>
+      <w:lvlText w:val=""/>
+      <w:lvlJc w:val="left"/>
+      <w:pPr>
+        <w:ind w:left="6480" w:hanging="360"/>
+      </w:pPr>
+      <w:rPr>
+        <w:rFonts w:ascii="Wingdings" w:hAnsi="Wingdings" w:hint="default"/>
+      </w:rPr>
+    </w:lvl>
+  </w:abstractNum>
+  <w:num w:numId="1" w16cid:durableId="1287664688">
+    <w:abstractNumId w:val="2"/>
+  </w:num>
+  <w:num w:numId="2" w16cid:durableId="1277061587">
+    <w:abstractNumId w:val="0"/>
+  </w:num>
+  <w:num w:numId="3" w16cid:durableId="523059364">
+    <w:abstractNumId w:val="1"/>
+  </w:num>
+</w:numbering>
 </file>
 
 <file path=word/styles.xml><?xml version="1.0" encoding="utf-8"?>
@@ -14837,7 +20570,6 @@
   <w:style w:type="character" w:default="1" w:styleId="DefaultParagraphFont">
     <w:name w:val="Default Paragraph Font"/>
     <w:uiPriority w:val="1"/>
-    <w:semiHidden/>
     <w:unhideWhenUsed/>
   </w:style>
   <w:style w:type="table" w:default="1" w:styleId="TableNormal">
@@ -15000,6 +20732,17 @@
         <w:insideV w:val="single" w:sz="4" w:space="0" w:color="auto"/>
       </w:tblBorders>
     </w:tblPr>
+  </w:style>
+  <w:style w:type="paragraph" w:styleId="ListParagraph">
+    <w:name w:val="List Paragraph"/>
+    <w:basedOn w:val="Normal"/>
+    <w:uiPriority w:val="34"/>
+    <w:qFormat/>
+    <w:rsid w:val="008B1ADE"/>
+    <w:pPr>
+      <w:ind w:left="720"/>
+      <w:contextualSpacing/>
+    </w:pPr>
   </w:style>
 </w:styles>
 </file>

--- a/Task1_AllDesigns_721242_Chukwudolue_T.docx
+++ b/Task1_AllDesigns_721242_Chukwudolue_T.docx
@@ -1,6 +1,6 @@
 
 <file path=word/document.xml><?xml version="1.0" encoding="utf-8"?>
-<w:document xmlns:wpc="http://schemas.microsoft.com/office/word/2010/wordprocessingCanvas" xmlns:cx="http://schemas.microsoft.com/office/drawing/2014/chartex" xmlns:cx1="http://schemas.microsoft.com/office/drawing/2015/9/8/chartex" xmlns:cx2="http://schemas.microsoft.com/office/drawing/2015/10/21/chartex" xmlns:cx3="http://schemas.microsoft.com/office/drawing/2016/5/9/chartex" xmlns:cx4="http://schemas.microsoft.com/office/drawing/2016/5/10/chartex" xmlns:cx5="http://schemas.microsoft.com/office/drawing/2016/5/11/chartex" xmlns:cx6="http://schemas.microsoft.com/office/drawing/2016/5/12/chartex" xmlns:cx7="http://schemas.microsoft.com/office/drawing/2016/5/13/chartex" xmlns:cx8="http://schemas.microsoft.com/office/drawing/2016/5/14/chartex" xmlns:mc="http://schemas.openxmlformats.org/markup-compatibility/2006" xmlns:aink="http://schemas.microsoft.com/office/drawing/2016/ink" xmlns:am3d="http://schemas.microsoft.com/office/drawing/2017/model3d" xmlns:o="urn:schemas-microsoft-com:office:office" xmlns:r="http://schemas.openxmlformats.org/officeDocument/2006/relationships" xmlns:m="http://schemas.openxmlformats.org/officeDocument/2006/math" xmlns:v="urn:schemas-microsoft-com:vml" xmlns:wp14="http://schemas.microsoft.com/office/word/2010/wordprocessingDrawing" xmlns:wp="http://schemas.openxmlformats.org/drawingml/2006/wordprocessingDrawing" xmlns:w10="urn:schemas-microsoft-com:office:word" xmlns:w="http://schemas.openxmlformats.org/wordprocessingml/2006/main" xmlns:w14="http://schemas.microsoft.com/office/word/2010/wordml" xmlns:w15="http://schemas.microsoft.com/office/word/2012/wordml" xmlns:w16cex="http://schemas.microsoft.com/office/word/2018/wordml/cex" xmlns:w16cid="http://schemas.microsoft.com/office/word/2016/wordml/cid" xmlns:w16="http://schemas.microsoft.com/office/word/2018/wordml" xmlns:w16sdtdh="http://schemas.microsoft.com/office/word/2020/wordml/sdtdatahash" xmlns:w16se="http://schemas.microsoft.com/office/word/2015/wordml/symex" xmlns:wpg="http://schemas.microsoft.com/office/word/2010/wordprocessingGroup" xmlns:wpi="http://schemas.microsoft.com/office/word/2010/wordprocessingInk" xmlns:wne="http://schemas.microsoft.com/office/word/2006/wordml" xmlns:wps="http://schemas.microsoft.com/office/word/2010/wordprocessingShape" mc:Ignorable="w14 w15 w16se w16cid w16 w16cex w16sdtdh wp14">
+<w:document xmlns:wpc="http://schemas.microsoft.com/office/word/2010/wordprocessingCanvas" xmlns:cx="http://schemas.microsoft.com/office/drawing/2014/chartex" xmlns:cx1="http://schemas.microsoft.com/office/drawing/2015/9/8/chartex" xmlns:cx2="http://schemas.microsoft.com/office/drawing/2015/10/21/chartex" xmlns:cx3="http://schemas.microsoft.com/office/drawing/2016/5/9/chartex" xmlns:cx4="http://schemas.microsoft.com/office/drawing/2016/5/10/chartex" xmlns:cx5="http://schemas.microsoft.com/office/drawing/2016/5/11/chartex" xmlns:cx6="http://schemas.microsoft.com/office/drawing/2016/5/12/chartex" xmlns:cx7="http://schemas.microsoft.com/office/drawing/2016/5/13/chartex" xmlns:cx8="http://schemas.microsoft.com/office/drawing/2016/5/14/chartex" xmlns:mc="http://schemas.openxmlformats.org/markup-compatibility/2006" xmlns:aink="http://schemas.microsoft.com/office/drawing/2016/ink" xmlns:am3d="http://schemas.microsoft.com/office/drawing/2017/model3d" xmlns:o="urn:schemas-microsoft-com:office:office" xmlns:oel="http://schemas.microsoft.com/office/2019/extlst" xmlns:r="http://schemas.openxmlformats.org/officeDocument/2006/relationships" xmlns:m="http://schemas.openxmlformats.org/officeDocument/2006/math" xmlns:v="urn:schemas-microsoft-com:vml" xmlns:wp14="http://schemas.microsoft.com/office/word/2010/wordprocessingDrawing" xmlns:wp="http://schemas.openxmlformats.org/drawingml/2006/wordprocessingDrawing" xmlns:w10="urn:schemas-microsoft-com:office:word" xmlns:w="http://schemas.openxmlformats.org/wordprocessingml/2006/main" xmlns:w14="http://schemas.microsoft.com/office/word/2010/wordml" xmlns:w15="http://schemas.microsoft.com/office/word/2012/wordml" xmlns:w16cex="http://schemas.microsoft.com/office/word/2018/wordml/cex" xmlns:w16cid="http://schemas.microsoft.com/office/word/2016/wordml/cid" xmlns:w16="http://schemas.microsoft.com/office/word/2018/wordml" xmlns:w16du="http://schemas.microsoft.com/office/word/2023/wordml/word16du" xmlns:w16sdtdh="http://schemas.microsoft.com/office/word/2020/wordml/sdtdatahash" xmlns:w16sdtfl="http://schemas.microsoft.com/office/word/2024/wordml/sdtformatlock" xmlns:w16se="http://schemas.microsoft.com/office/word/2015/wordml/symex" xmlns:wpg="http://schemas.microsoft.com/office/word/2010/wordprocessingGroup" xmlns:wpi="http://schemas.microsoft.com/office/word/2010/wordprocessingInk" xmlns:wne="http://schemas.microsoft.com/office/word/2006/wordml" xmlns:wps="http://schemas.microsoft.com/office/word/2010/wordprocessingShape" mc:Ignorable="w14 w15 w16se w16cid w16 w16cex w16sdtdh w16sdtfl w16du wp14">
   <w:body>
     <w:sdt>
       <w:sdtPr>
@@ -10,7 +10,6 @@
           <w:docPartUnique/>
         </w:docPartObj>
       </w:sdtPr>
-      <w:sdtEndPr/>
       <w:sdtContent>
         <w:p>
           <w:r>
@@ -265,7 +264,7 @@
                   </wp:anchor>
                 </w:drawing>
               </mc:Choice>
-              <mc:Fallback xmlns:w16sdtfl="http://schemas.microsoft.com/office/word/2024/wordml/sdtformatlock" xmlns:w16du="http://schemas.microsoft.com/office/word/2023/wordml/word16du" xmlns:oel="http://schemas.microsoft.com/office/2019/extlst">
+              <mc:Fallback>
                 <w:pict>
                   <v:group w14:anchorId="0FE2A670" id="Group 149" o:spid="_x0000_s1026" style="position:absolute;margin-left:0;margin-top:0;width:8in;height:95.7pt;z-index:251662336;mso-width-percent:941;mso-height-percent:121;mso-top-percent:23;mso-position-horizontal:center;mso-position-horizontal-relative:page;mso-position-vertical-relative:page;mso-width-percent:941;mso-height-percent:121;mso-top-percent:23" coordorigin="" coordsize="73152,12161" o:gfxdata="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">
                     <v:shape id="Rectangle 51" o:spid="_x0000_s1027" style="position:absolute;width:73152;height:11303;visibility:visible;mso-wrap-style:square;v-text-anchor:middle" coordsize="7312660,1129665" o:gfxdata="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" path="m,l7312660,r,1129665l3619500,733425,,1091565,,xe" fillcolor="#4472c4 [3204]" stroked="f" strokeweight="1pt">
@@ -357,7 +356,6 @@
                                   <w:dataBinding w:prefixMappings="xmlns:ns0='http://purl.org/dc/elements/1.1/' xmlns:ns1='http://schemas.openxmlformats.org/package/2006/metadata/core-properties' " w:xpath="/ns1:coreProperties[1]/ns0:creator[1]" w:storeItemID="{6C3C8BC8-F283-45AE-878A-BAB7291924A1}"/>
                                   <w:text/>
                                 </w:sdtPr>
-                                <w:sdtEndPr/>
                                 <w:sdtContent>
                                   <w:p>
                                     <w:pPr>
@@ -403,7 +401,6 @@
                                     <w:dataBinding w:prefixMappings="xmlns:ns0='http://schemas.microsoft.com/office/2006/coverPageProps' " w:xpath="/ns0:CoverPageProperties[1]/ns0:CompanyEmail[1]" w:storeItemID="{55AF091B-3C7A-41E3-B477-F2FDAA23CFDA}"/>
                                     <w:text/>
                                   </w:sdtPr>
-                                  <w:sdtEndPr/>
                                   <w:sdtContent>
                                     <w:r>
                                       <w:rPr>
@@ -442,7 +439,7 @@
                     <v:stroke joinstyle="miter"/>
                     <v:path gradientshapeok="t" o:connecttype="rect"/>
                   </v:shapetype>
-                  <v:shape id="Text Box 152" o:spid="_x0000_s1026" type="#_x0000_t202" style="position:absolute;margin-left:0;margin-top:0;width:8in;height:1in;z-index:251660288;visibility:visible;mso-wrap-style:square;mso-width-percent:941;mso-height-percent:92;mso-top-percent:818;mso-wrap-distance-left:9pt;mso-wrap-distance-top:0;mso-wrap-distance-right:9pt;mso-wrap-distance-bottom:0;mso-position-horizontal:center;mso-position-horizontal-relative:page;mso-position-vertical-relative:page;mso-width-percent:941;mso-height-percent:92;mso-top-percent:818;mso-width-relative:page;mso-height-relative:page;v-text-anchor:bottom" o:gfxdata="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" filled="f" stroked="f" strokeweight=".5pt">
+                  <v:shape id="Text Box 152" o:spid="_x0000_s1026" type="#_x0000_t202" style="position:absolute;margin-left:0;margin-top:0;width:8in;height:1in;z-index:251660288;visibility:visible;mso-wrap-style:square;mso-width-percent:941;mso-height-percent:92;mso-top-percent:818;mso-wrap-distance-left:9pt;mso-wrap-distance-top:0;mso-wrap-distance-right:9pt;mso-wrap-distance-bottom:0;mso-position-horizontal:center;mso-position-horizontal-relative:page;mso-position-vertical-relative:page;mso-width-percent:941;mso-height-percent:92;mso-top-percent:818;mso-width-relative:page;mso-height-relative:page;v-text-anchor:bottom" o:gfxdata="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" filled="f" stroked="f" strokeweight=".5pt">
                     <v:textbox inset="126pt,0,54pt,0">
                       <w:txbxContent>
                         <w:sdt>
@@ -458,7 +455,6 @@
                             <w:dataBinding w:prefixMappings="xmlns:ns0='http://purl.org/dc/elements/1.1/' xmlns:ns1='http://schemas.openxmlformats.org/package/2006/metadata/core-properties' " w:xpath="/ns1:coreProperties[1]/ns0:creator[1]" w:storeItemID="{6C3C8BC8-F283-45AE-878A-BAB7291924A1}"/>
                             <w:text/>
                           </w:sdtPr>
-                          <w:sdtEndPr/>
                           <w:sdtContent>
                             <w:p>
                               <w:pPr>
@@ -504,7 +500,6 @@
                               <w:dataBinding w:prefixMappings="xmlns:ns0='http://schemas.microsoft.com/office/2006/coverPageProps' " w:xpath="/ns0:CoverPageProperties[1]/ns0:CompanyEmail[1]" w:storeItemID="{55AF091B-3C7A-41E3-B477-F2FDAA23CFDA}"/>
                               <w:text/>
                             </w:sdtPr>
-                            <w:sdtEndPr/>
                             <w:sdtContent>
                               <w:r>
                                 <w:rPr>
@@ -602,7 +597,6 @@
                                   <w:dataBinding w:prefixMappings="xmlns:ns0='http://schemas.microsoft.com/office/2006/coverPageProps' " w:xpath="/ns0:CoverPageProperties[1]/ns0:Abstract[1]" w:storeItemID="{55AF091B-3C7A-41E3-B477-F2FDAA23CFDA}"/>
                                   <w:text w:multiLine="1"/>
                                 </w:sdtPr>
-                                <w:sdtEndPr/>
                                 <w:sdtContent>
                                   <w:p>
                                     <w:pPr>
@@ -647,7 +641,7 @@
               </mc:Choice>
               <mc:Fallback>
                 <w:pict>
-                  <v:shape w14:anchorId="7DAC5215" id="Text Box 153" o:spid="_x0000_s1027" type="#_x0000_t202" style="position:absolute;margin-left:0;margin-top:0;width:8in;height:79.5pt;z-index:251661312;visibility:visible;mso-wrap-style:square;mso-width-percent:941;mso-height-percent:100;mso-top-percent:700;mso-wrap-distance-left:9pt;mso-wrap-distance-top:0;mso-wrap-distance-right:9pt;mso-wrap-distance-bottom:0;mso-position-horizontal:center;mso-position-horizontal-relative:page;mso-position-vertical-relative:page;mso-width-percent:941;mso-height-percent:100;mso-top-percent:700;mso-width-relative:page;mso-height-relative:page;v-text-anchor:top" o:gfxdata="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" filled="f" stroked="f" strokeweight=".5pt">
+                  <v:shape w14:anchorId="7DAC5215" id="Text Box 153" o:spid="_x0000_s1027" type="#_x0000_t202" style="position:absolute;margin-left:0;margin-top:0;width:8in;height:79.5pt;z-index:251661312;visibility:visible;mso-wrap-style:square;mso-width-percent:941;mso-height-percent:100;mso-top-percent:700;mso-wrap-distance-left:9pt;mso-wrap-distance-top:0;mso-wrap-distance-right:9pt;mso-wrap-distance-bottom:0;mso-position-horizontal:center;mso-position-horizontal-relative:page;mso-position-vertical-relative:page;mso-width-percent:941;mso-height-percent:100;mso-top-percent:700;mso-width-relative:page;mso-height-relative:page;v-text-anchor:top" o:gfxdata="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" filled="f" stroked="f" strokeweight=".5pt">
                     <v:textbox style="mso-fit-shape-to-text:t" inset="126pt,0,54pt,0">
                       <w:txbxContent>
                         <w:sdt>
@@ -664,7 +658,6 @@
                             <w:dataBinding w:prefixMappings="xmlns:ns0='http://schemas.microsoft.com/office/2006/coverPageProps' " w:xpath="/ns0:CoverPageProperties[1]/ns0:Abstract[1]" w:storeItemID="{55AF091B-3C7A-41E3-B477-F2FDAA23CFDA}"/>
                             <w:text w:multiLine="1"/>
                           </w:sdtPr>
-                          <w:sdtEndPr/>
                           <w:sdtContent>
                             <w:p>
                               <w:pPr>
@@ -812,7 +805,6 @@
                                   <w:dataBinding w:prefixMappings="xmlns:ns0='http://purl.org/dc/elements/1.1/' xmlns:ns1='http://schemas.openxmlformats.org/package/2006/metadata/core-properties' " w:xpath="/ns1:coreProperties[1]/ns0:subject[1]" w:storeItemID="{6C3C8BC8-F283-45AE-878A-BAB7291924A1}"/>
                                   <w:text/>
                                 </w:sdtPr>
-                                <w:sdtEndPr/>
                                 <w:sdtContent>
                                   <w:p>
                                     <w:pPr>
@@ -857,7 +849,7 @@
               </mc:Choice>
               <mc:Fallback>
                 <w:pict>
-                  <v:shape w14:anchorId="66CF0206" id="Text Box 154" o:spid="_x0000_s1028" type="#_x0000_t202" style="position:absolute;margin-left:0;margin-top:0;width:8in;height:286.5pt;z-index:251659264;visibility:visible;mso-wrap-style:square;mso-width-percent:941;mso-height-percent:363;mso-top-percent:300;mso-wrap-distance-left:9pt;mso-wrap-distance-top:0;mso-wrap-distance-right:9pt;mso-wrap-distance-bottom:0;mso-position-horizontal:center;mso-position-horizontal-relative:page;mso-position-vertical-relative:page;mso-width-percent:941;mso-height-percent:363;mso-top-percent:300;mso-width-relative:page;mso-height-relative:page;v-text-anchor:bottom" o:gfxdata="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" filled="f" stroked="f" strokeweight=".5pt">
+                  <v:shape w14:anchorId="66CF0206" id="Text Box 154" o:spid="_x0000_s1028" type="#_x0000_t202" style="position:absolute;margin-left:0;margin-top:0;width:8in;height:286.5pt;z-index:251659264;visibility:visible;mso-wrap-style:square;mso-width-percent:941;mso-height-percent:363;mso-top-percent:300;mso-wrap-distance-left:9pt;mso-wrap-distance-top:0;mso-wrap-distance-right:9pt;mso-wrap-distance-bottom:0;mso-position-horizontal:center;mso-position-horizontal-relative:page;mso-position-vertical-relative:page;mso-width-percent:941;mso-height-percent:363;mso-top-percent:300;mso-width-relative:page;mso-height-relative:page;v-text-anchor:bottom" o:gfxdata="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" filled="f" stroked="f" strokeweight=".5pt">
                     <v:textbox inset="126pt,0,54pt,0">
                       <w:txbxContent>
                         <w:p>
@@ -914,7 +906,6 @@
                             <w:dataBinding w:prefixMappings="xmlns:ns0='http://purl.org/dc/elements/1.1/' xmlns:ns1='http://schemas.openxmlformats.org/package/2006/metadata/core-properties' " w:xpath="/ns1:coreProperties[1]/ns0:subject[1]" w:storeItemID="{6C3C8BC8-F283-45AE-878A-BAB7291924A1}"/>
                             <w:text/>
                           </w:sdtPr>
-                          <w:sdtEndPr/>
                           <w:sdtContent>
                             <w:p>
                               <w:pPr>
@@ -1010,7 +1001,7 @@
           <w:r>
             <w:fldChar w:fldCharType="separate"/>
           </w:r>
-          <w:hyperlink w:anchor="_Toc224865111" w:history="1">
+          <w:hyperlink w:anchor="_Toc226746925" w:history="1">
             <w:r>
               <w:rPr>
                 <w:rStyle w:val="Hyperlink"/>
@@ -1039,7 +1030,7 @@
                 <w:noProof/>
                 <w:webHidden/>
               </w:rPr>
-              <w:instrText xml:space="preserve"> PAGEREF _Toc224865111 \h </w:instrText>
+              <w:instrText xml:space="preserve"> PAGEREF _Toc226746925 \h </w:instrText>
             </w:r>
             <w:r>
               <w:rPr>
@@ -1059,7 +1050,7 @@
                 <w:noProof/>
                 <w:webHidden/>
               </w:rPr>
-              <w:t>2</w:t>
+              <w:t>3</w:t>
             </w:r>
             <w:r>
               <w:rPr>
@@ -1086,7 +1077,7 @@
               <w14:ligatures w14:val="standardContextual"/>
             </w:rPr>
           </w:pPr>
-          <w:hyperlink w:anchor="_Toc224865112" w:history="1">
+          <w:hyperlink w:anchor="_Toc226746926" w:history="1">
             <w:r>
               <w:rPr>
                 <w:rStyle w:val="Hyperlink"/>
@@ -1113,7 +1104,7 @@
                 <w:noProof/>
                 <w:webHidden/>
               </w:rPr>
-              <w:instrText xml:space="preserve"> PAGEREF _Toc224865112 \h </w:instrText>
+              <w:instrText xml:space="preserve"> PAGEREF _Toc226746926 \h </w:instrText>
             </w:r>
             <w:r>
               <w:rPr>
@@ -1133,7 +1124,7 @@
                 <w:noProof/>
                 <w:webHidden/>
               </w:rPr>
-              <w:t>2</w:t>
+              <w:t>3</w:t>
             </w:r>
             <w:r>
               <w:rPr>
@@ -1160,7 +1151,7 @@
               <w14:ligatures w14:val="standardContextual"/>
             </w:rPr>
           </w:pPr>
-          <w:hyperlink w:anchor="_Toc224865113" w:history="1">
+          <w:hyperlink w:anchor="_Toc226746927" w:history="1">
             <w:r>
               <w:rPr>
                 <w:rStyle w:val="Hyperlink"/>
@@ -1187,7 +1178,7 @@
                 <w:noProof/>
                 <w:webHidden/>
               </w:rPr>
-              <w:instrText xml:space="preserve"> PAGEREF _Toc224865113 \h </w:instrText>
+              <w:instrText xml:space="preserve"> PAGEREF _Toc226746927 \h </w:instrText>
             </w:r>
             <w:r>
               <w:rPr>
@@ -1207,7 +1198,7 @@
                 <w:noProof/>
                 <w:webHidden/>
               </w:rPr>
-              <w:t>3</w:t>
+              <w:t>4</w:t>
             </w:r>
             <w:r>
               <w:rPr>
@@ -1234,7 +1225,7 @@
               <w14:ligatures w14:val="standardContextual"/>
             </w:rPr>
           </w:pPr>
-          <w:hyperlink w:anchor="_Toc224865114" w:history="1">
+          <w:hyperlink w:anchor="_Toc226746928" w:history="1">
             <w:r>
               <w:rPr>
                 <w:rStyle w:val="Hyperlink"/>
@@ -1262,7 +1253,7 @@
                 <w:noProof/>
                 <w:webHidden/>
               </w:rPr>
-              <w:instrText xml:space="preserve"> PAGEREF _Toc224865114 \h </w:instrText>
+              <w:instrText xml:space="preserve"> PAGEREF _Toc226746928 \h </w:instrText>
             </w:r>
             <w:r>
               <w:rPr>
@@ -1282,7 +1273,7 @@
                 <w:noProof/>
                 <w:webHidden/>
               </w:rPr>
-              <w:t>4</w:t>
+              <w:t>5</w:t>
             </w:r>
             <w:r>
               <w:rPr>
@@ -1309,7 +1300,7 @@
               <w14:ligatures w14:val="standardContextual"/>
             </w:rPr>
           </w:pPr>
-          <w:hyperlink w:anchor="_Toc224865115" w:history="1">
+          <w:hyperlink w:anchor="_Toc226746929" w:history="1">
             <w:r>
               <w:rPr>
                 <w:rStyle w:val="Hyperlink"/>
@@ -1337,7 +1328,7 @@
                 <w:noProof/>
                 <w:webHidden/>
               </w:rPr>
-              <w:instrText xml:space="preserve"> PAGEREF _Toc224865115 \h </w:instrText>
+              <w:instrText xml:space="preserve"> PAGEREF _Toc226746929 \h </w:instrText>
             </w:r>
             <w:r>
               <w:rPr>
@@ -1384,7 +1375,7 @@
               <w14:ligatures w14:val="standardContextual"/>
             </w:rPr>
           </w:pPr>
-          <w:hyperlink w:anchor="_Toc224865116" w:history="1">
+          <w:hyperlink w:anchor="_Toc226746930" w:history="1">
             <w:r>
               <w:rPr>
                 <w:rStyle w:val="Hyperlink"/>
@@ -1412,7 +1403,7 @@
                 <w:noProof/>
                 <w:webHidden/>
               </w:rPr>
-              <w:instrText xml:space="preserve"> PAGEREF _Toc224865116 \h </w:instrText>
+              <w:instrText xml:space="preserve"> PAGEREF _Toc226746930 \h </w:instrText>
             </w:r>
             <w:r>
               <w:rPr>
@@ -1459,7 +1450,7 @@
               <w14:ligatures w14:val="standardContextual"/>
             </w:rPr>
           </w:pPr>
-          <w:hyperlink w:anchor="_Toc224865117" w:history="1">
+          <w:hyperlink w:anchor="_Toc226746931" w:history="1">
             <w:r>
               <w:rPr>
                 <w:rStyle w:val="Hyperlink"/>
@@ -1487,7 +1478,7 @@
                 <w:noProof/>
                 <w:webHidden/>
               </w:rPr>
-              <w:instrText xml:space="preserve"> PAGEREF _Toc224865117 \h </w:instrText>
+              <w:instrText xml:space="preserve"> PAGEREF _Toc226746931 \h </w:instrText>
             </w:r>
             <w:r>
               <w:rPr>
@@ -1534,7 +1525,7 @@
               <w14:ligatures w14:val="standardContextual"/>
             </w:rPr>
           </w:pPr>
-          <w:hyperlink w:anchor="_Toc224865118" w:history="1">
+          <w:hyperlink w:anchor="_Toc226746932" w:history="1">
             <w:r>
               <w:rPr>
                 <w:rStyle w:val="Hyperlink"/>
@@ -1563,7 +1554,7 @@
                 <w:noProof/>
                 <w:webHidden/>
               </w:rPr>
-              <w:instrText xml:space="preserve"> PAGEREF _Toc224865118 \h </w:instrText>
+              <w:instrText xml:space="preserve"> PAGEREF _Toc226746932 \h </w:instrText>
             </w:r>
             <w:r>
               <w:rPr>
@@ -1610,7 +1601,7 @@
               <w14:ligatures w14:val="standardContextual"/>
             </w:rPr>
           </w:pPr>
-          <w:hyperlink w:anchor="_Toc224865119" w:history="1">
+          <w:hyperlink w:anchor="_Toc226746933" w:history="1">
             <w:r>
               <w:rPr>
                 <w:rStyle w:val="Hyperlink"/>
@@ -1639,7 +1630,7 @@
                 <w:noProof/>
                 <w:webHidden/>
               </w:rPr>
-              <w:instrText xml:space="preserve"> PAGEREF _Toc224865119 \h </w:instrText>
+              <w:instrText xml:space="preserve"> PAGEREF _Toc226746933 \h </w:instrText>
             </w:r>
             <w:r>
               <w:rPr>
@@ -1686,7 +1677,7 @@
               <w14:ligatures w14:val="standardContextual"/>
             </w:rPr>
           </w:pPr>
-          <w:hyperlink w:anchor="_Toc224865120" w:history="1">
+          <w:hyperlink w:anchor="_Toc226746934" w:history="1">
             <w:r>
               <w:rPr>
                 <w:rStyle w:val="Hyperlink"/>
@@ -1714,7 +1705,7 @@
                 <w:noProof/>
                 <w:webHidden/>
               </w:rPr>
-              <w:instrText xml:space="preserve"> PAGEREF _Toc224865120 \h </w:instrText>
+              <w:instrText xml:space="preserve"> PAGEREF _Toc226746934 \h </w:instrText>
             </w:r>
             <w:r>
               <w:rPr>
@@ -1761,7 +1752,7 @@
               <w14:ligatures w14:val="standardContextual"/>
             </w:rPr>
           </w:pPr>
-          <w:hyperlink w:anchor="_Toc224865121" w:history="1">
+          <w:hyperlink w:anchor="_Toc226746935" w:history="1">
             <w:r>
               <w:rPr>
                 <w:rStyle w:val="Hyperlink"/>
@@ -1789,7 +1780,7 @@
                 <w:noProof/>
                 <w:webHidden/>
               </w:rPr>
-              <w:instrText xml:space="preserve"> PAGEREF _Toc224865121 \h </w:instrText>
+              <w:instrText xml:space="preserve"> PAGEREF _Toc226746935 \h </w:instrText>
             </w:r>
             <w:r>
               <w:rPr>
@@ -1836,7 +1827,7 @@
               <w14:ligatures w14:val="standardContextual"/>
             </w:rPr>
           </w:pPr>
-          <w:hyperlink w:anchor="_Toc224865122" w:history="1">
+          <w:hyperlink w:anchor="_Toc226746936" w:history="1">
             <w:r>
               <w:rPr>
                 <w:rStyle w:val="Hyperlink"/>
@@ -1864,7 +1855,7 @@
                 <w:noProof/>
                 <w:webHidden/>
               </w:rPr>
-              <w:instrText xml:space="preserve"> PAGEREF _Toc224865122 \h </w:instrText>
+              <w:instrText xml:space="preserve"> PAGEREF _Toc226746936 \h </w:instrText>
             </w:r>
             <w:r>
               <w:rPr>
@@ -1911,7 +1902,7 @@
               <w14:ligatures w14:val="standardContextual"/>
             </w:rPr>
           </w:pPr>
-          <w:hyperlink w:anchor="_Toc224865123" w:history="1">
+          <w:hyperlink w:anchor="_Toc226746937" w:history="1">
             <w:r>
               <w:rPr>
                 <w:rStyle w:val="Hyperlink"/>
@@ -1939,7 +1930,7 @@
                 <w:noProof/>
                 <w:webHidden/>
               </w:rPr>
-              <w:instrText xml:space="preserve"> PAGEREF _Toc224865123 \h </w:instrText>
+              <w:instrText xml:space="preserve"> PAGEREF _Toc226746937 \h </w:instrText>
             </w:r>
             <w:r>
               <w:rPr>
@@ -1986,7 +1977,7 @@
               <w14:ligatures w14:val="standardContextual"/>
             </w:rPr>
           </w:pPr>
-          <w:hyperlink w:anchor="_Toc224865124" w:history="1">
+          <w:hyperlink w:anchor="_Toc226746938" w:history="1">
             <w:r>
               <w:rPr>
                 <w:rStyle w:val="Hyperlink"/>
@@ -2014,7 +2005,7 @@
                 <w:noProof/>
                 <w:webHidden/>
               </w:rPr>
-              <w:instrText xml:space="preserve"> PAGEREF _Toc224865124 \h </w:instrText>
+              <w:instrText xml:space="preserve"> PAGEREF _Toc226746938 \h </w:instrText>
             </w:r>
             <w:r>
               <w:rPr>
@@ -2061,7 +2052,7 @@
               <w14:ligatures w14:val="standardContextual"/>
             </w:rPr>
           </w:pPr>
-          <w:hyperlink w:anchor="_Toc224865125" w:history="1">
+          <w:hyperlink w:anchor="_Toc226746939" w:history="1">
             <w:r>
               <w:rPr>
                 <w:rStyle w:val="Hyperlink"/>
@@ -2089,7 +2080,7 @@
                 <w:noProof/>
                 <w:webHidden/>
               </w:rPr>
-              <w:instrText xml:space="preserve"> PAGEREF _Toc224865125 \h </w:instrText>
+              <w:instrText xml:space="preserve"> PAGEREF _Toc226746939 \h </w:instrText>
             </w:r>
             <w:r>
               <w:rPr>
@@ -2109,7 +2100,7 @@
                 <w:noProof/>
                 <w:webHidden/>
               </w:rPr>
-              <w:t>10</w:t>
+              <w:t>11</w:t>
             </w:r>
             <w:r>
               <w:rPr>
@@ -2136,7 +2127,7 @@
               <w14:ligatures w14:val="standardContextual"/>
             </w:rPr>
           </w:pPr>
-          <w:hyperlink w:anchor="_Toc224865126" w:history="1">
+          <w:hyperlink w:anchor="_Toc226746940" w:history="1">
             <w:r>
               <w:rPr>
                 <w:rStyle w:val="Hyperlink"/>
@@ -2164,7 +2155,7 @@
                 <w:noProof/>
                 <w:webHidden/>
               </w:rPr>
-              <w:instrText xml:space="preserve"> PAGEREF _Toc224865126 \h </w:instrText>
+              <w:instrText xml:space="preserve"> PAGEREF _Toc226746940 \h </w:instrText>
             </w:r>
             <w:r>
               <w:rPr>
@@ -2211,7 +2202,7 @@
               <w14:ligatures w14:val="standardContextual"/>
             </w:rPr>
           </w:pPr>
-          <w:hyperlink w:anchor="_Toc224865127" w:history="1">
+          <w:hyperlink w:anchor="_Toc226746941" w:history="1">
             <w:r>
               <w:rPr>
                 <w:rStyle w:val="Hyperlink"/>
@@ -2239,7 +2230,7 @@
                 <w:noProof/>
                 <w:webHidden/>
               </w:rPr>
-              <w:instrText xml:space="preserve"> PAGEREF _Toc224865127 \h </w:instrText>
+              <w:instrText xml:space="preserve"> PAGEREF _Toc226746941 \h </w:instrText>
             </w:r>
             <w:r>
               <w:rPr>
@@ -2286,7 +2277,7 @@
               <w14:ligatures w14:val="standardContextual"/>
             </w:rPr>
           </w:pPr>
-          <w:hyperlink w:anchor="_Toc224865128" w:history="1">
+          <w:hyperlink w:anchor="_Toc226746942" w:history="1">
             <w:r>
               <w:rPr>
                 <w:rStyle w:val="Hyperlink"/>
@@ -2314,7 +2305,7 @@
                 <w:noProof/>
                 <w:webHidden/>
               </w:rPr>
-              <w:instrText xml:space="preserve"> PAGEREF _Toc224865128 \h </w:instrText>
+              <w:instrText xml:space="preserve"> PAGEREF _Toc226746942 \h </w:instrText>
             </w:r>
             <w:r>
               <w:rPr>
@@ -2361,7 +2352,7 @@
               <w14:ligatures w14:val="standardContextual"/>
             </w:rPr>
           </w:pPr>
-          <w:hyperlink w:anchor="_Toc224865129" w:history="1">
+          <w:hyperlink w:anchor="_Toc226746943" w:history="1">
             <w:r>
               <w:rPr>
                 <w:rStyle w:val="Hyperlink"/>
@@ -2389,7 +2380,7 @@
                 <w:noProof/>
                 <w:webHidden/>
               </w:rPr>
-              <w:instrText xml:space="preserve"> PAGEREF _Toc224865129 \h </w:instrText>
+              <w:instrText xml:space="preserve"> PAGEREF _Toc226746943 \h </w:instrText>
             </w:r>
             <w:r>
               <w:rPr>
@@ -2436,7 +2427,7 @@
               <w14:ligatures w14:val="standardContextual"/>
             </w:rPr>
           </w:pPr>
-          <w:hyperlink w:anchor="_Toc224865130" w:history="1">
+          <w:hyperlink w:anchor="_Toc226746944" w:history="1">
             <w:r>
               <w:rPr>
                 <w:rStyle w:val="Hyperlink"/>
@@ -2464,7 +2455,7 @@
                 <w:noProof/>
                 <w:webHidden/>
               </w:rPr>
-              <w:instrText xml:space="preserve"> PAGEREF _Toc224865130 \h </w:instrText>
+              <w:instrText xml:space="preserve"> PAGEREF _Toc226746944 \h </w:instrText>
             </w:r>
             <w:r>
               <w:rPr>
@@ -2511,7 +2502,7 @@
               <w14:ligatures w14:val="standardContextual"/>
             </w:rPr>
           </w:pPr>
-          <w:hyperlink w:anchor="_Toc224865131" w:history="1">
+          <w:hyperlink w:anchor="_Toc226746945" w:history="1">
             <w:r>
               <w:rPr>
                 <w:rStyle w:val="Hyperlink"/>
@@ -2539,7 +2530,7 @@
                 <w:noProof/>
                 <w:webHidden/>
               </w:rPr>
-              <w:instrText xml:space="preserve"> PAGEREF _Toc224865131 \h </w:instrText>
+              <w:instrText xml:space="preserve"> PAGEREF _Toc226746945 \h </w:instrText>
             </w:r>
             <w:r>
               <w:rPr>
@@ -2586,7 +2577,7 @@
               <w14:ligatures w14:val="standardContextual"/>
             </w:rPr>
           </w:pPr>
-          <w:hyperlink w:anchor="_Toc224865132" w:history="1">
+          <w:hyperlink w:anchor="_Toc226746946" w:history="1">
             <w:r>
               <w:rPr>
                 <w:rStyle w:val="Hyperlink"/>
@@ -2614,7 +2605,7 @@
                 <w:noProof/>
                 <w:webHidden/>
               </w:rPr>
-              <w:instrText xml:space="preserve"> PAGEREF _Toc224865132 \h </w:instrText>
+              <w:instrText xml:space="preserve"> PAGEREF _Toc226746946 \h </w:instrText>
             </w:r>
             <w:r>
               <w:rPr>
@@ -2661,7 +2652,7 @@
               <w14:ligatures w14:val="standardContextual"/>
             </w:rPr>
           </w:pPr>
-          <w:hyperlink w:anchor="_Toc224865133" w:history="1">
+          <w:hyperlink w:anchor="_Toc226746947" w:history="1">
             <w:r>
               <w:rPr>
                 <w:rStyle w:val="Hyperlink"/>
@@ -2689,7 +2680,7 @@
                 <w:noProof/>
                 <w:webHidden/>
               </w:rPr>
-              <w:instrText xml:space="preserve"> PAGEREF _Toc224865133 \h </w:instrText>
+              <w:instrText xml:space="preserve"> PAGEREF _Toc226746947 \h </w:instrText>
             </w:r>
             <w:r>
               <w:rPr>
@@ -2736,7 +2727,7 @@
               <w14:ligatures w14:val="standardContextual"/>
             </w:rPr>
           </w:pPr>
-          <w:hyperlink w:anchor="_Toc224865134" w:history="1">
+          <w:hyperlink w:anchor="_Toc226746948" w:history="1">
             <w:r>
               <w:rPr>
                 <w:rStyle w:val="Hyperlink"/>
@@ -2765,7 +2756,7 @@
                 <w:noProof/>
                 <w:webHidden/>
               </w:rPr>
-              <w:instrText xml:space="preserve"> PAGEREF _Toc224865134 \h </w:instrText>
+              <w:instrText xml:space="preserve"> PAGEREF _Toc226746948 \h </w:instrText>
             </w:r>
             <w:r>
               <w:rPr>
@@ -2812,14 +2803,15 @@
               <w14:ligatures w14:val="standardContextual"/>
             </w:rPr>
           </w:pPr>
-          <w:hyperlink w:anchor="_Toc224865135" w:history="1">
+          <w:hyperlink w:anchor="_Toc226746949" w:history="1">
             <w:r>
               <w:rPr>
                 <w:rStyle w:val="Hyperlink"/>
-                <w:rFonts w:cstheme="minorHAnsi"/>
+                <w:b/>
+                <w:bCs/>
                 <w:noProof/>
               </w:rPr>
-              <w:t>Style Guide</w:t>
+              <w:t>Figma design</w:t>
             </w:r>
             <w:r>
               <w:rPr>
@@ -2840,7 +2832,82 @@
                 <w:noProof/>
                 <w:webHidden/>
               </w:rPr>
-              <w:instrText xml:space="preserve"> PAGEREF _Toc224865135 \h </w:instrText>
+              <w:instrText xml:space="preserve"> PAGEREF _Toc226746949 \h </w:instrText>
+            </w:r>
+            <w:r>
+              <w:rPr>
+                <w:noProof/>
+                <w:webHidden/>
+              </w:rPr>
+            </w:r>
+            <w:r>
+              <w:rPr>
+                <w:noProof/>
+                <w:webHidden/>
+              </w:rPr>
+              <w:fldChar w:fldCharType="separate"/>
+            </w:r>
+            <w:r>
+              <w:rPr>
+                <w:noProof/>
+                <w:webHidden/>
+              </w:rPr>
+              <w:t>16</w:t>
+            </w:r>
+            <w:r>
+              <w:rPr>
+                <w:noProof/>
+                <w:webHidden/>
+              </w:rPr>
+              <w:fldChar w:fldCharType="end"/>
+            </w:r>
+          </w:hyperlink>
+        </w:p>
+        <w:p>
+          <w:pPr>
+            <w:pStyle w:val="TOC1"/>
+            <w:tabs>
+              <w:tab w:val="right" w:leader="dot" w:pos="9016"/>
+            </w:tabs>
+            <w:rPr>
+              <w:rFonts w:eastAsiaTheme="minorEastAsia"/>
+              <w:noProof/>
+              <w:kern w:val="2"/>
+              <w:sz w:val="24"/>
+              <w:szCs w:val="24"/>
+              <w:lang w:eastAsia="en-GB"/>
+              <w14:ligatures w14:val="standardContextual"/>
+            </w:rPr>
+          </w:pPr>
+          <w:hyperlink w:anchor="_Toc226746950" w:history="1">
+            <w:r>
+              <w:rPr>
+                <w:rStyle w:val="Hyperlink"/>
+                <w:rFonts w:cstheme="minorHAnsi"/>
+                <w:noProof/>
+              </w:rPr>
+              <w:t>Style Guide</w:t>
+            </w:r>
+            <w:r>
+              <w:rPr>
+                <w:noProof/>
+                <w:webHidden/>
+              </w:rPr>
+              <w:tab/>
+            </w:r>
+            <w:r>
+              <w:rPr>
+                <w:noProof/>
+                <w:webHidden/>
+              </w:rPr>
+              <w:fldChar w:fldCharType="begin"/>
+            </w:r>
+            <w:r>
+              <w:rPr>
+                <w:noProof/>
+                <w:webHidden/>
+              </w:rPr>
+              <w:instrText xml:space="preserve"> PAGEREF _Toc226746950 \h </w:instrText>
             </w:r>
             <w:r>
               <w:rPr>
@@ -2887,7 +2954,7 @@
               <w14:ligatures w14:val="standardContextual"/>
             </w:rPr>
           </w:pPr>
-          <w:hyperlink w:anchor="_Toc224865136" w:history="1">
+          <w:hyperlink w:anchor="_Toc226746951" w:history="1">
             <w:r>
               <w:rPr>
                 <w:rStyle w:val="Hyperlink"/>
@@ -2915,7 +2982,7 @@
                 <w:noProof/>
                 <w:webHidden/>
               </w:rPr>
-              <w:instrText xml:space="preserve"> PAGEREF _Toc224865136 \h </w:instrText>
+              <w:instrText xml:space="preserve"> PAGEREF _Toc226746951 \h </w:instrText>
             </w:r>
             <w:r>
               <w:rPr>
@@ -2962,7 +3029,7 @@
               <w14:ligatures w14:val="standardContextual"/>
             </w:rPr>
           </w:pPr>
-          <w:hyperlink w:anchor="_Toc224865137" w:history="1">
+          <w:hyperlink w:anchor="_Toc226746952" w:history="1">
             <w:r>
               <w:rPr>
                 <w:rStyle w:val="Hyperlink"/>
@@ -2990,7 +3057,7 @@
                 <w:noProof/>
                 <w:webHidden/>
               </w:rPr>
-              <w:instrText xml:space="preserve"> PAGEREF _Toc224865137 \h </w:instrText>
+              <w:instrText xml:space="preserve"> PAGEREF _Toc226746952 \h </w:instrText>
             </w:r>
             <w:r>
               <w:rPr>
@@ -3037,7 +3104,7 @@
               <w14:ligatures w14:val="standardContextual"/>
             </w:rPr>
           </w:pPr>
-          <w:hyperlink w:anchor="_Toc224865138" w:history="1">
+          <w:hyperlink w:anchor="_Toc226746953" w:history="1">
             <w:r>
               <w:rPr>
                 <w:rStyle w:val="Hyperlink"/>
@@ -3065,7 +3132,7 @@
                 <w:noProof/>
                 <w:webHidden/>
               </w:rPr>
-              <w:instrText xml:space="preserve"> PAGEREF _Toc224865138 \h </w:instrText>
+              <w:instrText xml:space="preserve"> PAGEREF _Toc226746953 \h </w:instrText>
             </w:r>
             <w:r>
               <w:rPr>
@@ -3112,7 +3179,7 @@
               <w14:ligatures w14:val="standardContextual"/>
             </w:rPr>
           </w:pPr>
-          <w:hyperlink w:anchor="_Toc224865139" w:history="1">
+          <w:hyperlink w:anchor="_Toc226746954" w:history="1">
             <w:r>
               <w:rPr>
                 <w:rStyle w:val="Hyperlink"/>
@@ -3140,7 +3207,7 @@
                 <w:noProof/>
                 <w:webHidden/>
               </w:rPr>
-              <w:instrText xml:space="preserve"> PAGEREF _Toc224865139 \h </w:instrText>
+              <w:instrText xml:space="preserve"> PAGEREF _Toc226746954 \h </w:instrText>
             </w:r>
             <w:r>
               <w:rPr>
@@ -3160,7 +3227,7 @@
                 <w:noProof/>
                 <w:webHidden/>
               </w:rPr>
-              <w:t>16</w:t>
+              <w:t>17</w:t>
             </w:r>
             <w:r>
               <w:rPr>
@@ -3187,7 +3254,7 @@
               <w14:ligatures w14:val="standardContextual"/>
             </w:rPr>
           </w:pPr>
-          <w:hyperlink w:anchor="_Toc224865140" w:history="1">
+          <w:hyperlink w:anchor="_Toc226746955" w:history="1">
             <w:r>
               <w:rPr>
                 <w:rStyle w:val="Hyperlink"/>
@@ -3216,7 +3283,7 @@
                 <w:noProof/>
                 <w:webHidden/>
               </w:rPr>
-              <w:instrText xml:space="preserve"> PAGEREF _Toc224865140 \h </w:instrText>
+              <w:instrText xml:space="preserve"> PAGEREF _Toc226746955 \h </w:instrText>
             </w:r>
             <w:r>
               <w:rPr>
@@ -3263,7 +3330,6 @@
     <w:p/>
     <w:p/>
     <w:p/>
-    <w:p/>
     <w:p>
       <w:pPr>
         <w:pStyle w:val="Heading1"/>
@@ -3272,7 +3338,7 @@
           <w:bCs/>
         </w:rPr>
       </w:pPr>
-      <w:bookmarkStart w:id="0" w:name="_Toc224865111"/>
+      <w:bookmarkStart w:id="0" w:name="_Toc226746925"/>
       <w:r>
         <w:rPr>
           <w:b/>
@@ -3297,7 +3363,7 @@
           <w:szCs w:val="24"/>
         </w:rPr>
       </w:pPr>
-      <w:bookmarkStart w:id="1" w:name="_Toc224865112"/>
+      <w:bookmarkStart w:id="1" w:name="_Toc226746926"/>
       <w:r>
         <w:rPr>
           <w:sz w:val="24"/>
@@ -3435,7 +3501,7 @@
           <w:szCs w:val="24"/>
         </w:rPr>
       </w:pPr>
-      <w:bookmarkStart w:id="2" w:name="_Toc224865113"/>
+      <w:bookmarkStart w:id="2" w:name="_Toc226746927"/>
       <w:r>
         <w:rPr>
           <w:sz w:val="24"/>
@@ -3587,7 +3653,7 @@
           <w:szCs w:val="24"/>
         </w:rPr>
       </w:pPr>
-      <w:bookmarkStart w:id="3" w:name="_Toc224865114"/>
+      <w:bookmarkStart w:id="3" w:name="_Toc226746928"/>
       <w:r>
         <w:rPr>
           <w:rFonts w:asciiTheme="minorHAnsi" w:hAnsiTheme="minorHAnsi" w:cstheme="minorHAnsi"/>
@@ -3713,7 +3779,7 @@
           <w:szCs w:val="24"/>
         </w:rPr>
       </w:pPr>
-      <w:bookmarkStart w:id="4" w:name="_Toc224865115"/>
+      <w:bookmarkStart w:id="4" w:name="_Toc226746929"/>
       <w:r>
         <w:rPr>
           <w:rFonts w:asciiTheme="minorHAnsi" w:hAnsiTheme="minorHAnsi" w:cstheme="minorHAnsi"/>
@@ -3831,7 +3897,7 @@
           <w:szCs w:val="24"/>
         </w:rPr>
       </w:pPr>
-      <w:bookmarkStart w:id="5" w:name="_Toc224865116"/>
+      <w:bookmarkStart w:id="5" w:name="_Toc226746930"/>
       <w:r>
         <w:rPr>
           <w:rFonts w:asciiTheme="minorHAnsi" w:hAnsiTheme="minorHAnsi" w:cstheme="minorHAnsi"/>
@@ -3914,7 +3980,7 @@
           <w:rFonts w:cstheme="minorHAnsi"/>
         </w:rPr>
       </w:pPr>
-      <w:bookmarkStart w:id="6" w:name="_Toc224865117"/>
+      <w:bookmarkStart w:id="6" w:name="_Toc226746931"/>
       <w:r>
         <w:rPr>
           <w:rStyle w:val="Heading2Char"/>
@@ -3984,7 +4050,7 @@
           <w:bCs/>
         </w:rPr>
       </w:pPr>
-      <w:bookmarkStart w:id="7" w:name="_Toc224865118"/>
+      <w:bookmarkStart w:id="7" w:name="_Toc226746932"/>
       <w:r>
         <w:rPr>
           <w:b/>
@@ -4045,7 +4111,7 @@
           <w:bCs/>
         </w:rPr>
       </w:pPr>
-      <w:bookmarkStart w:id="8" w:name="_Toc224865119"/>
+      <w:bookmarkStart w:id="8" w:name="_Toc226746933"/>
       <w:r>
         <w:rPr>
           <w:b/>
@@ -4065,8 +4131,8 @@
           <w:szCs w:val="24"/>
         </w:rPr>
       </w:pPr>
-      <w:bookmarkStart w:id="9" w:name="_Toc224865120"/>
-      <w:bookmarkStart w:id="10" w:name="_Toc30396"/>
+      <w:bookmarkStart w:id="9" w:name="_Toc30396"/>
+      <w:bookmarkStart w:id="10" w:name="_Toc226746934"/>
       <w:r>
         <w:rPr>
           <w:rFonts w:asciiTheme="minorHAnsi" w:hAnsiTheme="minorHAnsi" w:cstheme="minorHAnsi"/>
@@ -4075,7 +4141,7 @@
         </w:rPr>
         <w:t>AspNetUser</w:t>
       </w:r>
-      <w:bookmarkEnd w:id="9"/>
+      <w:bookmarkEnd w:id="10"/>
       <w:r>
         <w:rPr>
           <w:rFonts w:asciiTheme="minorHAnsi" w:hAnsiTheme="minorHAnsi" w:cstheme="minorHAnsi"/>
@@ -4084,7 +4150,7 @@
         </w:rPr>
         <w:t xml:space="preserve"> </w:t>
       </w:r>
-      <w:bookmarkEnd w:id="10"/>
+      <w:bookmarkEnd w:id="9"/>
     </w:p>
     <w:tbl>
       <w:tblPr>
@@ -5392,8 +5458,8 @@
           <w:szCs w:val="24"/>
         </w:rPr>
       </w:pPr>
-      <w:bookmarkStart w:id="11" w:name="_Toc224865121"/>
-      <w:bookmarkStart w:id="12" w:name="_Toc30397"/>
+      <w:bookmarkStart w:id="11" w:name="_Toc30397"/>
+      <w:bookmarkStart w:id="12" w:name="_Toc226746935"/>
       <w:r>
         <w:rPr>
           <w:rFonts w:asciiTheme="minorHAnsi" w:hAnsiTheme="minorHAnsi" w:cstheme="minorHAnsi"/>
@@ -5402,7 +5468,7 @@
         </w:rPr>
         <w:t>AspNetUserRoles</w:t>
       </w:r>
-      <w:bookmarkEnd w:id="11"/>
+      <w:bookmarkEnd w:id="12"/>
       <w:r>
         <w:rPr>
           <w:rFonts w:asciiTheme="minorHAnsi" w:hAnsiTheme="minorHAnsi" w:cstheme="minorHAnsi"/>
@@ -5411,7 +5477,7 @@
         </w:rPr>
         <w:t xml:space="preserve"> </w:t>
       </w:r>
-      <w:bookmarkEnd w:id="12"/>
+      <w:bookmarkEnd w:id="11"/>
     </w:p>
     <w:tbl>
       <w:tblPr>
@@ -5791,8 +5857,8 @@
           <w:szCs w:val="24"/>
         </w:rPr>
       </w:pPr>
-      <w:bookmarkStart w:id="13" w:name="_Toc224865122"/>
-      <w:bookmarkStart w:id="14" w:name="_Toc30398"/>
+      <w:bookmarkStart w:id="13" w:name="_Toc30398"/>
+      <w:bookmarkStart w:id="14" w:name="_Toc226746936"/>
       <w:r>
         <w:rPr>
           <w:rFonts w:asciiTheme="minorHAnsi" w:hAnsiTheme="minorHAnsi" w:cstheme="minorHAnsi"/>
@@ -5801,7 +5867,7 @@
         </w:rPr>
         <w:t>AspNetRoles</w:t>
       </w:r>
-      <w:bookmarkEnd w:id="13"/>
+      <w:bookmarkEnd w:id="14"/>
       <w:r>
         <w:rPr>
           <w:rFonts w:asciiTheme="minorHAnsi" w:hAnsiTheme="minorHAnsi" w:cstheme="minorHAnsi"/>
@@ -5810,7 +5876,7 @@
         </w:rPr>
         <w:t xml:space="preserve"> </w:t>
       </w:r>
-      <w:bookmarkEnd w:id="14"/>
+      <w:bookmarkEnd w:id="13"/>
     </w:p>
     <w:tbl>
       <w:tblPr>
@@ -6387,7 +6453,7 @@
           <w:szCs w:val="24"/>
         </w:rPr>
       </w:pPr>
-      <w:bookmarkStart w:id="15" w:name="_Toc224865123"/>
+      <w:bookmarkStart w:id="15" w:name="_Toc226746937"/>
       <w:r>
         <w:rPr>
           <w:rFonts w:asciiTheme="minorHAnsi" w:hAnsiTheme="minorHAnsi" w:cstheme="minorHAnsi"/>
@@ -6953,7 +7019,7 @@
           <w:szCs w:val="24"/>
         </w:rPr>
       </w:pPr>
-      <w:bookmarkStart w:id="16" w:name="_Toc224865124"/>
+      <w:bookmarkStart w:id="16" w:name="_Toc226746938"/>
       <w:r>
         <w:rPr>
           <w:rFonts w:asciiTheme="minorHAnsi" w:hAnsiTheme="minorHAnsi" w:cstheme="minorHAnsi"/>
@@ -7525,7 +7591,7 @@
           <w:szCs w:val="24"/>
         </w:rPr>
       </w:pPr>
-      <w:bookmarkStart w:id="17" w:name="_Toc224865125"/>
+      <w:bookmarkStart w:id="17" w:name="_Toc226746939"/>
       <w:r>
         <w:rPr>
           <w:rFonts w:asciiTheme="minorHAnsi" w:hAnsiTheme="minorHAnsi" w:cstheme="minorHAnsi"/>
@@ -8098,7 +8164,7 @@
           <w:szCs w:val="24"/>
         </w:rPr>
       </w:pPr>
-      <w:bookmarkStart w:id="18" w:name="_Toc224865126"/>
+      <w:bookmarkStart w:id="18" w:name="_Toc226746940"/>
       <w:r>
         <w:rPr>
           <w:rFonts w:asciiTheme="minorHAnsi" w:hAnsiTheme="minorHAnsi" w:cstheme="minorHAnsi"/>
@@ -8670,7 +8736,7 @@
           <w:szCs w:val="24"/>
         </w:rPr>
       </w:pPr>
-      <w:bookmarkStart w:id="19" w:name="_Toc224865127"/>
+      <w:bookmarkStart w:id="19" w:name="_Toc226746941"/>
       <w:r>
         <w:rPr>
           <w:rFonts w:asciiTheme="minorHAnsi" w:hAnsiTheme="minorHAnsi" w:cstheme="minorHAnsi"/>
@@ -9755,7 +9821,7 @@
           <w:szCs w:val="24"/>
         </w:rPr>
       </w:pPr>
-      <w:bookmarkStart w:id="20" w:name="_Toc224865128"/>
+      <w:bookmarkStart w:id="20" w:name="_Toc226746942"/>
       <w:r>
         <w:rPr>
           <w:rFonts w:asciiTheme="minorHAnsi" w:hAnsiTheme="minorHAnsi" w:cstheme="minorHAnsi"/>
@@ -10823,7 +10889,7 @@
           <w:szCs w:val="24"/>
         </w:rPr>
       </w:pPr>
-      <w:bookmarkStart w:id="21" w:name="_Toc224865129"/>
+      <w:bookmarkStart w:id="21" w:name="_Toc226746943"/>
       <w:r>
         <w:rPr>
           <w:rFonts w:asciiTheme="minorHAnsi" w:hAnsiTheme="minorHAnsi" w:cstheme="minorHAnsi"/>
@@ -11994,7 +12060,7 @@
           <w:szCs w:val="24"/>
         </w:rPr>
       </w:pPr>
-      <w:bookmarkStart w:id="22" w:name="_Toc224865130"/>
+      <w:bookmarkStart w:id="22" w:name="_Toc226746944"/>
       <w:r>
         <w:rPr>
           <w:rFonts w:asciiTheme="minorHAnsi" w:hAnsiTheme="minorHAnsi" w:cstheme="minorHAnsi"/>
@@ -12585,7 +12651,7 @@
           <w:szCs w:val="24"/>
         </w:rPr>
       </w:pPr>
-      <w:bookmarkStart w:id="23" w:name="_Toc224865131"/>
+      <w:bookmarkStart w:id="23" w:name="_Toc226746945"/>
       <w:r>
         <w:rPr>
           <w:rFonts w:asciiTheme="minorHAnsi" w:hAnsiTheme="minorHAnsi" w:cstheme="minorHAnsi"/>
@@ -13174,7 +13240,7 @@
           <w:szCs w:val="24"/>
         </w:rPr>
       </w:pPr>
-      <w:bookmarkStart w:id="24" w:name="_Toc224865132"/>
+      <w:bookmarkStart w:id="24" w:name="_Toc226746946"/>
       <w:r>
         <w:rPr>
           <w:rFonts w:asciiTheme="minorHAnsi" w:hAnsiTheme="minorHAnsi" w:cstheme="minorHAnsi"/>
@@ -13758,7 +13824,7 @@
           <w:szCs w:val="24"/>
         </w:rPr>
       </w:pPr>
-      <w:bookmarkStart w:id="25" w:name="_Toc224865133"/>
+      <w:bookmarkStart w:id="25" w:name="_Toc226746947"/>
       <w:r>
         <w:rPr>
           <w:rFonts w:asciiTheme="minorHAnsi" w:hAnsiTheme="minorHAnsi" w:cstheme="minorHAnsi"/>
@@ -14447,7 +14513,7 @@
           <w:szCs w:val="28"/>
         </w:rPr>
       </w:pPr>
-      <w:bookmarkStart w:id="26" w:name="_Toc224865134"/>
+      <w:bookmarkStart w:id="26" w:name="_Toc226746948"/>
       <w:r>
         <w:rPr>
           <w:b/>
@@ -14513,12 +14579,80 @@
       <w:pPr>
         <w:pStyle w:val="Heading1"/>
         <w:rPr>
+          <w:b/>
+          <w:bCs/>
+          <w:sz w:val="28"/>
+          <w:szCs w:val="28"/>
+        </w:rPr>
+      </w:pPr>
+      <w:bookmarkStart w:id="27" w:name="_Toc226746949"/>
+      <w:r>
+        <w:rPr>
+          <w:b/>
+          <w:bCs/>
+          <w:sz w:val="28"/>
+          <w:szCs w:val="28"/>
+        </w:rPr>
+        <w:t>Figma design</w:t>
+      </w:r>
+      <w:bookmarkEnd w:id="27"/>
+      <w:r>
+        <w:rPr>
+          <w:b/>
+          <w:bCs/>
+          <w:sz w:val="28"/>
+          <w:szCs w:val="28"/>
+        </w:rPr>
+        <w:t xml:space="preserve"> </w:t>
+      </w:r>
+    </w:p>
+    <w:p>
+      <w:pPr>
+        <w:rPr>
+          <w:rFonts w:cstheme="minorHAnsi"/>
+        </w:rPr>
+      </w:pPr>
+      <w:hyperlink r:id="rId16" w:history="1">
+        <w:r>
+          <w:rPr>
+            <w:rStyle w:val="Hyperlink"/>
+            <w:rFonts w:cstheme="minorHAnsi"/>
+          </w:rPr>
+          <w:t>https://www.figma.com</w:t>
+        </w:r>
+        <w:r>
+          <w:rPr>
+            <w:rStyle w:val="Hyperlink"/>
+            <w:rFonts w:cstheme="minorHAnsi"/>
+          </w:rPr>
+          <w:t>/</w:t>
+        </w:r>
+        <w:r>
+          <w:rPr>
+            <w:rStyle w:val="Hyperlink"/>
+            <w:rFonts w:cstheme="minorHAnsi"/>
+          </w:rPr>
+          <w:t>design/Jz9Ph8b6lOxjoXnZtN7WPV/Greenfield-Local-Hub-wireframe?node-id=0-1&amp;t=92KzOa4gB887csPS-1</w:t>
+        </w:r>
+      </w:hyperlink>
+    </w:p>
+    <w:p>
+      <w:pPr>
+        <w:rPr>
+          <w:rFonts w:cstheme="minorHAnsi"/>
+        </w:rPr>
+      </w:pPr>
+    </w:p>
+    <w:p>
+      <w:pPr>
+        <w:pStyle w:val="Heading1"/>
+        <w:rPr>
           <w:rFonts w:asciiTheme="minorHAnsi" w:hAnsiTheme="minorHAnsi" w:cstheme="minorHAnsi"/>
           <w:sz w:val="28"/>
           <w:szCs w:val="28"/>
         </w:rPr>
       </w:pPr>
-      <w:bookmarkStart w:id="27" w:name="_Toc224865135"/>
+      <w:bookmarkStart w:id="28" w:name="_Toc226746950"/>
       <w:r>
         <w:rPr>
           <w:rFonts w:asciiTheme="minorHAnsi" w:hAnsiTheme="minorHAnsi" w:cstheme="minorHAnsi"/>
@@ -14527,7 +14661,7 @@
         </w:rPr>
         <w:t>Style Guide</w:t>
       </w:r>
-      <w:bookmarkEnd w:id="27"/>
+      <w:bookmarkEnd w:id="28"/>
       <w:r>
         <w:rPr>
           <w:rFonts w:asciiTheme="minorHAnsi" w:hAnsiTheme="minorHAnsi" w:cstheme="minorHAnsi"/>
@@ -14546,7 +14680,7 @@
           <w:szCs w:val="24"/>
         </w:rPr>
       </w:pPr>
-      <w:bookmarkStart w:id="28" w:name="_Toc224865136"/>
+      <w:bookmarkStart w:id="29" w:name="_Toc226746951"/>
       <w:r>
         <w:rPr>
           <w:rFonts w:asciiTheme="minorHAnsi" w:hAnsiTheme="minorHAnsi" w:cstheme="minorHAnsi"/>
@@ -14555,7 +14689,7 @@
         </w:rPr>
         <w:t>Typography</w:t>
       </w:r>
-      <w:bookmarkEnd w:id="28"/>
+      <w:bookmarkEnd w:id="29"/>
     </w:p>
     <w:p>
       <w:pPr>
@@ -14590,7 +14724,7 @@
           <w:szCs w:val="24"/>
         </w:rPr>
       </w:pPr>
-      <w:bookmarkStart w:id="29" w:name="_Toc224865137"/>
+      <w:bookmarkStart w:id="30" w:name="_Toc226746952"/>
       <w:r>
         <w:rPr>
           <w:rFonts w:asciiTheme="minorHAnsi" w:hAnsiTheme="minorHAnsi" w:cstheme="minorHAnsi"/>
@@ -14599,7 +14733,7 @@
         </w:rPr>
         <w:t>Colours</w:t>
       </w:r>
-      <w:bookmarkEnd w:id="29"/>
+      <w:bookmarkEnd w:id="30"/>
     </w:p>
     <w:p>
       <w:pPr>
@@ -14610,7 +14744,7 @@
           <w:szCs w:val="24"/>
         </w:rPr>
       </w:pPr>
-      <w:bookmarkStart w:id="30" w:name="_Toc224865138"/>
+      <w:bookmarkStart w:id="31" w:name="_Toc226746953"/>
       <w:r>
         <w:rPr>
           <w:rFonts w:asciiTheme="minorHAnsi" w:hAnsiTheme="minorHAnsi" w:cstheme="minorHAnsi"/>
@@ -14619,7 +14753,7 @@
         </w:rPr>
         <w:t>Dark Mode</w:t>
       </w:r>
-      <w:bookmarkEnd w:id="30"/>
+      <w:bookmarkEnd w:id="31"/>
     </w:p>
     <w:p>
       <w:pPr>
@@ -14693,7 +14827,7 @@
               </wp:anchor>
             </w:drawing>
           </mc:Choice>
-          <mc:Fallback xmlns:w16sdtfl="http://schemas.microsoft.com/office/word/2024/wordml/sdtformatlock" xmlns:w16du="http://schemas.microsoft.com/office/word/2023/wordml/word16du" xmlns:oel="http://schemas.microsoft.com/office/2019/extlst">
+          <mc:Fallback>
             <w:pict>
               <v:roundrect w14:anchorId="4039816E" id="Rectangle: Rounded Corners 6" o:spid="_x0000_s1026" style="position:absolute;margin-left:182.05pt;margin-top:15.25pt;width:13.1pt;height:13.1pt;z-index:251665408;visibility:visible;mso-wrap-style:square;mso-wrap-distance-left:9pt;mso-wrap-distance-top:0;mso-wrap-distance-right:9pt;mso-wrap-distance-bottom:0;mso-position-horizontal:absolute;mso-position-horizontal-relative:text;mso-position-vertical:absolute;mso-position-vertical-relative:text;v-text-anchor:middle" arcsize="10923f" o:gfxdata="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" fillcolor="#2f3e35" strokecolor="#09101d [484]" strokeweight="1pt">
                 <v:stroke joinstyle="miter"/>
@@ -14766,7 +14900,7 @@
               </wp:anchor>
             </w:drawing>
           </mc:Choice>
-          <mc:Fallback xmlns:w16sdtfl="http://schemas.microsoft.com/office/word/2024/wordml/sdtformatlock" xmlns:w16du="http://schemas.microsoft.com/office/word/2023/wordml/word16du" xmlns:oel="http://schemas.microsoft.com/office/2019/extlst">
+          <mc:Fallback>
             <w:pict>
               <v:roundrect w14:anchorId="76A139C8" id="Rectangle: Rounded Corners 6" o:spid="_x0000_s1026" style="position:absolute;margin-left:108.4pt;margin-top:1.4pt;width:13.1pt;height:13.1pt;z-index:251663360;visibility:visible;mso-wrap-style:square;mso-wrap-distance-left:9pt;mso-wrap-distance-top:0;mso-wrap-distance-right:9pt;mso-wrap-distance-bottom:0;mso-position-horizontal:absolute;mso-position-horizontal-relative:text;mso-position-vertical:absolute;mso-position-vertical-relative:text;v-text-anchor:middle" arcsize="10923f" o:gfxdata="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" fillcolor="#1f2a24" strokecolor="#09101d [484]" strokeweight="1pt">
                 <v:stroke joinstyle="miter"/>
@@ -14866,7 +15000,7 @@
               </wp:anchor>
             </w:drawing>
           </mc:Choice>
-          <mc:Fallback xmlns:w16sdtfl="http://schemas.microsoft.com/office/word/2024/wordml/sdtformatlock" xmlns:w16du="http://schemas.microsoft.com/office/word/2023/wordml/word16du" xmlns:oel="http://schemas.microsoft.com/office/2019/extlst">
+          <mc:Fallback>
             <w:pict>
               <v:roundrect w14:anchorId="5726F4DE" id="Rectangle: Rounded Corners 6" o:spid="_x0000_s1026" style="position:absolute;margin-left:141.9pt;margin-top:.2pt;width:13.1pt;height:13.1pt;z-index:251667456;visibility:visible;mso-wrap-style:square;mso-wrap-distance-left:9pt;mso-wrap-distance-top:0;mso-wrap-distance-right:9pt;mso-wrap-distance-bottom:0;mso-position-horizontal:absolute;mso-position-horizontal-relative:text;mso-position-vertical:absolute;mso-position-vertical-relative:text;v-text-anchor:middle" arcsize="10923f" o:gfxdata="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" fillcolor="#f5f5f5" strokecolor="#09101d [484]" strokeweight="1pt">
                 <v:stroke joinstyle="miter"/>
@@ -14897,6 +15031,7 @@
         <w:rPr>
           <w:noProof/>
         </w:rPr>
+        <w:lastRenderedPageBreak/>
         <mc:AlternateContent>
           <mc:Choice Requires="wps">
             <w:drawing>
@@ -14957,7 +15092,7 @@
               </wp:anchor>
             </w:drawing>
           </mc:Choice>
-          <mc:Fallback xmlns:w16sdtfl="http://schemas.microsoft.com/office/word/2024/wordml/sdtformatlock" xmlns:w16du="http://schemas.microsoft.com/office/word/2023/wordml/word16du" xmlns:oel="http://schemas.microsoft.com/office/2019/extlst">
+          <mc:Fallback>
             <w:pict>
               <v:roundrect w14:anchorId="46C1FCD9" id="Rectangle: Rounded Corners 6" o:spid="_x0000_s1026" style="position:absolute;margin-left:140.9pt;margin-top:.35pt;width:13.1pt;height:13.1pt;z-index:251669504;visibility:visible;mso-wrap-style:square;mso-wrap-distance-left:9pt;mso-wrap-distance-top:0;mso-wrap-distance-right:9pt;mso-wrap-distance-bottom:0;mso-position-horizontal:absolute;mso-position-horizontal-relative:text;mso-position-vertical:absolute;mso-position-vertical-relative:text;v-text-anchor:middle" arcsize="10923f" o:gfxdata="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" fillcolor="#c8d5c0" strokecolor="#09101d [484]" strokeweight="1pt">
                 <v:stroke joinstyle="miter"/>
@@ -15049,7 +15184,7 @@
               </wp:anchor>
             </w:drawing>
           </mc:Choice>
-          <mc:Fallback xmlns:w16sdtfl="http://schemas.microsoft.com/office/word/2024/wordml/sdtformatlock" xmlns:w16du="http://schemas.microsoft.com/office/word/2023/wordml/word16du" xmlns:oel="http://schemas.microsoft.com/office/2019/extlst">
+          <mc:Fallback>
             <w:pict>
               <v:roundrect w14:anchorId="66397304" id="Rectangle: Rounded Corners 6" o:spid="_x0000_s1026" style="position:absolute;margin-left:122.55pt;margin-top:.2pt;width:13.1pt;height:13.1pt;z-index:251671552;visibility:visible;mso-wrap-style:square;mso-wrap-distance-left:9pt;mso-wrap-distance-top:0;mso-wrap-distance-right:9pt;mso-wrap-distance-bottom:0;mso-position-horizontal:absolute;mso-position-horizontal-relative:text;mso-position-vertical:absolute;mso-position-vertical-relative:text;v-text-anchor:middle" arcsize="10923f" o:gfxdata="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" fillcolor="#6bbf59" strokecolor="#09101d [484]" strokeweight="1pt">
                 <v:stroke joinstyle="miter"/>
@@ -15145,7 +15280,7 @@
               </wp:anchor>
             </w:drawing>
           </mc:Choice>
-          <mc:Fallback xmlns:w16sdtfl="http://schemas.microsoft.com/office/word/2024/wordml/sdtformatlock" xmlns:w16du="http://schemas.microsoft.com/office/word/2023/wordml/word16du" xmlns:oel="http://schemas.microsoft.com/office/2019/extlst">
+          <mc:Fallback>
             <w:pict>
               <v:roundrect w14:anchorId="5015690E" id="Rectangle: Rounded Corners 6" o:spid="_x0000_s1026" style="position:absolute;margin-left:161.7pt;margin-top:.55pt;width:13.1pt;height:13.1pt;z-index:251673600;visibility:visible;mso-wrap-style:square;mso-wrap-distance-left:9pt;mso-wrap-distance-top:0;mso-wrap-distance-right:9pt;mso-wrap-distance-bottom:0;mso-position-horizontal:absolute;mso-position-horizontal-relative:text;mso-position-vertical:absolute;mso-position-vertical-relative:text;v-text-anchor:middle" arcsize="10923f" o:gfxdata="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" fillcolor="#4f9f4a" strokecolor="#09101d [484]" strokeweight="1pt">
                 <v:stroke joinstyle="miter"/>
@@ -15178,7 +15313,7 @@
           <w:szCs w:val="24"/>
         </w:rPr>
       </w:pPr>
-      <w:bookmarkStart w:id="31" w:name="_Toc224865139"/>
+      <w:bookmarkStart w:id="32" w:name="_Toc226746954"/>
       <w:r>
         <w:rPr>
           <w:rFonts w:asciiTheme="minorHAnsi" w:hAnsiTheme="minorHAnsi" w:cstheme="minorHAnsi"/>
@@ -15187,7 +15322,7 @@
         </w:rPr>
         <w:t>Light Mode</w:t>
       </w:r>
-      <w:bookmarkEnd w:id="31"/>
+      <w:bookmarkEnd w:id="32"/>
       <w:r>
         <w:rPr>
           <w:rFonts w:asciiTheme="minorHAnsi" w:hAnsiTheme="minorHAnsi" w:cstheme="minorHAnsi"/>
@@ -15269,7 +15404,7 @@
               </wp:anchor>
             </w:drawing>
           </mc:Choice>
-          <mc:Fallback xmlns:w16sdtfl="http://schemas.microsoft.com/office/word/2024/wordml/sdtformatlock" xmlns:w16du="http://schemas.microsoft.com/office/word/2023/wordml/word16du" xmlns:oel="http://schemas.microsoft.com/office/2019/extlst">
+          <mc:Fallback>
             <w:pict>
               <v:roundrect w14:anchorId="4B744630" id="Rectangle: Rounded Corners 6" o:spid="_x0000_s1026" style="position:absolute;margin-left:107.6pt;margin-top:.2pt;width:13.1pt;height:13.1pt;z-index:251675648;visibility:visible;mso-wrap-style:square;mso-wrap-distance-left:9pt;mso-wrap-distance-top:0;mso-wrap-distance-right:9pt;mso-wrap-distance-bottom:0;mso-position-horizontal:absolute;mso-position-horizontal-relative:text;mso-position-vertical:absolute;mso-position-vertical-relative:text;v-text-anchor:middle" arcsize="10923f" o:gfxdata="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" fillcolor="#faf7f2" strokecolor="#09101d [484]" strokeweight="1pt">
                 <v:stroke joinstyle="miter"/>
@@ -15297,7 +15432,6 @@
         <w:rPr>
           <w:noProof/>
         </w:rPr>
-        <w:lastRenderedPageBreak/>
         <mc:AlternateContent>
           <mc:Choice Requires="wps">
             <w:drawing>
@@ -15358,7 +15492,7 @@
               </wp:anchor>
             </w:drawing>
           </mc:Choice>
-          <mc:Fallback xmlns:w16sdtfl="http://schemas.microsoft.com/office/word/2024/wordml/sdtformatlock" xmlns:w16du="http://schemas.microsoft.com/office/word/2023/wordml/word16du" xmlns:oel="http://schemas.microsoft.com/office/2019/extlst">
+          <mc:Fallback>
             <w:pict>
               <v:roundrect w14:anchorId="5327C6AD" id="Rectangle: Rounded Corners 6" o:spid="_x0000_s1026" style="position:absolute;margin-left:178.55pt;margin-top:.35pt;width:13.1pt;height:13.1pt;z-index:251677696;visibility:visible;mso-wrap-style:square;mso-wrap-distance-left:9pt;mso-wrap-distance-top:0;mso-wrap-distance-right:9pt;mso-wrap-distance-bottom:0;mso-position-horizontal:absolute;mso-position-horizontal-relative:text;mso-position-vertical:absolute;mso-position-vertical-relative:text;v-text-anchor:middle" arcsize="10923f" o:gfxdata="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" strokecolor="#09101d [484]" strokeweight="1pt">
                 <v:stroke joinstyle="miter"/>
@@ -15446,7 +15580,7 @@
               </wp:anchor>
             </w:drawing>
           </mc:Choice>
-          <mc:Fallback xmlns:w16sdtfl="http://schemas.microsoft.com/office/word/2024/wordml/sdtformatlock" xmlns:w16du="http://schemas.microsoft.com/office/word/2023/wordml/word16du" xmlns:oel="http://schemas.microsoft.com/office/2019/extlst">
+          <mc:Fallback>
             <w:pict>
               <v:roundrect w14:anchorId="4A91CAB9" id="Rectangle: Rounded Corners 6" o:spid="_x0000_s1026" style="position:absolute;margin-left:147.55pt;margin-top:.2pt;width:13.1pt;height:13.1pt;z-index:251679744;visibility:visible;mso-wrap-style:square;mso-wrap-distance-left:9pt;mso-wrap-distance-top:0;mso-wrap-distance-right:9pt;mso-wrap-distance-bottom:0;mso-position-horizontal:absolute;mso-position-horizontal-relative:text;mso-position-vertical:absolute;mso-position-vertical-relative:text;v-text-anchor:middle" arcsize="10923f" o:gfxdata="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" fillcolor="#2b2b2b" strokecolor="#09101d [484]" strokeweight="1pt">
                 <v:stroke joinstyle="miter"/>
@@ -15534,7 +15668,7 @@
               </wp:anchor>
             </w:drawing>
           </mc:Choice>
-          <mc:Fallback xmlns:w16sdtfl="http://schemas.microsoft.com/office/word/2024/wordml/sdtformatlock" xmlns:w16du="http://schemas.microsoft.com/office/word/2023/wordml/word16du" xmlns:oel="http://schemas.microsoft.com/office/2019/extlst">
+          <mc:Fallback>
             <w:pict>
               <v:roundrect w14:anchorId="7FCB5787" id="Rectangle: Rounded Corners 6" o:spid="_x0000_s1026" style="position:absolute;margin-left:142.55pt;margin-top:1.4pt;width:13.1pt;height:13.1pt;z-index:251681792;visibility:visible;mso-wrap-style:square;mso-wrap-distance-left:9pt;mso-wrap-distance-top:0;mso-wrap-distance-right:9pt;mso-wrap-distance-bottom:0;mso-position-horizontal:absolute;mso-position-horizontal-relative:text;mso-position-vertical:absolute;mso-position-vertical-relative:text;v-text-anchor:middle" arcsize="10923f" o:gfxdata="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" fillcolor="#6b6b6b" strokecolor="#09101d [484]" strokeweight="1pt">
                 <v:stroke joinstyle="miter"/>
@@ -15622,7 +15756,7 @@
               </wp:anchor>
             </w:drawing>
           </mc:Choice>
-          <mc:Fallback xmlns:w16sdtfl="http://schemas.microsoft.com/office/word/2024/wordml/sdtformatlock" xmlns:w16du="http://schemas.microsoft.com/office/word/2023/wordml/word16du" xmlns:oel="http://schemas.microsoft.com/office/2019/extlst">
+          <mc:Fallback>
             <w:pict>
               <v:roundrect w14:anchorId="75BF012F" id="Rectangle: Rounded Corners 6" o:spid="_x0000_s1026" style="position:absolute;margin-left:121.3pt;margin-top:.2pt;width:13.1pt;height:13.1pt;z-index:251683840;visibility:visible;mso-wrap-style:square;mso-wrap-distance-left:9pt;mso-wrap-distance-top:0;mso-wrap-distance-right:9pt;mso-wrap-distance-bottom:0;mso-position-horizontal:absolute;mso-position-horizontal-relative:text;mso-position-vertical:absolute;mso-position-vertical-relative:text;v-text-anchor:middle" arcsize="10923f" o:gfxdata="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" fillcolor="#2f6f4e" strokecolor="#09101d [484]" strokeweight="1pt">
                 <v:stroke joinstyle="miter"/>
@@ -15718,7 +15852,7 @@
               </wp:anchor>
             </w:drawing>
           </mc:Choice>
-          <mc:Fallback xmlns:w16sdtfl="http://schemas.microsoft.com/office/word/2024/wordml/sdtformatlock" xmlns:w16du="http://schemas.microsoft.com/office/word/2023/wordml/word16du" xmlns:oel="http://schemas.microsoft.com/office/2019/extlst">
+          <mc:Fallback>
             <w:pict>
               <v:roundrect w14:anchorId="21706A71" id="Rectangle: Rounded Corners 6" o:spid="_x0000_s1026" style="position:absolute;margin-left:163.55pt;margin-top:.15pt;width:13.1pt;height:13.1pt;z-index:251685888;visibility:visible;mso-wrap-style:square;mso-wrap-distance-left:9pt;mso-wrap-distance-top:0;mso-wrap-distance-right:9pt;mso-wrap-distance-bottom:0;mso-position-horizontal:absolute;mso-position-horizontal-relative:text;mso-position-vertical:absolute;mso-position-vertical-relative:text;v-text-anchor:middle" arcsize="10923f" o:gfxdata="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" fillcolor="#1f4f36" strokecolor="#09101d [484]" strokeweight="1pt">
                 <v:stroke joinstyle="miter"/>
@@ -15757,7 +15891,7 @@
           <w:szCs w:val="28"/>
         </w:rPr>
       </w:pPr>
-      <w:bookmarkStart w:id="32" w:name="_Toc224865140"/>
+      <w:bookmarkStart w:id="33" w:name="_Toc226746955"/>
       <w:r>
         <w:rPr>
           <w:b/>
@@ -15767,7 +15901,7 @@
         </w:rPr>
         <w:t>Test Strategy</w:t>
       </w:r>
-      <w:bookmarkEnd w:id="32"/>
+      <w:bookmarkEnd w:id="33"/>
     </w:p>
     <w:tbl>
       <w:tblPr>
@@ -16323,16 +16457,7 @@
                 <w:sz w:val="24"/>
                 <w:szCs w:val="24"/>
               </w:rPr>
-              <w:t>Email: a@b.</w:t>
-            </w:r>
-            <w:r>
-              <w:rPr>
-                <w:rFonts w:eastAsia="Arial" w:cstheme="minorHAnsi"/>
-                <w:color w:val="000000"/>
-                <w:sz w:val="24"/>
-                <w:szCs w:val="24"/>
-              </w:rPr>
-              <w:t>xy</w:t>
+              <w:t>Email: a@b.xy</w:t>
             </w:r>
           </w:p>
           <w:p>
@@ -16393,6 +16518,7 @@
                 <w:sz w:val="24"/>
                 <w:szCs w:val="24"/>
               </w:rPr>
+              <w:lastRenderedPageBreak/>
               <w:t>14/04/26</w:t>
             </w:r>
           </w:p>
@@ -16520,40 +16646,7 @@
                 <w:sz w:val="24"/>
                 <w:szCs w:val="24"/>
               </w:rPr>
-              <w:t xml:space="preserve">The Log In feature must be fully functional with at least one valid account existing within the database. ASP.NET </w:t>
-            </w:r>
-            <w:r>
-              <w:rPr>
-                <w:rFonts w:cstheme="minorHAnsi"/>
-                <w:sz w:val="24"/>
-                <w:szCs w:val="24"/>
-              </w:rPr>
-              <w:t xml:space="preserve">Identity must be configured as well as all database migrations </w:t>
-            </w:r>
-            <w:r>
-              <w:rPr>
-                <w:rFonts w:cstheme="minorHAnsi"/>
-                <w:sz w:val="24"/>
-                <w:szCs w:val="24"/>
-              </w:rPr>
-              <w:lastRenderedPageBreak/>
-              <w:t>and updates applied. The controller logic must be able to handle validation errors</w:t>
-            </w:r>
-            <w:r>
-              <w:rPr>
-                <w:rFonts w:cstheme="minorHAnsi"/>
-                <w:sz w:val="24"/>
-                <w:szCs w:val="24"/>
-              </w:rPr>
-              <w:t xml:space="preserve"> and match correctly credentials which are stored in the database. Test</w:t>
-            </w:r>
-            <w:r>
-              <w:rPr>
-                <w:rFonts w:cstheme="minorHAnsi"/>
-                <w:sz w:val="24"/>
-                <w:szCs w:val="24"/>
-              </w:rPr>
-              <w:t xml:space="preserve"> data is required. </w:t>
+              <w:t xml:space="preserve">The Log In feature must be fully functional with at least one valid account existing within the database. ASP.NET Identity must be configured as well as all database migrations and updates applied. The controller logic must be able to handle validation errors and match correctly credentials which are stored in the database. Test data is required. </w:t>
             </w:r>
           </w:p>
           <w:p>
@@ -16816,7 +16909,6 @@
                 <w:sz w:val="24"/>
                 <w:szCs w:val="24"/>
               </w:rPr>
-              <w:lastRenderedPageBreak/>
               <w:t>14/04/26</w:t>
             </w:r>
           </w:p>
@@ -16936,142 +17028,7 @@
                 <w:sz w:val="24"/>
                 <w:szCs w:val="24"/>
               </w:rPr>
-              <w:t xml:space="preserve"> </w:t>
-            </w:r>
-            <w:r>
-              <w:rPr>
-                <w:rFonts w:eastAsia="Arial" w:cstheme="minorHAnsi"/>
-                <w:color w:val="000000"/>
-                <w:sz w:val="24"/>
-                <w:szCs w:val="24"/>
-              </w:rPr>
-              <w:t xml:space="preserve">At least one valid account must exist </w:t>
-            </w:r>
-            <w:r>
-              <w:rPr>
-                <w:rFonts w:eastAsia="Arial" w:cstheme="minorHAnsi"/>
-                <w:color w:val="000000"/>
-                <w:sz w:val="24"/>
-                <w:szCs w:val="24"/>
-              </w:rPr>
-              <w:t>with</w:t>
-            </w:r>
-            <w:r>
-              <w:rPr>
-                <w:rFonts w:eastAsia="Arial" w:cstheme="minorHAnsi"/>
-                <w:color w:val="000000"/>
-                <w:sz w:val="24"/>
-                <w:szCs w:val="24"/>
-              </w:rPr>
-              <w:t xml:space="preserve">in the </w:t>
-            </w:r>
-            <w:r>
-              <w:rPr>
-                <w:rFonts w:eastAsia="Arial" w:cstheme="minorHAnsi"/>
-                <w:color w:val="000000"/>
-                <w:sz w:val="24"/>
-                <w:szCs w:val="24"/>
-              </w:rPr>
-              <w:t>database. The Log</w:t>
-            </w:r>
-            <w:r>
-              <w:rPr>
-                <w:rFonts w:eastAsia="Arial" w:cstheme="minorHAnsi"/>
-                <w:color w:val="000000"/>
-                <w:sz w:val="24"/>
-                <w:szCs w:val="24"/>
-              </w:rPr>
-              <w:t xml:space="preserve"> out button must be visible and accessible to authenticated </w:t>
-            </w:r>
-            <w:r>
-              <w:rPr>
-                <w:rFonts w:eastAsia="Arial" w:cstheme="minorHAnsi"/>
-                <w:color w:val="000000"/>
-                <w:sz w:val="24"/>
-                <w:szCs w:val="24"/>
-              </w:rPr>
-              <w:t xml:space="preserve">users. The tester </w:t>
-            </w:r>
-            <w:r>
-              <w:rPr>
-                <w:rFonts w:eastAsia="Arial" w:cstheme="minorHAnsi"/>
-                <w:color w:val="000000"/>
-                <w:sz w:val="24"/>
-                <w:szCs w:val="24"/>
-              </w:rPr>
-              <w:t>must</w:t>
-            </w:r>
-            <w:r>
-              <w:rPr>
-                <w:rFonts w:eastAsia="Arial" w:cstheme="minorHAnsi"/>
-                <w:color w:val="000000"/>
-                <w:sz w:val="24"/>
-                <w:szCs w:val="24"/>
-              </w:rPr>
-              <w:t xml:space="preserve"> then</w:t>
-            </w:r>
-            <w:r>
-              <w:rPr>
-                <w:rFonts w:eastAsia="Arial" w:cstheme="minorHAnsi"/>
-                <w:color w:val="000000"/>
-                <w:sz w:val="24"/>
-                <w:szCs w:val="24"/>
-              </w:rPr>
-              <w:t xml:space="preserve"> log in with a valid account, then click the Log Out button and verify </w:t>
-            </w:r>
-            <w:r>
-              <w:rPr>
-                <w:rFonts w:eastAsia="Arial" w:cstheme="minorHAnsi"/>
-                <w:color w:val="000000"/>
-                <w:sz w:val="24"/>
-                <w:szCs w:val="24"/>
-              </w:rPr>
-              <w:t xml:space="preserve">that </w:t>
-            </w:r>
-            <w:r>
-              <w:rPr>
-                <w:rFonts w:eastAsia="Arial" w:cstheme="minorHAnsi"/>
-                <w:color w:val="000000"/>
-                <w:sz w:val="24"/>
-                <w:szCs w:val="24"/>
-              </w:rPr>
-              <w:t xml:space="preserve">they </w:t>
-            </w:r>
-            <w:r>
-              <w:rPr>
-                <w:rFonts w:eastAsia="Arial" w:cstheme="minorHAnsi"/>
-                <w:color w:val="000000"/>
-                <w:sz w:val="24"/>
-                <w:szCs w:val="24"/>
-              </w:rPr>
-              <w:t>have</w:t>
-            </w:r>
-            <w:r>
-              <w:rPr>
-                <w:rFonts w:eastAsia="Arial" w:cstheme="minorHAnsi"/>
-                <w:color w:val="000000"/>
-                <w:sz w:val="24"/>
-                <w:szCs w:val="24"/>
-              </w:rPr>
-              <w:t xml:space="preserve"> returned to the home page with their session ended.</w:t>
-            </w:r>
-            <w:r>
-              <w:rPr>
-                <w:rFonts w:eastAsia="Arial" w:cstheme="minorHAnsi"/>
-                <w:color w:val="000000"/>
-                <w:sz w:val="24"/>
-                <w:szCs w:val="24"/>
-              </w:rPr>
-              <w:t xml:space="preserve"> </w:t>
-            </w:r>
-            <w:r>
-              <w:rPr>
-                <w:rFonts w:eastAsia="Arial" w:cstheme="minorHAnsi"/>
-                <w:color w:val="000000"/>
-                <w:sz w:val="24"/>
-                <w:szCs w:val="24"/>
-              </w:rPr>
-              <w:t>No test data needed.</w:t>
+              <w:t xml:space="preserve"> At least one valid account must exist within the database. The Log out button must be visible and accessible to authenticated users. The tester must then log in with a valid account, then click the Log Out button and verify that they have returned to the home page with their session ended. No test data needed.</w:t>
             </w:r>
           </w:p>
         </w:tc>
@@ -17265,6 +17222,7 @@
                 <w:sz w:val="24"/>
                 <w:szCs w:val="24"/>
               </w:rPr>
+              <w:lastRenderedPageBreak/>
               <w:t>Theme preference should be persisted (</w:t>
             </w:r>
             <w:r>
@@ -17328,44 +17286,16 @@
                 <w:sz w:val="24"/>
                 <w:szCs w:val="24"/>
               </w:rPr>
-              <w:t xml:space="preserve">, </w:t>
-            </w:r>
-            <w:r>
-              <w:rPr>
-                <w:rFonts w:eastAsia="Arial" w:cstheme="minorHAnsi"/>
-                <w:color w:val="000000"/>
-                <w:sz w:val="24"/>
-                <w:szCs w:val="24"/>
-              </w:rPr>
-              <w:lastRenderedPageBreak/>
-              <w:t>#2F3E35 foreground, #F5F5F5 font). Clicking again must return to light mode (#FAF7F2 body, #FFFFFF foreground, #2B2B2B font).</w:t>
-            </w:r>
-            <w:r>
-              <w:rPr>
-                <w:rFonts w:eastAsia="Arial" w:cstheme="minorHAnsi"/>
-                <w:color w:val="000000"/>
-                <w:sz w:val="24"/>
-                <w:szCs w:val="24"/>
-              </w:rPr>
-              <w:t xml:space="preserve"> </w:t>
-            </w:r>
-            <w:r>
-              <w:rPr>
-                <w:rFonts w:eastAsia="Arial" w:cstheme="minorHAnsi"/>
-                <w:color w:val="000000"/>
-                <w:sz w:val="24"/>
-                <w:szCs w:val="24"/>
-              </w:rPr>
-              <w:t>View the style guide for colour reference</w:t>
-            </w:r>
-            <w:r>
-              <w:rPr>
-                <w:rFonts w:eastAsia="Arial" w:cstheme="minorHAnsi"/>
-                <w:color w:val="000000"/>
-                <w:sz w:val="24"/>
-                <w:szCs w:val="24"/>
-              </w:rPr>
-              <w:t>.</w:t>
+              <w:t>, #2F3E35 foreground, #F5F5F5 font). Clicking again must return to light mode (#FAF7F2 body, #FFFFFF foreground, #2B2B2B font).</w:t>
+            </w:r>
+            <w:r>
+              <w:rPr>
+                <w:rFonts w:eastAsia="Arial" w:cstheme="minorHAnsi"/>
+                <w:color w:val="000000"/>
+                <w:sz w:val="24"/>
+                <w:szCs w:val="24"/>
+              </w:rPr>
+              <w:t xml:space="preserve"> View the style guide for colour reference.</w:t>
             </w:r>
           </w:p>
           <w:p>
@@ -18213,6 +18143,7 @@
                 <w:sz w:val="24"/>
                 <w:szCs w:val="24"/>
               </w:rPr>
+              <w:lastRenderedPageBreak/>
               <w:t>The t</w:t>
             </w:r>
             <w:r>
@@ -18276,17 +18207,7 @@
                 <w:sz w:val="24"/>
                 <w:szCs w:val="24"/>
               </w:rPr>
-              <w:t xml:space="preserve"> the </w:t>
-            </w:r>
-            <w:r>
-              <w:rPr>
-                <w:rFonts w:eastAsia="Arial" w:cstheme="minorHAnsi"/>
-                <w:color w:val="000000"/>
-                <w:sz w:val="24"/>
-                <w:szCs w:val="24"/>
-              </w:rPr>
-              <w:lastRenderedPageBreak/>
-              <w:t xml:space="preserve">count. </w:t>
+              <w:t xml:space="preserve"> the count. </w:t>
             </w:r>
             <w:r>
               <w:rPr>
@@ -19169,7 +19090,17 @@
                 <w:sz w:val="24"/>
                 <w:szCs w:val="24"/>
               </w:rPr>
-              <w:t>ooter must</w:t>
+              <w:t xml:space="preserve">ooter </w:t>
+            </w:r>
+            <w:r>
+              <w:rPr>
+                <w:rFonts w:eastAsia="Arial" w:cstheme="minorHAnsi"/>
+                <w:color w:val="000000"/>
+                <w:sz w:val="24"/>
+                <w:szCs w:val="24"/>
+              </w:rPr>
+              <w:lastRenderedPageBreak/>
+              <w:t>must</w:t>
             </w:r>
             <w:r>
               <w:rPr>
@@ -19250,44 +19181,16 @@
                 <w:sz w:val="24"/>
                 <w:szCs w:val="24"/>
               </w:rPr>
-              <w:t xml:space="preserve">ester must click each footer link and confirm the correct page is loaded. Links </w:t>
-            </w:r>
-            <w:r>
-              <w:rPr>
-                <w:rFonts w:eastAsia="Arial" w:cstheme="minorHAnsi"/>
-                <w:color w:val="000000"/>
-                <w:sz w:val="24"/>
-                <w:szCs w:val="24"/>
-              </w:rPr>
-              <w:lastRenderedPageBreak/>
-              <w:t>must be underlined and change from Lighter font colour (#6B6B6B) to Normal font colour (#2B2B2B) on hover.</w:t>
-            </w:r>
-            <w:r>
-              <w:rPr>
-                <w:rFonts w:eastAsia="Arial" w:cstheme="minorHAnsi"/>
-                <w:color w:val="000000"/>
-                <w:sz w:val="24"/>
-                <w:szCs w:val="24"/>
-              </w:rPr>
-              <w:t xml:space="preserve"> </w:t>
-            </w:r>
-            <w:r>
-              <w:rPr>
-                <w:rFonts w:eastAsia="Arial" w:cstheme="minorHAnsi"/>
-                <w:color w:val="000000"/>
-                <w:sz w:val="24"/>
-                <w:szCs w:val="24"/>
-              </w:rPr>
-              <w:t>View the style guide for colour reference</w:t>
-            </w:r>
-            <w:r>
-              <w:rPr>
-                <w:rFonts w:eastAsia="Arial" w:cstheme="minorHAnsi"/>
-                <w:color w:val="000000"/>
-                <w:sz w:val="24"/>
-                <w:szCs w:val="24"/>
-              </w:rPr>
-              <w:t>.</w:t>
+              <w:t>ester must click each footer link and confirm the correct page is loaded. Links must be underlined and change from Lighter font colour (#6B6B6B) to Normal font colour (#2B2B2B) on hover.</w:t>
+            </w:r>
+            <w:r>
+              <w:rPr>
+                <w:rFonts w:eastAsia="Arial" w:cstheme="minorHAnsi"/>
+                <w:color w:val="000000"/>
+                <w:sz w:val="24"/>
+                <w:szCs w:val="24"/>
+              </w:rPr>
+              <w:t xml:space="preserve"> View the style guide for colour reference.</w:t>
             </w:r>
           </w:p>
           <w:p>
@@ -19710,16 +19613,7 @@
                 <w:sz w:val="24"/>
                 <w:szCs w:val="24"/>
               </w:rPr>
-              <w:t>active</w:t>
-            </w:r>
-            <w:r>
-              <w:rPr>
-                <w:rFonts w:eastAsia="Arial" w:cstheme="minorHAnsi"/>
-                <w:color w:val="000000"/>
-                <w:sz w:val="24"/>
-                <w:szCs w:val="24"/>
-              </w:rPr>
-              <w:t xml:space="preserve">, implemented and </w:t>
+              <w:t xml:space="preserve">active, implemented and </w:t>
             </w:r>
             <w:r>
               <w:rPr>
@@ -19737,16 +19631,7 @@
                 <w:sz w:val="24"/>
                 <w:szCs w:val="24"/>
               </w:rPr>
-              <w:t xml:space="preserve"> for this test to </w:t>
-            </w:r>
-            <w:r>
-              <w:rPr>
-                <w:rFonts w:eastAsia="Arial" w:cstheme="minorHAnsi"/>
-                <w:color w:val="000000"/>
-                <w:sz w:val="24"/>
-                <w:szCs w:val="24"/>
-              </w:rPr>
-              <w:t>occur. All s</w:t>
+              <w:t xml:space="preserve"> for this test to occur. All s</w:t>
             </w:r>
             <w:r>
               <w:rPr>
@@ -20110,7 +19995,17 @@
                 <w:sz w:val="24"/>
                 <w:szCs w:val="24"/>
               </w:rPr>
-              <w:t>hop Now must route to the Products page</w:t>
+              <w:t xml:space="preserve">hop Now must route to the </w:t>
+            </w:r>
+            <w:r>
+              <w:rPr>
+                <w:rFonts w:eastAsia="Arial" w:cstheme="minorHAnsi"/>
+                <w:color w:val="000000"/>
+                <w:sz w:val="24"/>
+                <w:szCs w:val="24"/>
+              </w:rPr>
+              <w:lastRenderedPageBreak/>
+              <w:t>Products page</w:t>
             </w:r>
             <w:r>
               <w:rPr>
@@ -20329,16 +20224,7 @@
                 <w:sz w:val="24"/>
                 <w:szCs w:val="24"/>
               </w:rPr>
-              <w:t xml:space="preserve"> for this test to occur</w:t>
-            </w:r>
-            <w:r>
-              <w:rPr>
-                <w:rFonts w:eastAsia="Arial" w:cstheme="minorHAnsi"/>
-                <w:color w:val="000000"/>
-                <w:sz w:val="24"/>
-                <w:szCs w:val="24"/>
-              </w:rPr>
-              <w:t>. The p</w:t>
+              <w:t xml:space="preserve"> for this test to occur. The p</w:t>
             </w:r>
             <w:r>
               <w:rPr>
@@ -20715,16 +20601,7 @@
                 <w:sz w:val="24"/>
                 <w:szCs w:val="24"/>
               </w:rPr>
-              <w:t xml:space="preserve"> and </w:t>
-            </w:r>
-            <w:r>
-              <w:rPr>
-                <w:rFonts w:eastAsia="Arial" w:cstheme="minorHAnsi"/>
-                <w:color w:val="000000"/>
-                <w:sz w:val="24"/>
-                <w:szCs w:val="24"/>
-              </w:rPr>
-              <w:t>all d</w:t>
+              <w:t xml:space="preserve"> and all d</w:t>
             </w:r>
             <w:r>
               <w:rPr>
@@ -20742,16 +20619,7 @@
                 <w:sz w:val="24"/>
                 <w:szCs w:val="24"/>
               </w:rPr>
-              <w:t xml:space="preserve"> and updated</w:t>
-            </w:r>
-            <w:r>
-              <w:rPr>
-                <w:rFonts w:eastAsia="Arial" w:cstheme="minorHAnsi"/>
-                <w:color w:val="000000"/>
-                <w:sz w:val="24"/>
-                <w:szCs w:val="24"/>
-              </w:rPr>
-              <w:t>.</w:t>
+              <w:t xml:space="preserve"> and updated.</w:t>
             </w:r>
           </w:p>
           <w:p>
@@ -21165,7 +21033,17 @@
                 <w:sz w:val="24"/>
                 <w:szCs w:val="24"/>
               </w:rPr>
-              <w:t>all products are displayed with correct name, producer attribution, price, unit, star rating and category badge.</w:t>
+              <w:t xml:space="preserve">all products are displayed </w:t>
+            </w:r>
+            <w:r>
+              <w:rPr>
+                <w:rFonts w:eastAsia="Arial" w:cstheme="minorHAnsi"/>
+                <w:color w:val="000000"/>
+                <w:sz w:val="24"/>
+                <w:szCs w:val="24"/>
+              </w:rPr>
+              <w:lastRenderedPageBreak/>
+              <w:t>with correct name, producer attribution, price, unit, star rating and category badge.</w:t>
             </w:r>
           </w:p>
           <w:p>
@@ -21373,25 +21251,7 @@
                 <w:sz w:val="24"/>
                 <w:szCs w:val="24"/>
               </w:rPr>
-              <w:t>Database migrations must be applied.</w:t>
-            </w:r>
-            <w:r>
-              <w:rPr>
-                <w:rFonts w:eastAsia="Arial" w:cstheme="minorHAnsi"/>
-                <w:color w:val="000000"/>
-                <w:sz w:val="24"/>
-                <w:szCs w:val="24"/>
-              </w:rPr>
-              <w:t xml:space="preserve"> </w:t>
-            </w:r>
-            <w:r>
-              <w:rPr>
-                <w:rFonts w:eastAsia="Arial" w:cstheme="minorHAnsi"/>
-                <w:color w:val="000000"/>
-                <w:sz w:val="24"/>
-                <w:szCs w:val="24"/>
-              </w:rPr>
-              <w:t>Tester must type various product names into the search bar and verify the grid updates in real time to show only matching results. Clearing the search must restore all products.</w:t>
+              <w:t>Database migrations must be applied. Tester must type various product names into the search bar and verify the grid updates in real time to show only matching results. Clearing the search must restore all products.</w:t>
             </w:r>
           </w:p>
           <w:p>
@@ -21915,7 +21775,17 @@
                 <w:sz w:val="24"/>
                 <w:szCs w:val="24"/>
               </w:rPr>
-              <w:t>Tester must select each category checkbox individually and in combination and verify the grid updates to show only products matching the selected categories. Unchecking all boxes must restore the full product list.</w:t>
+              <w:t xml:space="preserve">Tester must select each category checkbox individually and in combination and verify the grid updates to show only products matching the </w:t>
+            </w:r>
+            <w:r>
+              <w:rPr>
+                <w:rFonts w:eastAsia="Arial" w:cstheme="minorHAnsi"/>
+                <w:color w:val="000000"/>
+                <w:sz w:val="24"/>
+                <w:szCs w:val="24"/>
+              </w:rPr>
+              <w:lastRenderedPageBreak/>
+              <w:t>selected categories. Unchecking all boxes must restore the full product list.</w:t>
             </w:r>
           </w:p>
           <w:p>
@@ -22585,6 +22455,7 @@
                 <w:sz w:val="24"/>
                 <w:szCs w:val="24"/>
               </w:rPr>
+              <w:lastRenderedPageBreak/>
               <w:t>Integration</w:t>
             </w:r>
           </w:p>
@@ -22608,6 +22479,7 @@
                 <w:sz w:val="24"/>
                 <w:szCs w:val="24"/>
               </w:rPr>
+              <w:lastRenderedPageBreak/>
               <w:t>Products page must be fully functional.</w:t>
             </w:r>
           </w:p>
@@ -22626,6 +22498,7 @@
                 <w:sz w:val="24"/>
                 <w:szCs w:val="24"/>
               </w:rPr>
+              <w:lastRenderedPageBreak/>
               <w:t>At least one product with Stock = 0 must exist in the database.</w:t>
             </w:r>
           </w:p>
@@ -22661,17 +22534,7 @@
                 <w:sz w:val="24"/>
                 <w:szCs w:val="24"/>
               </w:rPr>
-              <w:t xml:space="preserve">Tester must verify that out-of-stock products display an "Out </w:t>
-            </w:r>
-            <w:r>
-              <w:rPr>
-                <w:rFonts w:eastAsia="Arial" w:cstheme="minorHAnsi"/>
-                <w:color w:val="000000"/>
-                <w:sz w:val="24"/>
-                <w:szCs w:val="24"/>
-              </w:rPr>
-              <w:lastRenderedPageBreak/>
-              <w:t>of Stock" badge and that the Add to Basket button is disabled or shows an appropriate message when clicked.</w:t>
+              <w:t>Tester must verify that out-of-stock products display an "Out of Stock" badge and that the Add to Basket button is disabled or shows an appropriate message when clicked.</w:t>
             </w:r>
           </w:p>
           <w:p>
@@ -23211,6 +23074,7 @@
                 <w:sz w:val="24"/>
                 <w:szCs w:val="24"/>
               </w:rPr>
+              <w:lastRenderedPageBreak/>
               <w:t>No test data needed.</w:t>
             </w:r>
           </w:p>
@@ -23236,6 +23100,7 @@
                 <w:sz w:val="24"/>
                 <w:szCs w:val="24"/>
               </w:rPr>
+              <w:lastRenderedPageBreak/>
               <w:t>21/04/26</w:t>
             </w:r>
           </w:p>
@@ -23384,7 +23249,6 @@
                 <w:sz w:val="24"/>
                 <w:szCs w:val="24"/>
               </w:rPr>
-              <w:lastRenderedPageBreak/>
               <w:t>At least one product must be in the basket.</w:t>
             </w:r>
           </w:p>
@@ -23535,7 +23399,6 @@
                 <w:sz w:val="24"/>
                 <w:szCs w:val="24"/>
               </w:rPr>
-              <w:lastRenderedPageBreak/>
               <w:t>21/04/26</w:t>
             </w:r>
           </w:p>
@@ -23944,7 +23807,17 @@
                 <w:sz w:val="24"/>
                 <w:szCs w:val="24"/>
               </w:rPr>
-              <w:t>Tester must add items to the basket and verify the Order Summary shows the correct subtotal, delivery fee (£3.99 standard; free over £50) and total. Changing quantities must update all values in real time.</w:t>
+              <w:t xml:space="preserve">Tester must add items to the basket and verify the Order Summary shows the correct subtotal, delivery fee (£3.99 </w:t>
+            </w:r>
+            <w:r>
+              <w:rPr>
+                <w:rFonts w:eastAsia="Arial" w:cstheme="minorHAnsi"/>
+                <w:color w:val="000000"/>
+                <w:sz w:val="24"/>
+                <w:szCs w:val="24"/>
+              </w:rPr>
+              <w:lastRenderedPageBreak/>
+              <w:t>standard; free over £50) and total. Changing quantities must update all values in real time.</w:t>
             </w:r>
           </w:p>
           <w:p>
@@ -23981,7 +23854,6 @@
                 <w:sz w:val="24"/>
                 <w:szCs w:val="24"/>
               </w:rPr>
-              <w:lastRenderedPageBreak/>
               <w:t>Test Data:</w:t>
             </w:r>
           </w:p>
@@ -24575,6 +24447,7 @@
                 <w:sz w:val="24"/>
                 <w:szCs w:val="24"/>
               </w:rPr>
+              <w:lastRenderedPageBreak/>
               <w:t>Tester must click Proceed to Checkout and verify they are routed to the checkout/order page with their basket items intact.</w:t>
             </w:r>
           </w:p>
@@ -24610,7 +24483,6 @@
                 <w:sz w:val="24"/>
                 <w:szCs w:val="24"/>
               </w:rPr>
-              <w:lastRenderedPageBreak/>
               <w:t>No test data needed.</w:t>
             </w:r>
           </w:p>
@@ -25279,17 +25151,8 @@
                 <w:sz w:val="24"/>
                 <w:szCs w:val="24"/>
               </w:rPr>
-              <w:t xml:space="preserve">Tester must verify each order card displays the correct status badge with the correct colour: Delivered (Success #4CAF50), Processing (Warning #E9B44C), Shipped (Blue #3498db). Status text </w:t>
-            </w:r>
-            <w:r>
-              <w:rPr>
-                <w:rFonts w:eastAsia="Arial" w:cstheme="minorHAnsi"/>
-                <w:color w:val="000000"/>
-                <w:sz w:val="24"/>
-                <w:szCs w:val="24"/>
-              </w:rPr>
               <w:lastRenderedPageBreak/>
-              <w:t>and background tint must match the design specification.</w:t>
+              <w:t>Tester must verify each order card displays the correct status badge with the correct colour: Delivered (Success #4CAF50), Processing (Warning #E9B44C), Shipped (Blue #3498db). Status text and background tint must match the design specification.</w:t>
             </w:r>
           </w:p>
           <w:p>
@@ -25852,6 +25715,7 @@
                 <w:sz w:val="24"/>
                 <w:szCs w:val="24"/>
               </w:rPr>
+              <w:lastRenderedPageBreak/>
               <w:t>22/04/26</w:t>
             </w:r>
           </w:p>
@@ -26035,7 +25899,6 @@
                 <w:sz w:val="24"/>
                 <w:szCs w:val="24"/>
               </w:rPr>
-              <w:lastRenderedPageBreak/>
               <w:t>Tester must navigate to Our Producers and verify each producer card displays the business name, description and a View Products button. Details must match records in the Producers database table.</w:t>
             </w:r>
           </w:p>
@@ -26096,7 +25959,6 @@
                 <w:sz w:val="24"/>
                 <w:szCs w:val="24"/>
               </w:rPr>
-              <w:lastRenderedPageBreak/>
               <w:t>22/04/26</w:t>
             </w:r>
           </w:p>
@@ -26539,7 +26401,17 @@
                 <w:sz w:val="24"/>
                 <w:szCs w:val="24"/>
               </w:rPr>
-              <w:t>Tester must verify: (1) Guests navigating to /Dashboard are redirected to Log In, (2) Customers are redirected to Access Denied, (3) Producers and Admins can access the dashboard. Dashboard link in the nav must be hidden from Customers and Guests.</w:t>
+              <w:t xml:space="preserve">Tester must verify: (1) Guests navigating to /Dashboard are redirected to Log In, (2) Customers are redirected to Access Denied, (3) Producers and Admins can access the dashboard. Dashboard link in </w:t>
+            </w:r>
+            <w:r>
+              <w:rPr>
+                <w:rFonts w:eastAsia="Arial" w:cstheme="minorHAnsi"/>
+                <w:color w:val="000000"/>
+                <w:sz w:val="24"/>
+                <w:szCs w:val="24"/>
+              </w:rPr>
+              <w:lastRenderedPageBreak/>
+              <w:t>the nav must be hidden from Customers and Guests.</w:t>
             </w:r>
           </w:p>
           <w:p>
@@ -26599,6 +26471,7 @@
                 <w:sz w:val="24"/>
                 <w:szCs w:val="24"/>
               </w:rPr>
+              <w:lastRenderedPageBreak/>
               <w:t>23/04/26</w:t>
             </w:r>
           </w:p>
@@ -26729,7 +26602,6 @@
                 <w:sz w:val="24"/>
                 <w:szCs w:val="24"/>
               </w:rPr>
-              <w:lastRenderedPageBreak/>
               <w:t>Orders and Products must exist in the database for the logged-in Producer.</w:t>
             </w:r>
           </w:p>
@@ -26843,7 +26715,6 @@
                 <w:sz w:val="24"/>
                 <w:szCs w:val="24"/>
               </w:rPr>
-              <w:lastRenderedPageBreak/>
               <w:t>23/04/26</w:t>
             </w:r>
           </w:p>
@@ -27286,17 +27157,8 @@
                 <w:sz w:val="24"/>
                 <w:szCs w:val="24"/>
               </w:rPr>
-              <w:t xml:space="preserve">Tester must navigate to the Stock tab and verify: (1) all the Producer's products are listed, (2) status badges correctly reflect In Stock (&gt;20), Low Stock (&lt;20) and Out of Stock (0), (3) editing the stock input </w:t>
-            </w:r>
-            <w:r>
-              <w:rPr>
-                <w:rFonts w:eastAsia="Arial" w:cstheme="minorHAnsi"/>
-                <w:color w:val="000000"/>
-                <w:sz w:val="24"/>
-                <w:szCs w:val="24"/>
-              </w:rPr>
               <w:lastRenderedPageBreak/>
-              <w:t>and clicking Save updates the value in the database and refreshes the badge.</w:t>
+              <w:t>Tester must navigate to the Stock tab and verify: (1) all the Producer's products are listed, (2) status badges correctly reflect In Stock (&gt;20), Low Stock (&lt;20) and Out of Stock (0), (3) editing the stock input and clicking Save updates the value in the database and refreshes the badge.</w:t>
             </w:r>
           </w:p>
           <w:p>
@@ -27812,6 +27674,7 @@
                 <w:sz w:val="24"/>
                 <w:szCs w:val="24"/>
               </w:rPr>
+              <w:lastRenderedPageBreak/>
               <w:t>Erroneous</w:t>
             </w:r>
           </w:p>
@@ -27893,6 +27756,7 @@
                 <w:sz w:val="24"/>
                 <w:szCs w:val="24"/>
               </w:rPr>
+              <w:lastRenderedPageBreak/>
               <w:t>23/04/26</w:t>
             </w:r>
           </w:p>
@@ -27982,7 +27846,6 @@
                 <w:sz w:val="24"/>
                 <w:szCs w:val="24"/>
               </w:rPr>
-              <w:lastRenderedPageBreak/>
               <w:t>Security</w:t>
             </w:r>
           </w:p>
@@ -28022,7 +27885,6 @@
                 <w:sz w:val="24"/>
                 <w:szCs w:val="24"/>
               </w:rPr>
-              <w:lastRenderedPageBreak/>
               <w:t>Dashboard Stock tab must be built and functional.</w:t>
             </w:r>
           </w:p>
@@ -28041,7 +27903,6 @@
                 <w:sz w:val="24"/>
                 <w:szCs w:val="24"/>
               </w:rPr>
-              <w:lastRenderedPageBreak/>
               <w:t>At least one product must exist for the logged-in Producer.</w:t>
             </w:r>
           </w:p>
@@ -28155,7 +28016,6 @@
                 <w:sz w:val="24"/>
                 <w:szCs w:val="24"/>
               </w:rPr>
-              <w:lastRenderedPageBreak/>
               <w:t>24/04/26</w:t>
             </w:r>
           </w:p>
@@ -28463,6 +28323,7 @@
                 <w:sz w:val="24"/>
                 <w:szCs w:val="24"/>
               </w:rPr>
+              <w:lastRenderedPageBreak/>
               <w:t>Extreme — price: £999999: must save and display correctly</w:t>
             </w:r>
           </w:p>
@@ -28488,6 +28349,7 @@
                 <w:sz w:val="24"/>
                 <w:szCs w:val="24"/>
               </w:rPr>
+              <w:lastRenderedPageBreak/>
               <w:t>24/04/26</w:t>
             </w:r>
           </w:p>
@@ -28593,7 +28455,6 @@
                 <w:sz w:val="24"/>
                 <w:szCs w:val="24"/>
               </w:rPr>
-              <w:lastRenderedPageBreak/>
               <w:t>Integration</w:t>
             </w:r>
           </w:p>
@@ -28617,7 +28478,6 @@
                 <w:sz w:val="24"/>
                 <w:szCs w:val="24"/>
               </w:rPr>
-              <w:lastRenderedPageBreak/>
               <w:t>Dashboard Orders tab must be built and functional.</w:t>
             </w:r>
           </w:p>
@@ -28636,7 +28496,6 @@
                 <w:sz w:val="24"/>
                 <w:szCs w:val="24"/>
               </w:rPr>
-              <w:lastRenderedPageBreak/>
               <w:t>Orders must exist in the database for the logged-in Producer's products.</w:t>
             </w:r>
           </w:p>
@@ -28750,7 +28609,6 @@
                 <w:sz w:val="24"/>
                 <w:szCs w:val="24"/>
               </w:rPr>
-              <w:lastRenderedPageBreak/>
               <w:t>24/04/26</w:t>
             </w:r>
           </w:p>
@@ -29109,7 +28967,17 @@
                 <w:sz w:val="24"/>
                 <w:szCs w:val="24"/>
               </w:rPr>
-              <w:t>Tester must navigate to the Privacy Policy page and verify all data usage and protection information is displayed. Page must render correctly in both light and dark mode.</w:t>
+              <w:t xml:space="preserve">Tester must navigate to the Privacy Policy page and verify all data usage and protection </w:t>
+            </w:r>
+            <w:r>
+              <w:rPr>
+                <w:rFonts w:eastAsia="Arial" w:cstheme="minorHAnsi"/>
+                <w:color w:val="000000"/>
+                <w:sz w:val="24"/>
+                <w:szCs w:val="24"/>
+              </w:rPr>
+              <w:lastRenderedPageBreak/>
+              <w:t>information is displayed. Page must render correctly in both light and dark mode.</w:t>
             </w:r>
           </w:p>
           <w:p>
@@ -29666,25 +29534,61 @@
                 <w:sz w:val="24"/>
                 <w:szCs w:val="24"/>
               </w:rPr>
-              <w:t>Cookies UI must be built and functional.</w:t>
-            </w:r>
-          </w:p>
-          <w:p>
-            <w:pPr>
-              <w:rPr>
-                <w:rFonts w:cstheme="minorHAnsi"/>
-                <w:sz w:val="24"/>
-                <w:szCs w:val="24"/>
-              </w:rPr>
-            </w:pPr>
-            <w:r>
-              <w:rPr>
-                <w:rFonts w:eastAsia="Arial" w:cstheme="minorHAnsi"/>
-                <w:color w:val="000000"/>
-                <w:sz w:val="24"/>
-                <w:szCs w:val="24"/>
-              </w:rPr>
-              <w:t>Cookie consent must be triggered by JavaScript on first visit.</w:t>
+              <w:t>The cookies</w:t>
+            </w:r>
+            <w:r>
+              <w:rPr>
+                <w:rFonts w:eastAsia="Arial" w:cstheme="minorHAnsi"/>
+                <w:color w:val="000000"/>
+                <w:sz w:val="24"/>
+                <w:szCs w:val="24"/>
+              </w:rPr>
+              <w:t xml:space="preserve"> UI must be built and functional.</w:t>
+            </w:r>
+          </w:p>
+          <w:p>
+            <w:pPr>
+              <w:rPr>
+                <w:rFonts w:cstheme="minorHAnsi"/>
+                <w:sz w:val="24"/>
+                <w:szCs w:val="24"/>
+              </w:rPr>
+            </w:pPr>
+            <w:r>
+              <w:rPr>
+                <w:rFonts w:eastAsia="Arial" w:cstheme="minorHAnsi"/>
+                <w:color w:val="000000"/>
+                <w:sz w:val="24"/>
+                <w:szCs w:val="24"/>
+              </w:rPr>
+              <w:t>JavaScript must trigger cookie consent</w:t>
+            </w:r>
+            <w:r>
+              <w:rPr>
+                <w:rFonts w:eastAsia="Arial" w:cstheme="minorHAnsi"/>
+                <w:color w:val="000000"/>
+                <w:sz w:val="24"/>
+                <w:szCs w:val="24"/>
+              </w:rPr>
+              <w:t xml:space="preserve"> on </w:t>
+            </w:r>
+            <w:r>
+              <w:rPr>
+                <w:rFonts w:eastAsia="Arial" w:cstheme="minorHAnsi"/>
+                <w:color w:val="000000"/>
+                <w:sz w:val="24"/>
+                <w:szCs w:val="24"/>
+              </w:rPr>
+              <w:t xml:space="preserve">the </w:t>
+            </w:r>
+            <w:r>
+              <w:rPr>
+                <w:rFonts w:eastAsia="Arial" w:cstheme="minorHAnsi"/>
+                <w:color w:val="000000"/>
+                <w:sz w:val="24"/>
+                <w:szCs w:val="24"/>
+              </w:rPr>
+              <w:t>first visit.</w:t>
             </w:r>
           </w:p>
           <w:p>
@@ -29719,7 +29623,16 @@
                 <w:sz w:val="24"/>
                 <w:szCs w:val="24"/>
               </w:rPr>
-              <w:t xml:space="preserve">Tester must clear cookies and open the site as a new visitor. Tester must verify: (1) the cookie banner appears, (2) clicking Accept All dismisses the banner and stores consent, (3) clicking Decline </w:t>
+              <w:t>The tester</w:t>
+            </w:r>
+            <w:r>
+              <w:rPr>
+                <w:rFonts w:eastAsia="Arial" w:cstheme="minorHAnsi"/>
+                <w:color w:val="000000"/>
+                <w:sz w:val="24"/>
+                <w:szCs w:val="24"/>
+              </w:rPr>
+              <w:t xml:space="preserve"> must clear cookies and open the site as a new visitor. Tester must verify: (1) </w:t>
             </w:r>
             <w:r>
               <w:rPr>
@@ -29729,7 +29642,7 @@
                 <w:szCs w:val="24"/>
               </w:rPr>
               <w:lastRenderedPageBreak/>
-              <w:t>All dismisses the banner and stores the refusal, (4) the banner does not reappear on subsequent visits until cookies are cleared.</w:t>
+              <w:t>the cookie banner appears, (2) clicking Accept All dismisses the banner and stores consent, (3) clicking Decline All dismisses the banner and stores the refusal, (4) the banner does not reappear on subsequent visits until cookies are cleared.</w:t>
             </w:r>
           </w:p>
           <w:p>
@@ -30005,7 +29918,7 @@
 </file>
 
 <file path=word/numbering.xml><?xml version="1.0" encoding="utf-8"?>
-<w:numbering xmlns:wpc="http://schemas.microsoft.com/office/word/2010/wordprocessingCanvas" xmlns:cx="http://schemas.microsoft.com/office/drawing/2014/chartex" xmlns:cx1="http://schemas.microsoft.com/office/drawing/2015/9/8/chartex" xmlns:cx2="http://schemas.microsoft.com/office/drawing/2015/10/21/chartex" xmlns:cx3="http://schemas.microsoft.com/office/drawing/2016/5/9/chartex" xmlns:cx4="http://schemas.microsoft.com/office/drawing/2016/5/10/chartex" xmlns:cx5="http://schemas.microsoft.com/office/drawing/2016/5/11/chartex" xmlns:cx6="http://schemas.microsoft.com/office/drawing/2016/5/12/chartex" xmlns:cx7="http://schemas.microsoft.com/office/drawing/2016/5/13/chartex" xmlns:cx8="http://schemas.microsoft.com/office/drawing/2016/5/14/chartex" xmlns:mc="http://schemas.openxmlformats.org/markup-compatibility/2006" xmlns:aink="http://schemas.microsoft.com/office/drawing/2016/ink" xmlns:am3d="http://schemas.microsoft.com/office/drawing/2017/model3d" xmlns:o="urn:schemas-microsoft-com:office:office" xmlns:r="http://schemas.openxmlformats.org/officeDocument/2006/relationships" xmlns:m="http://schemas.openxmlformats.org/officeDocument/2006/math" xmlns:v="urn:schemas-microsoft-com:vml" xmlns:wp14="http://schemas.microsoft.com/office/word/2010/wordprocessingDrawing" xmlns:wp="http://schemas.openxmlformats.org/drawingml/2006/wordprocessingDrawing" xmlns:w10="urn:schemas-microsoft-com:office:word" xmlns:w="http://schemas.openxmlformats.org/wordprocessingml/2006/main" xmlns:w14="http://schemas.microsoft.com/office/word/2010/wordml" xmlns:w15="http://schemas.microsoft.com/office/word/2012/wordml" xmlns:w16cex="http://schemas.microsoft.com/office/word/2018/wordml/cex" xmlns:w16cid="http://schemas.microsoft.com/office/word/2016/wordml/cid" xmlns:w16="http://schemas.microsoft.com/office/word/2018/wordml" xmlns:w16sdtdh="http://schemas.microsoft.com/office/word/2020/wordml/sdtdatahash" xmlns:w16se="http://schemas.microsoft.com/office/word/2015/wordml/symex" xmlns:wpg="http://schemas.microsoft.com/office/word/2010/wordprocessingGroup" xmlns:wpi="http://schemas.microsoft.com/office/word/2010/wordprocessingInk" xmlns:wne="http://schemas.microsoft.com/office/word/2006/wordml" xmlns:wps="http://schemas.microsoft.com/office/word/2010/wordprocessingShape" mc:Ignorable="w14 w15 w16se w16cid w16 w16cex w16sdtdh wp14">
+<w:numbering xmlns:wpc="http://schemas.microsoft.com/office/word/2010/wordprocessingCanvas" xmlns:cx="http://schemas.microsoft.com/office/drawing/2014/chartex" xmlns:cx1="http://schemas.microsoft.com/office/drawing/2015/9/8/chartex" xmlns:cx2="http://schemas.microsoft.com/office/drawing/2015/10/21/chartex" xmlns:cx3="http://schemas.microsoft.com/office/drawing/2016/5/9/chartex" xmlns:cx4="http://schemas.microsoft.com/office/drawing/2016/5/10/chartex" xmlns:cx5="http://schemas.microsoft.com/office/drawing/2016/5/11/chartex" xmlns:cx6="http://schemas.microsoft.com/office/drawing/2016/5/12/chartex" xmlns:cx7="http://schemas.microsoft.com/office/drawing/2016/5/13/chartex" xmlns:cx8="http://schemas.microsoft.com/office/drawing/2016/5/14/chartex" xmlns:mc="http://schemas.openxmlformats.org/markup-compatibility/2006" xmlns:aink="http://schemas.microsoft.com/office/drawing/2016/ink" xmlns:am3d="http://schemas.microsoft.com/office/drawing/2017/model3d" xmlns:o="urn:schemas-microsoft-com:office:office" xmlns:oel="http://schemas.microsoft.com/office/2019/extlst" xmlns:r="http://schemas.openxmlformats.org/officeDocument/2006/relationships" xmlns:m="http://schemas.openxmlformats.org/officeDocument/2006/math" xmlns:v="urn:schemas-microsoft-com:vml" xmlns:wp14="http://schemas.microsoft.com/office/word/2010/wordprocessingDrawing" xmlns:wp="http://schemas.openxmlformats.org/drawingml/2006/wordprocessingDrawing" xmlns:w10="urn:schemas-microsoft-com:office:word" xmlns:w="http://schemas.openxmlformats.org/wordprocessingml/2006/main" xmlns:w14="http://schemas.microsoft.com/office/word/2010/wordml" xmlns:w15="http://schemas.microsoft.com/office/word/2012/wordml" xmlns:w16cex="http://schemas.microsoft.com/office/word/2018/wordml/cex" xmlns:w16cid="http://schemas.microsoft.com/office/word/2016/wordml/cid" xmlns:w16="http://schemas.microsoft.com/office/word/2018/wordml" xmlns:w16du="http://schemas.microsoft.com/office/word/2023/wordml/word16du" xmlns:w16sdtdh="http://schemas.microsoft.com/office/word/2020/wordml/sdtdatahash" xmlns:w16sdtfl="http://schemas.microsoft.com/office/word/2024/wordml/sdtformatlock" xmlns:w16se="http://schemas.microsoft.com/office/word/2015/wordml/symex" xmlns:wpg="http://schemas.microsoft.com/office/word/2010/wordprocessingGroup" xmlns:wpi="http://schemas.microsoft.com/office/word/2010/wordprocessingInk" xmlns:wne="http://schemas.microsoft.com/office/word/2006/wordml" xmlns:wps="http://schemas.microsoft.com/office/word/2010/wordprocessingShape" mc:Ignorable="w14 w15 w16se w16cid w16 w16cex w16sdtdh w16sdtfl w16du wp14">
   <w:abstractNum w:abstractNumId="0" w15:restartNumberingAfterBreak="0">
     <w:nsid w:val="000E540B"/>
     <w:multiLevelType w:val="hybridMultilevel"/>
@@ -30345,20 +30258,20 @@
       </w:rPr>
     </w:lvl>
   </w:abstractNum>
-  <w:num w:numId="1">
+  <w:num w:numId="1" w16cid:durableId="793986679">
     <w:abstractNumId w:val="2"/>
   </w:num>
-  <w:num w:numId="2">
+  <w:num w:numId="2" w16cid:durableId="1360160092">
     <w:abstractNumId w:val="0"/>
   </w:num>
-  <w:num w:numId="3">
+  <w:num w:numId="3" w16cid:durableId="472067943">
     <w:abstractNumId w:val="1"/>
   </w:num>
 </w:numbering>
 </file>
 
 <file path=word/styles.xml><?xml version="1.0" encoding="utf-8"?>
-<w:styles xmlns:mc="http://schemas.openxmlformats.org/markup-compatibility/2006" xmlns:r="http://schemas.openxmlformats.org/officeDocument/2006/relationships" xmlns:w="http://schemas.openxmlformats.org/wordprocessingml/2006/main" xmlns:w14="http://schemas.microsoft.com/office/word/2010/wordml" xmlns:w15="http://schemas.microsoft.com/office/word/2012/wordml" xmlns:w16cex="http://schemas.microsoft.com/office/word/2018/wordml/cex" xmlns:w16cid="http://schemas.microsoft.com/office/word/2016/wordml/cid" xmlns:w16="http://schemas.microsoft.com/office/word/2018/wordml" xmlns:w16sdtdh="http://schemas.microsoft.com/office/word/2020/wordml/sdtdatahash" xmlns:w16se="http://schemas.microsoft.com/office/word/2015/wordml/symex" mc:Ignorable="w14 w15 w16se w16cid w16 w16cex w16sdtdh">
+<w:styles xmlns:mc="http://schemas.openxmlformats.org/markup-compatibility/2006" xmlns:r="http://schemas.openxmlformats.org/officeDocument/2006/relationships" xmlns:w="http://schemas.openxmlformats.org/wordprocessingml/2006/main" xmlns:w14="http://schemas.microsoft.com/office/word/2010/wordml" xmlns:w15="http://schemas.microsoft.com/office/word/2012/wordml" xmlns:w16cex="http://schemas.microsoft.com/office/word/2018/wordml/cex" xmlns:w16cid="http://schemas.microsoft.com/office/word/2016/wordml/cid" xmlns:w16="http://schemas.microsoft.com/office/word/2018/wordml" xmlns:w16du="http://schemas.microsoft.com/office/word/2023/wordml/word16du" xmlns:w16sdtdh="http://schemas.microsoft.com/office/word/2020/wordml/sdtdatahash" xmlns:w16sdtfl="http://schemas.microsoft.com/office/word/2024/wordml/sdtformatlock" xmlns:w16se="http://schemas.microsoft.com/office/word/2015/wordml/symex" mc:Ignorable="w14 w15 w16se w16cid w16 w16cex w16sdtdh w16sdtfl w16du">
   <w:docDefaults>
     <w:rPrDefault>
       <w:rPr>
@@ -30977,6 +30890,30 @@
       <w:contextualSpacing/>
     </w:pPr>
   </w:style>
+  <w:style w:type="character" w:styleId="UnresolvedMention">
+    <w:name w:val="Unresolved Mention"/>
+    <w:basedOn w:val="DefaultParagraphFont"/>
+    <w:uiPriority w:val="99"/>
+    <w:semiHidden/>
+    <w:unhideWhenUsed/>
+    <w:rsid w:val="0005354C"/>
+    <w:rPr>
+      <w:color w:val="605E5C"/>
+      <w:shd w:val="clear" w:color="auto" w:fill="E1DFDD"/>
+    </w:rPr>
+  </w:style>
+  <w:style w:type="character" w:styleId="FollowedHyperlink">
+    <w:name w:val="FollowedHyperlink"/>
+    <w:basedOn w:val="DefaultParagraphFont"/>
+    <w:uiPriority w:val="99"/>
+    <w:semiHidden/>
+    <w:unhideWhenUsed/>
+    <w:rsid w:val="0005354C"/>
+    <w:rPr>
+      <w:color w:val="954F72" w:themeColor="followedHyperlink"/>
+      <w:u w:val="single"/>
+    </w:rPr>
+  </w:style>
 </w:styles>
 </file>
 
